--- a/text/my-text/курсовая.docx
+++ b/text/my-text/курсовая.docx
@@ -1,9 +1,801 @@
 
 <file path=word/document.xml><?xml version="1.0" encoding="utf-8"?>
-<w:document xmlns:wpc="http://schemas.microsoft.com/office/word/2010/wordprocessingCanvas" xmlns:cx="http://schemas.microsoft.com/office/drawing/2014/chartex" xmlns:cx1="http://schemas.microsoft.com/office/drawing/2015/9/8/chartex" xmlns:cx2="http://schemas.microsoft.com/office/drawing/2015/10/21/chartex" xmlns:cx3="http://schemas.microsoft.com/office/drawing/2016/5/9/chartex" xmlns:cx4="http://schemas.microsoft.com/office/drawing/2016/5/10/chartex" xmlns:cx5="http://schemas.microsoft.com/office/drawing/2016/5/11/chartex" xmlns:cx6="http://schemas.microsoft.com/office/drawing/2016/5/12/chartex" xmlns:cx7="http://schemas.microsoft.com/office/drawing/2016/5/13/chartex" xmlns:cx8="http://schemas.microsoft.com/office/drawing/2016/5/14/chartex" xmlns:mc="http://schemas.openxmlformats.org/markup-compatibility/2006" xmlns:aink="http://schemas.microsoft.com/office/drawing/2016/ink" xmlns:am3d="http://schemas.microsoft.com/office/drawing/2017/model3d" xmlns:o="urn:schemas-microsoft-com:office:office" xmlns:r="http://schemas.openxmlformats.org/officeDocument/2006/relationships" xmlns:m="http://schemas.openxmlformats.org/officeDocument/2006/math" xmlns:v="urn:schemas-microsoft-com:vml" xmlns:wp14="http://schemas.microsoft.com/office/word/2010/wordprocessingDrawing" xmlns:wp="http://schemas.openxmlformats.org/drawingml/2006/wordprocessingDrawing" xmlns:w10="urn:schemas-microsoft-com:office:word" xmlns:w="http://schemas.openxmlformats.org/wordprocessingml/2006/main" xmlns:w14="http://schemas.microsoft.com/office/word/2010/wordml" xmlns:w15="http://schemas.microsoft.com/office/word/2012/wordml" xmlns:w16cex="http://schemas.microsoft.com/office/word/2018/wordml/cex" xmlns:w16cid="http://schemas.microsoft.com/office/word/2016/wordml/cid" xmlns:w16="http://schemas.microsoft.com/office/word/2018/wordml" xmlns:w16sdtdh="http://schemas.microsoft.com/office/word/2020/wordml/sdtdatahash" xmlns:w16se="http://schemas.microsoft.com/office/word/2015/wordml/symex" xmlns:wpg="http://schemas.microsoft.com/office/word/2010/wordprocessingGroup" xmlns:wpi="http://schemas.microsoft.com/office/word/2010/wordprocessingInk" xmlns:wne="http://schemas.microsoft.com/office/word/2006/wordml" xmlns:wps="http://schemas.microsoft.com/office/word/2010/wordprocessingShape" mc:Ignorable="w14 w15 w16se w16cid w16 w16cex w16sdtdh wp14">
+<w:document xmlns:wpc="http://schemas.microsoft.com/office/word/2010/wordprocessingCanvas" xmlns:cx="http://schemas.microsoft.com/office/drawing/2014/chartex" xmlns:cx1="http://schemas.microsoft.com/office/drawing/2015/9/8/chartex" xmlns:cx2="http://schemas.microsoft.com/office/drawing/2015/10/21/chartex" xmlns:cx3="http://schemas.microsoft.com/office/drawing/2016/5/9/chartex" xmlns:cx4="http://schemas.microsoft.com/office/drawing/2016/5/10/chartex" xmlns:cx5="http://schemas.microsoft.com/office/drawing/2016/5/11/chartex" xmlns:cx6="http://schemas.microsoft.com/office/drawing/2016/5/12/chartex" xmlns:cx7="http://schemas.microsoft.com/office/drawing/2016/5/13/chartex" xmlns:cx8="http://schemas.microsoft.com/office/drawing/2016/5/14/chartex" xmlns:mc="http://schemas.openxmlformats.org/markup-compatibility/2006" xmlns:aink="http://schemas.microsoft.com/office/drawing/2016/ink" xmlns:am3d="http://schemas.microsoft.com/office/drawing/2017/model3d" xmlns:o="urn:schemas-microsoft-com:office:office" xmlns:oel="http://schemas.microsoft.com/office/2019/extlst" xmlns:r="http://schemas.openxmlformats.org/officeDocument/2006/relationships" xmlns:m="http://schemas.openxmlformats.org/officeDocument/2006/math" xmlns:v="urn:schemas-microsoft-com:vml" xmlns:wp14="http://schemas.microsoft.com/office/word/2010/wordprocessingDrawing" xmlns:wp="http://schemas.openxmlformats.org/drawingml/2006/wordprocessingDrawing" xmlns:w10="urn:schemas-microsoft-com:office:word" xmlns:w="http://schemas.openxmlformats.org/wordprocessingml/2006/main" xmlns:w14="http://schemas.microsoft.com/office/word/2010/wordml" xmlns:w15="http://schemas.microsoft.com/office/word/2012/wordml" xmlns:w16cex="http://schemas.microsoft.com/office/word/2018/wordml/cex" xmlns:w16cid="http://schemas.microsoft.com/office/word/2016/wordml/cid" xmlns:w16="http://schemas.microsoft.com/office/word/2018/wordml" xmlns:w16du="http://schemas.microsoft.com/office/word/2023/wordml/word16du" xmlns:w16sdtdh="http://schemas.microsoft.com/office/word/2020/wordml/sdtdatahash" xmlns:w16sdtfl="http://schemas.microsoft.com/office/word/2024/wordml/sdtformatlock" xmlns:w16se="http://schemas.microsoft.com/office/word/2015/wordml/symex" xmlns:wpg="http://schemas.microsoft.com/office/word/2010/wordprocessingGroup" xmlns:wpi="http://schemas.microsoft.com/office/word/2010/wordprocessingInk" xmlns:wne="http://schemas.microsoft.com/office/word/2006/wordml" xmlns:wps="http://schemas.microsoft.com/office/word/2010/wordprocessingShape" mc:Ignorable="w14 w15 w16se w16cid w16 w16cex w16sdtdh w16sdtfl w16du wp14">
   <w:body>
     <w:p>
       <w:pPr>
+        <w:autoSpaceDE w:val="0"/>
+        <w:autoSpaceDN w:val="0"/>
+        <w:adjustRightInd w:val="0"/>
+        <w:spacing w:after="0" w:line="360" w:lineRule="auto"/>
+        <w:jc w:val="center"/>
+        <w:rPr>
+          <w:rFonts w:ascii="Times New Roman" w:eastAsia="Calibri" w:hAnsi="Times New Roman" w:cs="Times New Roman"/>
+          <w:bCs/>
+          <w:sz w:val="28"/>
+          <w:szCs w:val="28"/>
+        </w:rPr>
+      </w:pPr>
+      <w:r>
+        <w:rPr>
+          <w:rFonts w:ascii="Times New Roman" w:eastAsia="Calibri" w:hAnsi="Times New Roman" w:cs="Times New Roman"/>
+          <w:bCs/>
+          <w:sz w:val="28"/>
+          <w:szCs w:val="28"/>
+        </w:rPr>
+        <w:t xml:space="preserve">Автономная некоммерческая организация высшего образования </w:t>
+      </w:r>
+      <w:r>
+        <w:rPr>
+          <w:rFonts w:ascii="Times New Roman" w:eastAsia="Calibri" w:hAnsi="Times New Roman" w:cs="Times New Roman"/>
+          <w:bCs/>
+          <w:sz w:val="28"/>
+          <w:szCs w:val="28"/>
+        </w:rPr>
+        <w:br/>
+        <w:t xml:space="preserve">«Русский университет </w:t>
+      </w:r>
+      <w:proofErr w:type="spellStart"/>
+      <w:r>
+        <w:rPr>
+          <w:rFonts w:ascii="Times New Roman" w:eastAsia="Calibri" w:hAnsi="Times New Roman" w:cs="Times New Roman"/>
+          <w:bCs/>
+          <w:sz w:val="28"/>
+          <w:szCs w:val="28"/>
+        </w:rPr>
+        <w:t>метатехнологий</w:t>
+      </w:r>
+      <w:proofErr w:type="spellEnd"/>
+      <w:r>
+        <w:rPr>
+          <w:rFonts w:ascii="Times New Roman" w:eastAsia="Calibri" w:hAnsi="Times New Roman" w:cs="Times New Roman"/>
+          <w:bCs/>
+          <w:sz w:val="28"/>
+          <w:szCs w:val="28"/>
+        </w:rPr>
+        <w:t>»</w:t>
+      </w:r>
+    </w:p>
+    <w:p>
+      <w:pPr>
+        <w:autoSpaceDE w:val="0"/>
+        <w:autoSpaceDN w:val="0"/>
+        <w:adjustRightInd w:val="0"/>
+        <w:spacing w:after="0" w:line="360" w:lineRule="auto"/>
+        <w:jc w:val="center"/>
+        <w:rPr>
+          <w:rFonts w:ascii="Times New Roman" w:eastAsia="Calibri" w:hAnsi="Times New Roman" w:cs="Times New Roman"/>
+          <w:bCs/>
+          <w:sz w:val="28"/>
+          <w:szCs w:val="28"/>
+        </w:rPr>
+      </w:pPr>
+      <w:r>
+        <w:rPr>
+          <w:rFonts w:ascii="Times New Roman" w:eastAsia="Calibri" w:hAnsi="Times New Roman" w:cs="Times New Roman"/>
+          <w:bCs/>
+          <w:sz w:val="28"/>
+          <w:szCs w:val="28"/>
+        </w:rPr>
+        <w:t>Кафедра программных систем</w:t>
+      </w:r>
+    </w:p>
+    <w:p>
+      <w:pPr>
+        <w:autoSpaceDE w:val="0"/>
+        <w:autoSpaceDN w:val="0"/>
+        <w:adjustRightInd w:val="0"/>
+        <w:spacing w:after="0" w:line="360" w:lineRule="auto"/>
+        <w:jc w:val="center"/>
+        <w:rPr>
+          <w:rFonts w:ascii="Times New Roman" w:eastAsia="Calibri" w:hAnsi="Times New Roman" w:cs="Times New Roman"/>
+          <w:bCs/>
+          <w:sz w:val="28"/>
+          <w:szCs w:val="28"/>
+        </w:rPr>
+      </w:pPr>
+    </w:p>
+    <w:p>
+      <w:pPr>
+        <w:autoSpaceDE w:val="0"/>
+        <w:autoSpaceDN w:val="0"/>
+        <w:adjustRightInd w:val="0"/>
+        <w:spacing w:after="0" w:line="360" w:lineRule="auto"/>
+        <w:jc w:val="center"/>
+        <w:rPr>
+          <w:rFonts w:ascii="Times New Roman" w:eastAsia="Calibri" w:hAnsi="Times New Roman" w:cs="Times New Roman"/>
+          <w:bCs/>
+          <w:sz w:val="28"/>
+          <w:szCs w:val="28"/>
+        </w:rPr>
+      </w:pPr>
+      <w:r>
+        <w:rPr>
+          <w:rFonts w:ascii="Times New Roman" w:eastAsia="Calibri" w:hAnsi="Times New Roman" w:cs="Times New Roman"/>
+          <w:bCs/>
+          <w:sz w:val="28"/>
+          <w:szCs w:val="28"/>
+        </w:rPr>
+        <w:t>Направление подготовки: 09.03.04</w:t>
+      </w:r>
+      <w:r>
+        <w:rPr>
+          <w:rFonts w:ascii="Times New Roman" w:eastAsia="Calibri" w:hAnsi="Times New Roman" w:cs="Times New Roman"/>
+          <w:bCs/>
+          <w:sz w:val="28"/>
+          <w:szCs w:val="28"/>
+        </w:rPr>
+        <w:tab/>
+        <w:t>Программная инженерия</w:t>
+      </w:r>
+    </w:p>
+    <w:p>
+      <w:pPr>
+        <w:autoSpaceDE w:val="0"/>
+        <w:autoSpaceDN w:val="0"/>
+        <w:adjustRightInd w:val="0"/>
+        <w:spacing w:after="0" w:line="360" w:lineRule="auto"/>
+        <w:jc w:val="center"/>
+        <w:rPr>
+          <w:rFonts w:ascii="Times New Roman" w:eastAsia="Calibri" w:hAnsi="Times New Roman" w:cs="Times New Roman"/>
+          <w:bCs/>
+          <w:sz w:val="28"/>
+          <w:szCs w:val="28"/>
+        </w:rPr>
+      </w:pPr>
+      <w:r>
+        <w:rPr>
+          <w:rFonts w:ascii="Times New Roman" w:eastAsia="Calibri" w:hAnsi="Times New Roman" w:cs="Times New Roman"/>
+          <w:bCs/>
+          <w:sz w:val="28"/>
+          <w:szCs w:val="28"/>
+        </w:rPr>
+        <w:t>Профиль подготовки: Проектирование и разработка программных систем</w:t>
+      </w:r>
+    </w:p>
+    <w:p>
+      <w:pPr>
+        <w:autoSpaceDE w:val="0"/>
+        <w:autoSpaceDN w:val="0"/>
+        <w:adjustRightInd w:val="0"/>
+        <w:spacing w:after="0" w:line="360" w:lineRule="auto"/>
+        <w:jc w:val="center"/>
+        <w:rPr>
+          <w:rFonts w:ascii="Times New Roman" w:eastAsia="Calibri" w:hAnsi="Times New Roman" w:cs="Times New Roman"/>
+          <w:bCs/>
+          <w:sz w:val="28"/>
+          <w:szCs w:val="28"/>
+        </w:rPr>
+      </w:pPr>
+    </w:p>
+    <w:p>
+      <w:pPr>
+        <w:autoSpaceDE w:val="0"/>
+        <w:autoSpaceDN w:val="0"/>
+        <w:adjustRightInd w:val="0"/>
+        <w:spacing w:after="0" w:line="360" w:lineRule="auto"/>
+        <w:jc w:val="center"/>
+        <w:rPr>
+          <w:rFonts w:ascii="Times New Roman" w:eastAsia="Calibri" w:hAnsi="Times New Roman" w:cs="Times New Roman"/>
+          <w:bCs/>
+          <w:sz w:val="28"/>
+          <w:szCs w:val="28"/>
+        </w:rPr>
+      </w:pPr>
+    </w:p>
+    <w:p>
+      <w:pPr>
+        <w:autoSpaceDE w:val="0"/>
+        <w:autoSpaceDN w:val="0"/>
+        <w:adjustRightInd w:val="0"/>
+        <w:spacing w:after="0" w:line="360" w:lineRule="auto"/>
+        <w:jc w:val="center"/>
+        <w:rPr>
+          <w:rFonts w:ascii="Times New Roman" w:eastAsia="Calibri" w:hAnsi="Times New Roman" w:cs="Times New Roman"/>
+          <w:bCs/>
+          <w:sz w:val="28"/>
+          <w:szCs w:val="28"/>
+        </w:rPr>
+      </w:pPr>
+      <w:r>
+        <w:rPr>
+          <w:rFonts w:ascii="Times New Roman" w:eastAsia="Calibri" w:hAnsi="Times New Roman" w:cs="Times New Roman"/>
+          <w:bCs/>
+          <w:sz w:val="28"/>
+          <w:szCs w:val="28"/>
+        </w:rPr>
+        <w:t>ПОЯСНИТЕЛЬНАЯ ЗАПИСКА К КУРСОВОЙ РАБОТЕ</w:t>
+      </w:r>
+    </w:p>
+    <w:p>
+      <w:pPr>
+        <w:autoSpaceDE w:val="0"/>
+        <w:autoSpaceDN w:val="0"/>
+        <w:adjustRightInd w:val="0"/>
+        <w:spacing w:after="0" w:line="360" w:lineRule="auto"/>
+        <w:jc w:val="center"/>
+        <w:rPr>
+          <w:rFonts w:ascii="Times New Roman" w:eastAsia="Calibri" w:hAnsi="Times New Roman" w:cs="Times New Roman"/>
+          <w:bCs/>
+          <w:sz w:val="28"/>
+          <w:szCs w:val="28"/>
+        </w:rPr>
+      </w:pPr>
+      <w:r>
+        <w:rPr>
+          <w:rFonts w:ascii="Times New Roman" w:eastAsia="Calibri" w:hAnsi="Times New Roman" w:cs="Times New Roman"/>
+          <w:bCs/>
+          <w:sz w:val="28"/>
+          <w:szCs w:val="28"/>
+        </w:rPr>
+        <w:t>на тему:</w:t>
+      </w:r>
+    </w:p>
+    <w:p>
+      <w:pPr>
+        <w:autoSpaceDE w:val="0"/>
+        <w:autoSpaceDN w:val="0"/>
+        <w:adjustRightInd w:val="0"/>
+        <w:spacing w:after="0" w:line="360" w:lineRule="auto"/>
+        <w:jc w:val="center"/>
+        <w:rPr>
+          <w:rFonts w:ascii="Times New Roman" w:eastAsia="Calibri" w:hAnsi="Times New Roman" w:cs="Times New Roman"/>
+          <w:b/>
+          <w:bCs/>
+          <w:sz w:val="28"/>
+          <w:szCs w:val="28"/>
+        </w:rPr>
+      </w:pPr>
+      <w:r>
+        <w:rPr>
+          <w:rFonts w:ascii="Times New Roman" w:eastAsia="Calibri" w:hAnsi="Times New Roman" w:cs="Times New Roman"/>
+          <w:b/>
+          <w:bCs/>
+          <w:sz w:val="28"/>
+          <w:szCs w:val="28"/>
+        </w:rPr>
+        <w:t>«»</w:t>
+      </w:r>
+    </w:p>
+    <w:p>
+      <w:pPr>
+        <w:autoSpaceDE w:val="0"/>
+        <w:autoSpaceDN w:val="0"/>
+        <w:adjustRightInd w:val="0"/>
+        <w:spacing w:after="0" w:line="360" w:lineRule="auto"/>
+        <w:ind w:firstLine="709"/>
+        <w:jc w:val="center"/>
+        <w:rPr>
+          <w:rFonts w:ascii="Times New Roman" w:eastAsia="Calibri" w:hAnsi="Times New Roman" w:cs="Times New Roman"/>
+          <w:bCs/>
+          <w:sz w:val="28"/>
+          <w:szCs w:val="28"/>
+        </w:rPr>
+      </w:pPr>
+    </w:p>
+    <w:p>
+      <w:pPr>
+        <w:autoSpaceDE w:val="0"/>
+        <w:autoSpaceDN w:val="0"/>
+        <w:adjustRightInd w:val="0"/>
+        <w:spacing w:after="0" w:line="360" w:lineRule="auto"/>
+        <w:ind w:firstLine="709"/>
+        <w:jc w:val="center"/>
+        <w:rPr>
+          <w:rFonts w:ascii="Times New Roman" w:eastAsia="Calibri" w:hAnsi="Times New Roman" w:cs="Times New Roman"/>
+          <w:bCs/>
+          <w:sz w:val="28"/>
+          <w:szCs w:val="28"/>
+        </w:rPr>
+      </w:pPr>
+    </w:p>
+    <w:p>
+      <w:pPr>
+        <w:autoSpaceDE w:val="0"/>
+        <w:autoSpaceDN w:val="0"/>
+        <w:adjustRightInd w:val="0"/>
+        <w:spacing w:after="0" w:line="360" w:lineRule="auto"/>
+        <w:ind w:firstLine="709"/>
+        <w:jc w:val="center"/>
+        <w:rPr>
+          <w:rFonts w:ascii="Times New Roman" w:eastAsia="Calibri" w:hAnsi="Times New Roman" w:cs="Times New Roman"/>
+          <w:bCs/>
+          <w:sz w:val="28"/>
+          <w:szCs w:val="28"/>
+        </w:rPr>
+      </w:pPr>
+    </w:p>
+    <w:p>
+      <w:pPr>
+        <w:autoSpaceDE w:val="0"/>
+        <w:autoSpaceDN w:val="0"/>
+        <w:adjustRightInd w:val="0"/>
+        <w:spacing w:after="0" w:line="360" w:lineRule="auto"/>
+        <w:ind w:firstLine="709"/>
+        <w:jc w:val="center"/>
+        <w:rPr>
+          <w:rFonts w:ascii="Times New Roman" w:eastAsia="Calibri" w:hAnsi="Times New Roman" w:cs="Times New Roman"/>
+          <w:bCs/>
+          <w:sz w:val="28"/>
+          <w:szCs w:val="28"/>
+        </w:rPr>
+      </w:pPr>
+    </w:p>
+    <w:tbl>
+      <w:tblPr>
+        <w:tblStyle w:val="a4"/>
+        <w:tblW w:w="0" w:type="auto"/>
+        <w:tblInd w:w="4390" w:type="dxa"/>
+        <w:tblBorders>
+          <w:top w:val="none" w:sz="0" w:space="0" w:color="auto"/>
+          <w:left w:val="none" w:sz="0" w:space="0" w:color="auto"/>
+          <w:bottom w:val="none" w:sz="0" w:space="0" w:color="auto"/>
+          <w:right w:val="none" w:sz="0" w:space="0" w:color="auto"/>
+          <w:insideH w:val="none" w:sz="0" w:space="0" w:color="auto"/>
+          <w:insideV w:val="none" w:sz="0" w:space="0" w:color="auto"/>
+        </w:tblBorders>
+        <w:tblLook w:val="04A0" w:firstRow="1" w:lastRow="0" w:firstColumn="1" w:lastColumn="0" w:noHBand="0" w:noVBand="1"/>
+      </w:tblPr>
+      <w:tblGrid>
+        <w:gridCol w:w="4954"/>
+      </w:tblGrid>
+      <w:tr>
+        <w:tc>
+          <w:tcPr>
+            <w:tcW w:w="4954" w:type="dxa"/>
+          </w:tcPr>
+          <w:p>
+            <w:pPr>
+              <w:autoSpaceDE w:val="0"/>
+              <w:autoSpaceDN w:val="0"/>
+              <w:adjustRightInd w:val="0"/>
+              <w:spacing w:line="360" w:lineRule="auto"/>
+              <w:rPr>
+                <w:rFonts w:ascii="Times New Roman" w:eastAsia="Calibri" w:hAnsi="Times New Roman" w:cs="Times New Roman"/>
+                <w:bCs/>
+                <w:sz w:val="28"/>
+                <w:szCs w:val="28"/>
+              </w:rPr>
+            </w:pPr>
+            <w:r>
+              <w:rPr>
+                <w:rFonts w:ascii="Times New Roman" w:eastAsia="Calibri" w:hAnsi="Times New Roman" w:cs="Times New Roman"/>
+                <w:bCs/>
+                <w:sz w:val="28"/>
+                <w:szCs w:val="28"/>
+              </w:rPr>
+              <w:t>Выполнил:</w:t>
+            </w:r>
+          </w:p>
+          <w:p>
+            <w:pPr>
+              <w:autoSpaceDE w:val="0"/>
+              <w:autoSpaceDN w:val="0"/>
+              <w:adjustRightInd w:val="0"/>
+              <w:spacing w:after="120" w:line="360" w:lineRule="auto"/>
+              <w:jc w:val="both"/>
+              <w:rPr>
+                <w:rFonts w:ascii="Times New Roman" w:eastAsia="Calibri" w:hAnsi="Times New Roman" w:cs="Times New Roman"/>
+                <w:bCs/>
+                <w:sz w:val="28"/>
+                <w:szCs w:val="28"/>
+              </w:rPr>
+            </w:pPr>
+            <w:r>
+              <w:rPr>
+                <w:rFonts w:ascii="Times New Roman" w:eastAsia="Calibri" w:hAnsi="Times New Roman" w:cs="Times New Roman"/>
+                <w:bCs/>
+                <w:sz w:val="28"/>
+                <w:szCs w:val="28"/>
+              </w:rPr>
+              <w:t>студент группы ПС–21</w:t>
+            </w:r>
+          </w:p>
+          <w:p>
+            <w:pPr>
+              <w:autoSpaceDE w:val="0"/>
+              <w:autoSpaceDN w:val="0"/>
+              <w:adjustRightInd w:val="0"/>
+              <w:spacing w:after="120" w:line="360" w:lineRule="auto"/>
+              <w:jc w:val="both"/>
+              <w:rPr>
+                <w:rFonts w:ascii="Times New Roman" w:eastAsia="Calibri" w:hAnsi="Times New Roman" w:cs="Times New Roman"/>
+                <w:bCs/>
+                <w:sz w:val="28"/>
+                <w:szCs w:val="28"/>
+              </w:rPr>
+            </w:pPr>
+            <w:r>
+              <w:rPr>
+                <w:rFonts w:ascii="Times New Roman" w:eastAsia="Calibri" w:hAnsi="Times New Roman" w:cs="Times New Roman"/>
+                <w:bCs/>
+                <w:sz w:val="28"/>
+                <w:szCs w:val="28"/>
+              </w:rPr>
+              <w:t>очной формы обучения</w:t>
+            </w:r>
+          </w:p>
+          <w:p>
+            <w:pPr>
+              <w:autoSpaceDE w:val="0"/>
+              <w:autoSpaceDN w:val="0"/>
+              <w:adjustRightInd w:val="0"/>
+              <w:spacing w:after="120" w:line="360" w:lineRule="auto"/>
+              <w:jc w:val="both"/>
+              <w:rPr>
+                <w:rFonts w:ascii="Times New Roman" w:eastAsia="Calibri" w:hAnsi="Times New Roman" w:cs="Times New Roman"/>
+                <w:bCs/>
+                <w:sz w:val="28"/>
+                <w:szCs w:val="28"/>
+              </w:rPr>
+            </w:pPr>
+            <w:r>
+              <w:rPr>
+                <w:rFonts w:ascii="Times New Roman" w:eastAsia="Calibri" w:hAnsi="Times New Roman" w:cs="Times New Roman"/>
+                <w:bCs/>
+                <w:sz w:val="28"/>
+                <w:szCs w:val="28"/>
+              </w:rPr>
+              <w:t>Козлов</w:t>
+            </w:r>
+            <w:r>
+              <w:rPr>
+                <w:rFonts w:ascii="Times New Roman" w:eastAsia="Calibri" w:hAnsi="Times New Roman" w:cs="Times New Roman"/>
+                <w:bCs/>
+                <w:sz w:val="28"/>
+                <w:szCs w:val="28"/>
+              </w:rPr>
+              <w:t xml:space="preserve"> </w:t>
+            </w:r>
+            <w:r>
+              <w:rPr>
+                <w:rFonts w:ascii="Times New Roman" w:eastAsia="Calibri" w:hAnsi="Times New Roman" w:cs="Times New Roman"/>
+                <w:bCs/>
+                <w:sz w:val="28"/>
+                <w:szCs w:val="28"/>
+              </w:rPr>
+              <w:t>Антон</w:t>
+            </w:r>
+            <w:r>
+              <w:rPr>
+                <w:rFonts w:ascii="Times New Roman" w:eastAsia="Calibri" w:hAnsi="Times New Roman" w:cs="Times New Roman"/>
+                <w:bCs/>
+                <w:sz w:val="28"/>
+                <w:szCs w:val="28"/>
+              </w:rPr>
+              <w:t xml:space="preserve"> </w:t>
+            </w:r>
+            <w:r>
+              <w:rPr>
+                <w:rFonts w:ascii="Times New Roman" w:eastAsia="Calibri" w:hAnsi="Times New Roman" w:cs="Times New Roman"/>
+                <w:bCs/>
+                <w:sz w:val="28"/>
+                <w:szCs w:val="28"/>
+              </w:rPr>
+              <w:t>Александрович</w:t>
+            </w:r>
+          </w:p>
+          <w:p>
+            <w:pPr>
+              <w:autoSpaceDE w:val="0"/>
+              <w:autoSpaceDN w:val="0"/>
+              <w:adjustRightInd w:val="0"/>
+              <w:spacing w:line="360" w:lineRule="auto"/>
+              <w:rPr>
+                <w:rFonts w:ascii="Times New Roman" w:eastAsia="Calibri" w:hAnsi="Times New Roman" w:cs="Times New Roman"/>
+                <w:bCs/>
+                <w:sz w:val="28"/>
+                <w:szCs w:val="28"/>
+              </w:rPr>
+            </w:pPr>
+            <w:r>
+              <w:rPr>
+                <w:rFonts w:ascii="Times New Roman" w:eastAsia="Calibri" w:hAnsi="Times New Roman" w:cs="Times New Roman"/>
+                <w:bCs/>
+                <w:sz w:val="28"/>
+                <w:szCs w:val="28"/>
+              </w:rPr>
+              <w:t xml:space="preserve">____________________ / </w:t>
+            </w:r>
+            <w:r>
+              <w:rPr>
+                <w:rFonts w:ascii="Times New Roman" w:eastAsia="Calibri" w:hAnsi="Times New Roman" w:cs="Times New Roman"/>
+                <w:bCs/>
+                <w:sz w:val="28"/>
+                <w:szCs w:val="28"/>
+              </w:rPr>
+              <w:t>Козлов</w:t>
+            </w:r>
+            <w:r>
+              <w:rPr>
+                <w:rFonts w:ascii="Times New Roman" w:eastAsia="Calibri" w:hAnsi="Times New Roman" w:cs="Times New Roman"/>
+                <w:bCs/>
+                <w:sz w:val="28"/>
+                <w:szCs w:val="28"/>
+              </w:rPr>
+              <w:t xml:space="preserve"> </w:t>
+            </w:r>
+            <w:proofErr w:type="gramStart"/>
+            <w:r>
+              <w:rPr>
+                <w:rFonts w:ascii="Times New Roman" w:eastAsia="Calibri" w:hAnsi="Times New Roman" w:cs="Times New Roman"/>
+                <w:bCs/>
+                <w:sz w:val="28"/>
+                <w:szCs w:val="28"/>
+              </w:rPr>
+              <w:t>А</w:t>
+            </w:r>
+            <w:r>
+              <w:rPr>
+                <w:rFonts w:ascii="Times New Roman" w:eastAsia="Calibri" w:hAnsi="Times New Roman" w:cs="Times New Roman"/>
+                <w:bCs/>
+                <w:sz w:val="28"/>
+                <w:szCs w:val="28"/>
+              </w:rPr>
+              <w:t>.</w:t>
+            </w:r>
+            <w:r>
+              <w:rPr>
+                <w:rFonts w:ascii="Times New Roman" w:eastAsia="Calibri" w:hAnsi="Times New Roman" w:cs="Times New Roman"/>
+                <w:bCs/>
+                <w:sz w:val="28"/>
+                <w:szCs w:val="28"/>
+              </w:rPr>
+              <w:t>А</w:t>
+            </w:r>
+            <w:r>
+              <w:rPr>
+                <w:rFonts w:ascii="Times New Roman" w:eastAsia="Calibri" w:hAnsi="Times New Roman" w:cs="Times New Roman"/>
+                <w:bCs/>
+                <w:sz w:val="28"/>
+                <w:szCs w:val="28"/>
+              </w:rPr>
+              <w:t>.</w:t>
+            </w:r>
+            <w:proofErr w:type="gramEnd"/>
+          </w:p>
+          <w:p>
+            <w:pPr>
+              <w:autoSpaceDE w:val="0"/>
+              <w:autoSpaceDN w:val="0"/>
+              <w:adjustRightInd w:val="0"/>
+              <w:spacing w:line="360" w:lineRule="auto"/>
+              <w:rPr>
+                <w:rFonts w:ascii="Times New Roman" w:eastAsia="Calibri" w:hAnsi="Times New Roman" w:cs="Times New Roman"/>
+                <w:bCs/>
+                <w:sz w:val="28"/>
+                <w:szCs w:val="28"/>
+              </w:rPr>
+            </w:pPr>
+            <w:r>
+              <w:rPr>
+                <w:rFonts w:ascii="Times New Roman" w:eastAsia="Calibri" w:hAnsi="Times New Roman" w:cs="Times New Roman"/>
+                <w:bCs/>
+                <w:sz w:val="24"/>
+                <w:szCs w:val="24"/>
+              </w:rPr>
+              <w:t>подпись                                      расшифровка</w:t>
+            </w:r>
+          </w:p>
+        </w:tc>
+      </w:tr>
+      <w:tr>
+        <w:tc>
+          <w:tcPr>
+            <w:tcW w:w="4954" w:type="dxa"/>
+          </w:tcPr>
+          <w:p>
+            <w:pPr>
+              <w:autoSpaceDE w:val="0"/>
+              <w:autoSpaceDN w:val="0"/>
+              <w:adjustRightInd w:val="0"/>
+              <w:spacing w:line="360" w:lineRule="auto"/>
+              <w:rPr>
+                <w:rFonts w:ascii="Times New Roman" w:eastAsia="Calibri" w:hAnsi="Times New Roman" w:cs="Times New Roman"/>
+                <w:bCs/>
+                <w:sz w:val="28"/>
+                <w:szCs w:val="28"/>
+              </w:rPr>
+            </w:pPr>
+            <w:r>
+              <w:rPr>
+                <w:rFonts w:ascii="Times New Roman" w:eastAsia="Calibri" w:hAnsi="Times New Roman" w:cs="Times New Roman"/>
+                <w:bCs/>
+                <w:sz w:val="28"/>
+                <w:szCs w:val="28"/>
+              </w:rPr>
+              <w:t>Руководитель:</w:t>
+            </w:r>
+          </w:p>
+          <w:p>
+            <w:pPr>
+              <w:autoSpaceDE w:val="0"/>
+              <w:autoSpaceDN w:val="0"/>
+              <w:adjustRightInd w:val="0"/>
+              <w:spacing w:after="120" w:line="360" w:lineRule="auto"/>
+              <w:jc w:val="both"/>
+              <w:rPr>
+                <w:rFonts w:ascii="Times New Roman" w:eastAsia="Calibri" w:hAnsi="Times New Roman" w:cs="Times New Roman"/>
+                <w:bCs/>
+                <w:sz w:val="28"/>
+                <w:szCs w:val="28"/>
+              </w:rPr>
+            </w:pPr>
+            <w:r>
+              <w:rPr>
+                <w:rFonts w:ascii="Times New Roman" w:eastAsia="Calibri" w:hAnsi="Times New Roman" w:cs="Times New Roman"/>
+                <w:bCs/>
+                <w:sz w:val="28"/>
+                <w:szCs w:val="28"/>
+              </w:rPr>
+              <w:t xml:space="preserve">доцент, канд. </w:t>
+            </w:r>
+            <w:proofErr w:type="spellStart"/>
+            <w:r>
+              <w:rPr>
+                <w:rFonts w:ascii="Times New Roman" w:eastAsia="Calibri" w:hAnsi="Times New Roman" w:cs="Times New Roman"/>
+                <w:bCs/>
+                <w:sz w:val="28"/>
+                <w:szCs w:val="28"/>
+              </w:rPr>
+              <w:t>физ</w:t>
+            </w:r>
+            <w:proofErr w:type="spellEnd"/>
+            <w:r>
+              <w:rPr>
+                <w:rFonts w:ascii="Times New Roman" w:eastAsia="Calibri" w:hAnsi="Times New Roman" w:cs="Times New Roman"/>
+                <w:bCs/>
+                <w:sz w:val="28"/>
+                <w:szCs w:val="28"/>
+              </w:rPr>
+              <w:t>-мат. наук</w:t>
+            </w:r>
+          </w:p>
+          <w:p>
+            <w:pPr>
+              <w:autoSpaceDE w:val="0"/>
+              <w:autoSpaceDN w:val="0"/>
+              <w:adjustRightInd w:val="0"/>
+              <w:spacing w:line="360" w:lineRule="auto"/>
+              <w:rPr>
+                <w:rFonts w:ascii="Times New Roman" w:eastAsia="Calibri" w:hAnsi="Times New Roman" w:cs="Times New Roman"/>
+                <w:bCs/>
+                <w:sz w:val="28"/>
+                <w:szCs w:val="28"/>
+              </w:rPr>
+            </w:pPr>
+            <w:r>
+              <w:rPr>
+                <w:rFonts w:ascii="Times New Roman" w:eastAsia="Calibri" w:hAnsi="Times New Roman" w:cs="Times New Roman"/>
+                <w:bCs/>
+                <w:sz w:val="28"/>
+                <w:szCs w:val="28"/>
+              </w:rPr>
+              <w:t xml:space="preserve">____________________ / Козлов </w:t>
+            </w:r>
+            <w:proofErr w:type="gramStart"/>
+            <w:r>
+              <w:rPr>
+                <w:rFonts w:ascii="Times New Roman" w:eastAsia="Calibri" w:hAnsi="Times New Roman" w:cs="Times New Roman"/>
+                <w:bCs/>
+                <w:sz w:val="28"/>
+                <w:szCs w:val="28"/>
+              </w:rPr>
+              <w:t>А.И.</w:t>
+            </w:r>
+            <w:proofErr w:type="gramEnd"/>
+          </w:p>
+          <w:p>
+            <w:pPr>
+              <w:autoSpaceDE w:val="0"/>
+              <w:autoSpaceDN w:val="0"/>
+              <w:adjustRightInd w:val="0"/>
+              <w:spacing w:line="360" w:lineRule="auto"/>
+              <w:rPr>
+                <w:rFonts w:ascii="Times New Roman" w:eastAsia="Calibri" w:hAnsi="Times New Roman" w:cs="Times New Roman"/>
+                <w:bCs/>
+                <w:sz w:val="28"/>
+                <w:szCs w:val="28"/>
+              </w:rPr>
+            </w:pPr>
+            <w:r>
+              <w:rPr>
+                <w:rFonts w:ascii="Times New Roman" w:eastAsia="Calibri" w:hAnsi="Times New Roman" w:cs="Times New Roman"/>
+                <w:bCs/>
+                <w:sz w:val="24"/>
+                <w:szCs w:val="24"/>
+              </w:rPr>
+              <w:t>подпись                                    расшифровка</w:t>
+            </w:r>
+          </w:p>
+        </w:tc>
+      </w:tr>
+    </w:tbl>
+    <w:p>
+      <w:pPr>
+        <w:autoSpaceDE w:val="0"/>
+        <w:autoSpaceDN w:val="0"/>
+        <w:adjustRightInd w:val="0"/>
+        <w:spacing w:after="0" w:line="360" w:lineRule="auto"/>
+        <w:jc w:val="center"/>
+        <w:rPr>
+          <w:rFonts w:ascii="Times New Roman" w:eastAsia="Calibri" w:hAnsi="Times New Roman" w:cs="Times New Roman"/>
+          <w:bCs/>
+          <w:sz w:val="28"/>
+          <w:szCs w:val="28"/>
+        </w:rPr>
+      </w:pPr>
+    </w:p>
+    <w:p>
+      <w:pPr>
+        <w:autoSpaceDE w:val="0"/>
+        <w:autoSpaceDN w:val="0"/>
+        <w:adjustRightInd w:val="0"/>
+        <w:spacing w:after="0" w:line="360" w:lineRule="auto"/>
+        <w:jc w:val="center"/>
+        <w:rPr>
+          <w:rFonts w:ascii="Times New Roman" w:eastAsia="Calibri" w:hAnsi="Times New Roman" w:cs="Times New Roman"/>
+          <w:bCs/>
+          <w:sz w:val="28"/>
+          <w:szCs w:val="28"/>
+        </w:rPr>
+      </w:pPr>
+    </w:p>
+    <w:p>
+      <w:pPr>
+        <w:autoSpaceDE w:val="0"/>
+        <w:autoSpaceDN w:val="0"/>
+        <w:adjustRightInd w:val="0"/>
+        <w:spacing w:after="0" w:line="360" w:lineRule="auto"/>
+        <w:jc w:val="center"/>
+        <w:rPr>
+          <w:rFonts w:ascii="Times New Roman" w:eastAsia="Calibri" w:hAnsi="Times New Roman" w:cs="Times New Roman"/>
+          <w:bCs/>
+          <w:sz w:val="28"/>
+          <w:szCs w:val="28"/>
+        </w:rPr>
+      </w:pPr>
+      <w:r>
+        <w:rPr>
+          <w:rFonts w:ascii="Times New Roman" w:eastAsia="Calibri" w:hAnsi="Times New Roman" w:cs="Times New Roman"/>
+          <w:bCs/>
+          <w:sz w:val="28"/>
+          <w:szCs w:val="28"/>
+        </w:rPr>
+        <w:t>Йошкар-Ола</w:t>
+      </w:r>
+    </w:p>
+    <w:p>
+      <w:pPr>
+        <w:jc w:val="center"/>
+        <w:rPr>
+          <w:rFonts w:ascii="Times New Roman" w:hAnsi="Times New Roman" w:cs="Times New Roman"/>
+          <w:color w:val="000000" w:themeColor="text1"/>
+          <w:sz w:val="28"/>
+          <w:szCs w:val="28"/>
+        </w:rPr>
+      </w:pPr>
+      <w:r>
+        <w:rPr>
+          <w:rFonts w:ascii="Times New Roman" w:eastAsia="Calibri" w:hAnsi="Times New Roman" w:cs="Times New Roman"/>
+          <w:bCs/>
+          <w:sz w:val="28"/>
+          <w:szCs w:val="28"/>
+        </w:rPr>
+        <w:t>202</w:t>
+      </w:r>
+      <w:r>
+        <w:rPr>
+          <w:rFonts w:ascii="Times New Roman" w:eastAsia="Calibri" w:hAnsi="Times New Roman" w:cs="Times New Roman"/>
+          <w:bCs/>
+          <w:sz w:val="28"/>
+          <w:szCs w:val="28"/>
+        </w:rPr>
+        <w:t>6</w:t>
+      </w:r>
+    </w:p>
+    <w:p>
+      <w:pPr>
         <w:rPr>
           <w:rFonts w:ascii="Times New Roman" w:hAnsi="Times New Roman" w:cs="Times New Roman"/>
           <w:b/>
@@ -20,6 +812,17 @@
           <w:sz w:val="28"/>
           <w:szCs w:val="28"/>
         </w:rPr>
+        <w:br w:type="page"/>
+      </w:r>
+      <w:r>
+        <w:rPr>
+          <w:rFonts w:ascii="Times New Roman" w:hAnsi="Times New Roman" w:cs="Times New Roman"/>
+          <w:b/>
+          <w:bCs/>
+          <w:sz w:val="28"/>
+          <w:szCs w:val="28"/>
+        </w:rPr>
+        <w:lastRenderedPageBreak/>
         <w:t>Введение</w:t>
       </w:r>
     </w:p>
@@ -54,16 +857,18 @@
           <w:sz w:val="28"/>
           <w:szCs w:val="28"/>
         </w:rPr>
-        <w:t xml:space="preserve"> роботы или по-другому автоматизированные транспортные средства</w:t>
-      </w:r>
+        <w:t xml:space="preserve"> (</w:t>
+      </w:r>
+      <w:proofErr w:type="spellStart"/>
       <w:r>
         <w:rPr>
           <w:rFonts w:ascii="Times New Roman" w:hAnsi="Times New Roman" w:cs="Times New Roman"/>
           <w:sz w:val="28"/>
           <w:szCs w:val="28"/>
         </w:rPr>
-        <w:t>. Такие роботы широко применяются для автоматизации перемещения грузов</w:t>
-      </w:r>
+        <w:t>Automated</w:t>
+      </w:r>
+      <w:proofErr w:type="spellEnd"/>
       <w:r>
         <w:rPr>
           <w:rFonts w:ascii="Times New Roman" w:hAnsi="Times New Roman" w:cs="Times New Roman"/>
@@ -72,29 +877,183 @@
         </w:rPr>
         <w:t xml:space="preserve"> </w:t>
       </w:r>
+      <w:proofErr w:type="spellStart"/>
       <w:r>
         <w:rPr>
           <w:rFonts w:ascii="Times New Roman" w:hAnsi="Times New Roman" w:cs="Times New Roman"/>
           <w:sz w:val="28"/>
           <w:szCs w:val="28"/>
         </w:rPr>
-        <w:t xml:space="preserve">из точки А в точку В. Минус таких роботов в том, что они двигаются с заранее просчитанной траектории. Если </w:t>
-      </w:r>
+        <w:t>Guided</w:t>
+      </w:r>
+      <w:proofErr w:type="spellEnd"/>
       <w:r>
         <w:rPr>
           <w:rFonts w:ascii="Times New Roman" w:hAnsi="Times New Roman" w:cs="Times New Roman"/>
           <w:sz w:val="28"/>
           <w:szCs w:val="28"/>
         </w:rPr>
-        <w:t xml:space="preserve">на пути робота что-то случится, то он и еще несколько роботов, которые </w:t>
-      </w:r>
+        <w:t xml:space="preserve"> </w:t>
+      </w:r>
+      <w:proofErr w:type="spellStart"/>
       <w:r>
         <w:rPr>
           <w:rFonts w:ascii="Times New Roman" w:hAnsi="Times New Roman" w:cs="Times New Roman"/>
           <w:sz w:val="28"/>
           <w:szCs w:val="28"/>
         </w:rPr>
-        <w:t>двигаются по этому пути, встанут и отлаженный производственный процесс сломается.</w:t>
+        <w:t>Vehicles</w:t>
+      </w:r>
+      <w:proofErr w:type="spellEnd"/>
+      <w:r>
+        <w:rPr>
+          <w:rFonts w:ascii="Times New Roman" w:hAnsi="Times New Roman" w:cs="Times New Roman"/>
+          <w:sz w:val="28"/>
+          <w:szCs w:val="28"/>
+        </w:rPr>
+        <w:t>)</w:t>
+      </w:r>
+      <w:r>
+        <w:rPr>
+          <w:rFonts w:ascii="Times New Roman" w:hAnsi="Times New Roman" w:cs="Times New Roman"/>
+          <w:sz w:val="28"/>
+          <w:szCs w:val="28"/>
+        </w:rPr>
+        <w:t xml:space="preserve"> </w:t>
+      </w:r>
+      <w:r>
+        <w:rPr>
+          <w:rFonts w:ascii="Times New Roman" w:hAnsi="Times New Roman" w:cs="Times New Roman"/>
+          <w:sz w:val="28"/>
+          <w:szCs w:val="28"/>
+        </w:rPr>
+        <w:t>роботы</w:t>
+      </w:r>
+      <w:r>
+        <w:rPr>
+          <w:rFonts w:ascii="Times New Roman" w:hAnsi="Times New Roman" w:cs="Times New Roman"/>
+          <w:sz w:val="28"/>
+          <w:szCs w:val="28"/>
+        </w:rPr>
+        <w:t>.</w:t>
+      </w:r>
+      <w:r>
+        <w:rPr>
+          <w:rFonts w:ascii="Times New Roman" w:hAnsi="Times New Roman" w:cs="Times New Roman"/>
+          <w:sz w:val="28"/>
+          <w:szCs w:val="28"/>
+        </w:rPr>
+        <w:t xml:space="preserve"> Они</w:t>
+      </w:r>
+      <w:r>
+        <w:rPr>
+          <w:rFonts w:ascii="Times New Roman" w:hAnsi="Times New Roman" w:cs="Times New Roman"/>
+          <w:sz w:val="28"/>
+          <w:szCs w:val="28"/>
+        </w:rPr>
+        <w:t xml:space="preserve"> широко применяются </w:t>
+      </w:r>
+      <w:r>
+        <w:rPr>
+          <w:rFonts w:ascii="Times New Roman" w:hAnsi="Times New Roman" w:cs="Times New Roman"/>
+          <w:sz w:val="28"/>
+          <w:szCs w:val="28"/>
+        </w:rPr>
+        <w:t xml:space="preserve">на производстве </w:t>
+      </w:r>
+      <w:r>
+        <w:rPr>
+          <w:rFonts w:ascii="Times New Roman" w:hAnsi="Times New Roman" w:cs="Times New Roman"/>
+          <w:sz w:val="28"/>
+          <w:szCs w:val="28"/>
+        </w:rPr>
+        <w:t>для автоматизации перемещения грузов</w:t>
+      </w:r>
+      <w:r>
+        <w:rPr>
+          <w:rFonts w:ascii="Times New Roman" w:hAnsi="Times New Roman" w:cs="Times New Roman"/>
+          <w:sz w:val="28"/>
+          <w:szCs w:val="28"/>
+        </w:rPr>
+        <w:t xml:space="preserve"> </w:t>
+      </w:r>
+      <w:r>
+        <w:rPr>
+          <w:rFonts w:ascii="Times New Roman" w:hAnsi="Times New Roman" w:cs="Times New Roman"/>
+          <w:sz w:val="28"/>
+          <w:szCs w:val="28"/>
+        </w:rPr>
+        <w:t xml:space="preserve">из точки </w:t>
+      </w:r>
+      <m:oMath>
+        <m:r>
+          <w:rPr>
+            <w:rFonts w:ascii="Cambria Math" w:hAnsi="Cambria Math" w:cs="Times New Roman"/>
+            <w:sz w:val="28"/>
+            <w:szCs w:val="28"/>
+          </w:rPr>
+          <m:t>A</m:t>
+        </m:r>
+      </m:oMath>
+      <w:r>
+        <w:rPr>
+          <w:rFonts w:ascii="Times New Roman" w:hAnsi="Times New Roman" w:cs="Times New Roman"/>
+          <w:sz w:val="28"/>
+          <w:szCs w:val="28"/>
+        </w:rPr>
+        <w:t xml:space="preserve"> в точку </w:t>
+      </w:r>
+      <m:oMath>
+        <m:r>
+          <w:rPr>
+            <w:rFonts w:ascii="Cambria Math" w:hAnsi="Cambria Math" w:cs="Times New Roman"/>
+            <w:sz w:val="28"/>
+            <w:szCs w:val="28"/>
+          </w:rPr>
+          <m:t>B</m:t>
+        </m:r>
+      </m:oMath>
+      <w:r>
+        <w:rPr>
+          <w:rFonts w:ascii="Times New Roman" w:hAnsi="Times New Roman" w:cs="Times New Roman"/>
+          <w:sz w:val="28"/>
+          <w:szCs w:val="28"/>
+        </w:rPr>
+        <w:t xml:space="preserve">. </w:t>
+      </w:r>
+      <w:r>
+        <w:rPr>
+          <w:rFonts w:ascii="Times New Roman" w:hAnsi="Times New Roman" w:cs="Times New Roman"/>
+          <w:sz w:val="28"/>
+          <w:szCs w:val="28"/>
+        </w:rPr>
+        <w:t xml:space="preserve">На производстве работает </w:t>
+      </w:r>
+      <w:proofErr w:type="spellStart"/>
+      <w:r>
+        <w:rPr>
+          <w:rFonts w:ascii="Times New Roman" w:hAnsi="Times New Roman" w:cs="Times New Roman"/>
+          <w:sz w:val="28"/>
+          <w:szCs w:val="28"/>
+        </w:rPr>
+        <w:t>мульти</w:t>
+      </w:r>
+      <w:r>
+        <w:rPr>
+          <w:rFonts w:ascii="Times New Roman" w:hAnsi="Times New Roman" w:cs="Times New Roman"/>
+          <w:sz w:val="28"/>
+          <w:szCs w:val="28"/>
+        </w:rPr>
+        <w:t>робототехническая</w:t>
+      </w:r>
+      <w:proofErr w:type="spellEnd"/>
+      <w:r>
+        <w:rPr>
+          <w:rFonts w:ascii="Times New Roman" w:hAnsi="Times New Roman" w:cs="Times New Roman"/>
+          <w:sz w:val="28"/>
+          <w:szCs w:val="28"/>
+        </w:rPr>
+        <w:t xml:space="preserve"> система, поэтому нужно обеспечить безопасное движение всех роботов одновременно. Для максимальной эффективности процесса была поставлена задача о планировании движения нескольких роботов в реальном времени.</w:t>
       </w:r>
     </w:p>
     <w:p>
@@ -111,7 +1070,7 @@
           <w:sz w:val="28"/>
           <w:szCs w:val="28"/>
         </w:rPr>
-        <w:t xml:space="preserve">В </w:t>
+        <w:t xml:space="preserve">Сложность задачи заключается </w:t>
       </w:r>
       <w:r>
         <w:rPr>
@@ -119,7 +1078,7 @@
           <w:sz w:val="28"/>
           <w:szCs w:val="28"/>
         </w:rPr>
-        <w:t xml:space="preserve">следствии этого </w:t>
+        <w:t xml:space="preserve">в </w:t>
       </w:r>
       <w:r>
         <w:rPr>
@@ -127,7 +1086,6181 @@
           <w:sz w:val="28"/>
           <w:szCs w:val="28"/>
         </w:rPr>
-        <w:t xml:space="preserve">тема динамического планирования движения нескольких роботов стала востребованной. </w:t>
+        <w:t>нескольких факторах</w:t>
+      </w:r>
+      <w:r>
+        <w:rPr>
+          <w:rFonts w:ascii="Times New Roman" w:hAnsi="Times New Roman" w:cs="Times New Roman"/>
+          <w:sz w:val="28"/>
+          <w:szCs w:val="28"/>
+        </w:rPr>
+        <w:t>, а именно в динамической среде и в балансе между безопасностью маршрута и общей производительности</w:t>
+      </w:r>
+      <w:r>
+        <w:rPr>
+          <w:rFonts w:ascii="Times New Roman" w:hAnsi="Times New Roman" w:cs="Times New Roman"/>
+          <w:sz w:val="28"/>
+          <w:szCs w:val="28"/>
+        </w:rPr>
+        <w:t xml:space="preserve">. </w:t>
+      </w:r>
+      <w:r>
+        <w:rPr>
+          <w:rFonts w:ascii="Times New Roman" w:hAnsi="Times New Roman" w:cs="Times New Roman"/>
+          <w:sz w:val="28"/>
+          <w:szCs w:val="28"/>
+        </w:rPr>
+        <w:t xml:space="preserve">Для решения такой задачи существует алгоритм </w:t>
+      </w:r>
+      <w:r>
+        <w:rPr>
+          <w:rFonts w:ascii="Times New Roman" w:hAnsi="Times New Roman" w:cs="Times New Roman"/>
+          <w:sz w:val="28"/>
+          <w:szCs w:val="28"/>
+          <w:lang w:val="en-US"/>
+        </w:rPr>
+        <w:t>MPC</w:t>
+      </w:r>
+      <w:r>
+        <w:rPr>
+          <w:rFonts w:ascii="Times New Roman" w:hAnsi="Times New Roman" w:cs="Times New Roman"/>
+          <w:sz w:val="28"/>
+          <w:szCs w:val="28"/>
+        </w:rPr>
+        <w:t xml:space="preserve"> – классического модельного управлени</w:t>
+      </w:r>
+      <w:r>
+        <w:rPr>
+          <w:rFonts w:ascii="Times New Roman" w:hAnsi="Times New Roman" w:cs="Times New Roman"/>
+          <w:sz w:val="28"/>
+          <w:szCs w:val="28"/>
+        </w:rPr>
+        <w:t>я</w:t>
+      </w:r>
+      <w:r>
+        <w:rPr>
+          <w:rFonts w:ascii="Times New Roman" w:hAnsi="Times New Roman" w:cs="Times New Roman"/>
+          <w:sz w:val="28"/>
+          <w:szCs w:val="28"/>
+        </w:rPr>
+        <w:t xml:space="preserve">, однако он требует огромных вычислительных ресурсов. Отдельные оптимизации </w:t>
+      </w:r>
+      <w:r>
+        <w:rPr>
+          <w:rFonts w:ascii="Times New Roman" w:hAnsi="Times New Roman" w:cs="Times New Roman"/>
+          <w:sz w:val="28"/>
+          <w:szCs w:val="28"/>
+          <w:lang w:val="en-US"/>
+        </w:rPr>
+        <w:t>MPC</w:t>
+      </w:r>
+      <w:r>
+        <w:rPr>
+          <w:rFonts w:ascii="Times New Roman" w:hAnsi="Times New Roman" w:cs="Times New Roman"/>
+          <w:sz w:val="28"/>
+          <w:szCs w:val="28"/>
+        </w:rPr>
+        <w:t xml:space="preserve"> </w:t>
+      </w:r>
+      <w:r>
+        <w:rPr>
+          <w:rFonts w:ascii="Times New Roman" w:hAnsi="Times New Roman" w:cs="Times New Roman"/>
+          <w:sz w:val="28"/>
+          <w:szCs w:val="28"/>
+        </w:rPr>
+        <w:t>(</w:t>
+      </w:r>
+      <w:r>
+        <w:rPr>
+          <w:rFonts w:ascii="Times New Roman" w:hAnsi="Times New Roman" w:cs="Times New Roman"/>
+          <w:sz w:val="28"/>
+          <w:szCs w:val="28"/>
+          <w:lang w:val="en-US"/>
+        </w:rPr>
+        <w:t>Model</w:t>
+      </w:r>
+      <w:r>
+        <w:rPr>
+          <w:rFonts w:ascii="Times New Roman" w:hAnsi="Times New Roman" w:cs="Times New Roman"/>
+          <w:sz w:val="28"/>
+          <w:szCs w:val="28"/>
+        </w:rPr>
+        <w:t xml:space="preserve"> </w:t>
+      </w:r>
+      <w:r>
+        <w:rPr>
+          <w:rFonts w:ascii="Times New Roman" w:hAnsi="Times New Roman" w:cs="Times New Roman"/>
+          <w:sz w:val="28"/>
+          <w:szCs w:val="28"/>
+          <w:lang w:val="en-US"/>
+        </w:rPr>
+        <w:t>Predictive</w:t>
+      </w:r>
+      <w:r>
+        <w:rPr>
+          <w:rFonts w:ascii="Times New Roman" w:hAnsi="Times New Roman" w:cs="Times New Roman"/>
+          <w:sz w:val="28"/>
+          <w:szCs w:val="28"/>
+        </w:rPr>
+        <w:t xml:space="preserve"> </w:t>
+      </w:r>
+      <w:r>
+        <w:rPr>
+          <w:rFonts w:ascii="Times New Roman" w:hAnsi="Times New Roman" w:cs="Times New Roman"/>
+          <w:sz w:val="28"/>
+          <w:szCs w:val="28"/>
+          <w:lang w:val="en-US"/>
+        </w:rPr>
+        <w:t>Control</w:t>
+      </w:r>
+      <w:r>
+        <w:rPr>
+          <w:rFonts w:ascii="Times New Roman" w:hAnsi="Times New Roman" w:cs="Times New Roman"/>
+          <w:sz w:val="28"/>
+          <w:szCs w:val="28"/>
+        </w:rPr>
+        <w:t>)</w:t>
+      </w:r>
+      <w:r>
+        <w:rPr>
+          <w:rFonts w:ascii="Times New Roman" w:hAnsi="Times New Roman" w:cs="Times New Roman"/>
+          <w:sz w:val="28"/>
+          <w:szCs w:val="28"/>
+        </w:rPr>
+        <w:t xml:space="preserve"> – распределенные методы </w:t>
+      </w:r>
+      <w:r>
+        <w:rPr>
+          <w:rFonts w:ascii="Times New Roman" w:hAnsi="Times New Roman" w:cs="Times New Roman"/>
+          <w:sz w:val="28"/>
+          <w:szCs w:val="28"/>
+          <w:lang w:val="en-US"/>
+        </w:rPr>
+        <w:t>MPC</w:t>
+      </w:r>
+      <w:r>
+        <w:rPr>
+          <w:rFonts w:ascii="Times New Roman" w:hAnsi="Times New Roman" w:cs="Times New Roman"/>
+          <w:sz w:val="28"/>
+          <w:szCs w:val="28"/>
+        </w:rPr>
+        <w:t xml:space="preserve"> являются также вычислительно долгими из-за большого числа итераций. В этой работе будет рассмотрен усовершенствованный алгоритм </w:t>
+      </w:r>
+      <w:r>
+        <w:rPr>
+          <w:rFonts w:ascii="Times New Roman" w:hAnsi="Times New Roman" w:cs="Times New Roman"/>
+          <w:sz w:val="28"/>
+          <w:szCs w:val="28"/>
+          <w:lang w:val="en-US"/>
+        </w:rPr>
+        <w:t>MPC</w:t>
+      </w:r>
+      <w:r>
+        <w:rPr>
+          <w:rFonts w:ascii="Times New Roman" w:hAnsi="Times New Roman" w:cs="Times New Roman"/>
+          <w:sz w:val="28"/>
+          <w:szCs w:val="28"/>
+        </w:rPr>
+        <w:t xml:space="preserve"> – </w:t>
+      </w:r>
+      <w:r>
+        <w:rPr>
+          <w:rFonts w:ascii="Times New Roman" w:hAnsi="Times New Roman" w:cs="Times New Roman"/>
+          <w:sz w:val="28"/>
+          <w:szCs w:val="28"/>
+          <w:lang w:val="en-US"/>
+        </w:rPr>
+        <w:t>D</w:t>
+      </w:r>
+      <w:r>
+        <w:rPr>
+          <w:rFonts w:ascii="Times New Roman" w:hAnsi="Times New Roman" w:cs="Times New Roman"/>
+          <w:sz w:val="28"/>
+          <w:szCs w:val="28"/>
+        </w:rPr>
+        <w:t>-</w:t>
+      </w:r>
+      <w:r>
+        <w:rPr>
+          <w:rFonts w:ascii="Times New Roman" w:hAnsi="Times New Roman" w:cs="Times New Roman"/>
+          <w:sz w:val="28"/>
+          <w:szCs w:val="28"/>
+          <w:lang w:val="en-US"/>
+        </w:rPr>
+        <w:t>MPCC</w:t>
+      </w:r>
+      <w:r>
+        <w:rPr>
+          <w:rFonts w:ascii="Times New Roman" w:hAnsi="Times New Roman" w:cs="Times New Roman"/>
+          <w:sz w:val="28"/>
+          <w:szCs w:val="28"/>
+        </w:rPr>
+        <w:t xml:space="preserve"> (</w:t>
+      </w:r>
+      <w:r>
+        <w:rPr>
+          <w:rFonts w:ascii="Times New Roman" w:hAnsi="Times New Roman" w:cs="Times New Roman"/>
+          <w:sz w:val="28"/>
+          <w:szCs w:val="28"/>
+          <w:lang w:val="en-US"/>
+        </w:rPr>
+        <w:t>Distributed</w:t>
+      </w:r>
+      <w:r>
+        <w:rPr>
+          <w:rFonts w:ascii="Times New Roman" w:hAnsi="Times New Roman" w:cs="Times New Roman"/>
+          <w:sz w:val="28"/>
+          <w:szCs w:val="28"/>
+        </w:rPr>
+        <w:t xml:space="preserve"> </w:t>
+      </w:r>
+      <w:r>
+        <w:rPr>
+          <w:rFonts w:ascii="Times New Roman" w:hAnsi="Times New Roman" w:cs="Times New Roman"/>
+          <w:sz w:val="28"/>
+          <w:szCs w:val="28"/>
+          <w:lang w:val="en-US"/>
+        </w:rPr>
+        <w:t>Model</w:t>
+      </w:r>
+      <w:r>
+        <w:rPr>
+          <w:rFonts w:ascii="Times New Roman" w:hAnsi="Times New Roman" w:cs="Times New Roman"/>
+          <w:sz w:val="28"/>
+          <w:szCs w:val="28"/>
+        </w:rPr>
+        <w:t xml:space="preserve"> </w:t>
+      </w:r>
+      <w:r>
+        <w:rPr>
+          <w:rFonts w:ascii="Times New Roman" w:hAnsi="Times New Roman" w:cs="Times New Roman"/>
+          <w:sz w:val="28"/>
+          <w:szCs w:val="28"/>
+          <w:lang w:val="en-US"/>
+        </w:rPr>
+        <w:t>Predictive</w:t>
+      </w:r>
+      <w:r>
+        <w:rPr>
+          <w:rFonts w:ascii="Times New Roman" w:hAnsi="Times New Roman" w:cs="Times New Roman"/>
+          <w:sz w:val="28"/>
+          <w:szCs w:val="28"/>
+        </w:rPr>
+        <w:t xml:space="preserve"> </w:t>
+      </w:r>
+      <w:r>
+        <w:rPr>
+          <w:rFonts w:ascii="Times New Roman" w:hAnsi="Times New Roman" w:cs="Times New Roman"/>
+          <w:sz w:val="28"/>
+          <w:szCs w:val="28"/>
+          <w:lang w:val="en-US"/>
+        </w:rPr>
+        <w:t>Contouring</w:t>
+      </w:r>
+      <w:r>
+        <w:rPr>
+          <w:rFonts w:ascii="Times New Roman" w:hAnsi="Times New Roman" w:cs="Times New Roman"/>
+          <w:sz w:val="28"/>
+          <w:szCs w:val="28"/>
+        </w:rPr>
+        <w:t xml:space="preserve"> </w:t>
+      </w:r>
+      <w:r>
+        <w:rPr>
+          <w:rFonts w:ascii="Times New Roman" w:hAnsi="Times New Roman" w:cs="Times New Roman"/>
+          <w:sz w:val="28"/>
+          <w:szCs w:val="28"/>
+          <w:lang w:val="en-US"/>
+        </w:rPr>
+        <w:t>Control</w:t>
+      </w:r>
+      <w:r>
+        <w:rPr>
+          <w:rFonts w:ascii="Times New Roman" w:hAnsi="Times New Roman" w:cs="Times New Roman"/>
+          <w:sz w:val="28"/>
+          <w:szCs w:val="28"/>
+        </w:rPr>
+        <w:t>)</w:t>
+      </w:r>
+      <w:r>
+        <w:rPr>
+          <w:rFonts w:ascii="Times New Roman" w:hAnsi="Times New Roman" w:cs="Times New Roman"/>
+          <w:sz w:val="28"/>
+          <w:szCs w:val="28"/>
+        </w:rPr>
+        <w:t>.</w:t>
+      </w:r>
+    </w:p>
+    <w:p>
+      <w:pPr>
+        <w:rPr>
+          <w:rFonts w:ascii="Times New Roman" w:eastAsiaTheme="minorEastAsia" w:hAnsi="Times New Roman" w:cs="Times New Roman"/>
+          <w:sz w:val="28"/>
+          <w:szCs w:val="28"/>
+        </w:rPr>
+      </w:pPr>
+      <w:r>
+        <w:rPr>
+          <w:rFonts w:ascii="Times New Roman" w:hAnsi="Times New Roman" w:cs="Times New Roman"/>
+          <w:sz w:val="28"/>
+          <w:szCs w:val="28"/>
+        </w:rPr>
+        <w:t xml:space="preserve">Постановка задачи заключается в следующем. </w:t>
+      </w:r>
+      <w:r>
+        <w:rPr>
+          <w:rFonts w:ascii="Times New Roman" w:hAnsi="Times New Roman" w:cs="Times New Roman"/>
+          <w:sz w:val="28"/>
+          <w:szCs w:val="28"/>
+        </w:rPr>
+        <w:t>В п</w:t>
+      </w:r>
+      <w:r>
+        <w:rPr>
+          <w:rFonts w:ascii="Times New Roman" w:hAnsi="Times New Roman" w:cs="Times New Roman"/>
+          <w:sz w:val="28"/>
+          <w:szCs w:val="28"/>
+        </w:rPr>
+        <w:t>ространств</w:t>
+      </w:r>
+      <w:r>
+        <w:rPr>
+          <w:rFonts w:ascii="Times New Roman" w:hAnsi="Times New Roman" w:cs="Times New Roman"/>
+          <w:sz w:val="28"/>
+          <w:szCs w:val="28"/>
+        </w:rPr>
+        <w:t>е</w:t>
+      </w:r>
+      <w:r>
+        <w:rPr>
+          <w:rFonts w:ascii="Times New Roman" w:hAnsi="Times New Roman" w:cs="Times New Roman"/>
+          <w:sz w:val="28"/>
+          <w:szCs w:val="28"/>
+        </w:rPr>
+        <w:t xml:space="preserve"> </w:t>
+      </w:r>
+      <m:oMath>
+        <m:r>
+          <w:rPr>
+            <w:rFonts w:ascii="Cambria Math" w:hAnsi="Cambria Math" w:cs="Times New Roman"/>
+            <w:sz w:val="28"/>
+            <w:szCs w:val="28"/>
+          </w:rPr>
+          <m:t>W=</m:t>
+        </m:r>
+        <m:sSup>
+          <m:sSupPr>
+            <m:ctrlPr>
+              <w:rPr>
+                <w:rFonts w:ascii="Cambria Math" w:hAnsi="Cambria Math" w:cs="Times New Roman"/>
+                <w:i/>
+                <w:sz w:val="28"/>
+                <w:szCs w:val="28"/>
+                <w:lang w:val="en-US"/>
+              </w:rPr>
+            </m:ctrlPr>
+          </m:sSupPr>
+          <m:e>
+            <m:r>
+              <m:rPr>
+                <m:scr m:val="double-struck"/>
+              </m:rPr>
+              <w:rPr>
+                <w:rFonts w:ascii="Cambria Math" w:hAnsi="Cambria Math" w:cs="Times New Roman"/>
+                <w:sz w:val="28"/>
+                <w:szCs w:val="28"/>
+              </w:rPr>
+              <m:t>R</m:t>
+            </m:r>
+          </m:e>
+          <m:sup>
+            <m:r>
+              <w:rPr>
+                <w:rFonts w:ascii="Cambria Math" w:hAnsi="Cambria Math" w:cs="Times New Roman"/>
+                <w:sz w:val="28"/>
+                <w:szCs w:val="28"/>
+              </w:rPr>
+              <m:t>2</m:t>
+            </m:r>
+          </m:sup>
+        </m:sSup>
+      </m:oMath>
+      <w:r>
+        <w:rPr>
+          <w:rFonts w:ascii="Times New Roman" w:eastAsiaTheme="minorEastAsia" w:hAnsi="Times New Roman" w:cs="Times New Roman"/>
+          <w:sz w:val="28"/>
+          <w:szCs w:val="28"/>
+        </w:rPr>
+        <w:t xml:space="preserve"> роботы могут двигаться в любом направлении</w:t>
+      </w:r>
+      <w:r>
+        <w:rPr>
+          <w:rFonts w:ascii="Times New Roman" w:eastAsiaTheme="minorEastAsia" w:hAnsi="Times New Roman" w:cs="Times New Roman"/>
+          <w:sz w:val="28"/>
+          <w:szCs w:val="28"/>
+        </w:rPr>
+        <w:t>.</w:t>
+      </w:r>
+      <w:r>
+        <w:rPr>
+          <w:rFonts w:ascii="Times New Roman" w:eastAsiaTheme="minorEastAsia" w:hAnsi="Times New Roman" w:cs="Times New Roman"/>
+          <w:sz w:val="28"/>
+          <w:szCs w:val="28"/>
+        </w:rPr>
+        <w:t xml:space="preserve"> Пространство разбито на ячейки. Ячейка может иметь 3 состояния: свободная, занятая, неизвестная. Каждый робот занимает несколько таких ячеек сетки.</w:t>
+      </w:r>
+    </w:p>
+    <w:p>
+      <w:pPr>
+        <w:rPr>
+          <w:rFonts w:ascii="Times New Roman" w:eastAsiaTheme="minorEastAsia" w:hAnsi="Times New Roman" w:cs="Times New Roman"/>
+          <w:sz w:val="28"/>
+          <w:szCs w:val="28"/>
+        </w:rPr>
+      </w:pPr>
+      <w:r>
+        <w:rPr>
+          <w:rFonts w:ascii="Times New Roman" w:hAnsi="Times New Roman" w:cs="Times New Roman"/>
+          <w:sz w:val="28"/>
+          <w:szCs w:val="28"/>
+        </w:rPr>
+        <w:t xml:space="preserve">Каждый робот имеет кинематическую модель. Он моделируется как </w:t>
+      </w:r>
+      <w:proofErr w:type="spellStart"/>
+      <w:r>
+        <w:rPr>
+          <w:rFonts w:ascii="Times New Roman" w:hAnsi="Times New Roman" w:cs="Times New Roman"/>
+          <w:sz w:val="28"/>
+          <w:szCs w:val="28"/>
+        </w:rPr>
+        <w:t>уницикл</w:t>
+      </w:r>
+      <w:proofErr w:type="spellEnd"/>
+      <w:r>
+        <w:rPr>
+          <w:rFonts w:ascii="Times New Roman" w:hAnsi="Times New Roman" w:cs="Times New Roman"/>
+          <w:sz w:val="28"/>
+          <w:szCs w:val="28"/>
+        </w:rPr>
+        <w:t>, уравнение движения в непрерывном времени выглядит так</w:t>
+      </w:r>
+      <w:r>
+        <w:rPr>
+          <w:rFonts w:ascii="Times New Roman" w:hAnsi="Times New Roman" w:cs="Times New Roman"/>
+          <w:sz w:val="28"/>
+          <w:szCs w:val="28"/>
+        </w:rPr>
+        <w:t>:</w:t>
+      </w:r>
+      <w:r>
+        <w:rPr>
+          <w:rFonts w:ascii="Times New Roman" w:hAnsi="Times New Roman" w:cs="Times New Roman"/>
+          <w:sz w:val="28"/>
+          <w:szCs w:val="28"/>
+        </w:rPr>
+        <w:br/>
+      </w:r>
+      <m:oMathPara>
+        <m:oMath>
+          <m:d>
+            <m:dPr>
+              <m:begChr m:val="["/>
+              <m:endChr m:val="]"/>
+              <m:ctrlPr>
+                <w:rPr>
+                  <w:rFonts w:ascii="Cambria Math" w:hAnsi="Cambria Math" w:cs="Times New Roman"/>
+                  <w:i/>
+                  <w:sz w:val="28"/>
+                  <w:szCs w:val="28"/>
+                  <w:lang w:val="en-US"/>
+                </w:rPr>
+              </m:ctrlPr>
+            </m:dPr>
+            <m:e>
+              <m:m>
+                <m:mPr>
+                  <m:mcs>
+                    <m:mc>
+                      <m:mcPr>
+                        <m:count m:val="1"/>
+                        <m:mcJc m:val="center"/>
+                      </m:mcPr>
+                    </m:mc>
+                  </m:mcs>
+                  <m:ctrlPr>
+                    <w:rPr>
+                      <w:rFonts w:ascii="Cambria Math" w:hAnsi="Cambria Math" w:cs="Times New Roman"/>
+                      <w:i/>
+                      <w:sz w:val="28"/>
+                      <w:szCs w:val="28"/>
+                      <w:lang w:val="en-US"/>
+                    </w:rPr>
+                  </m:ctrlPr>
+                </m:mPr>
+                <m:mr>
+                  <m:e>
+                    <m:acc>
+                      <m:accPr>
+                        <m:chr m:val="̇"/>
+                        <m:ctrlPr>
+                          <w:rPr>
+                            <w:rFonts w:ascii="Cambria Math" w:hAnsi="Cambria Math" w:cs="Times New Roman"/>
+                            <w:i/>
+                            <w:sz w:val="28"/>
+                            <w:szCs w:val="28"/>
+                            <w:lang w:val="en-US"/>
+                          </w:rPr>
+                        </m:ctrlPr>
+                      </m:accPr>
+                      <m:e>
+                        <m:r>
+                          <w:rPr>
+                            <w:rFonts w:ascii="Cambria Math" w:hAnsi="Cambria Math" w:cs="Times New Roman"/>
+                            <w:sz w:val="28"/>
+                            <w:szCs w:val="28"/>
+                            <w:lang w:val="en-US"/>
+                          </w:rPr>
+                          <m:t>x</m:t>
+                        </m:r>
+                      </m:e>
+                    </m:acc>
+                  </m:e>
+                </m:mr>
+                <m:mr>
+                  <m:e>
+                    <m:acc>
+                      <m:accPr>
+                        <m:chr m:val="̇"/>
+                        <m:ctrlPr>
+                          <w:rPr>
+                            <w:rFonts w:ascii="Cambria Math" w:hAnsi="Cambria Math" w:cs="Times New Roman"/>
+                            <w:i/>
+                            <w:sz w:val="28"/>
+                            <w:szCs w:val="28"/>
+                            <w:lang w:val="en-US"/>
+                          </w:rPr>
+                        </m:ctrlPr>
+                      </m:accPr>
+                      <m:e>
+                        <m:r>
+                          <w:rPr>
+                            <w:rFonts w:ascii="Cambria Math" w:hAnsi="Cambria Math" w:cs="Times New Roman"/>
+                            <w:sz w:val="28"/>
+                            <w:szCs w:val="28"/>
+                            <w:lang w:val="en-US"/>
+                          </w:rPr>
+                          <m:t>y</m:t>
+                        </m:r>
+                      </m:e>
+                    </m:acc>
+                  </m:e>
+                </m:mr>
+                <m:mr>
+                  <m:e>
+                    <m:acc>
+                      <m:accPr>
+                        <m:chr m:val="̇"/>
+                        <m:ctrlPr>
+                          <w:rPr>
+                            <w:rFonts w:ascii="Cambria Math" w:hAnsi="Cambria Math" w:cs="Times New Roman"/>
+                            <w:i/>
+                            <w:sz w:val="28"/>
+                            <w:szCs w:val="28"/>
+                            <w:lang w:val="en-US"/>
+                          </w:rPr>
+                        </m:ctrlPr>
+                      </m:accPr>
+                      <m:e>
+                        <m:r>
+                          <w:rPr>
+                            <w:rFonts w:ascii="Cambria Math" w:hAnsi="Cambria Math" w:cs="Times New Roman"/>
+                            <w:sz w:val="28"/>
+                            <w:szCs w:val="28"/>
+                            <w:lang w:val="en-US"/>
+                          </w:rPr>
+                          <m:t>ϕ</m:t>
+                        </m:r>
+                      </m:e>
+                    </m:acc>
+                  </m:e>
+                </m:mr>
+              </m:m>
+            </m:e>
+          </m:d>
+          <m:r>
+            <w:rPr>
+              <w:rFonts w:ascii="Cambria Math" w:hAnsi="Cambria Math" w:cs="Times New Roman"/>
+              <w:sz w:val="28"/>
+              <w:szCs w:val="28"/>
+            </w:rPr>
+            <m:t xml:space="preserve"> = </m:t>
+          </m:r>
+          <m:d>
+            <m:dPr>
+              <m:begChr m:val="["/>
+              <m:endChr m:val="]"/>
+              <m:ctrlPr>
+                <w:rPr>
+                  <w:rFonts w:ascii="Cambria Math" w:hAnsi="Cambria Math" w:cs="Times New Roman"/>
+                  <w:i/>
+                  <w:sz w:val="28"/>
+                  <w:szCs w:val="28"/>
+                  <w:lang w:val="en-US"/>
+                </w:rPr>
+              </m:ctrlPr>
+            </m:dPr>
+            <m:e>
+              <m:m>
+                <m:mPr>
+                  <m:mcs>
+                    <m:mc>
+                      <m:mcPr>
+                        <m:count m:val="1"/>
+                        <m:mcJc m:val="center"/>
+                      </m:mcPr>
+                    </m:mc>
+                  </m:mcs>
+                  <m:ctrlPr>
+                    <w:rPr>
+                      <w:rFonts w:ascii="Cambria Math" w:hAnsi="Cambria Math" w:cs="Times New Roman"/>
+                      <w:i/>
+                      <w:sz w:val="28"/>
+                      <w:szCs w:val="28"/>
+                      <w:lang w:val="en-US"/>
+                    </w:rPr>
+                  </m:ctrlPr>
+                </m:mPr>
+                <m:mr>
+                  <m:e>
+                    <m:func>
+                      <m:funcPr>
+                        <m:ctrlPr>
+                          <w:rPr>
+                            <w:rFonts w:ascii="Cambria Math" w:hAnsi="Cambria Math" w:cs="Times New Roman"/>
+                            <w:i/>
+                            <w:sz w:val="28"/>
+                            <w:szCs w:val="28"/>
+                            <w:lang w:val="en-US"/>
+                          </w:rPr>
+                        </m:ctrlPr>
+                      </m:funcPr>
+                      <m:fName>
+                        <m:r>
+                          <m:rPr>
+                            <m:sty m:val="p"/>
+                          </m:rPr>
+                          <w:rPr>
+                            <w:rFonts w:ascii="Cambria Math" w:hAnsi="Cambria Math" w:cs="Times New Roman"/>
+                            <w:sz w:val="28"/>
+                            <w:szCs w:val="28"/>
+                            <w:lang w:val="en-US"/>
+                          </w:rPr>
+                          <m:t>cos</m:t>
+                        </m:r>
+                      </m:fName>
+                      <m:e>
+                        <m:r>
+                          <w:rPr>
+                            <w:rFonts w:ascii="Cambria Math" w:hAnsi="Cambria Math" w:cs="Times New Roman"/>
+                            <w:sz w:val="28"/>
+                            <w:szCs w:val="28"/>
+                            <w:lang w:val="en-US"/>
+                          </w:rPr>
+                          <m:t>ϕ</m:t>
+                        </m:r>
+                      </m:e>
+                    </m:func>
+                  </m:e>
+                </m:mr>
+                <m:mr>
+                  <m:e>
+                    <m:func>
+                      <m:funcPr>
+                        <m:ctrlPr>
+                          <w:rPr>
+                            <w:rFonts w:ascii="Cambria Math" w:hAnsi="Cambria Math" w:cs="Times New Roman"/>
+                            <w:i/>
+                            <w:sz w:val="28"/>
+                            <w:szCs w:val="28"/>
+                            <w:lang w:val="en-US"/>
+                          </w:rPr>
+                        </m:ctrlPr>
+                      </m:funcPr>
+                      <m:fName>
+                        <m:r>
+                          <m:rPr>
+                            <m:sty m:val="p"/>
+                          </m:rPr>
+                          <w:rPr>
+                            <w:rFonts w:ascii="Cambria Math" w:hAnsi="Cambria Math" w:cs="Times New Roman"/>
+                            <w:sz w:val="28"/>
+                            <w:szCs w:val="28"/>
+                            <w:lang w:val="en-US"/>
+                          </w:rPr>
+                          <m:t>sin</m:t>
+                        </m:r>
+                      </m:fName>
+                      <m:e>
+                        <m:r>
+                          <w:rPr>
+                            <w:rFonts w:ascii="Cambria Math" w:hAnsi="Cambria Math" w:cs="Times New Roman"/>
+                            <w:sz w:val="28"/>
+                            <w:szCs w:val="28"/>
+                            <w:lang w:val="en-US"/>
+                          </w:rPr>
+                          <m:t>ϕ</m:t>
+                        </m:r>
+                      </m:e>
+                    </m:func>
+                  </m:e>
+                </m:mr>
+                <m:mr>
+                  <m:e>
+                    <m:r>
+                      <w:rPr>
+                        <w:rFonts w:ascii="Cambria Math" w:hAnsi="Cambria Math" w:cs="Times New Roman"/>
+                        <w:sz w:val="28"/>
+                        <w:szCs w:val="28"/>
+                      </w:rPr>
+                      <m:t>0</m:t>
+                    </m:r>
+                  </m:e>
+                </m:mr>
+              </m:m>
+            </m:e>
+          </m:d>
+          <m:r>
+            <w:rPr>
+              <w:rFonts w:ascii="Cambria Math" w:eastAsiaTheme="minorEastAsia" w:hAnsi="Cambria Math" w:cs="Times New Roman"/>
+              <w:sz w:val="28"/>
+              <w:szCs w:val="28"/>
+              <w:lang w:val="en-US"/>
+            </w:rPr>
+            <m:t>υ</m:t>
+          </m:r>
+          <m:r>
+            <w:rPr>
+              <w:rFonts w:ascii="Cambria Math" w:eastAsiaTheme="minorEastAsia" w:hAnsi="Cambria Math" w:cs="Times New Roman"/>
+              <w:sz w:val="28"/>
+              <w:szCs w:val="28"/>
+            </w:rPr>
+            <m:t>+</m:t>
+          </m:r>
+          <m:d>
+            <m:dPr>
+              <m:begChr m:val="["/>
+              <m:endChr m:val="]"/>
+              <m:ctrlPr>
+                <w:rPr>
+                  <w:rFonts w:ascii="Cambria Math" w:eastAsiaTheme="minorEastAsia" w:hAnsi="Cambria Math" w:cs="Times New Roman"/>
+                  <w:i/>
+                  <w:sz w:val="28"/>
+                  <w:szCs w:val="28"/>
+                  <w:lang w:val="en-US"/>
+                </w:rPr>
+              </m:ctrlPr>
+            </m:dPr>
+            <m:e>
+              <m:m>
+                <m:mPr>
+                  <m:mcs>
+                    <m:mc>
+                      <m:mcPr>
+                        <m:count m:val="1"/>
+                        <m:mcJc m:val="center"/>
+                      </m:mcPr>
+                    </m:mc>
+                  </m:mcs>
+                  <m:ctrlPr>
+                    <w:rPr>
+                      <w:rFonts w:ascii="Cambria Math" w:eastAsiaTheme="minorEastAsia" w:hAnsi="Cambria Math" w:cs="Times New Roman"/>
+                      <w:i/>
+                      <w:sz w:val="28"/>
+                      <w:szCs w:val="28"/>
+                      <w:lang w:val="en-US"/>
+                    </w:rPr>
+                  </m:ctrlPr>
+                </m:mPr>
+                <m:mr>
+                  <m:e>
+                    <m:r>
+                      <w:rPr>
+                        <w:rFonts w:ascii="Cambria Math" w:eastAsiaTheme="minorEastAsia" w:hAnsi="Cambria Math" w:cs="Times New Roman"/>
+                        <w:sz w:val="28"/>
+                        <w:szCs w:val="28"/>
+                      </w:rPr>
+                      <m:t>0</m:t>
+                    </m:r>
+                  </m:e>
+                </m:mr>
+                <m:mr>
+                  <m:e>
+                    <m:r>
+                      <w:rPr>
+                        <w:rFonts w:ascii="Cambria Math" w:eastAsiaTheme="minorEastAsia" w:hAnsi="Cambria Math" w:cs="Times New Roman"/>
+                        <w:sz w:val="28"/>
+                        <w:szCs w:val="28"/>
+                      </w:rPr>
+                      <m:t>0</m:t>
+                    </m:r>
+                  </m:e>
+                </m:mr>
+                <m:mr>
+                  <m:e>
+                    <m:r>
+                      <w:rPr>
+                        <w:rFonts w:ascii="Cambria Math" w:eastAsiaTheme="minorEastAsia" w:hAnsi="Cambria Math" w:cs="Times New Roman"/>
+                        <w:sz w:val="28"/>
+                        <w:szCs w:val="28"/>
+                      </w:rPr>
+                      <m:t>1</m:t>
+                    </m:r>
+                  </m:e>
+                </m:mr>
+              </m:m>
+            </m:e>
+          </m:d>
+          <m:r>
+            <w:rPr>
+              <w:rFonts w:ascii="Cambria Math" w:eastAsiaTheme="minorEastAsia" w:hAnsi="Cambria Math" w:cs="Times New Roman"/>
+              <w:sz w:val="28"/>
+              <w:szCs w:val="28"/>
+              <w:lang w:val="en-US"/>
+            </w:rPr>
+            <m:t>ω</m:t>
+          </m:r>
+        </m:oMath>
+      </m:oMathPara>
+    </w:p>
+    <w:p>
+      <w:pPr>
+        <w:rPr>
+          <w:rFonts w:ascii="Times New Roman" w:eastAsiaTheme="minorEastAsia" w:hAnsi="Times New Roman" w:cs="Times New Roman"/>
+          <w:iCs/>
+          <w:sz w:val="28"/>
+          <w:szCs w:val="28"/>
+        </w:rPr>
+      </w:pPr>
+      <w:r>
+        <w:rPr>
+          <w:rFonts w:ascii="Times New Roman" w:eastAsiaTheme="minorEastAsia" w:hAnsi="Times New Roman" w:cs="Times New Roman"/>
+          <w:sz w:val="28"/>
+          <w:szCs w:val="28"/>
+        </w:rPr>
+        <w:t>Где</w:t>
+      </w:r>
+      <m:oMath>
+        <m:r>
+          <w:rPr>
+            <w:rFonts w:ascii="Cambria Math" w:eastAsiaTheme="minorEastAsia" w:hAnsi="Cambria Math" w:cs="Times New Roman"/>
+            <w:sz w:val="28"/>
+            <w:szCs w:val="28"/>
+          </w:rPr>
+          <m:t> </m:t>
+        </m:r>
+        <m:r>
+          <w:rPr>
+            <w:rFonts w:ascii="Cambria Math" w:eastAsiaTheme="minorEastAsia" w:hAnsi="Cambria Math" w:cs="Times New Roman"/>
+            <w:sz w:val="28"/>
+            <w:szCs w:val="28"/>
+            <w:lang w:val="en-US"/>
+          </w:rPr>
+          <m:t>x</m:t>
+        </m:r>
+      </m:oMath>
+      <w:r>
+        <w:rPr>
+          <w:rFonts w:ascii="Times New Roman" w:eastAsiaTheme="minorEastAsia" w:hAnsi="Times New Roman" w:cs="Times New Roman"/>
+          <w:sz w:val="28"/>
+          <w:szCs w:val="28"/>
+        </w:rPr>
+        <w:t xml:space="preserve"> и </w:t>
+      </w:r>
+      <m:oMath>
+        <m:r>
+          <w:rPr>
+            <w:rFonts w:ascii="Cambria Math" w:eastAsiaTheme="minorEastAsia" w:hAnsi="Cambria Math" w:cs="Times New Roman"/>
+            <w:sz w:val="28"/>
+            <w:szCs w:val="28"/>
+          </w:rPr>
+          <m:t>y</m:t>
+        </m:r>
+      </m:oMath>
+      <w:r>
+        <w:rPr>
+          <w:rFonts w:ascii="Times New Roman" w:eastAsiaTheme="minorEastAsia" w:hAnsi="Times New Roman" w:cs="Times New Roman"/>
+          <w:sz w:val="28"/>
+          <w:szCs w:val="28"/>
+        </w:rPr>
+        <w:t xml:space="preserve"> – координаты,</w:t>
+      </w:r>
+      <w:r>
+        <w:rPr>
+          <w:rFonts w:ascii="Times New Roman" w:eastAsiaTheme="minorEastAsia" w:hAnsi="Times New Roman" w:cs="Times New Roman"/>
+          <w:sz w:val="28"/>
+          <w:szCs w:val="28"/>
+        </w:rPr>
+        <w:t xml:space="preserve"> </w:t>
+      </w:r>
+      <m:oMath>
+        <m:r>
+          <w:rPr>
+            <w:rFonts w:ascii="Cambria Math" w:eastAsiaTheme="minorEastAsia" w:hAnsi="Cambria Math" w:cs="Times New Roman"/>
+            <w:sz w:val="28"/>
+            <w:szCs w:val="28"/>
+          </w:rPr>
+          <m:t>ϕ</m:t>
+        </m:r>
+      </m:oMath>
+      <w:r>
+        <w:rPr>
+          <w:rFonts w:ascii="Times New Roman" w:eastAsiaTheme="minorEastAsia" w:hAnsi="Times New Roman" w:cs="Times New Roman"/>
+          <w:sz w:val="28"/>
+          <w:szCs w:val="28"/>
+        </w:rPr>
+        <w:t xml:space="preserve"> – угол курса,</w:t>
+      </w:r>
+      <w:r>
+        <w:rPr>
+          <w:rFonts w:ascii="Times New Roman" w:eastAsiaTheme="minorEastAsia" w:hAnsi="Times New Roman" w:cs="Times New Roman"/>
+          <w:sz w:val="28"/>
+          <w:szCs w:val="28"/>
+        </w:rPr>
+        <w:t xml:space="preserve"> </w:t>
+      </w:r>
+      <m:oMath>
+        <m:r>
+          <w:rPr>
+            <w:rFonts w:ascii="Cambria Math" w:eastAsiaTheme="minorEastAsia" w:hAnsi="Cambria Math" w:cs="Times New Roman"/>
+            <w:sz w:val="28"/>
+            <w:szCs w:val="28"/>
+          </w:rPr>
+          <m:t>υ</m:t>
+        </m:r>
+      </m:oMath>
+      <w:r>
+        <w:rPr>
+          <w:rFonts w:ascii="Times New Roman" w:eastAsiaTheme="minorEastAsia" w:hAnsi="Times New Roman" w:cs="Times New Roman"/>
+          <w:sz w:val="28"/>
+          <w:szCs w:val="28"/>
+        </w:rPr>
+        <w:t xml:space="preserve"> – линейная скорость, а </w:t>
+      </w:r>
+      <m:oMath>
+        <m:r>
+          <w:rPr>
+            <w:rFonts w:ascii="Cambria Math" w:eastAsiaTheme="minorEastAsia" w:hAnsi="Cambria Math" w:cs="Times New Roman"/>
+            <w:sz w:val="28"/>
+            <w:szCs w:val="28"/>
+          </w:rPr>
+          <m:t>ω</m:t>
+        </m:r>
+      </m:oMath>
+      <w:r>
+        <w:rPr>
+          <w:rFonts w:ascii="Times New Roman" w:eastAsiaTheme="minorEastAsia" w:hAnsi="Times New Roman" w:cs="Times New Roman"/>
+          <w:sz w:val="28"/>
+          <w:szCs w:val="28"/>
+        </w:rPr>
+        <w:t xml:space="preserve"> – угловая скорость.</w:t>
+      </w:r>
+      <w:r>
+        <w:rPr>
+          <w:rFonts w:ascii="Times New Roman" w:eastAsiaTheme="minorEastAsia" w:hAnsi="Times New Roman" w:cs="Times New Roman"/>
+          <w:sz w:val="28"/>
+          <w:szCs w:val="28"/>
+        </w:rPr>
+        <w:t xml:space="preserve"> Система разбивается для шага времени </w:t>
+      </w:r>
+      <m:oMath>
+        <m:r>
+          <w:rPr>
+            <w:rFonts w:ascii="Cambria Math" w:eastAsiaTheme="minorEastAsia" w:hAnsi="Cambria Math" w:cs="Times New Roman"/>
+            <w:sz w:val="28"/>
+            <w:szCs w:val="28"/>
+          </w:rPr>
+          <m:t>τ</m:t>
+        </m:r>
+      </m:oMath>
+      <w:r>
+        <w:rPr>
+          <w:rFonts w:ascii="Times New Roman" w:eastAsiaTheme="minorEastAsia" w:hAnsi="Times New Roman" w:cs="Times New Roman"/>
+          <w:sz w:val="28"/>
+          <w:szCs w:val="28"/>
+        </w:rPr>
+        <w:t xml:space="preserve">, где состояние </w:t>
+      </w:r>
+      <m:oMath>
+        <m:sSub>
+          <m:sSubPr>
+            <m:ctrlPr>
+              <w:rPr>
+                <w:rFonts w:ascii="Cambria Math" w:eastAsiaTheme="minorEastAsia" w:hAnsi="Cambria Math" w:cs="Times New Roman"/>
+                <w:i/>
+                <w:sz w:val="28"/>
+                <w:szCs w:val="28"/>
+              </w:rPr>
+            </m:ctrlPr>
+          </m:sSubPr>
+          <m:e>
+            <m:r>
+              <m:rPr>
+                <m:scr m:val="script"/>
+              </m:rPr>
+              <w:rPr>
+                <w:rFonts w:ascii="Cambria Math" w:eastAsiaTheme="minorEastAsia" w:hAnsi="Cambria Math" w:cs="Times New Roman"/>
+                <w:sz w:val="28"/>
+                <w:szCs w:val="28"/>
+              </w:rPr>
+              <m:t>z</m:t>
+            </m:r>
+          </m:e>
+          <m:sub>
+            <m:r>
+              <w:rPr>
+                <w:rFonts w:ascii="Cambria Math" w:eastAsiaTheme="minorEastAsia" w:hAnsi="Cambria Math" w:cs="Times New Roman"/>
+                <w:sz w:val="28"/>
+                <w:szCs w:val="28"/>
+              </w:rPr>
+              <m:t>i</m:t>
+            </m:r>
+          </m:sub>
+        </m:sSub>
+        <m:r>
+          <w:rPr>
+            <w:rFonts w:ascii="Cambria Math" w:eastAsiaTheme="minorEastAsia" w:hAnsi="Cambria Math" w:cs="Times New Roman"/>
+            <w:sz w:val="28"/>
+            <w:szCs w:val="28"/>
+          </w:rPr>
+          <m:t>(k) =</m:t>
+        </m:r>
+        <m:sSup>
+          <m:sSupPr>
+            <m:ctrlPr>
+              <w:rPr>
+                <w:rFonts w:ascii="Cambria Math" w:eastAsiaTheme="minorEastAsia" w:hAnsi="Cambria Math" w:cs="Times New Roman"/>
+                <w:i/>
+                <w:sz w:val="28"/>
+                <w:szCs w:val="28"/>
+                <w:lang w:val="en-US"/>
+              </w:rPr>
+            </m:ctrlPr>
+          </m:sSupPr>
+          <m:e>
+            <m:d>
+              <m:dPr>
+                <m:begChr m:val="["/>
+                <m:endChr m:val="]"/>
+                <m:ctrlPr>
+                  <w:rPr>
+                    <w:rFonts w:ascii="Cambria Math" w:eastAsiaTheme="minorEastAsia" w:hAnsi="Cambria Math" w:cs="Times New Roman"/>
+                    <w:i/>
+                    <w:sz w:val="28"/>
+                    <w:szCs w:val="28"/>
+                    <w:lang w:val="en-US"/>
+                  </w:rPr>
+                </m:ctrlPr>
+              </m:dPr>
+              <m:e>
+                <m:sSub>
+                  <m:sSubPr>
+                    <m:ctrlPr>
+                      <w:rPr>
+                        <w:rFonts w:ascii="Cambria Math" w:eastAsiaTheme="minorEastAsia" w:hAnsi="Cambria Math" w:cs="Times New Roman"/>
+                        <w:i/>
+                        <w:sz w:val="28"/>
+                        <w:szCs w:val="28"/>
+                        <w:lang w:val="en-US"/>
+                      </w:rPr>
+                    </m:ctrlPr>
+                  </m:sSubPr>
+                  <m:e>
+                    <m:r>
+                      <w:rPr>
+                        <w:rFonts w:ascii="Cambria Math" w:eastAsiaTheme="minorEastAsia" w:hAnsi="Cambria Math" w:cs="Times New Roman"/>
+                        <w:sz w:val="28"/>
+                        <w:szCs w:val="28"/>
+                        <w:lang w:val="en-US"/>
+                      </w:rPr>
+                      <m:t>x</m:t>
+                    </m:r>
+                  </m:e>
+                  <m:sub>
+                    <m:r>
+                      <w:rPr>
+                        <w:rFonts w:ascii="Cambria Math" w:eastAsiaTheme="minorEastAsia" w:hAnsi="Cambria Math" w:cs="Times New Roman"/>
+                        <w:sz w:val="28"/>
+                        <w:szCs w:val="28"/>
+                        <w:lang w:val="en-US"/>
+                      </w:rPr>
+                      <m:t>i</m:t>
+                    </m:r>
+                  </m:sub>
+                </m:sSub>
+                <m:r>
+                  <w:rPr>
+                    <w:rFonts w:ascii="Cambria Math" w:eastAsiaTheme="minorEastAsia" w:hAnsi="Cambria Math" w:cs="Times New Roman"/>
+                    <w:sz w:val="28"/>
+                    <w:szCs w:val="28"/>
+                  </w:rPr>
+                  <m:t>(</m:t>
+                </m:r>
+                <m:r>
+                  <w:rPr>
+                    <w:rFonts w:ascii="Cambria Math" w:eastAsiaTheme="minorEastAsia" w:hAnsi="Cambria Math" w:cs="Times New Roman"/>
+                    <w:sz w:val="28"/>
+                    <w:szCs w:val="28"/>
+                    <w:lang w:val="en-US"/>
+                  </w:rPr>
+                  <m:t>k</m:t>
+                </m:r>
+                <m:r>
+                  <w:rPr>
+                    <w:rFonts w:ascii="Cambria Math" w:eastAsiaTheme="minorEastAsia" w:hAnsi="Cambria Math" w:cs="Times New Roman"/>
+                    <w:sz w:val="28"/>
+                    <w:szCs w:val="28"/>
+                  </w:rPr>
+                  <m:t xml:space="preserve">),  </m:t>
+                </m:r>
+                <m:sSub>
+                  <m:sSubPr>
+                    <m:ctrlPr>
+                      <w:rPr>
+                        <w:rFonts w:ascii="Cambria Math" w:eastAsiaTheme="minorEastAsia" w:hAnsi="Cambria Math" w:cs="Times New Roman"/>
+                        <w:i/>
+                        <w:sz w:val="28"/>
+                        <w:szCs w:val="28"/>
+                        <w:lang w:val="en-US"/>
+                      </w:rPr>
+                    </m:ctrlPr>
+                  </m:sSubPr>
+                  <m:e>
+                    <m:r>
+                      <w:rPr>
+                        <w:rFonts w:ascii="Cambria Math" w:eastAsiaTheme="minorEastAsia" w:hAnsi="Cambria Math" w:cs="Times New Roman"/>
+                        <w:sz w:val="28"/>
+                        <w:szCs w:val="28"/>
+                        <w:lang w:val="en-US"/>
+                      </w:rPr>
+                      <m:t>y</m:t>
+                    </m:r>
+                  </m:e>
+                  <m:sub>
+                    <m:r>
+                      <w:rPr>
+                        <w:rFonts w:ascii="Cambria Math" w:eastAsiaTheme="minorEastAsia" w:hAnsi="Cambria Math" w:cs="Times New Roman"/>
+                        <w:sz w:val="28"/>
+                        <w:szCs w:val="28"/>
+                        <w:lang w:val="en-US"/>
+                      </w:rPr>
+                      <m:t>i</m:t>
+                    </m:r>
+                  </m:sub>
+                </m:sSub>
+                <m:r>
+                  <w:rPr>
+                    <w:rFonts w:ascii="Cambria Math" w:eastAsiaTheme="minorEastAsia" w:hAnsi="Cambria Math" w:cs="Times New Roman"/>
+                    <w:sz w:val="28"/>
+                    <w:szCs w:val="28"/>
+                  </w:rPr>
+                  <m:t>(</m:t>
+                </m:r>
+                <m:r>
+                  <w:rPr>
+                    <w:rFonts w:ascii="Cambria Math" w:eastAsiaTheme="minorEastAsia" w:hAnsi="Cambria Math" w:cs="Times New Roman"/>
+                    <w:sz w:val="28"/>
+                    <w:szCs w:val="28"/>
+                    <w:lang w:val="en-US"/>
+                  </w:rPr>
+                  <m:t>k</m:t>
+                </m:r>
+                <m:r>
+                  <w:rPr>
+                    <w:rFonts w:ascii="Cambria Math" w:eastAsiaTheme="minorEastAsia" w:hAnsi="Cambria Math" w:cs="Times New Roman"/>
+                    <w:sz w:val="28"/>
+                    <w:szCs w:val="28"/>
+                  </w:rPr>
+                  <m:t xml:space="preserve">),  </m:t>
+                </m:r>
+                <m:sSub>
+                  <m:sSubPr>
+                    <m:ctrlPr>
+                      <w:rPr>
+                        <w:rFonts w:ascii="Cambria Math" w:eastAsiaTheme="minorEastAsia" w:hAnsi="Cambria Math" w:cs="Times New Roman"/>
+                        <w:i/>
+                        <w:sz w:val="28"/>
+                        <w:szCs w:val="28"/>
+                      </w:rPr>
+                    </m:ctrlPr>
+                  </m:sSubPr>
+                  <m:e>
+                    <m:r>
+                      <w:rPr>
+                        <w:rFonts w:ascii="Cambria Math" w:eastAsiaTheme="minorEastAsia" w:hAnsi="Cambria Math" w:cs="Times New Roman"/>
+                        <w:sz w:val="28"/>
+                        <w:szCs w:val="28"/>
+                        <w:lang w:val="en-US"/>
+                      </w:rPr>
+                      <m:t>ϕ</m:t>
+                    </m:r>
+                  </m:e>
+                  <m:sub>
+                    <m:r>
+                      <w:rPr>
+                        <w:rFonts w:ascii="Cambria Math" w:eastAsiaTheme="minorEastAsia" w:hAnsi="Cambria Math" w:cs="Times New Roman"/>
+                        <w:sz w:val="28"/>
+                        <w:szCs w:val="28"/>
+                      </w:rPr>
+                      <m:t>i</m:t>
+                    </m:r>
+                  </m:sub>
+                </m:sSub>
+                <m:r>
+                  <w:rPr>
+                    <w:rFonts w:ascii="Cambria Math" w:eastAsiaTheme="minorEastAsia" w:hAnsi="Cambria Math" w:cs="Times New Roman"/>
+                    <w:sz w:val="28"/>
+                    <w:szCs w:val="28"/>
+                  </w:rPr>
+                  <m:t>(k)</m:t>
+                </m:r>
+              </m:e>
+            </m:d>
+          </m:e>
+          <m:sup>
+            <m:r>
+              <w:rPr>
+                <w:rFonts w:ascii="Cambria Math" w:eastAsiaTheme="minorEastAsia" w:hAnsi="Cambria Math" w:cs="Times New Roman"/>
+                <w:sz w:val="28"/>
+                <w:szCs w:val="28"/>
+                <w:lang w:val="en-US"/>
+              </w:rPr>
+              <m:t>T</m:t>
+            </m:r>
+          </m:sup>
+        </m:sSup>
+      </m:oMath>
+      <w:r>
+        <w:rPr>
+          <w:rFonts w:ascii="Times New Roman" w:eastAsiaTheme="minorEastAsia" w:hAnsi="Times New Roman" w:cs="Times New Roman"/>
+          <w:sz w:val="28"/>
+          <w:szCs w:val="28"/>
+        </w:rPr>
+        <w:t xml:space="preserve">, а управление </w:t>
+      </w:r>
+      <m:oMath>
+        <m:sSub>
+          <m:sSubPr>
+            <m:ctrlPr>
+              <w:rPr>
+                <w:rFonts w:ascii="Cambria Math" w:eastAsiaTheme="minorEastAsia" w:hAnsi="Cambria Math" w:cs="Times New Roman"/>
+                <w:i/>
+                <w:sz w:val="28"/>
+                <w:szCs w:val="28"/>
+              </w:rPr>
+            </m:ctrlPr>
+          </m:sSubPr>
+          <m:e>
+            <m:r>
+              <w:rPr>
+                <w:rFonts w:ascii="Cambria Math" w:eastAsiaTheme="minorEastAsia" w:hAnsi="Cambria Math" w:cs="Times New Roman"/>
+                <w:sz w:val="28"/>
+                <w:szCs w:val="28"/>
+                <w:lang w:val="en-US"/>
+              </w:rPr>
+              <m:t>u</m:t>
+            </m:r>
+          </m:e>
+          <m:sub>
+            <m:r>
+              <w:rPr>
+                <w:rFonts w:ascii="Cambria Math" w:eastAsiaTheme="minorEastAsia" w:hAnsi="Cambria Math" w:cs="Times New Roman"/>
+                <w:sz w:val="28"/>
+                <w:szCs w:val="28"/>
+              </w:rPr>
+              <m:t>i</m:t>
+            </m:r>
+          </m:sub>
+        </m:sSub>
+        <m:r>
+          <w:rPr>
+            <w:rFonts w:ascii="Cambria Math" w:eastAsiaTheme="minorEastAsia" w:hAnsi="Cambria Math" w:cs="Times New Roman"/>
+            <w:sz w:val="28"/>
+            <w:szCs w:val="28"/>
+          </w:rPr>
+          <m:t>(k)=</m:t>
+        </m:r>
+        <m:sSup>
+          <m:sSupPr>
+            <m:ctrlPr>
+              <w:rPr>
+                <w:rFonts w:ascii="Cambria Math" w:eastAsiaTheme="minorEastAsia" w:hAnsi="Cambria Math" w:cs="Times New Roman"/>
+                <w:i/>
+                <w:sz w:val="28"/>
+                <w:szCs w:val="28"/>
+                <w:lang w:val="en-US"/>
+              </w:rPr>
+            </m:ctrlPr>
+          </m:sSupPr>
+          <m:e>
+            <m:d>
+              <m:dPr>
+                <m:begChr m:val="["/>
+                <m:endChr m:val="]"/>
+                <m:ctrlPr>
+                  <w:rPr>
+                    <w:rFonts w:ascii="Cambria Math" w:eastAsiaTheme="minorEastAsia" w:hAnsi="Cambria Math" w:cs="Times New Roman"/>
+                    <w:i/>
+                    <w:sz w:val="28"/>
+                    <w:szCs w:val="28"/>
+                    <w:lang w:val="en-US"/>
+                  </w:rPr>
+                </m:ctrlPr>
+              </m:dPr>
+              <m:e>
+                <m:sSub>
+                  <m:sSubPr>
+                    <m:ctrlPr>
+                      <w:rPr>
+                        <w:rFonts w:ascii="Cambria Math" w:eastAsiaTheme="minorEastAsia" w:hAnsi="Cambria Math" w:cs="Times New Roman"/>
+                        <w:i/>
+                        <w:sz w:val="28"/>
+                        <w:szCs w:val="28"/>
+                        <w:lang w:val="en-US"/>
+                      </w:rPr>
+                    </m:ctrlPr>
+                  </m:sSubPr>
+                  <m:e>
+                    <m:r>
+                      <w:rPr>
+                        <w:rFonts w:ascii="Cambria Math" w:eastAsiaTheme="minorEastAsia" w:hAnsi="Cambria Math" w:cs="Times New Roman"/>
+                        <w:sz w:val="28"/>
+                        <w:szCs w:val="28"/>
+                        <w:lang w:val="en-US"/>
+                      </w:rPr>
+                      <m:t>υ</m:t>
+                    </m:r>
+                  </m:e>
+                  <m:sub>
+                    <m:r>
+                      <w:rPr>
+                        <w:rFonts w:ascii="Cambria Math" w:eastAsiaTheme="minorEastAsia" w:hAnsi="Cambria Math" w:cs="Times New Roman"/>
+                        <w:sz w:val="28"/>
+                        <w:szCs w:val="28"/>
+                        <w:lang w:val="en-US"/>
+                      </w:rPr>
+                      <m:t>i</m:t>
+                    </m:r>
+                  </m:sub>
+                </m:sSub>
+                <m:r>
+                  <w:rPr>
+                    <w:rFonts w:ascii="Cambria Math" w:eastAsiaTheme="minorEastAsia" w:hAnsi="Cambria Math" w:cs="Times New Roman"/>
+                    <w:sz w:val="28"/>
+                    <w:szCs w:val="28"/>
+                  </w:rPr>
+                  <m:t>(</m:t>
+                </m:r>
+                <m:r>
+                  <w:rPr>
+                    <w:rFonts w:ascii="Cambria Math" w:eastAsiaTheme="minorEastAsia" w:hAnsi="Cambria Math" w:cs="Times New Roman"/>
+                    <w:sz w:val="28"/>
+                    <w:szCs w:val="28"/>
+                    <w:lang w:val="en-US"/>
+                  </w:rPr>
+                  <m:t>k</m:t>
+                </m:r>
+                <m:r>
+                  <w:rPr>
+                    <w:rFonts w:ascii="Cambria Math" w:eastAsiaTheme="minorEastAsia" w:hAnsi="Cambria Math" w:cs="Times New Roman"/>
+                    <w:sz w:val="28"/>
+                    <w:szCs w:val="28"/>
+                  </w:rPr>
+                  <m:t xml:space="preserve">), </m:t>
+                </m:r>
+                <m:sSub>
+                  <m:sSubPr>
+                    <m:ctrlPr>
+                      <w:rPr>
+                        <w:rFonts w:ascii="Cambria Math" w:eastAsiaTheme="minorEastAsia" w:hAnsi="Cambria Math" w:cs="Times New Roman"/>
+                        <w:i/>
+                        <w:sz w:val="28"/>
+                        <w:szCs w:val="28"/>
+                        <w:lang w:val="en-US"/>
+                      </w:rPr>
+                    </m:ctrlPr>
+                  </m:sSubPr>
+                  <m:e>
+                    <m:r>
+                      <w:rPr>
+                        <w:rFonts w:ascii="Cambria Math" w:eastAsiaTheme="minorEastAsia" w:hAnsi="Cambria Math" w:cs="Times New Roman"/>
+                        <w:sz w:val="28"/>
+                        <w:szCs w:val="28"/>
+                        <w:lang w:val="en-US"/>
+                      </w:rPr>
+                      <m:t>ω</m:t>
+                    </m:r>
+                  </m:e>
+                  <m:sub>
+                    <m:r>
+                      <w:rPr>
+                        <w:rFonts w:ascii="Cambria Math" w:eastAsiaTheme="minorEastAsia" w:hAnsi="Cambria Math" w:cs="Times New Roman"/>
+                        <w:sz w:val="28"/>
+                        <w:szCs w:val="28"/>
+                        <w:lang w:val="en-US"/>
+                      </w:rPr>
+                      <m:t>i</m:t>
+                    </m:r>
+                  </m:sub>
+                </m:sSub>
+                <m:r>
+                  <w:rPr>
+                    <w:rFonts w:ascii="Cambria Math" w:eastAsiaTheme="minorEastAsia" w:hAnsi="Cambria Math" w:cs="Times New Roman"/>
+                    <w:sz w:val="28"/>
+                    <w:szCs w:val="28"/>
+                  </w:rPr>
+                  <m:t>(</m:t>
+                </m:r>
+                <m:r>
+                  <w:rPr>
+                    <w:rFonts w:ascii="Cambria Math" w:eastAsiaTheme="minorEastAsia" w:hAnsi="Cambria Math" w:cs="Times New Roman"/>
+                    <w:sz w:val="28"/>
+                    <w:szCs w:val="28"/>
+                    <w:lang w:val="en-US"/>
+                  </w:rPr>
+                  <m:t>k</m:t>
+                </m:r>
+                <m:r>
+                  <w:rPr>
+                    <w:rFonts w:ascii="Cambria Math" w:eastAsiaTheme="minorEastAsia" w:hAnsi="Cambria Math" w:cs="Times New Roman"/>
+                    <w:sz w:val="28"/>
+                    <w:szCs w:val="28"/>
+                  </w:rPr>
+                  <m:t>)</m:t>
+                </m:r>
+              </m:e>
+            </m:d>
+          </m:e>
+          <m:sup>
+            <m:r>
+              <w:rPr>
+                <w:rFonts w:ascii="Cambria Math" w:eastAsiaTheme="minorEastAsia" w:hAnsi="Cambria Math" w:cs="Times New Roman"/>
+                <w:sz w:val="28"/>
+                <w:szCs w:val="28"/>
+                <w:lang w:val="en-US"/>
+              </w:rPr>
+              <m:t>T</m:t>
+            </m:r>
+          </m:sup>
+        </m:sSup>
+      </m:oMath>
+      <w:r>
+        <w:rPr>
+          <w:rFonts w:ascii="Times New Roman" w:eastAsiaTheme="minorEastAsia" w:hAnsi="Times New Roman" w:cs="Times New Roman"/>
+          <w:sz w:val="28"/>
+          <w:szCs w:val="28"/>
+        </w:rPr>
+        <w:t xml:space="preserve">. Скорости физически ограничены: </w:t>
+      </w:r>
+      <m:oMath>
+        <m:d>
+          <m:dPr>
+            <m:begChr m:val="|"/>
+            <m:endChr m:val="|"/>
+            <m:ctrlPr>
+              <w:rPr>
+                <w:rFonts w:ascii="Cambria Math" w:eastAsiaTheme="minorEastAsia" w:hAnsi="Cambria Math" w:cs="Times New Roman"/>
+                <w:iCs/>
+                <w:sz w:val="28"/>
+                <w:szCs w:val="28"/>
+              </w:rPr>
+            </m:ctrlPr>
+          </m:dPr>
+          <m:e>
+            <m:r>
+              <w:rPr>
+                <w:rFonts w:ascii="Cambria Math" w:eastAsiaTheme="minorEastAsia" w:hAnsi="Cambria Math" w:cs="Times New Roman"/>
+                <w:sz w:val="28"/>
+                <w:szCs w:val="28"/>
+              </w:rPr>
+              <m:t>υ</m:t>
+            </m:r>
+          </m:e>
+        </m:d>
+        <m:r>
+          <w:rPr>
+            <w:rFonts w:ascii="Cambria Math" w:eastAsiaTheme="minorEastAsia" w:hAnsi="Cambria Math" w:cs="Times New Roman"/>
+            <w:sz w:val="28"/>
+            <w:szCs w:val="28"/>
+          </w:rPr>
+          <m:t>≤</m:t>
+        </m:r>
+        <m:sSub>
+          <m:sSubPr>
+            <m:ctrlPr>
+              <w:rPr>
+                <w:rFonts w:ascii="Cambria Math" w:eastAsiaTheme="minorEastAsia" w:hAnsi="Cambria Math" w:cs="Times New Roman"/>
+                <w:i/>
+                <w:iCs/>
+                <w:sz w:val="28"/>
+                <w:szCs w:val="28"/>
+              </w:rPr>
+            </m:ctrlPr>
+          </m:sSubPr>
+          <m:e>
+            <m:r>
+              <w:rPr>
+                <w:rFonts w:ascii="Cambria Math" w:eastAsiaTheme="minorEastAsia" w:hAnsi="Cambria Math" w:cs="Times New Roman"/>
+                <w:sz w:val="28"/>
+                <w:szCs w:val="28"/>
+              </w:rPr>
+              <m:t>υ</m:t>
+            </m:r>
+          </m:e>
+          <m:sub>
+            <m:r>
+              <w:rPr>
+                <w:rFonts w:ascii="Cambria Math" w:eastAsiaTheme="minorEastAsia" w:hAnsi="Cambria Math" w:cs="Times New Roman"/>
+                <w:sz w:val="28"/>
+                <w:szCs w:val="28"/>
+                <w:lang w:val="en-US"/>
+              </w:rPr>
+              <m:t>max</m:t>
+            </m:r>
+          </m:sub>
+        </m:sSub>
+      </m:oMath>
+      <w:r>
+        <w:rPr>
+          <w:rFonts w:ascii="Times New Roman" w:eastAsiaTheme="minorEastAsia" w:hAnsi="Times New Roman" w:cs="Times New Roman"/>
+          <w:iCs/>
+          <w:sz w:val="28"/>
+          <w:szCs w:val="28"/>
+        </w:rPr>
+        <w:t xml:space="preserve"> и </w:t>
+      </w:r>
+      <m:oMath>
+        <m:d>
+          <m:dPr>
+            <m:begChr m:val="|"/>
+            <m:endChr m:val="|"/>
+            <m:ctrlPr>
+              <w:rPr>
+                <w:rFonts w:ascii="Cambria Math" w:eastAsiaTheme="minorEastAsia" w:hAnsi="Cambria Math" w:cs="Times New Roman"/>
+                <w:i/>
+                <w:iCs/>
+                <w:sz w:val="28"/>
+                <w:szCs w:val="28"/>
+              </w:rPr>
+            </m:ctrlPr>
+          </m:dPr>
+          <m:e>
+            <m:r>
+              <w:rPr>
+                <w:rFonts w:ascii="Cambria Math" w:eastAsiaTheme="minorEastAsia" w:hAnsi="Cambria Math" w:cs="Times New Roman"/>
+                <w:sz w:val="28"/>
+                <w:szCs w:val="28"/>
+              </w:rPr>
+              <m:t>ω</m:t>
+            </m:r>
+          </m:e>
+        </m:d>
+        <m:r>
+          <w:rPr>
+            <w:rFonts w:ascii="Cambria Math" w:eastAsiaTheme="minorEastAsia" w:hAnsi="Cambria Math" w:cs="Times New Roman"/>
+            <w:sz w:val="28"/>
+            <w:szCs w:val="28"/>
+          </w:rPr>
+          <m:t>≤</m:t>
+        </m:r>
+        <m:sSub>
+          <m:sSubPr>
+            <m:ctrlPr>
+              <w:rPr>
+                <w:rFonts w:ascii="Cambria Math" w:eastAsiaTheme="minorEastAsia" w:hAnsi="Cambria Math" w:cs="Times New Roman"/>
+                <w:i/>
+                <w:iCs/>
+                <w:sz w:val="28"/>
+                <w:szCs w:val="28"/>
+              </w:rPr>
+            </m:ctrlPr>
+          </m:sSubPr>
+          <m:e>
+            <m:r>
+              <w:rPr>
+                <w:rFonts w:ascii="Cambria Math" w:eastAsiaTheme="minorEastAsia" w:hAnsi="Cambria Math" w:cs="Times New Roman"/>
+                <w:sz w:val="28"/>
+                <w:szCs w:val="28"/>
+              </w:rPr>
+              <m:t>ω</m:t>
+            </m:r>
+          </m:e>
+          <m:sub>
+            <m:r>
+              <w:rPr>
+                <w:rFonts w:ascii="Cambria Math" w:eastAsiaTheme="minorEastAsia" w:hAnsi="Cambria Math" w:cs="Times New Roman"/>
+                <w:sz w:val="28"/>
+                <w:szCs w:val="28"/>
+              </w:rPr>
+              <m:t>m</m:t>
+            </m:r>
+            <m:r>
+              <w:rPr>
+                <w:rFonts w:ascii="Cambria Math" w:eastAsiaTheme="minorEastAsia" w:hAnsi="Cambria Math" w:cs="Times New Roman"/>
+                <w:sz w:val="28"/>
+                <w:szCs w:val="28"/>
+                <w:lang w:val="en-US"/>
+              </w:rPr>
+              <m:t>ax</m:t>
+            </m:r>
+          </m:sub>
+        </m:sSub>
+      </m:oMath>
+      <w:r>
+        <w:rPr>
+          <w:rFonts w:ascii="Times New Roman" w:eastAsiaTheme="minorEastAsia" w:hAnsi="Times New Roman" w:cs="Times New Roman"/>
+          <w:iCs/>
+          <w:sz w:val="28"/>
+          <w:szCs w:val="28"/>
+        </w:rPr>
+        <w:t>.</w:t>
+      </w:r>
+    </w:p>
+    <w:p>
+      <w:pPr>
+        <w:rPr>
+          <w:rFonts w:ascii="Times New Roman" w:eastAsiaTheme="minorEastAsia" w:hAnsi="Times New Roman" w:cs="Times New Roman"/>
+          <w:iCs/>
+          <w:sz w:val="28"/>
+          <w:szCs w:val="28"/>
+        </w:rPr>
+      </w:pPr>
+      <w:r>
+        <w:rPr>
+          <w:rFonts w:ascii="Times New Roman" w:eastAsiaTheme="minorEastAsia" w:hAnsi="Times New Roman" w:cs="Times New Roman"/>
+          <w:iCs/>
+          <w:sz w:val="28"/>
+          <w:szCs w:val="28"/>
+        </w:rPr>
+        <w:t xml:space="preserve">Сам робот представляет собой набор из </w:t>
+      </w:r>
+      <m:oMath>
+        <m:sSub>
+          <m:sSubPr>
+            <m:ctrlPr>
+              <w:rPr>
+                <w:rFonts w:ascii="Cambria Math" w:eastAsiaTheme="minorEastAsia" w:hAnsi="Cambria Math" w:cs="Times New Roman"/>
+                <w:i/>
+                <w:iCs/>
+                <w:sz w:val="28"/>
+                <w:szCs w:val="28"/>
+              </w:rPr>
+            </m:ctrlPr>
+          </m:sSubPr>
+          <m:e>
+            <m:r>
+              <w:rPr>
+                <w:rFonts w:ascii="Cambria Math" w:eastAsiaTheme="minorEastAsia" w:hAnsi="Cambria Math" w:cs="Times New Roman"/>
+                <w:sz w:val="28"/>
+                <w:szCs w:val="28"/>
+              </w:rPr>
+              <m:t>n</m:t>
+            </m:r>
+          </m:e>
+          <m:sub>
+            <m:r>
+              <w:rPr>
+                <w:rFonts w:ascii="Cambria Math" w:eastAsiaTheme="minorEastAsia" w:hAnsi="Cambria Math" w:cs="Times New Roman"/>
+                <w:sz w:val="28"/>
+                <w:szCs w:val="28"/>
+              </w:rPr>
+              <m:t>c</m:t>
+            </m:r>
+          </m:sub>
+        </m:sSub>
+      </m:oMath>
+      <w:r>
+        <w:rPr>
+          <w:rFonts w:ascii="Times New Roman" w:eastAsiaTheme="minorEastAsia" w:hAnsi="Times New Roman" w:cs="Times New Roman"/>
+          <w:iCs/>
+          <w:sz w:val="28"/>
+          <w:szCs w:val="28"/>
+        </w:rPr>
+        <w:t xml:space="preserve"> </w:t>
+      </w:r>
+      <w:r>
+        <w:rPr>
+          <w:rFonts w:ascii="Times New Roman" w:eastAsiaTheme="minorEastAsia" w:hAnsi="Times New Roman" w:cs="Times New Roman"/>
+          <w:iCs/>
+          <w:sz w:val="28"/>
+          <w:szCs w:val="28"/>
+        </w:rPr>
+        <w:t xml:space="preserve">окружностей радиуса </w:t>
+      </w:r>
+      <m:oMath>
+        <m:r>
+          <w:rPr>
+            <w:rFonts w:ascii="Cambria Math" w:eastAsiaTheme="minorEastAsia" w:hAnsi="Cambria Math" w:cs="Times New Roman"/>
+            <w:sz w:val="28"/>
+            <w:szCs w:val="28"/>
+          </w:rPr>
+          <m:t>r</m:t>
+        </m:r>
+      </m:oMath>
+      <w:r>
+        <w:rPr>
+          <w:rFonts w:ascii="Times New Roman" w:eastAsiaTheme="minorEastAsia" w:hAnsi="Times New Roman" w:cs="Times New Roman"/>
+          <w:iCs/>
+          <w:sz w:val="28"/>
+          <w:szCs w:val="28"/>
+        </w:rPr>
+        <w:t>.</w:t>
+      </w:r>
+      <w:r>
+        <w:rPr>
+          <w:rFonts w:ascii="Times New Roman" w:eastAsiaTheme="minorEastAsia" w:hAnsi="Times New Roman" w:cs="Times New Roman"/>
+          <w:iCs/>
+          <w:sz w:val="28"/>
+          <w:szCs w:val="28"/>
+        </w:rPr>
+        <w:t xml:space="preserve"> Каждое препятствие подразделяется на 2 типа: статические и динамические.</w:t>
+      </w:r>
+    </w:p>
+    <w:p>
+      <w:pPr>
+        <w:rPr>
+          <w:rFonts w:ascii="Times New Roman" w:eastAsiaTheme="minorEastAsia" w:hAnsi="Times New Roman" w:cs="Times New Roman"/>
+          <w:iCs/>
+          <w:sz w:val="28"/>
+          <w:szCs w:val="28"/>
+        </w:rPr>
+      </w:pPr>
+      <w:r>
+        <w:rPr>
+          <w:rFonts w:ascii="Times New Roman" w:eastAsiaTheme="minorEastAsia" w:hAnsi="Times New Roman" w:cs="Times New Roman"/>
+          <w:iCs/>
+          <w:sz w:val="28"/>
+          <w:szCs w:val="28"/>
+        </w:rPr>
+        <w:t>Статические препятствие обнаруживается, если оно попадает в безопасную зону</w:t>
+      </w:r>
+      <w:r>
+        <w:rPr>
+          <w:rFonts w:ascii="Times New Roman" w:eastAsiaTheme="minorEastAsia" w:hAnsi="Times New Roman" w:cs="Times New Roman"/>
+          <w:iCs/>
+          <w:sz w:val="28"/>
+          <w:szCs w:val="28"/>
+        </w:rPr>
+        <w:t xml:space="preserve"> </w:t>
+      </w:r>
+      <w:r>
+        <w:rPr>
+          <w:rFonts w:ascii="Times New Roman" w:eastAsiaTheme="minorEastAsia" w:hAnsi="Times New Roman" w:cs="Times New Roman"/>
+          <w:iCs/>
+          <w:sz w:val="28"/>
+          <w:szCs w:val="28"/>
+        </w:rPr>
+        <w:t>(выпуклого многоугольника) вокруг робота на основе его предыдущей предсказанной траектории. Это выражается через следующее ограничение:</w:t>
+      </w:r>
+    </w:p>
+    <w:p>
+      <w:pPr>
+        <w:rPr>
+          <w:rFonts w:ascii="Times New Roman" w:eastAsiaTheme="minorEastAsia" w:hAnsi="Times New Roman" w:cs="Times New Roman"/>
+          <w:i/>
+          <w:sz w:val="28"/>
+          <w:szCs w:val="28"/>
+        </w:rPr>
+      </w:pPr>
+      <m:oMathPara>
+        <m:oMath>
+          <m:sSubSup>
+            <m:sSubSupPr>
+              <m:ctrlPr>
+                <w:rPr>
+                  <w:rFonts w:ascii="Cambria Math" w:hAnsi="Cambria Math" w:cs="Times New Roman"/>
+                  <w:i/>
+                  <w:sz w:val="28"/>
+                  <w:szCs w:val="28"/>
+                </w:rPr>
+              </m:ctrlPr>
+            </m:sSubSupPr>
+            <m:e>
+              <m:r>
+                <w:rPr>
+                  <w:rFonts w:ascii="Cambria Math" w:hAnsi="Cambria Math" w:cs="Times New Roman"/>
+                  <w:sz w:val="28"/>
+                  <w:szCs w:val="28"/>
+                </w:rPr>
+                <m:t>c</m:t>
+              </m:r>
+            </m:e>
+            <m:sub>
+              <m:r>
+                <w:rPr>
+                  <w:rFonts w:ascii="Cambria Math" w:hAnsi="Cambria Math" w:cs="Times New Roman"/>
+                  <w:sz w:val="28"/>
+                  <w:szCs w:val="28"/>
+                </w:rPr>
+                <m:t>i</m:t>
+              </m:r>
+            </m:sub>
+            <m:sup>
+              <m:r>
+                <w:rPr>
+                  <w:rFonts w:ascii="Cambria Math" w:hAnsi="Cambria Math" w:cs="Times New Roman"/>
+                  <w:sz w:val="28"/>
+                  <w:szCs w:val="28"/>
+                </w:rPr>
+                <m:t>S</m:t>
+              </m:r>
+              <m:r>
+                <w:rPr>
+                  <w:rFonts w:ascii="Cambria Math" w:hAnsi="Cambria Math" w:cs="Times New Roman"/>
+                  <w:sz w:val="28"/>
+                  <w:szCs w:val="28"/>
+                  <w:lang w:val="en-US"/>
+                </w:rPr>
+                <m:t>tatic,l,c</m:t>
+              </m:r>
+            </m:sup>
+          </m:sSubSup>
+          <m:r>
+            <w:rPr>
+              <w:rFonts w:ascii="Cambria Math" w:hAnsi="Cambria Math" w:cs="Times New Roman"/>
+              <w:sz w:val="28"/>
+              <w:szCs w:val="28"/>
+            </w:rPr>
+            <m:t>(</m:t>
+          </m:r>
+          <m:sSub>
+            <m:sSubPr>
+              <m:ctrlPr>
+                <w:rPr>
+                  <w:rFonts w:ascii="Cambria Math" w:hAnsi="Cambria Math" w:cs="Times New Roman"/>
+                  <w:i/>
+                  <w:sz w:val="28"/>
+                  <w:szCs w:val="28"/>
+                </w:rPr>
+              </m:ctrlPr>
+            </m:sSubPr>
+            <m:e>
+              <m:r>
+                <m:rPr>
+                  <m:scr m:val="script"/>
+                </m:rPr>
+                <w:rPr>
+                  <w:rFonts w:ascii="Cambria Math" w:eastAsiaTheme="minorEastAsia" w:hAnsi="Cambria Math" w:cs="Times New Roman"/>
+                  <w:sz w:val="28"/>
+                  <w:szCs w:val="28"/>
+                </w:rPr>
+                <m:t>z</m:t>
+              </m:r>
+            </m:e>
+            <m:sub>
+              <m:r>
+                <w:rPr>
+                  <w:rFonts w:ascii="Cambria Math" w:hAnsi="Cambria Math" w:cs="Times New Roman"/>
+                  <w:sz w:val="28"/>
+                  <w:szCs w:val="28"/>
+                </w:rPr>
+                <m:t>i</m:t>
+              </m:r>
+            </m:sub>
+          </m:sSub>
+          <m:r>
+            <w:rPr>
+              <w:rFonts w:ascii="Cambria Math" w:hAnsi="Cambria Math" w:cs="Times New Roman"/>
+              <w:sz w:val="28"/>
+              <w:szCs w:val="28"/>
+            </w:rPr>
+            <m:t>(k</m:t>
+          </m:r>
+          <m:r>
+            <w:rPr>
+              <w:rFonts w:ascii="Cambria Math" w:hAnsi="Cambria Math" w:cs="Times New Roman"/>
+              <w:sz w:val="28"/>
+              <w:szCs w:val="28"/>
+              <w:lang w:val="en-US"/>
+            </w:rPr>
+            <m:t>)</m:t>
+          </m:r>
+          <m:r>
+            <w:rPr>
+              <w:rFonts w:ascii="Cambria Math" w:hAnsi="Cambria Math" w:cs="Times New Roman"/>
+              <w:sz w:val="28"/>
+              <w:szCs w:val="28"/>
+            </w:rPr>
+            <m:t>)</m:t>
+          </m:r>
+          <m:r>
+            <w:rPr>
+              <w:rFonts w:ascii="Cambria Math" w:hAnsi="Cambria Math" w:cs="Times New Roman"/>
+              <w:sz w:val="28"/>
+              <w:szCs w:val="28"/>
+              <w:lang w:val="en-US"/>
+            </w:rPr>
+            <m:t>=</m:t>
+          </m:r>
+          <m:sSup>
+            <m:sSupPr>
+              <m:ctrlPr>
+                <w:rPr>
+                  <w:rFonts w:ascii="Cambria Math" w:eastAsiaTheme="minorEastAsia" w:hAnsi="Cambria Math" w:cs="Times New Roman"/>
+                  <w:i/>
+                  <w:sz w:val="28"/>
+                  <w:szCs w:val="28"/>
+                  <w:lang w:val="en-US"/>
+                </w:rPr>
+              </m:ctrlPr>
+            </m:sSupPr>
+            <m:e>
+              <m:r>
+                <w:rPr>
+                  <w:rFonts w:ascii="Cambria Math" w:eastAsiaTheme="minorEastAsia" w:hAnsi="Cambria Math" w:cs="Times New Roman"/>
+                  <w:sz w:val="28"/>
+                  <w:szCs w:val="28"/>
+                  <w:lang w:val="en-US"/>
+                </w:rPr>
+                <m:t>h</m:t>
+              </m:r>
+            </m:e>
+            <m:sup>
+              <m:r>
+                <w:rPr>
+                  <w:rFonts w:ascii="Cambria Math" w:eastAsiaTheme="minorEastAsia" w:hAnsi="Cambria Math" w:cs="Times New Roman"/>
+                  <w:sz w:val="28"/>
+                  <w:szCs w:val="28"/>
+                  <w:lang w:val="en-US"/>
+                </w:rPr>
+                <m:t>i</m:t>
+              </m:r>
+            </m:sup>
+          </m:sSup>
+          <m:r>
+            <w:rPr>
+              <w:rFonts w:ascii="Cambria Math" w:eastAsiaTheme="minorEastAsia" w:hAnsi="Cambria Math" w:cs="Times New Roman"/>
+              <w:sz w:val="28"/>
+              <w:szCs w:val="28"/>
+              <w:lang w:val="en-US"/>
+            </w:rPr>
+            <m:t>-</m:t>
+          </m:r>
+          <m:sSup>
+            <m:sSupPr>
+              <m:ctrlPr>
+                <w:rPr>
+                  <w:rFonts w:ascii="Cambria Math" w:eastAsiaTheme="minorEastAsia" w:hAnsi="Cambria Math" w:cs="Times New Roman"/>
+                  <w:i/>
+                  <w:sz w:val="28"/>
+                  <w:szCs w:val="28"/>
+                  <w:lang w:val="en-US"/>
+                </w:rPr>
+              </m:ctrlPr>
+            </m:sSupPr>
+            <m:e>
+              <m:r>
+                <w:rPr>
+                  <w:rFonts w:ascii="Cambria Math" w:eastAsiaTheme="minorEastAsia" w:hAnsi="Cambria Math" w:cs="Times New Roman"/>
+                  <w:sz w:val="28"/>
+                  <w:szCs w:val="28"/>
+                  <w:lang w:val="en-US"/>
+                </w:rPr>
+                <m:t>n</m:t>
+              </m:r>
+            </m:e>
+            <m:sup>
+              <m:r>
+                <w:rPr>
+                  <w:rFonts w:ascii="Cambria Math" w:eastAsiaTheme="minorEastAsia" w:hAnsi="Cambria Math" w:cs="Times New Roman"/>
+                  <w:sz w:val="28"/>
+                  <w:szCs w:val="28"/>
+                  <w:lang w:val="en-US"/>
+                </w:rPr>
+                <m:t>i</m:t>
+              </m:r>
+            </m:sup>
+          </m:sSup>
+          <m:r>
+            <w:rPr>
+              <w:rFonts w:ascii="Cambria Math" w:eastAsiaTheme="minorEastAsia" w:hAnsi="Cambria Math" w:cs="Times New Roman"/>
+              <w:sz w:val="28"/>
+              <w:szCs w:val="28"/>
+              <w:lang w:val="en-US"/>
+            </w:rPr>
+            <m:t>∙(</m:t>
+          </m:r>
+          <m:sSub>
+            <m:sSubPr>
+              <m:ctrlPr>
+                <w:rPr>
+                  <w:rFonts w:ascii="Cambria Math" w:eastAsiaTheme="minorEastAsia" w:hAnsi="Cambria Math" w:cs="Times New Roman"/>
+                  <w:i/>
+                  <w:sz w:val="28"/>
+                  <w:szCs w:val="28"/>
+                  <w:lang w:val="en-US"/>
+                </w:rPr>
+              </m:ctrlPr>
+            </m:sSubPr>
+            <m:e>
+              <m:r>
+                <w:rPr>
+                  <w:rFonts w:ascii="Cambria Math" w:eastAsiaTheme="minorEastAsia" w:hAnsi="Cambria Math" w:cs="Times New Roman"/>
+                  <w:sz w:val="28"/>
+                  <w:szCs w:val="28"/>
+                  <w:lang w:val="en-US"/>
+                </w:rPr>
+                <m:t>p</m:t>
+              </m:r>
+            </m:e>
+            <m:sub>
+              <m:r>
+                <w:rPr>
+                  <w:rFonts w:ascii="Cambria Math" w:eastAsiaTheme="minorEastAsia" w:hAnsi="Cambria Math" w:cs="Times New Roman"/>
+                  <w:sz w:val="28"/>
+                  <w:szCs w:val="28"/>
+                  <w:lang w:val="en-US"/>
+                </w:rPr>
+                <m:t>i</m:t>
+              </m:r>
+            </m:sub>
+          </m:sSub>
+          <m:r>
+            <w:rPr>
+              <w:rFonts w:ascii="Cambria Math" w:eastAsiaTheme="minorEastAsia" w:hAnsi="Cambria Math" w:cs="Times New Roman"/>
+              <w:sz w:val="28"/>
+              <w:szCs w:val="28"/>
+              <w:lang w:val="en-US"/>
+            </w:rPr>
+            <m:t>-</m:t>
+          </m:r>
+          <m:sSubSup>
+            <m:sSubSupPr>
+              <m:ctrlPr>
+                <w:rPr>
+                  <w:rFonts w:ascii="Cambria Math" w:eastAsiaTheme="minorEastAsia" w:hAnsi="Cambria Math" w:cs="Times New Roman"/>
+                  <w:i/>
+                  <w:sz w:val="28"/>
+                  <w:szCs w:val="28"/>
+                  <w:lang w:val="en-US"/>
+                </w:rPr>
+              </m:ctrlPr>
+            </m:sSubSupPr>
+            <m:e>
+              <m:r>
+                <w:rPr>
+                  <w:rFonts w:ascii="Cambria Math" w:eastAsiaTheme="minorEastAsia" w:hAnsi="Cambria Math" w:cs="Times New Roman"/>
+                  <w:sz w:val="28"/>
+                  <w:szCs w:val="28"/>
+                  <w:lang w:val="en-US"/>
+                </w:rPr>
+                <m:t>R</m:t>
+              </m:r>
+            </m:e>
+            <m:sub>
+              <m:r>
+                <w:rPr>
+                  <w:rFonts w:ascii="Cambria Math" w:eastAsiaTheme="minorEastAsia" w:hAnsi="Cambria Math" w:cs="Times New Roman"/>
+                  <w:sz w:val="28"/>
+                  <w:szCs w:val="28"/>
+                  <w:lang w:val="en-US"/>
+                </w:rPr>
+                <m:t>i</m:t>
+              </m:r>
+            </m:sub>
+            <m:sup>
+              <m:r>
+                <w:rPr>
+                  <w:rFonts w:ascii="Cambria Math" w:eastAsiaTheme="minorEastAsia" w:hAnsi="Cambria Math" w:cs="Times New Roman"/>
+                  <w:sz w:val="28"/>
+                  <w:szCs w:val="28"/>
+                  <w:lang w:val="en-US"/>
+                </w:rPr>
+                <m:t>W</m:t>
+              </m:r>
+            </m:sup>
+          </m:sSubSup>
+          <m:r>
+            <w:rPr>
+              <w:rFonts w:ascii="Cambria Math" w:eastAsiaTheme="minorEastAsia" w:hAnsi="Cambria Math" w:cs="Times New Roman"/>
+              <w:sz w:val="28"/>
+              <w:szCs w:val="28"/>
+              <w:lang w:val="en-US"/>
+            </w:rPr>
+            <m:t>(</m:t>
+          </m:r>
+          <m:r>
+            <m:rPr>
+              <m:scr m:val="script"/>
+            </m:rPr>
+            <w:rPr>
+              <w:rFonts w:ascii="Cambria Math" w:eastAsiaTheme="minorEastAsia" w:hAnsi="Cambria Math" w:cs="Times New Roman"/>
+              <w:sz w:val="28"/>
+              <w:szCs w:val="28"/>
+            </w:rPr>
+            <m:t>z</m:t>
+          </m:r>
+          <m:r>
+            <w:rPr>
+              <w:rFonts w:ascii="Cambria Math" w:eastAsiaTheme="minorEastAsia" w:hAnsi="Cambria Math" w:cs="Times New Roman"/>
+              <w:sz w:val="28"/>
+              <w:szCs w:val="28"/>
+              <w:lang w:val="en-US"/>
+            </w:rPr>
+            <m:t>)</m:t>
+          </m:r>
+          <m:sSubSup>
+            <m:sSubSupPr>
+              <m:ctrlPr>
+                <w:rPr>
+                  <w:rFonts w:ascii="Cambria Math" w:eastAsiaTheme="minorEastAsia" w:hAnsi="Cambria Math" w:cs="Times New Roman"/>
+                  <w:i/>
+                  <w:sz w:val="28"/>
+                  <w:szCs w:val="28"/>
+                  <w:lang w:val="en-US"/>
+                </w:rPr>
+              </m:ctrlPr>
+            </m:sSubSupPr>
+            <m:e>
+              <m:r>
+                <w:rPr>
+                  <w:rFonts w:ascii="Cambria Math" w:eastAsiaTheme="minorEastAsia" w:hAnsi="Cambria Math" w:cs="Times New Roman"/>
+                  <w:sz w:val="28"/>
+                  <w:szCs w:val="28"/>
+                  <w:lang w:val="en-US"/>
+                </w:rPr>
+                <m:t>p</m:t>
+              </m:r>
+            </m:e>
+            <m:sub>
+              <m:r>
+                <w:rPr>
+                  <w:rFonts w:ascii="Cambria Math" w:eastAsiaTheme="minorEastAsia" w:hAnsi="Cambria Math" w:cs="Times New Roman"/>
+                  <w:sz w:val="28"/>
+                  <w:szCs w:val="28"/>
+                  <w:lang w:val="en-US"/>
+                </w:rPr>
+                <m:t>c</m:t>
+              </m:r>
+            </m:sub>
+            <m:sup>
+              <m:r>
+                <w:rPr>
+                  <w:rFonts w:ascii="Cambria Math" w:eastAsiaTheme="minorEastAsia" w:hAnsi="Cambria Math" w:cs="Times New Roman"/>
+                  <w:sz w:val="28"/>
+                  <w:szCs w:val="28"/>
+                  <w:lang w:val="en-US"/>
+                </w:rPr>
+                <m:t>i</m:t>
+              </m:r>
+            </m:sup>
+          </m:sSubSup>
+          <m:r>
+            <w:rPr>
+              <w:rFonts w:ascii="Cambria Math" w:eastAsiaTheme="minorEastAsia" w:hAnsi="Cambria Math" w:cs="Times New Roman"/>
+              <w:sz w:val="28"/>
+              <w:szCs w:val="28"/>
+              <w:lang w:val="en-US"/>
+            </w:rPr>
+            <m:t>)&gt;0</m:t>
+          </m:r>
+        </m:oMath>
+      </m:oMathPara>
+    </w:p>
+    <w:p>
+      <w:pPr>
+        <w:rPr>
+          <w:rFonts w:ascii="Times New Roman" w:eastAsiaTheme="minorEastAsia" w:hAnsi="Times New Roman" w:cs="Times New Roman"/>
+          <w:iCs/>
+          <w:sz w:val="28"/>
+          <w:szCs w:val="28"/>
+        </w:rPr>
+      </w:pPr>
+      <w:r>
+        <w:rPr>
+          <w:rFonts w:ascii="Times New Roman" w:eastAsiaTheme="minorEastAsia" w:hAnsi="Times New Roman" w:cs="Times New Roman"/>
+          <w:iCs/>
+          <w:sz w:val="28"/>
+          <w:szCs w:val="28"/>
+        </w:rPr>
+        <w:lastRenderedPageBreak/>
+        <w:t xml:space="preserve">Где </w:t>
+      </w:r>
+      <m:oMath>
+        <m:sSup>
+          <m:sSupPr>
+            <m:ctrlPr>
+              <w:rPr>
+                <w:rFonts w:ascii="Cambria Math" w:eastAsiaTheme="minorEastAsia" w:hAnsi="Cambria Math" w:cs="Times New Roman"/>
+                <w:b/>
+                <w:bCs/>
+                <w:i/>
+                <w:sz w:val="28"/>
+                <w:szCs w:val="28"/>
+                <w:lang w:val="en-US"/>
+              </w:rPr>
+            </m:ctrlPr>
+          </m:sSupPr>
+          <m:e>
+            <m:r>
+              <m:rPr>
+                <m:sty m:val="bi"/>
+              </m:rPr>
+              <w:rPr>
+                <w:rFonts w:ascii="Cambria Math" w:eastAsiaTheme="minorEastAsia" w:hAnsi="Cambria Math" w:cs="Times New Roman"/>
+                <w:sz w:val="28"/>
+                <w:szCs w:val="28"/>
+              </w:rPr>
+              <m:t>h</m:t>
+            </m:r>
+          </m:e>
+          <m:sup>
+            <m:r>
+              <m:rPr>
+                <m:sty m:val="bi"/>
+              </m:rPr>
+              <w:rPr>
+                <w:rFonts w:ascii="Cambria Math" w:eastAsiaTheme="minorEastAsia" w:hAnsi="Cambria Math" w:cs="Times New Roman"/>
+                <w:sz w:val="28"/>
+                <w:szCs w:val="28"/>
+                <w:lang w:val="en-US"/>
+              </w:rPr>
+              <m:t>i</m:t>
+            </m:r>
+          </m:sup>
+        </m:sSup>
+        <m:r>
+          <m:rPr>
+            <m:sty m:val="bi"/>
+          </m:rPr>
+          <w:rPr>
+            <w:rFonts w:ascii="Cambria Math" w:eastAsiaTheme="minorEastAsia" w:hAnsi="Cambria Math" w:cs="Times New Roman"/>
+            <w:sz w:val="28"/>
+            <w:szCs w:val="28"/>
+          </w:rPr>
+          <m:t xml:space="preserve">,  </m:t>
+        </m:r>
+        <m:sSup>
+          <m:sSupPr>
+            <m:ctrlPr>
+              <w:rPr>
+                <w:rFonts w:ascii="Cambria Math" w:eastAsiaTheme="minorEastAsia" w:hAnsi="Cambria Math" w:cs="Times New Roman"/>
+                <w:b/>
+                <w:bCs/>
+                <w:i/>
+                <w:sz w:val="28"/>
+                <w:szCs w:val="28"/>
+                <w:lang w:val="en-US"/>
+              </w:rPr>
+            </m:ctrlPr>
+          </m:sSupPr>
+          <m:e>
+            <m:r>
+              <m:rPr>
+                <m:sty m:val="bi"/>
+              </m:rPr>
+              <w:rPr>
+                <w:rFonts w:ascii="Cambria Math" w:eastAsiaTheme="minorEastAsia" w:hAnsi="Cambria Math" w:cs="Times New Roman"/>
+                <w:sz w:val="28"/>
+                <w:szCs w:val="28"/>
+                <w:lang w:val="en-US"/>
+              </w:rPr>
+              <m:t>n</m:t>
+            </m:r>
+          </m:e>
+          <m:sup>
+            <m:r>
+              <m:rPr>
+                <m:sty m:val="bi"/>
+              </m:rPr>
+              <w:rPr>
+                <w:rFonts w:ascii="Cambria Math" w:eastAsiaTheme="minorEastAsia" w:hAnsi="Cambria Math" w:cs="Times New Roman"/>
+                <w:sz w:val="28"/>
+                <w:szCs w:val="28"/>
+                <w:lang w:val="en-US"/>
+              </w:rPr>
+              <m:t>i</m:t>
+            </m:r>
+          </m:sup>
+        </m:sSup>
+      </m:oMath>
+      <w:r>
+        <w:rPr>
+          <w:rFonts w:ascii="Times New Roman" w:eastAsiaTheme="minorEastAsia" w:hAnsi="Times New Roman" w:cs="Times New Roman"/>
+          <w:iCs/>
+          <w:sz w:val="28"/>
+          <w:szCs w:val="28"/>
+        </w:rPr>
+        <w:t xml:space="preserve">–математические параметры, задающие </w:t>
+      </w:r>
+      <w:r>
+        <w:rPr>
+          <w:rFonts w:ascii="Times New Roman" w:eastAsiaTheme="minorEastAsia" w:hAnsi="Times New Roman" w:cs="Times New Roman"/>
+          <w:b/>
+          <w:bCs/>
+          <w:i/>
+          <w:sz w:val="28"/>
+          <w:szCs w:val="28"/>
+          <w:lang w:val="en-US"/>
+        </w:rPr>
+        <w:t>l</w:t>
+      </w:r>
+      <w:r>
+        <w:rPr>
+          <w:rFonts w:ascii="Times New Roman" w:eastAsiaTheme="minorEastAsia" w:hAnsi="Times New Roman" w:cs="Times New Roman"/>
+          <w:i/>
+          <w:sz w:val="28"/>
+          <w:szCs w:val="28"/>
+        </w:rPr>
+        <w:t>-</w:t>
+      </w:r>
+      <w:r>
+        <w:rPr>
+          <w:rFonts w:ascii="Times New Roman" w:eastAsiaTheme="minorEastAsia" w:hAnsi="Times New Roman" w:cs="Times New Roman"/>
+          <w:iCs/>
+          <w:sz w:val="28"/>
+          <w:szCs w:val="28"/>
+        </w:rPr>
+        <w:t xml:space="preserve">е ребро(границу) безопасного многоугольника, </w:t>
+      </w:r>
+      <m:oMath>
+        <m:sSubSup>
+          <m:sSubSupPr>
+            <m:ctrlPr>
+              <w:rPr>
+                <w:rFonts w:ascii="Cambria Math" w:eastAsiaTheme="minorEastAsia" w:hAnsi="Cambria Math" w:cs="Times New Roman"/>
+                <w:b/>
+                <w:bCs/>
+                <w:i/>
+                <w:sz w:val="28"/>
+                <w:szCs w:val="28"/>
+                <w:lang w:val="en-US"/>
+              </w:rPr>
+            </m:ctrlPr>
+          </m:sSubSupPr>
+          <m:e>
+            <m:r>
+              <m:rPr>
+                <m:sty m:val="bi"/>
+              </m:rPr>
+              <w:rPr>
+                <w:rFonts w:ascii="Cambria Math" w:eastAsiaTheme="minorEastAsia" w:hAnsi="Cambria Math" w:cs="Times New Roman"/>
+                <w:sz w:val="28"/>
+                <w:szCs w:val="28"/>
+                <w:lang w:val="en-US"/>
+              </w:rPr>
+              <m:t>R</m:t>
+            </m:r>
+          </m:e>
+          <m:sub>
+            <m:r>
+              <m:rPr>
+                <m:sty m:val="bi"/>
+              </m:rPr>
+              <w:rPr>
+                <w:rFonts w:ascii="Cambria Math" w:eastAsiaTheme="minorEastAsia" w:hAnsi="Cambria Math" w:cs="Times New Roman"/>
+                <w:sz w:val="28"/>
+                <w:szCs w:val="28"/>
+                <w:lang w:val="en-US"/>
+              </w:rPr>
+              <m:t>i</m:t>
+            </m:r>
+          </m:sub>
+          <m:sup>
+            <m:r>
+              <m:rPr>
+                <m:sty m:val="bi"/>
+              </m:rPr>
+              <w:rPr>
+                <w:rFonts w:ascii="Cambria Math" w:eastAsiaTheme="minorEastAsia" w:hAnsi="Cambria Math" w:cs="Times New Roman"/>
+                <w:sz w:val="28"/>
+                <w:szCs w:val="28"/>
+                <w:lang w:val="en-US"/>
+              </w:rPr>
+              <m:t>W</m:t>
+            </m:r>
+          </m:sup>
+        </m:sSubSup>
+      </m:oMath>
+      <w:r>
+        <w:rPr>
+          <w:rFonts w:ascii="Times New Roman" w:eastAsiaTheme="minorEastAsia" w:hAnsi="Times New Roman" w:cs="Times New Roman"/>
+          <w:sz w:val="28"/>
+          <w:szCs w:val="28"/>
+        </w:rPr>
+        <w:t>–</w:t>
+      </w:r>
+      <w:r>
+        <w:rPr>
+          <w:rFonts w:ascii="Times New Roman" w:eastAsiaTheme="minorEastAsia" w:hAnsi="Times New Roman" w:cs="Times New Roman"/>
+          <w:sz w:val="28"/>
+          <w:szCs w:val="28"/>
+        </w:rPr>
+        <w:t xml:space="preserve"> </w:t>
+      </w:r>
+      <w:r>
+        <w:rPr>
+          <w:rFonts w:ascii="Times New Roman" w:eastAsiaTheme="minorEastAsia" w:hAnsi="Times New Roman" w:cs="Times New Roman"/>
+          <w:sz w:val="28"/>
+          <w:szCs w:val="28"/>
+        </w:rPr>
+        <w:t xml:space="preserve">матрица вращения текущего угла робота </w:t>
+      </w:r>
+      <w:proofErr w:type="spellStart"/>
+      <w:r>
+        <w:rPr>
+          <w:rFonts w:ascii="Times New Roman" w:eastAsiaTheme="minorEastAsia" w:hAnsi="Times New Roman" w:cs="Times New Roman"/>
+          <w:b/>
+          <w:bCs/>
+          <w:i/>
+          <w:iCs/>
+          <w:sz w:val="28"/>
+          <w:szCs w:val="28"/>
+          <w:lang w:val="en-US"/>
+        </w:rPr>
+        <w:t>i</w:t>
+      </w:r>
+      <w:proofErr w:type="spellEnd"/>
+      <w:r>
+        <w:rPr>
+          <w:rFonts w:ascii="Times New Roman" w:eastAsiaTheme="minorEastAsia" w:hAnsi="Times New Roman" w:cs="Times New Roman"/>
+          <w:sz w:val="28"/>
+          <w:szCs w:val="28"/>
+        </w:rPr>
+        <w:t>,</w:t>
+      </w:r>
+      <w:r>
+        <w:rPr>
+          <w:rFonts w:ascii="Times New Roman" w:eastAsiaTheme="minorEastAsia" w:hAnsi="Times New Roman" w:cs="Times New Roman"/>
+          <w:i/>
+          <w:iCs/>
+          <w:sz w:val="28"/>
+          <w:szCs w:val="28"/>
+        </w:rPr>
+        <w:t xml:space="preserve"> </w:t>
+      </w:r>
+      <m:oMath>
+        <m:sSubSup>
+          <m:sSubSupPr>
+            <m:ctrlPr>
+              <w:rPr>
+                <w:rFonts w:ascii="Cambria Math" w:eastAsiaTheme="minorEastAsia" w:hAnsi="Cambria Math" w:cs="Times New Roman"/>
+                <w:b/>
+                <w:bCs/>
+                <w:i/>
+                <w:sz w:val="28"/>
+                <w:szCs w:val="28"/>
+                <w:lang w:val="en-US"/>
+              </w:rPr>
+            </m:ctrlPr>
+          </m:sSubSupPr>
+          <m:e>
+            <m:r>
+              <m:rPr>
+                <m:sty m:val="bi"/>
+              </m:rPr>
+              <w:rPr>
+                <w:rFonts w:ascii="Cambria Math" w:eastAsiaTheme="minorEastAsia" w:hAnsi="Cambria Math" w:cs="Times New Roman"/>
+                <w:sz w:val="28"/>
+                <w:szCs w:val="28"/>
+                <w:lang w:val="en-US"/>
+              </w:rPr>
+              <m:t>p</m:t>
+            </m:r>
+          </m:e>
+          <m:sub>
+            <m:r>
+              <m:rPr>
+                <m:sty m:val="bi"/>
+              </m:rPr>
+              <w:rPr>
+                <w:rFonts w:ascii="Cambria Math" w:eastAsiaTheme="minorEastAsia" w:hAnsi="Cambria Math" w:cs="Times New Roman"/>
+                <w:sz w:val="28"/>
+                <w:szCs w:val="28"/>
+                <w:lang w:val="en-US"/>
+              </w:rPr>
+              <m:t>c</m:t>
+            </m:r>
+          </m:sub>
+          <m:sup>
+            <m:r>
+              <m:rPr>
+                <m:sty m:val="bi"/>
+              </m:rPr>
+              <w:rPr>
+                <w:rFonts w:ascii="Cambria Math" w:eastAsiaTheme="minorEastAsia" w:hAnsi="Cambria Math" w:cs="Times New Roman"/>
+                <w:sz w:val="28"/>
+                <w:szCs w:val="28"/>
+                <w:lang w:val="en-US"/>
+              </w:rPr>
+              <m:t>i</m:t>
+            </m:r>
+          </m:sup>
+        </m:sSubSup>
+      </m:oMath>
+      <w:r>
+        <w:rPr>
+          <w:rFonts w:ascii="Times New Roman" w:eastAsiaTheme="minorEastAsia" w:hAnsi="Times New Roman" w:cs="Times New Roman"/>
+          <w:i/>
+          <w:sz w:val="28"/>
+          <w:szCs w:val="28"/>
+        </w:rPr>
+        <w:t xml:space="preserve"> </w:t>
+      </w:r>
+      <w:r>
+        <w:rPr>
+          <w:rFonts w:ascii="Times New Roman" w:eastAsiaTheme="minorEastAsia" w:hAnsi="Times New Roman" w:cs="Times New Roman"/>
+          <w:iCs/>
+          <w:sz w:val="28"/>
+          <w:szCs w:val="28"/>
+        </w:rPr>
+        <w:t xml:space="preserve">– координаты центра </w:t>
+      </w:r>
+      <w:r>
+        <w:rPr>
+          <w:rFonts w:ascii="Times New Roman" w:eastAsiaTheme="minorEastAsia" w:hAnsi="Times New Roman" w:cs="Times New Roman"/>
+          <w:b/>
+          <w:bCs/>
+          <w:i/>
+          <w:sz w:val="28"/>
+          <w:szCs w:val="28"/>
+          <w:lang w:val="en-US"/>
+        </w:rPr>
+        <w:t>c</w:t>
+      </w:r>
+      <w:r>
+        <w:rPr>
+          <w:rFonts w:ascii="Times New Roman" w:eastAsiaTheme="minorEastAsia" w:hAnsi="Times New Roman" w:cs="Times New Roman"/>
+          <w:iCs/>
+          <w:sz w:val="28"/>
+          <w:szCs w:val="28"/>
+        </w:rPr>
+        <w:t>-</w:t>
+      </w:r>
+      <w:r>
+        <w:rPr>
+          <w:rFonts w:ascii="Times New Roman" w:eastAsiaTheme="minorEastAsia" w:hAnsi="Times New Roman" w:cs="Times New Roman"/>
+          <w:iCs/>
+          <w:sz w:val="28"/>
+          <w:szCs w:val="28"/>
+        </w:rPr>
+        <w:t xml:space="preserve">й окружности в собственной системе координат робота </w:t>
+      </w:r>
+      <w:proofErr w:type="spellStart"/>
+      <w:r>
+        <w:rPr>
+          <w:rFonts w:ascii="Times New Roman" w:eastAsiaTheme="minorEastAsia" w:hAnsi="Times New Roman" w:cs="Times New Roman"/>
+          <w:b/>
+          <w:bCs/>
+          <w:i/>
+          <w:sz w:val="28"/>
+          <w:szCs w:val="28"/>
+          <w:lang w:val="en-US"/>
+        </w:rPr>
+        <w:t>i</w:t>
+      </w:r>
+      <w:proofErr w:type="spellEnd"/>
+      <w:r>
+        <w:rPr>
+          <w:rFonts w:ascii="Times New Roman" w:eastAsiaTheme="minorEastAsia" w:hAnsi="Times New Roman" w:cs="Times New Roman"/>
+          <w:i/>
+          <w:sz w:val="28"/>
+          <w:szCs w:val="28"/>
+        </w:rPr>
+        <w:t>.</w:t>
+      </w:r>
+    </w:p>
+    <w:p>
+      <w:pPr>
+        <w:rPr>
+          <w:rFonts w:ascii="Times New Roman" w:eastAsiaTheme="minorEastAsia" w:hAnsi="Times New Roman" w:cs="Times New Roman"/>
+          <w:iCs/>
+          <w:sz w:val="28"/>
+          <w:szCs w:val="28"/>
+        </w:rPr>
+      </w:pPr>
+      <w:r>
+        <w:rPr>
+          <w:rFonts w:ascii="Times New Roman" w:eastAsiaTheme="minorEastAsia" w:hAnsi="Times New Roman" w:cs="Times New Roman"/>
+          <w:iCs/>
+          <w:sz w:val="28"/>
+          <w:szCs w:val="28"/>
+        </w:rPr>
+        <w:t xml:space="preserve">Динамические препятствия представляют из себя набор эллипсов с полуосями </w:t>
+      </w:r>
+      <m:oMath>
+        <m:r>
+          <w:rPr>
+            <w:rFonts w:ascii="Cambria Math" w:eastAsiaTheme="minorEastAsia" w:hAnsi="Cambria Math" w:cs="Times New Roman"/>
+            <w:sz w:val="28"/>
+            <w:szCs w:val="28"/>
+          </w:rPr>
+          <m:t xml:space="preserve">a и </m:t>
+        </m:r>
+        <m:r>
+          <w:rPr>
+            <w:rFonts w:ascii="Cambria Math" w:eastAsiaTheme="minorEastAsia" w:hAnsi="Cambria Math" w:cs="Times New Roman"/>
+            <w:sz w:val="28"/>
+            <w:szCs w:val="28"/>
+            <w:lang w:val="en-US"/>
+          </w:rPr>
+          <m:t>b</m:t>
+        </m:r>
+      </m:oMath>
+      <w:r>
+        <w:rPr>
+          <w:rFonts w:ascii="Times New Roman" w:eastAsiaTheme="minorEastAsia" w:hAnsi="Times New Roman" w:cs="Times New Roman"/>
+          <w:iCs/>
+          <w:sz w:val="28"/>
+          <w:szCs w:val="28"/>
+        </w:rPr>
+        <w:t xml:space="preserve">. </w:t>
+      </w:r>
+      <w:r>
+        <w:rPr>
+          <w:rFonts w:ascii="Times New Roman" w:eastAsiaTheme="minorEastAsia" w:hAnsi="Times New Roman" w:cs="Times New Roman"/>
+          <w:iCs/>
+          <w:sz w:val="28"/>
+          <w:szCs w:val="28"/>
+        </w:rPr>
+        <w:t>Для избежания столкновения должно выполняться следующее неравенство:</w:t>
+      </w:r>
+    </w:p>
+    <w:p>
+      <w:pPr>
+        <w:rPr>
+          <w:rFonts w:ascii="Times New Roman" w:eastAsiaTheme="minorEastAsia" w:hAnsi="Times New Roman" w:cs="Times New Roman"/>
+          <w:i/>
+          <w:iCs/>
+          <w:sz w:val="28"/>
+          <w:szCs w:val="28"/>
+        </w:rPr>
+      </w:pPr>
+      <m:oMathPara>
+        <m:oMath>
+          <m:d>
+            <m:dPr>
+              <m:begChr m:val="["/>
+              <m:endChr m:val="]"/>
+              <m:ctrlPr>
+                <w:rPr>
+                  <w:rFonts w:ascii="Cambria Math" w:eastAsiaTheme="minorEastAsia" w:hAnsi="Cambria Math" w:cs="Times New Roman"/>
+                  <w:i/>
+                  <w:iCs/>
+                  <w:sz w:val="28"/>
+                  <w:szCs w:val="28"/>
+                </w:rPr>
+              </m:ctrlPr>
+            </m:dPr>
+            <m:e>
+              <m:r>
+                <w:rPr>
+                  <w:rFonts w:ascii="Cambria Math" w:eastAsiaTheme="minorEastAsia" w:hAnsi="Cambria Math" w:cs="Times New Roman"/>
+                  <w:sz w:val="28"/>
+                  <w:szCs w:val="28"/>
+                </w:rPr>
+                <m:t>∆</m:t>
+              </m:r>
+              <m:sSubSup>
+                <m:sSubSupPr>
+                  <m:ctrlPr>
+                    <w:rPr>
+                      <w:rFonts w:ascii="Cambria Math" w:eastAsiaTheme="minorEastAsia" w:hAnsi="Cambria Math" w:cs="Times New Roman"/>
+                      <w:i/>
+                      <w:iCs/>
+                      <w:sz w:val="28"/>
+                      <w:szCs w:val="28"/>
+                    </w:rPr>
+                  </m:ctrlPr>
+                </m:sSubSupPr>
+                <m:e>
+                  <m:r>
+                    <w:rPr>
+                      <w:rFonts w:ascii="Cambria Math" w:eastAsiaTheme="minorEastAsia" w:hAnsi="Cambria Math" w:cs="Times New Roman"/>
+                      <w:sz w:val="28"/>
+                      <w:szCs w:val="28"/>
+                      <w:lang w:val="en-US"/>
+                    </w:rPr>
+                    <m:t>x</m:t>
+                  </m:r>
+                </m:e>
+                <m:sub>
+                  <m:r>
+                    <w:rPr>
+                      <w:rFonts w:ascii="Cambria Math" w:eastAsiaTheme="minorEastAsia" w:hAnsi="Cambria Math" w:cs="Times New Roman"/>
+                      <w:sz w:val="28"/>
+                      <w:szCs w:val="28"/>
+                    </w:rPr>
+                    <m:t>i</m:t>
+                  </m:r>
+                  <m:r>
+                    <w:rPr>
+                      <w:rFonts w:ascii="Cambria Math" w:eastAsiaTheme="minorEastAsia" w:hAnsi="Cambria Math" w:cs="Times New Roman"/>
+                      <w:sz w:val="28"/>
+                      <w:szCs w:val="28"/>
+                      <w:lang w:val="en-US"/>
+                    </w:rPr>
+                    <m:t>, j</m:t>
+                  </m:r>
+                </m:sub>
+                <m:sup>
+                  <m:r>
+                    <w:rPr>
+                      <w:rFonts w:ascii="Cambria Math" w:eastAsiaTheme="minorEastAsia" w:hAnsi="Cambria Math" w:cs="Times New Roman"/>
+                      <w:sz w:val="28"/>
+                      <w:szCs w:val="28"/>
+                    </w:rPr>
+                    <m:t>c</m:t>
+                  </m:r>
+                </m:sup>
+              </m:sSubSup>
+              <m:r>
+                <w:rPr>
+                  <w:rFonts w:ascii="Cambria Math" w:eastAsiaTheme="minorEastAsia" w:hAnsi="Cambria Math" w:cs="Times New Roman"/>
+                  <w:sz w:val="28"/>
+                  <w:szCs w:val="28"/>
+                </w:rPr>
+                <m:t xml:space="preserve">  </m:t>
+              </m:r>
+              <m:sSubSup>
+                <m:sSubSupPr>
+                  <m:ctrlPr>
+                    <w:rPr>
+                      <w:rFonts w:ascii="Cambria Math" w:eastAsiaTheme="minorEastAsia" w:hAnsi="Cambria Math" w:cs="Times New Roman"/>
+                      <w:i/>
+                      <w:iCs/>
+                      <w:sz w:val="28"/>
+                      <w:szCs w:val="28"/>
+                    </w:rPr>
+                  </m:ctrlPr>
+                </m:sSubSupPr>
+                <m:e>
+                  <m:r>
+                    <w:rPr>
+                      <w:rFonts w:ascii="Cambria Math" w:eastAsiaTheme="minorEastAsia" w:hAnsi="Cambria Math" w:cs="Times New Roman"/>
+                      <w:sz w:val="28"/>
+                      <w:szCs w:val="28"/>
+                    </w:rPr>
+                    <m:t>∆y</m:t>
+                  </m:r>
+                </m:e>
+                <m:sub>
+                  <m:r>
+                    <w:rPr>
+                      <w:rFonts w:ascii="Cambria Math" w:eastAsiaTheme="minorEastAsia" w:hAnsi="Cambria Math" w:cs="Times New Roman"/>
+                      <w:sz w:val="28"/>
+                      <w:szCs w:val="28"/>
+                    </w:rPr>
+                    <m:t>i</m:t>
+                  </m:r>
+                  <m:r>
+                    <w:rPr>
+                      <w:rFonts w:ascii="Cambria Math" w:eastAsiaTheme="minorEastAsia" w:hAnsi="Cambria Math" w:cs="Times New Roman"/>
+                      <w:sz w:val="28"/>
+                      <w:szCs w:val="28"/>
+                      <w:lang w:val="en-US"/>
+                    </w:rPr>
+                    <m:t>, j</m:t>
+                  </m:r>
+                </m:sub>
+                <m:sup>
+                  <m:r>
+                    <w:rPr>
+                      <w:rFonts w:ascii="Cambria Math" w:eastAsiaTheme="minorEastAsia" w:hAnsi="Cambria Math" w:cs="Times New Roman"/>
+                      <w:sz w:val="28"/>
+                      <w:szCs w:val="28"/>
+                    </w:rPr>
+                    <m:t>c</m:t>
+                  </m:r>
+                </m:sup>
+              </m:sSubSup>
+            </m:e>
+          </m:d>
+          <m:r>
+            <w:rPr>
+              <w:rFonts w:ascii="Cambria Math" w:eastAsiaTheme="minorEastAsia" w:hAnsi="Cambria Math" w:cs="Times New Roman"/>
+              <w:sz w:val="28"/>
+              <w:szCs w:val="28"/>
+            </w:rPr>
+            <m:t>R</m:t>
+          </m:r>
+          <m:r>
+            <w:rPr>
+              <w:rFonts w:ascii="Cambria Math" w:eastAsiaTheme="minorEastAsia" w:hAnsi="Cambria Math" w:cs="Times New Roman"/>
+              <w:sz w:val="28"/>
+              <w:szCs w:val="28"/>
+              <w:lang w:val="en-US"/>
+            </w:rPr>
+            <m:t>(ψ)</m:t>
+          </m:r>
+          <m:d>
+            <m:dPr>
+              <m:begChr m:val="["/>
+              <m:endChr m:val="]"/>
+              <m:ctrlPr>
+                <w:rPr>
+                  <w:rFonts w:ascii="Cambria Math" w:eastAsiaTheme="minorEastAsia" w:hAnsi="Cambria Math" w:cs="Times New Roman"/>
+                  <w:i/>
+                  <w:iCs/>
+                  <w:sz w:val="28"/>
+                  <w:szCs w:val="28"/>
+                  <w:lang w:val="en-US"/>
+                </w:rPr>
+              </m:ctrlPr>
+            </m:dPr>
+            <m:e>
+              <m:m>
+                <m:mPr>
+                  <m:mcs>
+                    <m:mc>
+                      <m:mcPr>
+                        <m:count m:val="2"/>
+                        <m:mcJc m:val="center"/>
+                      </m:mcPr>
+                    </m:mc>
+                  </m:mcs>
+                  <m:ctrlPr>
+                    <w:rPr>
+                      <w:rFonts w:ascii="Cambria Math" w:eastAsiaTheme="minorEastAsia" w:hAnsi="Cambria Math" w:cs="Times New Roman"/>
+                      <w:i/>
+                      <w:iCs/>
+                      <w:sz w:val="28"/>
+                      <w:szCs w:val="28"/>
+                      <w:lang w:val="en-US"/>
+                    </w:rPr>
+                  </m:ctrlPr>
+                </m:mPr>
+                <m:mr>
+                  <m:e>
+                    <m:f>
+                      <m:fPr>
+                        <m:ctrlPr>
+                          <w:rPr>
+                            <w:rFonts w:ascii="Cambria Math" w:eastAsiaTheme="minorEastAsia" w:hAnsi="Cambria Math" w:cs="Times New Roman"/>
+                            <w:i/>
+                            <w:iCs/>
+                            <w:sz w:val="28"/>
+                            <w:szCs w:val="28"/>
+                            <w:lang w:val="en-US"/>
+                          </w:rPr>
+                        </m:ctrlPr>
+                      </m:fPr>
+                      <m:num>
+                        <m:r>
+                          <w:rPr>
+                            <w:rFonts w:ascii="Cambria Math" w:eastAsiaTheme="minorEastAsia" w:hAnsi="Cambria Math" w:cs="Times New Roman"/>
+                            <w:sz w:val="28"/>
+                            <w:szCs w:val="28"/>
+                            <w:lang w:val="en-US"/>
+                          </w:rPr>
+                          <m:t>1</m:t>
+                        </m:r>
+                      </m:num>
+                      <m:den>
+                        <m:sSup>
+                          <m:sSupPr>
+                            <m:ctrlPr>
+                              <w:rPr>
+                                <w:rFonts w:ascii="Cambria Math" w:eastAsiaTheme="minorEastAsia" w:hAnsi="Cambria Math" w:cs="Times New Roman"/>
+                                <w:i/>
+                                <w:iCs/>
+                                <w:sz w:val="28"/>
+                                <w:szCs w:val="28"/>
+                                <w:lang w:val="en-US"/>
+                              </w:rPr>
+                            </m:ctrlPr>
+                          </m:sSupPr>
+                          <m:e>
+                            <m:r>
+                              <w:rPr>
+                                <w:rFonts w:ascii="Cambria Math" w:eastAsiaTheme="minorEastAsia" w:hAnsi="Cambria Math" w:cs="Times New Roman"/>
+                                <w:sz w:val="28"/>
+                                <w:szCs w:val="28"/>
+                                <w:lang w:val="en-US"/>
+                              </w:rPr>
+                              <m:t>(a + r)</m:t>
+                            </m:r>
+                          </m:e>
+                          <m:sup>
+                            <m:r>
+                              <w:rPr>
+                                <w:rFonts w:ascii="Cambria Math" w:eastAsiaTheme="minorEastAsia" w:hAnsi="Cambria Math" w:cs="Times New Roman"/>
+                                <w:sz w:val="28"/>
+                                <w:szCs w:val="28"/>
+                                <w:lang w:val="en-US"/>
+                              </w:rPr>
+                              <m:t>2</m:t>
+                            </m:r>
+                          </m:sup>
+                        </m:sSup>
+                      </m:den>
+                    </m:f>
+                  </m:e>
+                  <m:e>
+                    <m:r>
+                      <w:rPr>
+                        <w:rFonts w:ascii="Cambria Math" w:eastAsiaTheme="minorEastAsia" w:hAnsi="Cambria Math" w:cs="Times New Roman"/>
+                        <w:sz w:val="28"/>
+                        <w:szCs w:val="28"/>
+                        <w:lang w:val="en-US"/>
+                      </w:rPr>
+                      <m:t>0</m:t>
+                    </m:r>
+                  </m:e>
+                </m:mr>
+                <m:mr>
+                  <m:e>
+                    <m:r>
+                      <w:rPr>
+                        <w:rFonts w:ascii="Cambria Math" w:eastAsiaTheme="minorEastAsia" w:hAnsi="Cambria Math" w:cs="Times New Roman"/>
+                        <w:sz w:val="28"/>
+                        <w:szCs w:val="28"/>
+                        <w:lang w:val="en-US"/>
+                      </w:rPr>
+                      <m:t>0</m:t>
+                    </m:r>
+                  </m:e>
+                  <m:e>
+                    <m:f>
+                      <m:fPr>
+                        <m:ctrlPr>
+                          <w:rPr>
+                            <w:rFonts w:ascii="Cambria Math" w:eastAsiaTheme="minorEastAsia" w:hAnsi="Cambria Math" w:cs="Times New Roman"/>
+                            <w:i/>
+                            <w:iCs/>
+                            <w:sz w:val="28"/>
+                            <w:szCs w:val="28"/>
+                            <w:lang w:val="en-US"/>
+                          </w:rPr>
+                        </m:ctrlPr>
+                      </m:fPr>
+                      <m:num>
+                        <m:r>
+                          <w:rPr>
+                            <w:rFonts w:ascii="Cambria Math" w:eastAsiaTheme="minorEastAsia" w:hAnsi="Cambria Math" w:cs="Times New Roman"/>
+                            <w:sz w:val="28"/>
+                            <w:szCs w:val="28"/>
+                            <w:lang w:val="en-US"/>
+                          </w:rPr>
+                          <m:t>1</m:t>
+                        </m:r>
+                      </m:num>
+                      <m:den>
+                        <m:sSup>
+                          <m:sSupPr>
+                            <m:ctrlPr>
+                              <w:rPr>
+                                <w:rFonts w:ascii="Cambria Math" w:eastAsiaTheme="minorEastAsia" w:hAnsi="Cambria Math" w:cs="Times New Roman"/>
+                                <w:i/>
+                                <w:iCs/>
+                                <w:sz w:val="28"/>
+                                <w:szCs w:val="28"/>
+                                <w:lang w:val="en-US"/>
+                              </w:rPr>
+                            </m:ctrlPr>
+                          </m:sSupPr>
+                          <m:e>
+                            <m:r>
+                              <w:rPr>
+                                <w:rFonts w:ascii="Cambria Math" w:eastAsiaTheme="minorEastAsia" w:hAnsi="Cambria Math" w:cs="Times New Roman"/>
+                                <w:sz w:val="28"/>
+                                <w:szCs w:val="28"/>
+                                <w:lang w:val="en-US"/>
+                              </w:rPr>
+                              <m:t>(b + r)</m:t>
+                            </m:r>
+                          </m:e>
+                          <m:sup>
+                            <m:r>
+                              <w:rPr>
+                                <w:rFonts w:ascii="Cambria Math" w:eastAsiaTheme="minorEastAsia" w:hAnsi="Cambria Math" w:cs="Times New Roman"/>
+                                <w:sz w:val="28"/>
+                                <w:szCs w:val="28"/>
+                                <w:lang w:val="en-US"/>
+                              </w:rPr>
+                              <m:t>2</m:t>
+                            </m:r>
+                          </m:sup>
+                        </m:sSup>
+                      </m:den>
+                    </m:f>
+                  </m:e>
+                </m:mr>
+              </m:m>
+            </m:e>
+          </m:d>
+          <m:sSup>
+            <m:sSupPr>
+              <m:ctrlPr>
+                <w:rPr>
+                  <w:rFonts w:ascii="Cambria Math" w:eastAsiaTheme="minorEastAsia" w:hAnsi="Cambria Math" w:cs="Times New Roman"/>
+                  <w:i/>
+                  <w:iCs/>
+                  <w:sz w:val="28"/>
+                  <w:szCs w:val="28"/>
+                  <w:lang w:val="en-US"/>
+                </w:rPr>
+              </m:ctrlPr>
+            </m:sSupPr>
+            <m:e>
+              <m:r>
+                <w:rPr>
+                  <w:rFonts w:ascii="Cambria Math" w:eastAsiaTheme="minorEastAsia" w:hAnsi="Cambria Math" w:cs="Times New Roman"/>
+                  <w:sz w:val="28"/>
+                  <w:szCs w:val="28"/>
+                  <w:lang w:val="en-US"/>
+                </w:rPr>
+                <m:t>R(ψ)</m:t>
+              </m:r>
+            </m:e>
+            <m:sup>
+              <m:r>
+                <w:rPr>
+                  <w:rFonts w:ascii="Cambria Math" w:eastAsiaTheme="minorEastAsia" w:hAnsi="Cambria Math" w:cs="Times New Roman"/>
+                  <w:sz w:val="28"/>
+                  <w:szCs w:val="28"/>
+                  <w:lang w:val="en-US"/>
+                </w:rPr>
+                <m:t>T</m:t>
+              </m:r>
+            </m:sup>
+          </m:sSup>
+          <m:d>
+            <m:dPr>
+              <m:begChr m:val="["/>
+              <m:endChr m:val="]"/>
+              <m:ctrlPr>
+                <w:rPr>
+                  <w:rFonts w:ascii="Cambria Math" w:eastAsiaTheme="minorEastAsia" w:hAnsi="Cambria Math" w:cs="Times New Roman"/>
+                  <w:i/>
+                  <w:iCs/>
+                  <w:sz w:val="28"/>
+                  <w:szCs w:val="28"/>
+                  <w:lang w:val="en-US"/>
+                </w:rPr>
+              </m:ctrlPr>
+            </m:dPr>
+            <m:e>
+              <m:m>
+                <m:mPr>
+                  <m:mcs>
+                    <m:mc>
+                      <m:mcPr>
+                        <m:count m:val="1"/>
+                        <m:mcJc m:val="center"/>
+                      </m:mcPr>
+                    </m:mc>
+                  </m:mcs>
+                  <m:ctrlPr>
+                    <w:rPr>
+                      <w:rFonts w:ascii="Cambria Math" w:eastAsiaTheme="minorEastAsia" w:hAnsi="Cambria Math" w:cs="Times New Roman"/>
+                      <w:i/>
+                      <w:iCs/>
+                      <w:sz w:val="28"/>
+                      <w:szCs w:val="28"/>
+                      <w:lang w:val="en-US"/>
+                    </w:rPr>
+                  </m:ctrlPr>
+                </m:mPr>
+                <m:mr>
+                  <m:e>
+                    <m:r>
+                      <w:rPr>
+                        <w:rFonts w:ascii="Cambria Math" w:eastAsiaTheme="minorEastAsia" w:hAnsi="Cambria Math" w:cs="Times New Roman"/>
+                        <w:sz w:val="28"/>
+                        <w:szCs w:val="28"/>
+                      </w:rPr>
+                      <m:t>∆</m:t>
+                    </m:r>
+                    <m:sSubSup>
+                      <m:sSubSupPr>
+                        <m:ctrlPr>
+                          <w:rPr>
+                            <w:rFonts w:ascii="Cambria Math" w:eastAsiaTheme="minorEastAsia" w:hAnsi="Cambria Math" w:cs="Times New Roman"/>
+                            <w:i/>
+                            <w:iCs/>
+                            <w:sz w:val="28"/>
+                            <w:szCs w:val="28"/>
+                          </w:rPr>
+                        </m:ctrlPr>
+                      </m:sSubSupPr>
+                      <m:e>
+                        <m:r>
+                          <w:rPr>
+                            <w:rFonts w:ascii="Cambria Math" w:eastAsiaTheme="minorEastAsia" w:hAnsi="Cambria Math" w:cs="Times New Roman"/>
+                            <w:sz w:val="28"/>
+                            <w:szCs w:val="28"/>
+                            <w:lang w:val="en-US"/>
+                          </w:rPr>
+                          <m:t>x</m:t>
+                        </m:r>
+                      </m:e>
+                      <m:sub>
+                        <m:r>
+                          <w:rPr>
+                            <w:rFonts w:ascii="Cambria Math" w:eastAsiaTheme="minorEastAsia" w:hAnsi="Cambria Math" w:cs="Times New Roman"/>
+                            <w:sz w:val="28"/>
+                            <w:szCs w:val="28"/>
+                          </w:rPr>
+                          <m:t>i</m:t>
+                        </m:r>
+                        <m:r>
+                          <w:rPr>
+                            <w:rFonts w:ascii="Cambria Math" w:eastAsiaTheme="minorEastAsia" w:hAnsi="Cambria Math" w:cs="Times New Roman"/>
+                            <w:sz w:val="28"/>
+                            <w:szCs w:val="28"/>
+                            <w:lang w:val="en-US"/>
+                          </w:rPr>
+                          <m:t>, j</m:t>
+                        </m:r>
+                      </m:sub>
+                      <m:sup>
+                        <m:r>
+                          <w:rPr>
+                            <w:rFonts w:ascii="Cambria Math" w:eastAsiaTheme="minorEastAsia" w:hAnsi="Cambria Math" w:cs="Times New Roman"/>
+                            <w:sz w:val="28"/>
+                            <w:szCs w:val="28"/>
+                          </w:rPr>
+                          <m:t>c</m:t>
+                        </m:r>
+                      </m:sup>
+                    </m:sSubSup>
+                  </m:e>
+                </m:mr>
+                <m:mr>
+                  <m:e>
+                    <m:sSubSup>
+                      <m:sSubSupPr>
+                        <m:ctrlPr>
+                          <w:rPr>
+                            <w:rFonts w:ascii="Cambria Math" w:eastAsiaTheme="minorEastAsia" w:hAnsi="Cambria Math" w:cs="Times New Roman"/>
+                            <w:i/>
+                            <w:iCs/>
+                            <w:sz w:val="28"/>
+                            <w:szCs w:val="28"/>
+                          </w:rPr>
+                        </m:ctrlPr>
+                      </m:sSubSupPr>
+                      <m:e>
+                        <m:r>
+                          <w:rPr>
+                            <w:rFonts w:ascii="Cambria Math" w:eastAsiaTheme="minorEastAsia" w:hAnsi="Cambria Math" w:cs="Times New Roman"/>
+                            <w:sz w:val="28"/>
+                            <w:szCs w:val="28"/>
+                          </w:rPr>
+                          <m:t>∆y</m:t>
+                        </m:r>
+                      </m:e>
+                      <m:sub>
+                        <m:r>
+                          <w:rPr>
+                            <w:rFonts w:ascii="Cambria Math" w:eastAsiaTheme="minorEastAsia" w:hAnsi="Cambria Math" w:cs="Times New Roman"/>
+                            <w:sz w:val="28"/>
+                            <w:szCs w:val="28"/>
+                          </w:rPr>
+                          <m:t>i</m:t>
+                        </m:r>
+                        <m:r>
+                          <w:rPr>
+                            <w:rFonts w:ascii="Cambria Math" w:eastAsiaTheme="minorEastAsia" w:hAnsi="Cambria Math" w:cs="Times New Roman"/>
+                            <w:sz w:val="28"/>
+                            <w:szCs w:val="28"/>
+                            <w:lang w:val="en-US"/>
+                          </w:rPr>
+                          <m:t>, j</m:t>
+                        </m:r>
+                      </m:sub>
+                      <m:sup>
+                        <m:r>
+                          <w:rPr>
+                            <w:rFonts w:ascii="Cambria Math" w:eastAsiaTheme="minorEastAsia" w:hAnsi="Cambria Math" w:cs="Times New Roman"/>
+                            <w:sz w:val="28"/>
+                            <w:szCs w:val="28"/>
+                          </w:rPr>
+                          <m:t>c</m:t>
+                        </m:r>
+                      </m:sup>
+                    </m:sSubSup>
+                  </m:e>
+                </m:mr>
+              </m:m>
+            </m:e>
+          </m:d>
+          <m:r>
+            <w:rPr>
+              <w:rFonts w:ascii="Cambria Math" w:eastAsiaTheme="minorEastAsia" w:hAnsi="Cambria Math" w:cs="Times New Roman"/>
+              <w:sz w:val="28"/>
+              <w:szCs w:val="28"/>
+              <w:lang w:val="en-US"/>
+            </w:rPr>
+            <m:t>&gt;1</m:t>
+          </m:r>
+        </m:oMath>
+      </m:oMathPara>
+    </w:p>
+    <w:p>
+      <w:pPr>
+        <w:rPr>
+          <w:rFonts w:ascii="Times New Roman" w:eastAsiaTheme="minorEastAsia" w:hAnsi="Times New Roman" w:cs="Times New Roman"/>
+          <w:iCs/>
+          <w:sz w:val="28"/>
+          <w:szCs w:val="28"/>
+        </w:rPr>
+      </w:pPr>
+      <w:r>
+        <w:rPr>
+          <w:rFonts w:ascii="Times New Roman" w:eastAsiaTheme="minorEastAsia" w:hAnsi="Times New Roman" w:cs="Times New Roman"/>
+          <w:sz w:val="28"/>
+          <w:szCs w:val="28"/>
+        </w:rPr>
+        <w:t xml:space="preserve">Где расстояние между </w:t>
+      </w:r>
+      <w:r>
+        <w:rPr>
+          <w:rFonts w:ascii="Times New Roman" w:eastAsiaTheme="minorEastAsia" w:hAnsi="Times New Roman" w:cs="Times New Roman"/>
+          <w:iCs/>
+          <w:sz w:val="28"/>
+          <w:szCs w:val="28"/>
+        </w:rPr>
+        <w:t xml:space="preserve">центром </w:t>
+      </w:r>
+      <w:r>
+        <w:rPr>
+          <w:rFonts w:ascii="Times New Roman" w:eastAsiaTheme="minorEastAsia" w:hAnsi="Times New Roman" w:cs="Times New Roman"/>
+          <w:b/>
+          <w:bCs/>
+          <w:i/>
+          <w:sz w:val="28"/>
+          <w:szCs w:val="28"/>
+          <w:lang w:val="en-US"/>
+        </w:rPr>
+        <w:t>c</w:t>
+      </w:r>
+      <w:r>
+        <w:rPr>
+          <w:rFonts w:ascii="Times New Roman" w:eastAsiaTheme="minorEastAsia" w:hAnsi="Times New Roman" w:cs="Times New Roman"/>
+          <w:iCs/>
+          <w:sz w:val="28"/>
+          <w:szCs w:val="28"/>
+        </w:rPr>
+        <w:t>-</w:t>
+      </w:r>
+      <w:r>
+        <w:rPr>
+          <w:rFonts w:ascii="Times New Roman" w:eastAsiaTheme="minorEastAsia" w:hAnsi="Times New Roman" w:cs="Times New Roman"/>
+          <w:iCs/>
+          <w:sz w:val="28"/>
+          <w:szCs w:val="28"/>
+        </w:rPr>
+        <w:t xml:space="preserve">й окружности робота </w:t>
+      </w:r>
+      <w:proofErr w:type="spellStart"/>
+      <w:r>
+        <w:rPr>
+          <w:rFonts w:ascii="Times New Roman" w:eastAsiaTheme="minorEastAsia" w:hAnsi="Times New Roman" w:cs="Times New Roman"/>
+          <w:b/>
+          <w:bCs/>
+          <w:i/>
+          <w:sz w:val="28"/>
+          <w:szCs w:val="28"/>
+          <w:lang w:val="en-US"/>
+        </w:rPr>
+        <w:t>i</w:t>
+      </w:r>
+      <w:proofErr w:type="spellEnd"/>
+      <w:r>
+        <w:rPr>
+          <w:rFonts w:ascii="Times New Roman" w:eastAsiaTheme="minorEastAsia" w:hAnsi="Times New Roman" w:cs="Times New Roman"/>
+          <w:i/>
+          <w:sz w:val="28"/>
+          <w:szCs w:val="28"/>
+        </w:rPr>
+        <w:t xml:space="preserve"> </w:t>
+      </w:r>
+      <w:r>
+        <w:rPr>
+          <w:rFonts w:ascii="Times New Roman" w:eastAsiaTheme="minorEastAsia" w:hAnsi="Times New Roman" w:cs="Times New Roman"/>
+          <w:iCs/>
+          <w:sz w:val="28"/>
+          <w:szCs w:val="28"/>
+        </w:rPr>
+        <w:t xml:space="preserve">и центром эллипса соседа робота </w:t>
+      </w:r>
+      <w:r>
+        <w:rPr>
+          <w:rFonts w:ascii="Times New Roman" w:eastAsiaTheme="minorEastAsia" w:hAnsi="Times New Roman" w:cs="Times New Roman"/>
+          <w:b/>
+          <w:bCs/>
+          <w:i/>
+          <w:sz w:val="28"/>
+          <w:szCs w:val="28"/>
+          <w:lang w:val="en-US"/>
+        </w:rPr>
+        <w:t>j</w:t>
+      </w:r>
+      <w:r>
+        <w:rPr>
+          <w:rFonts w:ascii="Times New Roman" w:eastAsiaTheme="minorEastAsia" w:hAnsi="Times New Roman" w:cs="Times New Roman"/>
+          <w:b/>
+          <w:bCs/>
+          <w:iCs/>
+          <w:sz w:val="28"/>
+          <w:szCs w:val="28"/>
+        </w:rPr>
+        <w:t xml:space="preserve"> </w:t>
+      </w:r>
+      <w:r>
+        <w:rPr>
+          <w:rFonts w:ascii="Times New Roman" w:eastAsiaTheme="minorEastAsia" w:hAnsi="Times New Roman" w:cs="Times New Roman"/>
+          <w:iCs/>
+          <w:sz w:val="28"/>
+          <w:szCs w:val="28"/>
+        </w:rPr>
+        <w:t xml:space="preserve">по осям </w:t>
+      </w:r>
+      <w:r>
+        <w:rPr>
+          <w:rFonts w:ascii="Times New Roman" w:eastAsiaTheme="minorEastAsia" w:hAnsi="Times New Roman" w:cs="Times New Roman"/>
+          <w:b/>
+          <w:bCs/>
+          <w:i/>
+          <w:sz w:val="28"/>
+          <w:szCs w:val="28"/>
+          <w:lang w:val="en-US"/>
+        </w:rPr>
+        <w:t>x</w:t>
+      </w:r>
+      <w:r>
+        <w:rPr>
+          <w:rFonts w:ascii="Times New Roman" w:eastAsiaTheme="minorEastAsia" w:hAnsi="Times New Roman" w:cs="Times New Roman"/>
+          <w:i/>
+          <w:sz w:val="28"/>
+          <w:szCs w:val="28"/>
+        </w:rPr>
+        <w:t xml:space="preserve"> </w:t>
+      </w:r>
+      <w:r>
+        <w:rPr>
+          <w:rFonts w:ascii="Times New Roman" w:eastAsiaTheme="minorEastAsia" w:hAnsi="Times New Roman" w:cs="Times New Roman"/>
+          <w:iCs/>
+          <w:sz w:val="28"/>
+          <w:szCs w:val="28"/>
+        </w:rPr>
+        <w:t>и</w:t>
+      </w:r>
+      <w:r>
+        <w:rPr>
+          <w:rFonts w:ascii="Times New Roman" w:eastAsiaTheme="minorEastAsia" w:hAnsi="Times New Roman" w:cs="Times New Roman"/>
+          <w:i/>
+          <w:sz w:val="28"/>
+          <w:szCs w:val="28"/>
+        </w:rPr>
+        <w:t xml:space="preserve"> </w:t>
+      </w:r>
+      <w:r>
+        <w:rPr>
+          <w:rFonts w:ascii="Times New Roman" w:eastAsiaTheme="minorEastAsia" w:hAnsi="Times New Roman" w:cs="Times New Roman"/>
+          <w:b/>
+          <w:bCs/>
+          <w:i/>
+          <w:sz w:val="28"/>
+          <w:szCs w:val="28"/>
+          <w:lang w:val="en-US"/>
+        </w:rPr>
+        <w:t>y</w:t>
+      </w:r>
+      <w:r>
+        <w:rPr>
+          <w:rFonts w:ascii="Times New Roman" w:eastAsiaTheme="minorEastAsia" w:hAnsi="Times New Roman" w:cs="Times New Roman"/>
+          <w:i/>
+          <w:sz w:val="28"/>
+          <w:szCs w:val="28"/>
+        </w:rPr>
+        <w:t xml:space="preserve">. </w:t>
+      </w:r>
+      <m:oMath>
+        <m:r>
+          <m:rPr>
+            <m:sty m:val="bi"/>
+          </m:rPr>
+          <w:rPr>
+            <w:rFonts w:ascii="Cambria Math" w:eastAsiaTheme="minorEastAsia" w:hAnsi="Cambria Math" w:cs="Times New Roman"/>
+            <w:sz w:val="28"/>
+            <w:szCs w:val="28"/>
+          </w:rPr>
+          <m:t>R(</m:t>
+        </m:r>
+        <m:r>
+          <m:rPr>
+            <m:sty m:val="bi"/>
+          </m:rPr>
+          <w:rPr>
+            <w:rFonts w:ascii="Cambria Math" w:eastAsiaTheme="minorEastAsia" w:hAnsi="Cambria Math" w:cs="Times New Roman"/>
+            <w:sz w:val="28"/>
+            <w:szCs w:val="28"/>
+            <w:lang w:val="en-US"/>
+          </w:rPr>
+          <m:t>ψ</m:t>
+        </m:r>
+        <m:r>
+          <m:rPr>
+            <m:sty m:val="bi"/>
+          </m:rPr>
+          <w:rPr>
+            <w:rFonts w:ascii="Cambria Math" w:eastAsiaTheme="minorEastAsia" w:hAnsi="Cambria Math" w:cs="Times New Roman"/>
+            <w:sz w:val="28"/>
+            <w:szCs w:val="28"/>
+          </w:rPr>
+          <m:t>)</m:t>
+        </m:r>
+      </m:oMath>
+      <w:r>
+        <w:rPr>
+          <w:rFonts w:ascii="Times New Roman" w:eastAsiaTheme="minorEastAsia" w:hAnsi="Times New Roman" w:cs="Times New Roman"/>
+          <w:i/>
+          <w:iCs/>
+          <w:sz w:val="28"/>
+          <w:szCs w:val="28"/>
+        </w:rPr>
+        <w:t xml:space="preserve"> </w:t>
+      </w:r>
+      <w:r>
+        <w:rPr>
+          <w:rFonts w:ascii="Times New Roman" w:eastAsiaTheme="minorEastAsia" w:hAnsi="Times New Roman" w:cs="Times New Roman"/>
+          <w:sz w:val="28"/>
+          <w:szCs w:val="28"/>
+        </w:rPr>
+        <w:t xml:space="preserve">– матрица вращения, задающая угол наклона эллипса динамического препятствия. </w:t>
+      </w:r>
+      <w:r>
+        <w:rPr>
+          <w:rFonts w:ascii="Times New Roman" w:eastAsiaTheme="minorEastAsia" w:hAnsi="Times New Roman" w:cs="Times New Roman"/>
+          <w:b/>
+          <w:bCs/>
+          <w:i/>
+          <w:iCs/>
+          <w:sz w:val="28"/>
+          <w:szCs w:val="28"/>
+          <w:lang w:val="en-US"/>
+        </w:rPr>
+        <w:t>r</w:t>
+      </w:r>
+      <w:r>
+        <w:rPr>
+          <w:rFonts w:ascii="Times New Roman" w:eastAsiaTheme="minorEastAsia" w:hAnsi="Times New Roman" w:cs="Times New Roman"/>
+          <w:i/>
+          <w:iCs/>
+          <w:sz w:val="28"/>
+          <w:szCs w:val="28"/>
+        </w:rPr>
+        <w:t xml:space="preserve"> </w:t>
+      </w:r>
+      <w:r>
+        <w:rPr>
+          <w:rFonts w:ascii="Times New Roman" w:eastAsiaTheme="minorEastAsia" w:hAnsi="Times New Roman" w:cs="Times New Roman"/>
+          <w:sz w:val="28"/>
+          <w:szCs w:val="28"/>
+        </w:rPr>
+        <w:t xml:space="preserve">– радиус </w:t>
+      </w:r>
+      <w:r>
+        <w:rPr>
+          <w:rFonts w:ascii="Times New Roman" w:eastAsiaTheme="minorEastAsia" w:hAnsi="Times New Roman" w:cs="Times New Roman"/>
+          <w:b/>
+          <w:bCs/>
+          <w:i/>
+          <w:sz w:val="28"/>
+          <w:szCs w:val="28"/>
+          <w:lang w:val="en-US"/>
+        </w:rPr>
+        <w:t>c</w:t>
+      </w:r>
+      <w:r>
+        <w:rPr>
+          <w:rFonts w:ascii="Times New Roman" w:eastAsiaTheme="minorEastAsia" w:hAnsi="Times New Roman" w:cs="Times New Roman"/>
+          <w:iCs/>
+          <w:sz w:val="28"/>
+          <w:szCs w:val="28"/>
+        </w:rPr>
+        <w:t>-</w:t>
+      </w:r>
+      <w:r>
+        <w:rPr>
+          <w:rFonts w:ascii="Times New Roman" w:eastAsiaTheme="minorEastAsia" w:hAnsi="Times New Roman" w:cs="Times New Roman"/>
+          <w:iCs/>
+          <w:sz w:val="28"/>
+          <w:szCs w:val="28"/>
+        </w:rPr>
+        <w:t xml:space="preserve">й окружности робота </w:t>
+      </w:r>
+      <w:proofErr w:type="spellStart"/>
+      <w:r>
+        <w:rPr>
+          <w:rFonts w:ascii="Times New Roman" w:eastAsiaTheme="minorEastAsia" w:hAnsi="Times New Roman" w:cs="Times New Roman"/>
+          <w:b/>
+          <w:bCs/>
+          <w:i/>
+          <w:sz w:val="28"/>
+          <w:szCs w:val="28"/>
+          <w:lang w:val="en-US"/>
+        </w:rPr>
+        <w:t>i</w:t>
+      </w:r>
+      <w:proofErr w:type="spellEnd"/>
+      <w:r>
+        <w:rPr>
+          <w:rFonts w:ascii="Times New Roman" w:eastAsiaTheme="minorEastAsia" w:hAnsi="Times New Roman" w:cs="Times New Roman"/>
+          <w:i/>
+          <w:sz w:val="28"/>
+          <w:szCs w:val="28"/>
+        </w:rPr>
+        <w:t>.</w:t>
+      </w:r>
+    </w:p>
+    <w:p>
+      <w:pPr>
+        <w:rPr>
+          <w:rFonts w:ascii="Times New Roman" w:eastAsiaTheme="minorEastAsia" w:hAnsi="Times New Roman" w:cs="Times New Roman"/>
+          <w:sz w:val="28"/>
+          <w:szCs w:val="28"/>
+        </w:rPr>
+      </w:pPr>
+      <w:r>
+        <w:rPr>
+          <w:rFonts w:ascii="Times New Roman" w:eastAsiaTheme="minorEastAsia" w:hAnsi="Times New Roman" w:cs="Times New Roman"/>
+          <w:sz w:val="28"/>
+          <w:szCs w:val="28"/>
+        </w:rPr>
+        <w:t xml:space="preserve">Итоговой задачей для каждого робота является оптимизация функции стоимости на горизонте предсказания </w:t>
+      </w:r>
+      <m:oMath>
+        <m:r>
+          <w:rPr>
+            <w:rFonts w:ascii="Cambria Math" w:eastAsiaTheme="minorEastAsia" w:hAnsi="Cambria Math" w:cs="Times New Roman"/>
+            <w:sz w:val="28"/>
+            <w:szCs w:val="28"/>
+          </w:rPr>
+          <m:t>N</m:t>
+        </m:r>
+      </m:oMath>
+      <w:r>
+        <w:rPr>
+          <w:rFonts w:ascii="Times New Roman" w:eastAsiaTheme="minorEastAsia" w:hAnsi="Times New Roman" w:cs="Times New Roman"/>
+          <w:sz w:val="28"/>
+          <w:szCs w:val="28"/>
+        </w:rPr>
+        <w:t>, при условии предотвращения столкновения со статическими объектами и динамическими объектами.</w:t>
+      </w:r>
+      <w:r>
+        <w:rPr>
+          <w:rFonts w:ascii="Times New Roman" w:eastAsiaTheme="minorEastAsia" w:hAnsi="Times New Roman" w:cs="Times New Roman"/>
+          <w:sz w:val="28"/>
+          <w:szCs w:val="28"/>
+        </w:rPr>
+        <w:br/>
+        <w:t>Функция стоимости:</w:t>
+      </w:r>
+    </w:p>
+    <w:p>
+      <w:pPr>
+        <w:rPr>
+          <w:rFonts w:ascii="Times New Roman" w:eastAsiaTheme="minorEastAsia" w:hAnsi="Times New Roman" w:cs="Times New Roman"/>
+          <w:sz w:val="28"/>
+          <w:szCs w:val="28"/>
+        </w:rPr>
+      </w:pPr>
+      <m:oMathPara>
+        <m:oMath>
+          <m:sSup>
+            <m:sSupPr>
+              <m:ctrlPr>
+                <w:rPr>
+                  <w:rFonts w:ascii="Cambria Math" w:eastAsiaTheme="minorEastAsia" w:hAnsi="Cambria Math" w:cs="Times New Roman"/>
+                  <w:i/>
+                  <w:sz w:val="28"/>
+                  <w:szCs w:val="28"/>
+                  <w:lang w:val="en-US"/>
+                </w:rPr>
+              </m:ctrlPr>
+            </m:sSupPr>
+            <m:e>
+              <m:r>
+                <w:rPr>
+                  <w:rFonts w:ascii="Cambria Math" w:eastAsiaTheme="minorEastAsia" w:hAnsi="Cambria Math" w:cs="Times New Roman"/>
+                  <w:sz w:val="28"/>
+                  <w:szCs w:val="28"/>
+                  <w:lang w:val="en-US"/>
+                </w:rPr>
+                <m:t>J</m:t>
+              </m:r>
+            </m:e>
+            <m:sup>
+              <m:r>
+                <w:rPr>
+                  <w:rFonts w:ascii="Cambria Math" w:eastAsiaTheme="minorEastAsia" w:hAnsi="Cambria Math" w:cs="Times New Roman"/>
+                  <w:sz w:val="28"/>
+                  <w:szCs w:val="28"/>
+                  <w:lang w:val="en-US"/>
+                </w:rPr>
+                <m:t>i</m:t>
+              </m:r>
+            </m:sup>
+          </m:sSup>
+          <m:d>
+            <m:dPr>
+              <m:ctrlPr>
+                <w:rPr>
+                  <w:rFonts w:ascii="Cambria Math" w:eastAsiaTheme="minorEastAsia" w:hAnsi="Cambria Math" w:cs="Times New Roman"/>
+                  <w:i/>
+                  <w:sz w:val="28"/>
+                  <w:szCs w:val="28"/>
+                  <w:lang w:val="en-US"/>
+                </w:rPr>
+              </m:ctrlPr>
+            </m:dPr>
+            <m:e>
+              <m:sSub>
+                <m:sSubPr>
+                  <m:ctrlPr>
+                    <w:rPr>
+                      <w:rFonts w:ascii="Cambria Math" w:eastAsiaTheme="minorEastAsia" w:hAnsi="Cambria Math" w:cs="Times New Roman"/>
+                      <w:i/>
+                      <w:sz w:val="28"/>
+                      <w:szCs w:val="28"/>
+                    </w:rPr>
+                  </m:ctrlPr>
+                </m:sSubPr>
+                <m:e>
+                  <m:r>
+                    <m:rPr>
+                      <m:scr m:val="script"/>
+                    </m:rPr>
+                    <w:rPr>
+                      <w:rFonts w:ascii="Cambria Math" w:eastAsiaTheme="minorEastAsia" w:hAnsi="Cambria Math" w:cs="Times New Roman"/>
+                      <w:sz w:val="28"/>
+                      <w:szCs w:val="28"/>
+                    </w:rPr>
+                    <m:t>z</m:t>
+                  </m:r>
+                </m:e>
+                <m:sub>
+                  <m:r>
+                    <w:rPr>
+                      <w:rFonts w:ascii="Cambria Math" w:eastAsiaTheme="minorEastAsia" w:hAnsi="Cambria Math" w:cs="Times New Roman"/>
+                      <w:sz w:val="28"/>
+                      <w:szCs w:val="28"/>
+                    </w:rPr>
+                    <m:t>i</m:t>
+                  </m:r>
+                </m:sub>
+              </m:sSub>
+              <m:d>
+                <m:dPr>
+                  <m:ctrlPr>
+                    <w:rPr>
+                      <w:rFonts w:ascii="Cambria Math" w:eastAsiaTheme="minorEastAsia" w:hAnsi="Cambria Math" w:cs="Times New Roman"/>
+                      <w:i/>
+                      <w:sz w:val="28"/>
+                      <w:szCs w:val="28"/>
+                    </w:rPr>
+                  </m:ctrlPr>
+                </m:dPr>
+                <m:e>
+                  <m:r>
+                    <w:rPr>
+                      <w:rFonts w:ascii="Cambria Math" w:eastAsiaTheme="minorEastAsia" w:hAnsi="Cambria Math" w:cs="Times New Roman"/>
+                      <w:sz w:val="28"/>
+                      <w:szCs w:val="28"/>
+                    </w:rPr>
+                    <m:t>k</m:t>
+                  </m:r>
+                </m:e>
+              </m:d>
+              <m:r>
+                <w:rPr>
+                  <w:rFonts w:ascii="Cambria Math" w:eastAsiaTheme="minorEastAsia" w:hAnsi="Cambria Math" w:cs="Times New Roman"/>
+                  <w:sz w:val="28"/>
+                  <w:szCs w:val="28"/>
+                </w:rPr>
+                <m:t>,</m:t>
+              </m:r>
+              <m:sSub>
+                <m:sSubPr>
+                  <m:ctrlPr>
+                    <w:rPr>
+                      <w:rFonts w:ascii="Cambria Math" w:eastAsiaTheme="minorEastAsia" w:hAnsi="Cambria Math" w:cs="Times New Roman"/>
+                      <w:i/>
+                      <w:sz w:val="28"/>
+                      <w:szCs w:val="28"/>
+                    </w:rPr>
+                  </m:ctrlPr>
+                </m:sSubPr>
+                <m:e>
+                  <m:r>
+                    <w:rPr>
+                      <w:rFonts w:ascii="Cambria Math" w:eastAsiaTheme="minorEastAsia" w:hAnsi="Cambria Math" w:cs="Times New Roman"/>
+                      <w:sz w:val="28"/>
+                      <w:szCs w:val="28"/>
+                      <w:lang w:val="en-US"/>
+                    </w:rPr>
+                    <m:t>u</m:t>
+                  </m:r>
+                </m:e>
+                <m:sub>
+                  <m:r>
+                    <w:rPr>
+                      <w:rFonts w:ascii="Cambria Math" w:eastAsiaTheme="minorEastAsia" w:hAnsi="Cambria Math" w:cs="Times New Roman"/>
+                      <w:sz w:val="28"/>
+                      <w:szCs w:val="28"/>
+                    </w:rPr>
+                    <m:t>i</m:t>
+                  </m:r>
+                </m:sub>
+              </m:sSub>
+              <m:d>
+                <m:dPr>
+                  <m:ctrlPr>
+                    <w:rPr>
+                      <w:rFonts w:ascii="Cambria Math" w:eastAsiaTheme="minorEastAsia" w:hAnsi="Cambria Math" w:cs="Times New Roman"/>
+                      <w:i/>
+                      <w:sz w:val="28"/>
+                      <w:szCs w:val="28"/>
+                    </w:rPr>
+                  </m:ctrlPr>
+                </m:dPr>
+                <m:e>
+                  <m:r>
+                    <w:rPr>
+                      <w:rFonts w:ascii="Cambria Math" w:eastAsiaTheme="minorEastAsia" w:hAnsi="Cambria Math" w:cs="Times New Roman"/>
+                      <w:sz w:val="28"/>
+                      <w:szCs w:val="28"/>
+                    </w:rPr>
+                    <m:t>k</m:t>
+                  </m:r>
+                </m:e>
+              </m:d>
+              <m:r>
+                <w:rPr>
+                  <w:rFonts w:ascii="Cambria Math" w:eastAsiaTheme="minorEastAsia" w:hAnsi="Cambria Math" w:cs="Times New Roman"/>
+                  <w:sz w:val="28"/>
+                  <w:szCs w:val="28"/>
+                </w:rPr>
+                <m:t>,</m:t>
+              </m:r>
+              <m:sSub>
+                <m:sSubPr>
+                  <m:ctrlPr>
+                    <w:rPr>
+                      <w:rFonts w:ascii="Cambria Math" w:eastAsiaTheme="minorEastAsia" w:hAnsi="Cambria Math" w:cs="Times New Roman"/>
+                      <w:i/>
+                      <w:sz w:val="28"/>
+                      <w:szCs w:val="28"/>
+                    </w:rPr>
+                  </m:ctrlPr>
+                </m:sSubPr>
+                <m:e>
+                  <m:r>
+                    <w:rPr>
+                      <w:rFonts w:ascii="Cambria Math" w:eastAsiaTheme="minorEastAsia" w:hAnsi="Cambria Math" w:cs="Times New Roman"/>
+                      <w:sz w:val="28"/>
+                      <w:szCs w:val="28"/>
+                      <w:lang w:val="en-US"/>
+                    </w:rPr>
+                    <m:t>θ</m:t>
+                  </m:r>
+                </m:e>
+                <m:sub>
+                  <m:r>
+                    <w:rPr>
+                      <w:rFonts w:ascii="Cambria Math" w:eastAsiaTheme="minorEastAsia" w:hAnsi="Cambria Math" w:cs="Times New Roman"/>
+                      <w:sz w:val="28"/>
+                      <w:szCs w:val="28"/>
+                    </w:rPr>
+                    <m:t>i</m:t>
+                  </m:r>
+                </m:sub>
+              </m:sSub>
+              <m:d>
+                <m:dPr>
+                  <m:ctrlPr>
+                    <w:rPr>
+                      <w:rFonts w:ascii="Cambria Math" w:eastAsiaTheme="minorEastAsia" w:hAnsi="Cambria Math" w:cs="Times New Roman"/>
+                      <w:i/>
+                      <w:sz w:val="28"/>
+                      <w:szCs w:val="28"/>
+                    </w:rPr>
+                  </m:ctrlPr>
+                </m:dPr>
+                <m:e>
+                  <m:r>
+                    <w:rPr>
+                      <w:rFonts w:ascii="Cambria Math" w:eastAsiaTheme="minorEastAsia" w:hAnsi="Cambria Math" w:cs="Times New Roman"/>
+                      <w:sz w:val="28"/>
+                      <w:szCs w:val="28"/>
+                    </w:rPr>
+                    <m:t>k</m:t>
+                  </m:r>
+                </m:e>
+              </m:d>
+            </m:e>
+          </m:d>
+          <m:r>
+            <w:rPr>
+              <w:rFonts w:ascii="Cambria Math" w:eastAsiaTheme="minorEastAsia" w:hAnsi="Cambria Math" w:cs="Times New Roman"/>
+              <w:sz w:val="28"/>
+              <w:szCs w:val="28"/>
+              <w:lang w:val="en-US"/>
+            </w:rPr>
+            <m:t>=</m:t>
+          </m:r>
+          <m:sSubSup>
+            <m:sSubSupPr>
+              <m:ctrlPr>
+                <w:rPr>
+                  <w:rFonts w:ascii="Cambria Math" w:eastAsiaTheme="minorEastAsia" w:hAnsi="Cambria Math" w:cs="Times New Roman"/>
+                  <w:i/>
+                  <w:sz w:val="28"/>
+                  <w:szCs w:val="28"/>
+                  <w:lang w:val="en-US"/>
+                </w:rPr>
+              </m:ctrlPr>
+            </m:sSubSupPr>
+            <m:e>
+              <m:r>
+                <w:rPr>
+                  <w:rFonts w:ascii="Cambria Math" w:eastAsiaTheme="minorEastAsia" w:hAnsi="Cambria Math" w:cs="Times New Roman"/>
+                  <w:sz w:val="28"/>
+                  <w:szCs w:val="28"/>
+                  <w:lang w:val="en-US"/>
+                </w:rPr>
+                <m:t>J</m:t>
+              </m:r>
+            </m:e>
+            <m:sub>
+              <m:r>
+                <w:rPr>
+                  <w:rFonts w:ascii="Cambria Math" w:eastAsiaTheme="minorEastAsia" w:hAnsi="Cambria Math" w:cs="Times New Roman"/>
+                  <w:sz w:val="28"/>
+                  <w:szCs w:val="28"/>
+                  <w:lang w:val="en-US"/>
+                </w:rPr>
+                <m:t>tracking</m:t>
+              </m:r>
+            </m:sub>
+            <m:sup>
+              <m:r>
+                <w:rPr>
+                  <w:rFonts w:ascii="Cambria Math" w:eastAsiaTheme="minorEastAsia" w:hAnsi="Cambria Math" w:cs="Times New Roman"/>
+                  <w:sz w:val="28"/>
+                  <w:szCs w:val="28"/>
+                  <w:lang w:val="en-US"/>
+                </w:rPr>
+                <m:t>i</m:t>
+              </m:r>
+            </m:sup>
+          </m:sSubSup>
+          <m:d>
+            <m:dPr>
+              <m:ctrlPr>
+                <w:rPr>
+                  <w:rFonts w:ascii="Cambria Math" w:eastAsiaTheme="minorEastAsia" w:hAnsi="Cambria Math" w:cs="Times New Roman"/>
+                  <w:i/>
+                  <w:sz w:val="28"/>
+                  <w:szCs w:val="28"/>
+                  <w:lang w:val="en-US"/>
+                </w:rPr>
+              </m:ctrlPr>
+            </m:dPr>
+            <m:e>
+              <m:sSub>
+                <m:sSubPr>
+                  <m:ctrlPr>
+                    <w:rPr>
+                      <w:rFonts w:ascii="Cambria Math" w:eastAsiaTheme="minorEastAsia" w:hAnsi="Cambria Math" w:cs="Times New Roman"/>
+                      <w:i/>
+                      <w:sz w:val="28"/>
+                      <w:szCs w:val="28"/>
+                    </w:rPr>
+                  </m:ctrlPr>
+                </m:sSubPr>
+                <m:e>
+                  <m:r>
+                    <m:rPr>
+                      <m:scr m:val="script"/>
+                    </m:rPr>
+                    <w:rPr>
+                      <w:rFonts w:ascii="Cambria Math" w:eastAsiaTheme="minorEastAsia" w:hAnsi="Cambria Math" w:cs="Times New Roman"/>
+                      <w:sz w:val="28"/>
+                      <w:szCs w:val="28"/>
+                    </w:rPr>
+                    <m:t>z</m:t>
+                  </m:r>
+                </m:e>
+                <m:sub>
+                  <m:r>
+                    <w:rPr>
+                      <w:rFonts w:ascii="Cambria Math" w:eastAsiaTheme="minorEastAsia" w:hAnsi="Cambria Math" w:cs="Times New Roman"/>
+                      <w:sz w:val="28"/>
+                      <w:szCs w:val="28"/>
+                    </w:rPr>
+                    <m:t>i</m:t>
+                  </m:r>
+                </m:sub>
+              </m:sSub>
+              <m:d>
+                <m:dPr>
+                  <m:ctrlPr>
+                    <w:rPr>
+                      <w:rFonts w:ascii="Cambria Math" w:eastAsiaTheme="minorEastAsia" w:hAnsi="Cambria Math" w:cs="Times New Roman"/>
+                      <w:i/>
+                      <w:sz w:val="28"/>
+                      <w:szCs w:val="28"/>
+                    </w:rPr>
+                  </m:ctrlPr>
+                </m:dPr>
+                <m:e>
+                  <m:r>
+                    <w:rPr>
+                      <w:rFonts w:ascii="Cambria Math" w:eastAsiaTheme="minorEastAsia" w:hAnsi="Cambria Math" w:cs="Times New Roman"/>
+                      <w:sz w:val="28"/>
+                      <w:szCs w:val="28"/>
+                    </w:rPr>
+                    <m:t>k</m:t>
+                  </m:r>
+                </m:e>
+              </m:d>
+              <m:r>
+                <w:rPr>
+                  <w:rFonts w:ascii="Cambria Math" w:eastAsiaTheme="minorEastAsia" w:hAnsi="Cambria Math" w:cs="Times New Roman"/>
+                  <w:sz w:val="28"/>
+                  <w:szCs w:val="28"/>
+                </w:rPr>
+                <m:t>,</m:t>
+              </m:r>
+              <m:sSub>
+                <m:sSubPr>
+                  <m:ctrlPr>
+                    <w:rPr>
+                      <w:rFonts w:ascii="Cambria Math" w:eastAsiaTheme="minorEastAsia" w:hAnsi="Cambria Math" w:cs="Times New Roman"/>
+                      <w:i/>
+                      <w:sz w:val="28"/>
+                      <w:szCs w:val="28"/>
+                    </w:rPr>
+                  </m:ctrlPr>
+                </m:sSubPr>
+                <m:e>
+                  <m:r>
+                    <w:rPr>
+                      <w:rFonts w:ascii="Cambria Math" w:eastAsiaTheme="minorEastAsia" w:hAnsi="Cambria Math" w:cs="Times New Roman"/>
+                      <w:sz w:val="28"/>
+                      <w:szCs w:val="28"/>
+                      <w:lang w:val="en-US"/>
+                    </w:rPr>
+                    <m:t>θ</m:t>
+                  </m:r>
+                </m:e>
+                <m:sub>
+                  <m:r>
+                    <w:rPr>
+                      <w:rFonts w:ascii="Cambria Math" w:eastAsiaTheme="minorEastAsia" w:hAnsi="Cambria Math" w:cs="Times New Roman"/>
+                      <w:sz w:val="28"/>
+                      <w:szCs w:val="28"/>
+                    </w:rPr>
+                    <m:t>i</m:t>
+                  </m:r>
+                </m:sub>
+              </m:sSub>
+              <m:d>
+                <m:dPr>
+                  <m:ctrlPr>
+                    <w:rPr>
+                      <w:rFonts w:ascii="Cambria Math" w:eastAsiaTheme="minorEastAsia" w:hAnsi="Cambria Math" w:cs="Times New Roman"/>
+                      <w:i/>
+                      <w:sz w:val="28"/>
+                      <w:szCs w:val="28"/>
+                    </w:rPr>
+                  </m:ctrlPr>
+                </m:dPr>
+                <m:e>
+                  <m:r>
+                    <w:rPr>
+                      <w:rFonts w:ascii="Cambria Math" w:eastAsiaTheme="minorEastAsia" w:hAnsi="Cambria Math" w:cs="Times New Roman"/>
+                      <w:sz w:val="28"/>
+                      <w:szCs w:val="28"/>
+                    </w:rPr>
+                    <m:t>k</m:t>
+                  </m:r>
+                </m:e>
+              </m:d>
+            </m:e>
+          </m:d>
+          <m:r>
+            <w:rPr>
+              <w:rFonts w:ascii="Cambria Math" w:eastAsiaTheme="minorEastAsia" w:hAnsi="Cambria Math" w:cs="Times New Roman"/>
+              <w:sz w:val="28"/>
+              <w:szCs w:val="28"/>
+              <w:lang w:val="en-US"/>
+            </w:rPr>
+            <m:t>+</m:t>
+          </m:r>
+          <m:sSubSup>
+            <m:sSubSupPr>
+              <m:ctrlPr>
+                <w:rPr>
+                  <w:rFonts w:ascii="Cambria Math" w:eastAsiaTheme="minorEastAsia" w:hAnsi="Cambria Math" w:cs="Times New Roman"/>
+                  <w:i/>
+                  <w:sz w:val="28"/>
+                  <w:szCs w:val="28"/>
+                  <w:lang w:val="en-US"/>
+                </w:rPr>
+              </m:ctrlPr>
+            </m:sSubSupPr>
+            <m:e>
+              <m:r>
+                <w:rPr>
+                  <w:rFonts w:ascii="Cambria Math" w:eastAsiaTheme="minorEastAsia" w:hAnsi="Cambria Math" w:cs="Times New Roman"/>
+                  <w:sz w:val="28"/>
+                  <w:szCs w:val="28"/>
+                  <w:lang w:val="en-US"/>
+                </w:rPr>
+                <m:t>J</m:t>
+              </m:r>
+            </m:e>
+            <m:sub>
+              <m:r>
+                <w:rPr>
+                  <w:rFonts w:ascii="Cambria Math" w:eastAsiaTheme="minorEastAsia" w:hAnsi="Cambria Math" w:cs="Times New Roman"/>
+                  <w:sz w:val="28"/>
+                  <w:szCs w:val="28"/>
+                  <w:lang w:val="en-US"/>
+                </w:rPr>
+                <m:t>speed</m:t>
+              </m:r>
+            </m:sub>
+            <m:sup>
+              <m:r>
+                <w:rPr>
+                  <w:rFonts w:ascii="Cambria Math" w:eastAsiaTheme="minorEastAsia" w:hAnsi="Cambria Math" w:cs="Times New Roman"/>
+                  <w:sz w:val="28"/>
+                  <w:szCs w:val="28"/>
+                  <w:lang w:val="en-US"/>
+                </w:rPr>
+                <m:t>i</m:t>
+              </m:r>
+            </m:sup>
+          </m:sSubSup>
+          <m:r>
+            <w:rPr>
+              <w:rFonts w:ascii="Cambria Math" w:eastAsiaTheme="minorEastAsia" w:hAnsi="Cambria Math" w:cs="Times New Roman"/>
+              <w:sz w:val="28"/>
+              <w:szCs w:val="28"/>
+              <w:lang w:val="en-US"/>
+            </w:rPr>
+            <m:t>(</m:t>
+          </m:r>
+          <m:sSub>
+            <m:sSubPr>
+              <m:ctrlPr>
+                <w:rPr>
+                  <w:rFonts w:ascii="Cambria Math" w:eastAsiaTheme="minorEastAsia" w:hAnsi="Cambria Math" w:cs="Times New Roman"/>
+                  <w:i/>
+                  <w:sz w:val="28"/>
+                  <w:szCs w:val="28"/>
+                </w:rPr>
+              </m:ctrlPr>
+            </m:sSubPr>
+            <m:e>
+              <m:r>
+                <m:rPr>
+                  <m:scr m:val="script"/>
+                </m:rPr>
+                <w:rPr>
+                  <w:rFonts w:ascii="Cambria Math" w:eastAsiaTheme="minorEastAsia" w:hAnsi="Cambria Math" w:cs="Times New Roman"/>
+                  <w:sz w:val="28"/>
+                  <w:szCs w:val="28"/>
+                </w:rPr>
+                <m:t>z</m:t>
+              </m:r>
+            </m:e>
+            <m:sub>
+              <m:r>
+                <w:rPr>
+                  <w:rFonts w:ascii="Cambria Math" w:eastAsiaTheme="minorEastAsia" w:hAnsi="Cambria Math" w:cs="Times New Roman"/>
+                  <w:sz w:val="28"/>
+                  <w:szCs w:val="28"/>
+                </w:rPr>
+                <m:t>i</m:t>
+              </m:r>
+            </m:sub>
+          </m:sSub>
+          <m:r>
+            <w:rPr>
+              <w:rFonts w:ascii="Cambria Math" w:eastAsiaTheme="minorEastAsia" w:hAnsi="Cambria Math" w:cs="Times New Roman"/>
+              <w:sz w:val="28"/>
+              <w:szCs w:val="28"/>
+            </w:rPr>
+            <m:t>(k),</m:t>
+          </m:r>
+          <m:r>
+            <w:rPr>
+              <w:rFonts w:ascii="Cambria Math" w:eastAsiaTheme="minorEastAsia" w:hAnsi="Cambria Math" w:cs="Times New Roman"/>
+              <w:sz w:val="28"/>
+              <w:szCs w:val="28"/>
+              <w:lang w:val="en-US"/>
+            </w:rPr>
+            <m:t xml:space="preserve"> </m:t>
+          </m:r>
+          <m:sSub>
+            <m:sSubPr>
+              <m:ctrlPr>
+                <w:rPr>
+                  <w:rFonts w:ascii="Cambria Math" w:eastAsiaTheme="minorEastAsia" w:hAnsi="Cambria Math" w:cs="Times New Roman"/>
+                  <w:i/>
+                  <w:sz w:val="28"/>
+                  <w:szCs w:val="28"/>
+                </w:rPr>
+              </m:ctrlPr>
+            </m:sSubPr>
+            <m:e>
+              <m:r>
+                <w:rPr>
+                  <w:rFonts w:ascii="Cambria Math" w:eastAsiaTheme="minorEastAsia" w:hAnsi="Cambria Math" w:cs="Times New Roman"/>
+                  <w:sz w:val="28"/>
+                  <w:szCs w:val="28"/>
+                  <w:lang w:val="en-US"/>
+                </w:rPr>
+                <m:t>u</m:t>
+              </m:r>
+            </m:e>
+            <m:sub>
+              <m:r>
+                <w:rPr>
+                  <w:rFonts w:ascii="Cambria Math" w:eastAsiaTheme="minorEastAsia" w:hAnsi="Cambria Math" w:cs="Times New Roman"/>
+                  <w:sz w:val="28"/>
+                  <w:szCs w:val="28"/>
+                </w:rPr>
+                <m:t>i</m:t>
+              </m:r>
+            </m:sub>
+          </m:sSub>
+          <m:r>
+            <w:rPr>
+              <w:rFonts w:ascii="Cambria Math" w:eastAsiaTheme="minorEastAsia" w:hAnsi="Cambria Math" w:cs="Times New Roman"/>
+              <w:sz w:val="28"/>
+              <w:szCs w:val="28"/>
+            </w:rPr>
+            <m:t>(k)</m:t>
+          </m:r>
+          <m:r>
+            <w:rPr>
+              <w:rFonts w:ascii="Cambria Math" w:eastAsiaTheme="minorEastAsia" w:hAnsi="Cambria Math" w:cs="Times New Roman"/>
+              <w:sz w:val="28"/>
+              <w:szCs w:val="28"/>
+              <w:lang w:val="en-US"/>
+            </w:rPr>
+            <m:t>)+</m:t>
+          </m:r>
+          <m:sSubSup>
+            <m:sSubSupPr>
+              <m:ctrlPr>
+                <w:rPr>
+                  <w:rFonts w:ascii="Cambria Math" w:eastAsiaTheme="minorEastAsia" w:hAnsi="Cambria Math" w:cs="Times New Roman"/>
+                  <w:i/>
+                  <w:sz w:val="28"/>
+                  <w:szCs w:val="28"/>
+                  <w:lang w:val="en-US"/>
+                </w:rPr>
+              </m:ctrlPr>
+            </m:sSubSupPr>
+            <m:e>
+              <m:r>
+                <w:rPr>
+                  <w:rFonts w:ascii="Cambria Math" w:eastAsiaTheme="minorEastAsia" w:hAnsi="Cambria Math" w:cs="Times New Roman"/>
+                  <w:sz w:val="28"/>
+                  <w:szCs w:val="28"/>
+                  <w:lang w:val="en-US"/>
+                </w:rPr>
+                <m:t>J</m:t>
+              </m:r>
+            </m:e>
+            <m:sub>
+              <m:r>
+                <w:rPr>
+                  <w:rFonts w:ascii="Cambria Math" w:eastAsiaTheme="minorEastAsia" w:hAnsi="Cambria Math" w:cs="Times New Roman"/>
+                  <w:sz w:val="28"/>
+                  <w:szCs w:val="28"/>
+                  <w:lang w:val="en-US"/>
+                </w:rPr>
+                <m:t>repulsive</m:t>
+              </m:r>
+            </m:sub>
+            <m:sup>
+              <m:r>
+                <w:rPr>
+                  <w:rFonts w:ascii="Cambria Math" w:eastAsiaTheme="minorEastAsia" w:hAnsi="Cambria Math" w:cs="Times New Roman"/>
+                  <w:sz w:val="28"/>
+                  <w:szCs w:val="28"/>
+                  <w:lang w:val="en-US"/>
+                </w:rPr>
+                <m:t>i</m:t>
+              </m:r>
+            </m:sup>
+          </m:sSubSup>
+          <m:r>
+            <w:rPr>
+              <w:rFonts w:ascii="Cambria Math" w:eastAsiaTheme="minorEastAsia" w:hAnsi="Cambria Math" w:cs="Times New Roman"/>
+              <w:sz w:val="28"/>
+              <w:szCs w:val="28"/>
+              <w:lang w:val="en-US"/>
+            </w:rPr>
+            <m:t>(</m:t>
+          </m:r>
+          <m:sSub>
+            <m:sSubPr>
+              <m:ctrlPr>
+                <w:rPr>
+                  <w:rFonts w:ascii="Cambria Math" w:eastAsiaTheme="minorEastAsia" w:hAnsi="Cambria Math" w:cs="Times New Roman"/>
+                  <w:i/>
+                  <w:sz w:val="28"/>
+                  <w:szCs w:val="28"/>
+                </w:rPr>
+              </m:ctrlPr>
+            </m:sSubPr>
+            <m:e>
+              <m:r>
+                <m:rPr>
+                  <m:scr m:val="script"/>
+                </m:rPr>
+                <w:rPr>
+                  <w:rFonts w:ascii="Cambria Math" w:eastAsiaTheme="minorEastAsia" w:hAnsi="Cambria Math" w:cs="Times New Roman"/>
+                  <w:sz w:val="28"/>
+                  <w:szCs w:val="28"/>
+                </w:rPr>
+                <m:t>z</m:t>
+              </m:r>
+            </m:e>
+            <m:sub>
+              <m:r>
+                <w:rPr>
+                  <w:rFonts w:ascii="Cambria Math" w:eastAsiaTheme="minorEastAsia" w:hAnsi="Cambria Math" w:cs="Times New Roman"/>
+                  <w:sz w:val="28"/>
+                  <w:szCs w:val="28"/>
+                </w:rPr>
+                <m:t>i</m:t>
+              </m:r>
+            </m:sub>
+          </m:sSub>
+          <m:r>
+            <w:rPr>
+              <w:rFonts w:ascii="Cambria Math" w:eastAsiaTheme="minorEastAsia" w:hAnsi="Cambria Math" w:cs="Times New Roman"/>
+              <w:sz w:val="28"/>
+              <w:szCs w:val="28"/>
+            </w:rPr>
+            <m:t>(k)</m:t>
+          </m:r>
+          <m:r>
+            <w:rPr>
+              <w:rFonts w:ascii="Cambria Math" w:eastAsiaTheme="minorEastAsia" w:hAnsi="Cambria Math" w:cs="Times New Roman"/>
+              <w:sz w:val="28"/>
+              <w:szCs w:val="28"/>
+              <w:lang w:val="en-US"/>
+            </w:rPr>
+            <m:t>)+</m:t>
+          </m:r>
+          <m:sSubSup>
+            <m:sSubSupPr>
+              <m:ctrlPr>
+                <w:rPr>
+                  <w:rFonts w:ascii="Cambria Math" w:eastAsiaTheme="minorEastAsia" w:hAnsi="Cambria Math" w:cs="Times New Roman"/>
+                  <w:i/>
+                  <w:sz w:val="28"/>
+                  <w:szCs w:val="28"/>
+                  <w:lang w:val="en-US"/>
+                </w:rPr>
+              </m:ctrlPr>
+            </m:sSubSupPr>
+            <m:e>
+              <m:r>
+                <w:rPr>
+                  <w:rFonts w:ascii="Cambria Math" w:eastAsiaTheme="minorEastAsia" w:hAnsi="Cambria Math" w:cs="Times New Roman"/>
+                  <w:sz w:val="28"/>
+                  <w:szCs w:val="28"/>
+                  <w:lang w:val="en-US"/>
+                </w:rPr>
+                <m:t>J</m:t>
+              </m:r>
+            </m:e>
+            <m:sub>
+              <m:r>
+                <w:rPr>
+                  <w:rFonts w:ascii="Cambria Math" w:eastAsiaTheme="minorEastAsia" w:hAnsi="Cambria Math" w:cs="Times New Roman"/>
+                  <w:sz w:val="28"/>
+                  <w:szCs w:val="28"/>
+                  <w:lang w:val="en-US"/>
+                </w:rPr>
+                <m:t>input</m:t>
+              </m:r>
+            </m:sub>
+            <m:sup>
+              <m:r>
+                <w:rPr>
+                  <w:rFonts w:ascii="Cambria Math" w:eastAsiaTheme="minorEastAsia" w:hAnsi="Cambria Math" w:cs="Times New Roman"/>
+                  <w:sz w:val="28"/>
+                  <w:szCs w:val="28"/>
+                  <w:lang w:val="en-US"/>
+                </w:rPr>
+                <m:t>i</m:t>
+              </m:r>
+            </m:sup>
+          </m:sSubSup>
+          <m:r>
+            <w:rPr>
+              <w:rFonts w:ascii="Cambria Math" w:eastAsiaTheme="minorEastAsia" w:hAnsi="Cambria Math" w:cs="Times New Roman"/>
+              <w:sz w:val="28"/>
+              <w:szCs w:val="28"/>
+              <w:lang w:val="en-US"/>
+            </w:rPr>
+            <m:t>(</m:t>
+          </m:r>
+          <m:sSub>
+            <m:sSubPr>
+              <m:ctrlPr>
+                <w:rPr>
+                  <w:rFonts w:ascii="Cambria Math" w:eastAsiaTheme="minorEastAsia" w:hAnsi="Cambria Math" w:cs="Times New Roman"/>
+                  <w:i/>
+                  <w:sz w:val="28"/>
+                  <w:szCs w:val="28"/>
+                </w:rPr>
+              </m:ctrlPr>
+            </m:sSubPr>
+            <m:e>
+              <m:r>
+                <w:rPr>
+                  <w:rFonts w:ascii="Cambria Math" w:eastAsiaTheme="minorEastAsia" w:hAnsi="Cambria Math" w:cs="Times New Roman"/>
+                  <w:sz w:val="28"/>
+                  <w:szCs w:val="28"/>
+                  <w:lang w:val="en-US"/>
+                </w:rPr>
+                <m:t>u</m:t>
+              </m:r>
+            </m:e>
+            <m:sub>
+              <m:r>
+                <w:rPr>
+                  <w:rFonts w:ascii="Cambria Math" w:eastAsiaTheme="minorEastAsia" w:hAnsi="Cambria Math" w:cs="Times New Roman"/>
+                  <w:sz w:val="28"/>
+                  <w:szCs w:val="28"/>
+                </w:rPr>
+                <m:t>i</m:t>
+              </m:r>
+            </m:sub>
+          </m:sSub>
+          <m:r>
+            <w:rPr>
+              <w:rFonts w:ascii="Cambria Math" w:eastAsiaTheme="minorEastAsia" w:hAnsi="Cambria Math" w:cs="Times New Roman"/>
+              <w:sz w:val="28"/>
+              <w:szCs w:val="28"/>
+            </w:rPr>
+            <m:t>(k)</m:t>
+          </m:r>
+          <m:r>
+            <w:rPr>
+              <w:rFonts w:ascii="Cambria Math" w:eastAsiaTheme="minorEastAsia" w:hAnsi="Cambria Math" w:cs="Times New Roman"/>
+              <w:sz w:val="28"/>
+              <w:szCs w:val="28"/>
+              <w:lang w:val="en-US"/>
+            </w:rPr>
+            <m:t>)</m:t>
+          </m:r>
+        </m:oMath>
+      </m:oMathPara>
+    </w:p>
+    <w:p>
+      <w:pPr>
+        <w:rPr>
+          <w:rFonts w:ascii="Times New Roman" w:eastAsiaTheme="minorEastAsia" w:hAnsi="Times New Roman" w:cs="Times New Roman"/>
+          <w:sz w:val="28"/>
+          <w:szCs w:val="28"/>
+        </w:rPr>
+      </w:pPr>
+      <w:r>
+        <w:rPr>
+          <w:rFonts w:ascii="Times New Roman" w:eastAsiaTheme="minorEastAsia" w:hAnsi="Times New Roman" w:cs="Times New Roman"/>
+          <w:sz w:val="28"/>
+          <w:szCs w:val="28"/>
+        </w:rPr>
+        <w:t xml:space="preserve">Где </w:t>
+      </w:r>
+      <m:oMath>
+        <m:sSub>
+          <m:sSubPr>
+            <m:ctrlPr>
+              <w:rPr>
+                <w:rFonts w:ascii="Cambria Math" w:eastAsiaTheme="minorEastAsia" w:hAnsi="Cambria Math" w:cs="Times New Roman"/>
+                <w:b/>
+                <w:bCs/>
+                <w:i/>
+                <w:sz w:val="28"/>
+                <w:szCs w:val="28"/>
+              </w:rPr>
+            </m:ctrlPr>
+          </m:sSubPr>
+          <m:e>
+            <m:r>
+              <m:rPr>
+                <m:scr m:val="script"/>
+                <m:sty m:val="bi"/>
+              </m:rPr>
+              <w:rPr>
+                <w:rFonts w:ascii="Cambria Math" w:eastAsiaTheme="minorEastAsia" w:hAnsi="Cambria Math" w:cs="Times New Roman"/>
+                <w:sz w:val="28"/>
+                <w:szCs w:val="28"/>
+              </w:rPr>
+              <m:t>z</m:t>
+            </m:r>
+          </m:e>
+          <m:sub>
+            <m:r>
+              <m:rPr>
+                <m:sty m:val="bi"/>
+              </m:rPr>
+              <w:rPr>
+                <w:rFonts w:ascii="Cambria Math" w:eastAsiaTheme="minorEastAsia" w:hAnsi="Cambria Math" w:cs="Times New Roman"/>
+                <w:sz w:val="28"/>
+                <w:szCs w:val="28"/>
+              </w:rPr>
+              <m:t>i</m:t>
+            </m:r>
+          </m:sub>
+        </m:sSub>
+        <m:d>
+          <m:dPr>
+            <m:ctrlPr>
+              <w:rPr>
+                <w:rFonts w:ascii="Cambria Math" w:eastAsiaTheme="minorEastAsia" w:hAnsi="Cambria Math" w:cs="Times New Roman"/>
+                <w:b/>
+                <w:bCs/>
+                <w:i/>
+                <w:sz w:val="28"/>
+                <w:szCs w:val="28"/>
+              </w:rPr>
+            </m:ctrlPr>
+          </m:dPr>
+          <m:e>
+            <m:r>
+              <m:rPr>
+                <m:sty m:val="bi"/>
+              </m:rPr>
+              <w:rPr>
+                <w:rFonts w:ascii="Cambria Math" w:eastAsiaTheme="minorEastAsia" w:hAnsi="Cambria Math" w:cs="Times New Roman"/>
+                <w:sz w:val="28"/>
+                <w:szCs w:val="28"/>
+              </w:rPr>
+              <m:t>k</m:t>
+            </m:r>
+          </m:e>
+        </m:d>
+      </m:oMath>
+      <w:r>
+        <w:rPr>
+          <w:rFonts w:ascii="Times New Roman" w:eastAsiaTheme="minorEastAsia" w:hAnsi="Times New Roman" w:cs="Times New Roman"/>
+          <w:sz w:val="28"/>
+          <w:szCs w:val="28"/>
+        </w:rPr>
+        <w:t xml:space="preserve"> – вектор состояния робота, включающий координаты и угол</w:t>
+      </w:r>
+      <w:r>
+        <w:rPr>
+          <w:rFonts w:ascii="Times New Roman" w:eastAsiaTheme="minorEastAsia" w:hAnsi="Times New Roman" w:cs="Times New Roman"/>
+          <w:b/>
+          <w:bCs/>
+          <w:sz w:val="28"/>
+          <w:szCs w:val="28"/>
+        </w:rPr>
+        <w:t xml:space="preserve">, </w:t>
+      </w:r>
+      <m:oMath>
+        <m:sSub>
+          <m:sSubPr>
+            <m:ctrlPr>
+              <w:rPr>
+                <w:rFonts w:ascii="Cambria Math" w:eastAsiaTheme="minorEastAsia" w:hAnsi="Cambria Math" w:cs="Times New Roman"/>
+                <w:b/>
+                <w:bCs/>
+                <w:i/>
+                <w:sz w:val="28"/>
+                <w:szCs w:val="28"/>
+              </w:rPr>
+            </m:ctrlPr>
+          </m:sSubPr>
+          <m:e>
+            <m:r>
+              <m:rPr>
+                <m:sty m:val="bi"/>
+              </m:rPr>
+              <w:rPr>
+                <w:rFonts w:ascii="Cambria Math" w:eastAsiaTheme="minorEastAsia" w:hAnsi="Cambria Math" w:cs="Times New Roman"/>
+                <w:sz w:val="28"/>
+                <w:szCs w:val="28"/>
+                <w:lang w:val="en-US"/>
+              </w:rPr>
+              <m:t>u</m:t>
+            </m:r>
+          </m:e>
+          <m:sub>
+            <m:r>
+              <m:rPr>
+                <m:sty m:val="bi"/>
+              </m:rPr>
+              <w:rPr>
+                <w:rFonts w:ascii="Cambria Math" w:eastAsiaTheme="minorEastAsia" w:hAnsi="Cambria Math" w:cs="Times New Roman"/>
+                <w:sz w:val="28"/>
+                <w:szCs w:val="28"/>
+              </w:rPr>
+              <m:t>i</m:t>
+            </m:r>
+          </m:sub>
+        </m:sSub>
+        <m:d>
+          <m:dPr>
+            <m:ctrlPr>
+              <w:rPr>
+                <w:rFonts w:ascii="Cambria Math" w:eastAsiaTheme="minorEastAsia" w:hAnsi="Cambria Math" w:cs="Times New Roman"/>
+                <w:b/>
+                <w:bCs/>
+                <w:i/>
+                <w:sz w:val="28"/>
+                <w:szCs w:val="28"/>
+              </w:rPr>
+            </m:ctrlPr>
+          </m:dPr>
+          <m:e>
+            <m:r>
+              <m:rPr>
+                <m:sty m:val="bi"/>
+              </m:rPr>
+              <w:rPr>
+                <w:rFonts w:ascii="Cambria Math" w:eastAsiaTheme="minorEastAsia" w:hAnsi="Cambria Math" w:cs="Times New Roman"/>
+                <w:sz w:val="28"/>
+                <w:szCs w:val="28"/>
+              </w:rPr>
+              <m:t>k</m:t>
+            </m:r>
+          </m:e>
+        </m:d>
+      </m:oMath>
+      <w:r>
+        <w:rPr>
+          <w:rFonts w:ascii="Times New Roman" w:eastAsiaTheme="minorEastAsia" w:hAnsi="Times New Roman" w:cs="Times New Roman"/>
+          <w:sz w:val="28"/>
+          <w:szCs w:val="28"/>
+        </w:rPr>
+        <w:t xml:space="preserve"> – вектор входных управляющих команд робота </w:t>
+      </w:r>
+      <w:proofErr w:type="spellStart"/>
+      <w:r>
+        <w:rPr>
+          <w:rFonts w:ascii="Times New Roman" w:eastAsiaTheme="minorEastAsia" w:hAnsi="Times New Roman" w:cs="Times New Roman"/>
+          <w:b/>
+          <w:bCs/>
+          <w:i/>
+          <w:iCs/>
+          <w:sz w:val="28"/>
+          <w:szCs w:val="28"/>
+          <w:lang w:val="en-US"/>
+        </w:rPr>
+        <w:t>i</w:t>
+      </w:r>
+      <w:proofErr w:type="spellEnd"/>
+      <w:r>
+        <w:rPr>
+          <w:rFonts w:ascii="Times New Roman" w:eastAsiaTheme="minorEastAsia" w:hAnsi="Times New Roman" w:cs="Times New Roman"/>
+          <w:sz w:val="28"/>
+          <w:szCs w:val="28"/>
+        </w:rPr>
+        <w:t xml:space="preserve"> в момент </w:t>
+      </w:r>
+      <w:r>
+        <w:rPr>
+          <w:rFonts w:ascii="Times New Roman" w:eastAsiaTheme="minorEastAsia" w:hAnsi="Times New Roman" w:cs="Times New Roman"/>
+          <w:b/>
+          <w:bCs/>
+          <w:i/>
+          <w:iCs/>
+          <w:sz w:val="28"/>
+          <w:szCs w:val="28"/>
+          <w:lang w:val="en-US"/>
+        </w:rPr>
+        <w:t>k</w:t>
+      </w:r>
+      <w:r>
+        <w:rPr>
+          <w:rFonts w:ascii="Times New Roman" w:eastAsiaTheme="minorEastAsia" w:hAnsi="Times New Roman" w:cs="Times New Roman"/>
+          <w:sz w:val="28"/>
+          <w:szCs w:val="28"/>
+        </w:rPr>
+        <w:t xml:space="preserve">, </w:t>
+      </w:r>
+      <m:oMath>
+        <m:sSub>
+          <m:sSubPr>
+            <m:ctrlPr>
+              <w:rPr>
+                <w:rFonts w:ascii="Cambria Math" w:eastAsiaTheme="minorEastAsia" w:hAnsi="Cambria Math" w:cs="Times New Roman"/>
+                <w:b/>
+                <w:bCs/>
+                <w:i/>
+                <w:sz w:val="28"/>
+                <w:szCs w:val="28"/>
+              </w:rPr>
+            </m:ctrlPr>
+          </m:sSubPr>
+          <m:e>
+            <m:r>
+              <m:rPr>
+                <m:sty m:val="bi"/>
+              </m:rPr>
+              <w:rPr>
+                <w:rFonts w:ascii="Cambria Math" w:eastAsiaTheme="minorEastAsia" w:hAnsi="Cambria Math" w:cs="Times New Roman"/>
+                <w:sz w:val="28"/>
+                <w:szCs w:val="28"/>
+                <w:lang w:val="en-US"/>
+              </w:rPr>
+              <m:t>θ</m:t>
+            </m:r>
+          </m:e>
+          <m:sub>
+            <m:r>
+              <m:rPr>
+                <m:sty m:val="bi"/>
+              </m:rPr>
+              <w:rPr>
+                <w:rFonts w:ascii="Cambria Math" w:eastAsiaTheme="minorEastAsia" w:hAnsi="Cambria Math" w:cs="Times New Roman"/>
+                <w:sz w:val="28"/>
+                <w:szCs w:val="28"/>
+              </w:rPr>
+              <m:t>i</m:t>
+            </m:r>
+          </m:sub>
+        </m:sSub>
+        <m:d>
+          <m:dPr>
+            <m:ctrlPr>
+              <w:rPr>
+                <w:rFonts w:ascii="Cambria Math" w:eastAsiaTheme="minorEastAsia" w:hAnsi="Cambria Math" w:cs="Times New Roman"/>
+                <w:b/>
+                <w:bCs/>
+                <w:i/>
+                <w:sz w:val="28"/>
+                <w:szCs w:val="28"/>
+              </w:rPr>
+            </m:ctrlPr>
+          </m:dPr>
+          <m:e>
+            <m:r>
+              <m:rPr>
+                <m:sty m:val="bi"/>
+              </m:rPr>
+              <w:rPr>
+                <w:rFonts w:ascii="Cambria Math" w:eastAsiaTheme="minorEastAsia" w:hAnsi="Cambria Math" w:cs="Times New Roman"/>
+                <w:sz w:val="28"/>
+                <w:szCs w:val="28"/>
+              </w:rPr>
+              <m:t>k</m:t>
+            </m:r>
+          </m:e>
+        </m:d>
+      </m:oMath>
+      <w:r>
+        <w:rPr>
+          <w:rFonts w:ascii="Times New Roman" w:eastAsiaTheme="minorEastAsia" w:hAnsi="Times New Roman" w:cs="Times New Roman"/>
+          <w:sz w:val="28"/>
+          <w:szCs w:val="28"/>
+        </w:rPr>
+        <w:t xml:space="preserve"> – расстояние, пройденное роботом </w:t>
+      </w:r>
+      <w:proofErr w:type="spellStart"/>
+      <w:r>
+        <w:rPr>
+          <w:rFonts w:ascii="Times New Roman" w:eastAsiaTheme="minorEastAsia" w:hAnsi="Times New Roman" w:cs="Times New Roman"/>
+          <w:b/>
+          <w:bCs/>
+          <w:i/>
+          <w:iCs/>
+          <w:sz w:val="28"/>
+          <w:szCs w:val="28"/>
+          <w:lang w:val="en-US"/>
+        </w:rPr>
+        <w:t>i</w:t>
+      </w:r>
+      <w:proofErr w:type="spellEnd"/>
+      <w:r>
+        <w:rPr>
+          <w:rFonts w:ascii="Times New Roman" w:eastAsiaTheme="minorEastAsia" w:hAnsi="Times New Roman" w:cs="Times New Roman"/>
+          <w:sz w:val="28"/>
+          <w:szCs w:val="28"/>
+        </w:rPr>
+        <w:t xml:space="preserve"> вдоль идеального эталонного пути к моменту времени </w:t>
+      </w:r>
+      <w:r>
+        <w:rPr>
+          <w:rFonts w:ascii="Times New Roman" w:eastAsiaTheme="minorEastAsia" w:hAnsi="Times New Roman" w:cs="Times New Roman"/>
+          <w:b/>
+          <w:bCs/>
+          <w:i/>
+          <w:iCs/>
+          <w:sz w:val="28"/>
+          <w:szCs w:val="28"/>
+          <w:lang w:val="en-US"/>
+        </w:rPr>
+        <w:t>k</w:t>
+      </w:r>
+      <w:r>
+        <w:rPr>
+          <w:rFonts w:ascii="Times New Roman" w:eastAsiaTheme="minorEastAsia" w:hAnsi="Times New Roman" w:cs="Times New Roman"/>
+          <w:sz w:val="28"/>
+          <w:szCs w:val="28"/>
+        </w:rPr>
+        <w:t>.</w:t>
+      </w:r>
+      <w:r>
+        <w:rPr>
+          <w:rFonts w:ascii="Times New Roman" w:eastAsiaTheme="minorEastAsia" w:hAnsi="Times New Roman" w:cs="Times New Roman"/>
+          <w:b/>
+          <w:bCs/>
+          <w:sz w:val="28"/>
+          <w:szCs w:val="28"/>
+        </w:rPr>
+        <w:t xml:space="preserve"> </w:t>
+      </w:r>
+      <m:oMath>
+        <m:sSubSup>
+          <m:sSubSupPr>
+            <m:ctrlPr>
+              <w:rPr>
+                <w:rFonts w:ascii="Cambria Math" w:eastAsiaTheme="minorEastAsia" w:hAnsi="Cambria Math" w:cs="Times New Roman"/>
+                <w:b/>
+                <w:bCs/>
+                <w:i/>
+                <w:sz w:val="28"/>
+                <w:szCs w:val="28"/>
+                <w:lang w:val="en-US"/>
+              </w:rPr>
+            </m:ctrlPr>
+          </m:sSubSupPr>
+          <m:e>
+            <m:r>
+              <m:rPr>
+                <m:sty m:val="bi"/>
+              </m:rPr>
+              <w:rPr>
+                <w:rFonts w:ascii="Cambria Math" w:eastAsiaTheme="minorEastAsia" w:hAnsi="Cambria Math" w:cs="Times New Roman"/>
+                <w:sz w:val="28"/>
+                <w:szCs w:val="28"/>
+                <w:lang w:val="en-US"/>
+              </w:rPr>
+              <m:t>J</m:t>
+            </m:r>
+          </m:e>
+          <m:sub>
+            <m:r>
+              <m:rPr>
+                <m:sty m:val="bi"/>
+              </m:rPr>
+              <w:rPr>
+                <w:rFonts w:ascii="Cambria Math" w:eastAsiaTheme="minorEastAsia" w:hAnsi="Cambria Math" w:cs="Times New Roman"/>
+                <w:sz w:val="28"/>
+                <w:szCs w:val="28"/>
+                <w:lang w:val="en-US"/>
+              </w:rPr>
+              <m:t>tracking</m:t>
+            </m:r>
+          </m:sub>
+          <m:sup>
+            <m:r>
+              <m:rPr>
+                <m:sty m:val="bi"/>
+              </m:rPr>
+              <w:rPr>
+                <w:rFonts w:ascii="Cambria Math" w:eastAsiaTheme="minorEastAsia" w:hAnsi="Cambria Math" w:cs="Times New Roman"/>
+                <w:sz w:val="28"/>
+                <w:szCs w:val="28"/>
+                <w:lang w:val="en-US"/>
+              </w:rPr>
+              <m:t>i</m:t>
+            </m:r>
+          </m:sup>
+        </m:sSubSup>
+      </m:oMath>
+      <w:r>
+        <w:rPr>
+          <w:rFonts w:ascii="Times New Roman" w:eastAsiaTheme="minorEastAsia" w:hAnsi="Times New Roman" w:cs="Times New Roman"/>
+          <w:sz w:val="28"/>
+          <w:szCs w:val="28"/>
+        </w:rPr>
+        <w:t xml:space="preserve"> – стоимость отслеживания – штрафует робота за отклонение от намеченной траектории</w:t>
+      </w:r>
+      <w:r>
+        <w:rPr>
+          <w:rFonts w:ascii="Times New Roman" w:eastAsiaTheme="minorEastAsia" w:hAnsi="Times New Roman" w:cs="Times New Roman"/>
+          <w:sz w:val="28"/>
+          <w:szCs w:val="28"/>
+        </w:rPr>
+        <w:t>.</w:t>
+      </w:r>
+      <w:r>
+        <w:rPr>
+          <w:rFonts w:ascii="Times New Roman" w:eastAsiaTheme="minorEastAsia" w:hAnsi="Times New Roman" w:cs="Times New Roman"/>
+          <w:b/>
+          <w:bCs/>
+          <w:sz w:val="28"/>
+          <w:szCs w:val="28"/>
+        </w:rPr>
+        <w:t xml:space="preserve"> </w:t>
+      </w:r>
+      <m:oMath>
+        <m:sSubSup>
+          <m:sSubSupPr>
+            <m:ctrlPr>
+              <w:rPr>
+                <w:rFonts w:ascii="Cambria Math" w:eastAsiaTheme="minorEastAsia" w:hAnsi="Cambria Math" w:cs="Times New Roman"/>
+                <w:b/>
+                <w:bCs/>
+                <w:i/>
+                <w:sz w:val="28"/>
+                <w:szCs w:val="28"/>
+                <w:lang w:val="en-US"/>
+              </w:rPr>
+            </m:ctrlPr>
+          </m:sSubSupPr>
+          <m:e>
+            <m:r>
+              <m:rPr>
+                <m:sty m:val="bi"/>
+              </m:rPr>
+              <w:rPr>
+                <w:rFonts w:ascii="Cambria Math" w:eastAsiaTheme="minorEastAsia" w:hAnsi="Cambria Math" w:cs="Times New Roman"/>
+                <w:sz w:val="28"/>
+                <w:szCs w:val="28"/>
+                <w:lang w:val="en-US"/>
+              </w:rPr>
+              <m:t>J</m:t>
+            </m:r>
+          </m:e>
+          <m:sub>
+            <m:r>
+              <m:rPr>
+                <m:sty m:val="bi"/>
+              </m:rPr>
+              <w:rPr>
+                <w:rFonts w:ascii="Cambria Math" w:eastAsiaTheme="minorEastAsia" w:hAnsi="Cambria Math" w:cs="Times New Roman"/>
+                <w:sz w:val="28"/>
+                <w:szCs w:val="28"/>
+                <w:lang w:val="en-US"/>
+              </w:rPr>
+              <m:t>speed</m:t>
+            </m:r>
+          </m:sub>
+          <m:sup>
+            <m:r>
+              <m:rPr>
+                <m:sty m:val="bi"/>
+              </m:rPr>
+              <w:rPr>
+                <w:rFonts w:ascii="Cambria Math" w:eastAsiaTheme="minorEastAsia" w:hAnsi="Cambria Math" w:cs="Times New Roman"/>
+                <w:sz w:val="28"/>
+                <w:szCs w:val="28"/>
+                <w:lang w:val="en-US"/>
+              </w:rPr>
+              <m:t>i</m:t>
+            </m:r>
+          </m:sup>
+        </m:sSubSup>
+      </m:oMath>
+      <w:r>
+        <w:rPr>
+          <w:rFonts w:ascii="Times New Roman" w:eastAsiaTheme="minorEastAsia" w:hAnsi="Times New Roman" w:cs="Times New Roman"/>
+          <w:sz w:val="28"/>
+          <w:szCs w:val="28"/>
+        </w:rPr>
+        <w:t xml:space="preserve"> – стоимость скорости – штрафует робота за отклонение от текущей скорости от заданного идеала </w:t>
+      </w:r>
+      <m:oMath>
+        <m:sSub>
+          <m:sSubPr>
+            <m:ctrlPr>
+              <w:rPr>
+                <w:rFonts w:ascii="Cambria Math" w:eastAsiaTheme="minorEastAsia" w:hAnsi="Cambria Math" w:cs="Times New Roman"/>
+                <w:b/>
+                <w:bCs/>
+                <w:i/>
+                <w:sz w:val="28"/>
+                <w:szCs w:val="28"/>
+              </w:rPr>
+            </m:ctrlPr>
+          </m:sSubPr>
+          <m:e>
+            <m:r>
+              <m:rPr>
+                <m:sty m:val="bi"/>
+              </m:rPr>
+              <w:rPr>
+                <w:rFonts w:ascii="Cambria Math" w:eastAsiaTheme="minorEastAsia" w:hAnsi="Cambria Math" w:cs="Times New Roman"/>
+                <w:sz w:val="28"/>
+                <w:szCs w:val="28"/>
+              </w:rPr>
+              <m:t>υ</m:t>
+            </m:r>
+          </m:e>
+          <m:sub>
+            <m:r>
+              <m:rPr>
+                <m:sty m:val="bi"/>
+              </m:rPr>
+              <w:rPr>
+                <w:rFonts w:ascii="Cambria Math" w:eastAsiaTheme="minorEastAsia" w:hAnsi="Cambria Math" w:cs="Times New Roman"/>
+                <w:sz w:val="28"/>
+                <w:szCs w:val="28"/>
+                <w:lang w:val="en-US"/>
+              </w:rPr>
+              <m:t>ref</m:t>
+            </m:r>
+          </m:sub>
+        </m:sSub>
+      </m:oMath>
+      <w:r>
+        <w:rPr>
+          <w:rFonts w:ascii="Times New Roman" w:eastAsiaTheme="minorEastAsia" w:hAnsi="Times New Roman" w:cs="Times New Roman"/>
+          <w:sz w:val="28"/>
+          <w:szCs w:val="28"/>
+        </w:rPr>
+        <w:t xml:space="preserve">. </w:t>
+      </w:r>
+      <m:oMath>
+        <m:sSubSup>
+          <m:sSubSupPr>
+            <m:ctrlPr>
+              <w:rPr>
+                <w:rFonts w:ascii="Cambria Math" w:eastAsiaTheme="minorEastAsia" w:hAnsi="Cambria Math" w:cs="Times New Roman"/>
+                <w:b/>
+                <w:bCs/>
+                <w:i/>
+                <w:sz w:val="28"/>
+                <w:szCs w:val="28"/>
+                <w:lang w:val="en-US"/>
+              </w:rPr>
+            </m:ctrlPr>
+          </m:sSubSupPr>
+          <m:e>
+            <m:r>
+              <m:rPr>
+                <m:sty m:val="bi"/>
+              </m:rPr>
+              <w:rPr>
+                <w:rFonts w:ascii="Cambria Math" w:eastAsiaTheme="minorEastAsia" w:hAnsi="Cambria Math" w:cs="Times New Roman"/>
+                <w:sz w:val="28"/>
+                <w:szCs w:val="28"/>
+                <w:lang w:val="en-US"/>
+              </w:rPr>
+              <m:t>J</m:t>
+            </m:r>
+          </m:e>
+          <m:sub>
+            <m:r>
+              <m:rPr>
+                <m:sty m:val="bi"/>
+              </m:rPr>
+              <w:rPr>
+                <w:rFonts w:ascii="Cambria Math" w:eastAsiaTheme="minorEastAsia" w:hAnsi="Cambria Math" w:cs="Times New Roman"/>
+                <w:sz w:val="28"/>
+                <w:szCs w:val="28"/>
+                <w:lang w:val="en-US"/>
+              </w:rPr>
+              <m:t>repulsive</m:t>
+            </m:r>
+          </m:sub>
+          <m:sup>
+            <m:r>
+              <m:rPr>
+                <m:sty m:val="bi"/>
+              </m:rPr>
+              <w:rPr>
+                <w:rFonts w:ascii="Cambria Math" w:eastAsiaTheme="minorEastAsia" w:hAnsi="Cambria Math" w:cs="Times New Roman"/>
+                <w:sz w:val="28"/>
+                <w:szCs w:val="28"/>
+                <w:lang w:val="en-US"/>
+              </w:rPr>
+              <m:t>i</m:t>
+            </m:r>
+          </m:sup>
+        </m:sSubSup>
+      </m:oMath>
+      <w:r>
+        <w:rPr>
+          <w:rFonts w:ascii="Times New Roman" w:eastAsiaTheme="minorEastAsia" w:hAnsi="Times New Roman" w:cs="Times New Roman"/>
+          <w:sz w:val="28"/>
+          <w:szCs w:val="28"/>
+        </w:rPr>
+        <w:t xml:space="preserve"> – стоимость избегания столкновений – </w:t>
+      </w:r>
+      <w:r>
+        <w:rPr>
+          <w:rFonts w:ascii="Times New Roman" w:eastAsiaTheme="minorEastAsia" w:hAnsi="Times New Roman" w:cs="Times New Roman"/>
+          <w:sz w:val="28"/>
+          <w:szCs w:val="28"/>
+        </w:rPr>
+        <w:t>штрафует</w:t>
+      </w:r>
+      <w:r>
+        <w:rPr>
+          <w:rFonts w:ascii="Times New Roman" w:eastAsiaTheme="minorEastAsia" w:hAnsi="Times New Roman" w:cs="Times New Roman"/>
+          <w:sz w:val="28"/>
+          <w:szCs w:val="28"/>
+        </w:rPr>
+        <w:t xml:space="preserve"> робот</w:t>
+      </w:r>
+      <w:r>
+        <w:rPr>
+          <w:rFonts w:ascii="Times New Roman" w:eastAsiaTheme="minorEastAsia" w:hAnsi="Times New Roman" w:cs="Times New Roman"/>
+          <w:sz w:val="28"/>
+          <w:szCs w:val="28"/>
+        </w:rPr>
+        <w:t xml:space="preserve">а </w:t>
+      </w:r>
+      <w:proofErr w:type="gramStart"/>
+      <w:r>
+        <w:rPr>
+          <w:rFonts w:ascii="Times New Roman" w:eastAsiaTheme="minorEastAsia" w:hAnsi="Times New Roman" w:cs="Times New Roman"/>
+          <w:sz w:val="28"/>
+          <w:szCs w:val="28"/>
+        </w:rPr>
+        <w:t>за</w:t>
+      </w:r>
+      <w:r>
+        <w:rPr>
+          <w:rFonts w:ascii="Times New Roman" w:eastAsiaTheme="minorEastAsia" w:hAnsi="Times New Roman" w:cs="Times New Roman"/>
+          <w:sz w:val="28"/>
+          <w:szCs w:val="28"/>
+        </w:rPr>
+        <w:t xml:space="preserve"> </w:t>
+      </w:r>
+      <w:r>
+        <w:rPr>
+          <w:rFonts w:ascii="Times New Roman" w:eastAsiaTheme="minorEastAsia" w:hAnsi="Times New Roman" w:cs="Times New Roman"/>
+          <w:sz w:val="28"/>
+          <w:szCs w:val="28"/>
+        </w:rPr>
+        <w:t xml:space="preserve"> увеличения</w:t>
+      </w:r>
+      <w:proofErr w:type="gramEnd"/>
+      <w:r>
+        <w:rPr>
+          <w:rFonts w:ascii="Times New Roman" w:eastAsiaTheme="minorEastAsia" w:hAnsi="Times New Roman" w:cs="Times New Roman"/>
+          <w:sz w:val="28"/>
+          <w:szCs w:val="28"/>
+        </w:rPr>
+        <w:t xml:space="preserve"> </w:t>
+      </w:r>
+      <w:r>
+        <w:rPr>
+          <w:rFonts w:ascii="Times New Roman" w:eastAsiaTheme="minorEastAsia" w:hAnsi="Times New Roman" w:cs="Times New Roman"/>
+          <w:sz w:val="28"/>
+          <w:szCs w:val="28"/>
+        </w:rPr>
+        <w:t>безопасно</w:t>
+      </w:r>
+      <w:r>
+        <w:rPr>
+          <w:rFonts w:ascii="Times New Roman" w:eastAsiaTheme="minorEastAsia" w:hAnsi="Times New Roman" w:cs="Times New Roman"/>
+          <w:sz w:val="28"/>
+          <w:szCs w:val="28"/>
+        </w:rPr>
+        <w:t>й</w:t>
+      </w:r>
+      <w:r>
+        <w:rPr>
+          <w:rFonts w:ascii="Times New Roman" w:eastAsiaTheme="minorEastAsia" w:hAnsi="Times New Roman" w:cs="Times New Roman"/>
+          <w:sz w:val="28"/>
+          <w:szCs w:val="28"/>
+        </w:rPr>
+        <w:t xml:space="preserve"> дистанции </w:t>
+      </w:r>
+      <w:r>
+        <w:rPr>
+          <w:rFonts w:ascii="Times New Roman" w:eastAsiaTheme="minorEastAsia" w:hAnsi="Times New Roman" w:cs="Times New Roman"/>
+          <w:sz w:val="28"/>
+          <w:szCs w:val="28"/>
+        </w:rPr>
+        <w:t>между друг другом</w:t>
+      </w:r>
+      <w:r>
+        <w:rPr>
+          <w:rFonts w:ascii="Times New Roman" w:eastAsiaTheme="minorEastAsia" w:hAnsi="Times New Roman" w:cs="Times New Roman"/>
+          <w:sz w:val="28"/>
+          <w:szCs w:val="28"/>
+        </w:rPr>
+        <w:t xml:space="preserve">. </w:t>
+      </w:r>
+      <m:oMath>
+        <m:sSubSup>
+          <m:sSubSupPr>
+            <m:ctrlPr>
+              <w:rPr>
+                <w:rFonts w:ascii="Cambria Math" w:eastAsiaTheme="minorEastAsia" w:hAnsi="Cambria Math" w:cs="Times New Roman"/>
+                <w:b/>
+                <w:bCs/>
+                <w:i/>
+                <w:sz w:val="28"/>
+                <w:szCs w:val="28"/>
+                <w:lang w:val="en-US"/>
+              </w:rPr>
+            </m:ctrlPr>
+          </m:sSubSupPr>
+          <m:e>
+            <m:r>
+              <m:rPr>
+                <m:sty m:val="bi"/>
+              </m:rPr>
+              <w:rPr>
+                <w:rFonts w:ascii="Cambria Math" w:eastAsiaTheme="minorEastAsia" w:hAnsi="Cambria Math" w:cs="Times New Roman"/>
+                <w:sz w:val="28"/>
+                <w:szCs w:val="28"/>
+                <w:lang w:val="en-US"/>
+              </w:rPr>
+              <m:t>J</m:t>
+            </m:r>
+          </m:e>
+          <m:sub>
+            <m:r>
+              <m:rPr>
+                <m:sty m:val="bi"/>
+              </m:rPr>
+              <w:rPr>
+                <w:rFonts w:ascii="Cambria Math" w:eastAsiaTheme="minorEastAsia" w:hAnsi="Cambria Math" w:cs="Times New Roman"/>
+                <w:sz w:val="28"/>
+                <w:szCs w:val="28"/>
+                <w:lang w:val="en-US"/>
+              </w:rPr>
+              <m:t>input</m:t>
+            </m:r>
+          </m:sub>
+          <m:sup>
+            <m:r>
+              <m:rPr>
+                <m:sty m:val="bi"/>
+              </m:rPr>
+              <w:rPr>
+                <w:rFonts w:ascii="Cambria Math" w:eastAsiaTheme="minorEastAsia" w:hAnsi="Cambria Math" w:cs="Times New Roman"/>
+                <w:sz w:val="28"/>
+                <w:szCs w:val="28"/>
+                <w:lang w:val="en-US"/>
+              </w:rPr>
+              <m:t>i</m:t>
+            </m:r>
+          </m:sup>
+        </m:sSubSup>
+      </m:oMath>
+      <w:r>
+        <w:rPr>
+          <w:rFonts w:ascii="Times New Roman" w:eastAsiaTheme="minorEastAsia" w:hAnsi="Times New Roman" w:cs="Times New Roman"/>
+          <w:sz w:val="28"/>
+          <w:szCs w:val="28"/>
+        </w:rPr>
+        <w:t xml:space="preserve"> – стоимость входа– штрафует за слишком большие или резкие команды управления.</w:t>
+      </w:r>
+    </w:p>
+    <w:p>
+      <w:pPr>
+        <w:rPr>
+          <w:rFonts w:ascii="Times New Roman" w:eastAsiaTheme="minorEastAsia" w:hAnsi="Times New Roman" w:cs="Times New Roman"/>
+          <w:sz w:val="28"/>
+          <w:szCs w:val="28"/>
+        </w:rPr>
+      </w:pPr>
+      <w:r>
+        <w:rPr>
+          <w:rFonts w:ascii="Times New Roman" w:eastAsiaTheme="minorEastAsia" w:hAnsi="Times New Roman" w:cs="Times New Roman"/>
+          <w:sz w:val="28"/>
+          <w:szCs w:val="28"/>
+        </w:rPr>
+        <w:t>Функция минимизации стоимости:</w:t>
+      </w:r>
+    </w:p>
+    <w:p>
+      <w:pPr>
+        <w:rPr>
+          <w:rFonts w:ascii="Times New Roman" w:eastAsiaTheme="minorEastAsia" w:hAnsi="Times New Roman" w:cs="Times New Roman"/>
+          <w:sz w:val="28"/>
+          <w:szCs w:val="28"/>
+        </w:rPr>
+      </w:pPr>
+      <m:oMathPara>
+        <m:oMath>
+          <m:sSubSup>
+            <m:sSubSupPr>
+              <m:ctrlPr>
+                <w:rPr>
+                  <w:rFonts w:ascii="Cambria Math" w:eastAsiaTheme="minorEastAsia" w:hAnsi="Cambria Math" w:cs="Times New Roman"/>
+                  <w:i/>
+                  <w:sz w:val="28"/>
+                  <w:szCs w:val="28"/>
+                  <w:lang w:val="en-US"/>
+                </w:rPr>
+              </m:ctrlPr>
+            </m:sSubSupPr>
+            <m:e>
+              <m:r>
+                <w:rPr>
+                  <w:rFonts w:ascii="Cambria Math" w:eastAsiaTheme="minorEastAsia" w:hAnsi="Cambria Math" w:cs="Times New Roman"/>
+                  <w:sz w:val="28"/>
+                  <w:szCs w:val="28"/>
+                  <w:lang w:val="en-US"/>
+                </w:rPr>
+                <m:t>J</m:t>
+              </m:r>
+            </m:e>
+            <m:sub>
+              <m:r>
+                <w:rPr>
+                  <w:rFonts w:ascii="Cambria Math" w:eastAsiaTheme="minorEastAsia" w:hAnsi="Cambria Math" w:cs="Times New Roman"/>
+                  <w:sz w:val="28"/>
+                  <w:szCs w:val="28"/>
+                  <w:lang w:val="en-US"/>
+                </w:rPr>
+                <m:t>i</m:t>
+              </m:r>
+            </m:sub>
+            <m:sup>
+              <m:r>
+                <w:rPr>
+                  <w:rFonts w:ascii="Cambria Math" w:eastAsiaTheme="minorEastAsia" w:hAnsi="Cambria Math" w:cs="Times New Roman"/>
+                  <w:sz w:val="28"/>
+                  <w:szCs w:val="28"/>
+                  <w:lang w:val="en-US"/>
+                </w:rPr>
+                <m:t>*</m:t>
+              </m:r>
+            </m:sup>
+          </m:sSubSup>
+          <m:r>
+            <w:rPr>
+              <w:rFonts w:ascii="Cambria Math" w:eastAsiaTheme="minorEastAsia" w:hAnsi="Cambria Math" w:cs="Times New Roman"/>
+              <w:sz w:val="28"/>
+              <w:szCs w:val="28"/>
+              <w:lang w:val="en-US"/>
+            </w:rPr>
+            <m:t>=</m:t>
+          </m:r>
+          <m:sSub>
+            <m:sSubPr>
+              <m:ctrlPr>
+                <w:rPr>
+                  <w:rFonts w:ascii="Cambria Math" w:eastAsiaTheme="minorEastAsia" w:hAnsi="Cambria Math" w:cs="Times New Roman"/>
+                  <w:i/>
+                  <w:sz w:val="28"/>
+                  <w:szCs w:val="28"/>
+                  <w:lang w:val="en-US"/>
+                </w:rPr>
+              </m:ctrlPr>
+            </m:sSubPr>
+            <m:e>
+              <m:r>
+                <w:rPr>
+                  <w:rFonts w:ascii="Cambria Math" w:eastAsiaTheme="minorEastAsia" w:hAnsi="Cambria Math" w:cs="Times New Roman"/>
+                  <w:sz w:val="28"/>
+                  <w:szCs w:val="28"/>
+                  <w:lang w:val="en-US"/>
+                </w:rPr>
+                <m:t>min</m:t>
+              </m:r>
+            </m:e>
+            <m:sub>
+              <m:sSubSup>
+                <m:sSubSupPr>
+                  <m:ctrlPr>
+                    <w:rPr>
+                      <w:rFonts w:ascii="Cambria Math" w:eastAsiaTheme="minorEastAsia" w:hAnsi="Cambria Math" w:cs="Times New Roman"/>
+                      <w:i/>
+                      <w:sz w:val="28"/>
+                      <w:szCs w:val="28"/>
+                    </w:rPr>
+                  </m:ctrlPr>
+                </m:sSubSupPr>
+                <m:e>
+                  <m:r>
+                    <m:rPr>
+                      <m:scr m:val="script"/>
+                    </m:rPr>
+                    <w:rPr>
+                      <w:rFonts w:ascii="Cambria Math" w:eastAsiaTheme="minorEastAsia" w:hAnsi="Cambria Math" w:cs="Times New Roman"/>
+                      <w:sz w:val="28"/>
+                      <w:szCs w:val="28"/>
+                    </w:rPr>
+                    <m:t>z</m:t>
+                  </m:r>
+                </m:e>
+                <m:sub>
+                  <m:r>
+                    <w:rPr>
+                      <w:rFonts w:ascii="Cambria Math" w:eastAsiaTheme="minorEastAsia" w:hAnsi="Cambria Math" w:cs="Times New Roman"/>
+                      <w:sz w:val="28"/>
+                      <w:szCs w:val="28"/>
+                    </w:rPr>
+                    <m:t>0</m:t>
+                  </m:r>
+                  <m:r>
+                    <w:rPr>
+                      <w:rFonts w:ascii="Cambria Math" w:eastAsiaTheme="minorEastAsia" w:hAnsi="Cambria Math" w:cs="Times New Roman"/>
+                      <w:sz w:val="28"/>
+                      <w:szCs w:val="28"/>
+                      <w:lang w:val="en-US"/>
+                    </w:rPr>
+                    <m:t>:N,</m:t>
+                  </m:r>
+                </m:sub>
+                <m:sup>
+                  <m:r>
+                    <w:rPr>
+                      <w:rFonts w:ascii="Cambria Math" w:eastAsiaTheme="minorEastAsia" w:hAnsi="Cambria Math" w:cs="Times New Roman"/>
+                      <w:sz w:val="28"/>
+                      <w:szCs w:val="28"/>
+                    </w:rPr>
+                    <m:t>i</m:t>
+                  </m:r>
+                </m:sup>
+              </m:sSubSup>
+              <m:sSubSup>
+                <m:sSubSupPr>
+                  <m:ctrlPr>
+                    <w:rPr>
+                      <w:rFonts w:ascii="Cambria Math" w:eastAsiaTheme="minorEastAsia" w:hAnsi="Cambria Math" w:cs="Times New Roman"/>
+                      <w:i/>
+                      <w:sz w:val="28"/>
+                      <w:szCs w:val="28"/>
+                    </w:rPr>
+                  </m:ctrlPr>
+                </m:sSubSupPr>
+                <m:e>
+                  <m:r>
+                    <w:rPr>
+                      <w:rFonts w:ascii="Cambria Math" w:eastAsiaTheme="minorEastAsia" w:hAnsi="Cambria Math" w:cs="Times New Roman"/>
+                      <w:sz w:val="28"/>
+                      <w:szCs w:val="28"/>
+                    </w:rPr>
+                    <m:t>u</m:t>
+                  </m:r>
+                </m:e>
+                <m:sub>
+                  <m:r>
+                    <w:rPr>
+                      <w:rFonts w:ascii="Cambria Math" w:eastAsiaTheme="minorEastAsia" w:hAnsi="Cambria Math" w:cs="Times New Roman"/>
+                      <w:sz w:val="28"/>
+                      <w:szCs w:val="28"/>
+                    </w:rPr>
+                    <m:t>0</m:t>
+                  </m:r>
+                  <m:r>
+                    <w:rPr>
+                      <w:rFonts w:ascii="Cambria Math" w:eastAsiaTheme="minorEastAsia" w:hAnsi="Cambria Math" w:cs="Times New Roman"/>
+                      <w:sz w:val="28"/>
+                      <w:szCs w:val="28"/>
+                      <w:lang w:val="en-US"/>
+                    </w:rPr>
+                    <m:t>:N-1,</m:t>
+                  </m:r>
+                </m:sub>
+                <m:sup>
+                  <m:r>
+                    <w:rPr>
+                      <w:rFonts w:ascii="Cambria Math" w:eastAsiaTheme="minorEastAsia" w:hAnsi="Cambria Math" w:cs="Times New Roman"/>
+                      <w:sz w:val="28"/>
+                      <w:szCs w:val="28"/>
+                    </w:rPr>
+                    <m:t>i</m:t>
+                  </m:r>
+                </m:sup>
+              </m:sSubSup>
+              <m:sSubSup>
+                <m:sSubSupPr>
+                  <m:ctrlPr>
+                    <w:rPr>
+                      <w:rFonts w:ascii="Cambria Math" w:eastAsiaTheme="minorEastAsia" w:hAnsi="Cambria Math" w:cs="Times New Roman"/>
+                      <w:i/>
+                      <w:sz w:val="28"/>
+                      <w:szCs w:val="28"/>
+                    </w:rPr>
+                  </m:ctrlPr>
+                </m:sSubSupPr>
+                <m:e>
+                  <m:r>
+                    <w:rPr>
+                      <w:rFonts w:ascii="Cambria Math" w:eastAsiaTheme="minorEastAsia" w:hAnsi="Cambria Math" w:cs="Times New Roman"/>
+                      <w:sz w:val="28"/>
+                      <w:szCs w:val="28"/>
+                      <w:lang w:val="en-US"/>
+                    </w:rPr>
+                    <m:t>θ</m:t>
+                  </m:r>
+                </m:e>
+                <m:sub>
+                  <m:r>
+                    <w:rPr>
+                      <w:rFonts w:ascii="Cambria Math" w:eastAsiaTheme="minorEastAsia" w:hAnsi="Cambria Math" w:cs="Times New Roman"/>
+                      <w:sz w:val="28"/>
+                      <w:szCs w:val="28"/>
+                    </w:rPr>
+                    <m:t>0</m:t>
+                  </m:r>
+                  <m:r>
+                    <w:rPr>
+                      <w:rFonts w:ascii="Cambria Math" w:eastAsiaTheme="minorEastAsia" w:hAnsi="Cambria Math" w:cs="Times New Roman"/>
+                      <w:sz w:val="28"/>
+                      <w:szCs w:val="28"/>
+                      <w:lang w:val="en-US"/>
+                    </w:rPr>
+                    <m:t>:N</m:t>
+                  </m:r>
+                </m:sub>
+                <m:sup>
+                  <m:r>
+                    <w:rPr>
+                      <w:rFonts w:ascii="Cambria Math" w:eastAsiaTheme="minorEastAsia" w:hAnsi="Cambria Math" w:cs="Times New Roman"/>
+                      <w:sz w:val="28"/>
+                      <w:szCs w:val="28"/>
+                    </w:rPr>
+                    <m:t>i</m:t>
+                  </m:r>
+                </m:sup>
+              </m:sSubSup>
+            </m:sub>
+          </m:sSub>
+          <m:nary>
+            <m:naryPr>
+              <m:chr m:val="∑"/>
+              <m:limLoc m:val="undOvr"/>
+              <m:ctrlPr>
+                <w:rPr>
+                  <w:rFonts w:ascii="Cambria Math" w:eastAsiaTheme="minorEastAsia" w:hAnsi="Cambria Math" w:cs="Times New Roman"/>
+                  <w:i/>
+                  <w:sz w:val="28"/>
+                  <w:szCs w:val="28"/>
+                  <w:lang w:val="en-US"/>
+                </w:rPr>
+              </m:ctrlPr>
+            </m:naryPr>
+            <m:sub>
+              <m:r>
+                <w:rPr>
+                  <w:rFonts w:ascii="Cambria Math" w:eastAsiaTheme="minorEastAsia" w:hAnsi="Cambria Math" w:cs="Times New Roman"/>
+                  <w:sz w:val="28"/>
+                  <w:szCs w:val="28"/>
+                  <w:lang w:val="en-US"/>
+                </w:rPr>
+                <m:t>t=0</m:t>
+              </m:r>
+            </m:sub>
+            <m:sup>
+              <m:r>
+                <w:rPr>
+                  <w:rFonts w:ascii="Cambria Math" w:eastAsiaTheme="minorEastAsia" w:hAnsi="Cambria Math" w:cs="Times New Roman"/>
+                  <w:sz w:val="28"/>
+                  <w:szCs w:val="28"/>
+                  <w:lang w:val="en-US"/>
+                </w:rPr>
+                <m:t>N - 1</m:t>
+              </m:r>
+            </m:sup>
+            <m:e>
+              <m:sSup>
+                <m:sSupPr>
+                  <m:ctrlPr>
+                    <w:rPr>
+                      <w:rFonts w:ascii="Cambria Math" w:eastAsiaTheme="minorEastAsia" w:hAnsi="Cambria Math" w:cs="Times New Roman"/>
+                      <w:i/>
+                      <w:sz w:val="28"/>
+                      <w:szCs w:val="28"/>
+                      <w:lang w:val="en-US"/>
+                    </w:rPr>
+                  </m:ctrlPr>
+                </m:sSupPr>
+                <m:e>
+                  <m:r>
+                    <w:rPr>
+                      <w:rFonts w:ascii="Cambria Math" w:eastAsiaTheme="minorEastAsia" w:hAnsi="Cambria Math" w:cs="Times New Roman"/>
+                      <w:sz w:val="28"/>
+                      <w:szCs w:val="28"/>
+                      <w:lang w:val="en-US"/>
+                    </w:rPr>
+                    <m:t>J</m:t>
+                  </m:r>
+                </m:e>
+                <m:sup>
+                  <m:r>
+                    <w:rPr>
+                      <w:rFonts w:ascii="Cambria Math" w:eastAsiaTheme="minorEastAsia" w:hAnsi="Cambria Math" w:cs="Times New Roman"/>
+                      <w:sz w:val="28"/>
+                      <w:szCs w:val="28"/>
+                      <w:lang w:val="en-US"/>
+                    </w:rPr>
+                    <m:t>i</m:t>
+                  </m:r>
+                </m:sup>
+              </m:sSup>
+              <m:d>
+                <m:dPr>
+                  <m:ctrlPr>
+                    <w:rPr>
+                      <w:rFonts w:ascii="Cambria Math" w:eastAsiaTheme="minorEastAsia" w:hAnsi="Cambria Math" w:cs="Times New Roman"/>
+                      <w:i/>
+                      <w:sz w:val="28"/>
+                      <w:szCs w:val="28"/>
+                      <w:lang w:val="en-US"/>
+                    </w:rPr>
+                  </m:ctrlPr>
+                </m:dPr>
+                <m:e>
+                  <m:sSub>
+                    <m:sSubPr>
+                      <m:ctrlPr>
+                        <w:rPr>
+                          <w:rFonts w:ascii="Cambria Math" w:eastAsiaTheme="minorEastAsia" w:hAnsi="Cambria Math" w:cs="Times New Roman"/>
+                          <w:i/>
+                          <w:sz w:val="28"/>
+                          <w:szCs w:val="28"/>
+                        </w:rPr>
+                      </m:ctrlPr>
+                    </m:sSubPr>
+                    <m:e>
+                      <m:r>
+                        <m:rPr>
+                          <m:scr m:val="script"/>
+                        </m:rPr>
+                        <w:rPr>
+                          <w:rFonts w:ascii="Cambria Math" w:eastAsiaTheme="minorEastAsia" w:hAnsi="Cambria Math" w:cs="Times New Roman"/>
+                          <w:sz w:val="28"/>
+                          <w:szCs w:val="28"/>
+                        </w:rPr>
+                        <m:t>z</m:t>
+                      </m:r>
+                    </m:e>
+                    <m:sub>
+                      <m:r>
+                        <w:rPr>
+                          <w:rFonts w:ascii="Cambria Math" w:eastAsiaTheme="minorEastAsia" w:hAnsi="Cambria Math" w:cs="Times New Roman"/>
+                          <w:sz w:val="28"/>
+                          <w:szCs w:val="28"/>
+                        </w:rPr>
+                        <m:t>i</m:t>
+                      </m:r>
+                    </m:sub>
+                  </m:sSub>
+                  <m:d>
+                    <m:dPr>
+                      <m:ctrlPr>
+                        <w:rPr>
+                          <w:rFonts w:ascii="Cambria Math" w:eastAsiaTheme="minorEastAsia" w:hAnsi="Cambria Math" w:cs="Times New Roman"/>
+                          <w:i/>
+                          <w:sz w:val="28"/>
+                          <w:szCs w:val="28"/>
+                        </w:rPr>
+                      </m:ctrlPr>
+                    </m:dPr>
+                    <m:e>
+                      <m:r>
+                        <w:rPr>
+                          <w:rFonts w:ascii="Cambria Math" w:eastAsiaTheme="minorEastAsia" w:hAnsi="Cambria Math" w:cs="Times New Roman"/>
+                          <w:sz w:val="28"/>
+                          <w:szCs w:val="28"/>
+                        </w:rPr>
+                        <m:t>k+</m:t>
+                      </m:r>
+                      <m:r>
+                        <w:rPr>
+                          <w:rFonts w:ascii="Cambria Math" w:eastAsiaTheme="minorEastAsia" w:hAnsi="Cambria Math" w:cs="Times New Roman"/>
+                          <w:sz w:val="28"/>
+                          <w:szCs w:val="28"/>
+                          <w:lang w:val="en-US"/>
+                        </w:rPr>
+                        <m:t>t</m:t>
+                      </m:r>
+                    </m:e>
+                  </m:d>
+                  <m:r>
+                    <w:rPr>
+                      <w:rFonts w:ascii="Cambria Math" w:eastAsiaTheme="minorEastAsia" w:hAnsi="Cambria Math" w:cs="Times New Roman"/>
+                      <w:sz w:val="28"/>
+                      <w:szCs w:val="28"/>
+                    </w:rPr>
+                    <m:t>,</m:t>
+                  </m:r>
+                  <m:sSub>
+                    <m:sSubPr>
+                      <m:ctrlPr>
+                        <w:rPr>
+                          <w:rFonts w:ascii="Cambria Math" w:eastAsiaTheme="minorEastAsia" w:hAnsi="Cambria Math" w:cs="Times New Roman"/>
+                          <w:i/>
+                          <w:sz w:val="28"/>
+                          <w:szCs w:val="28"/>
+                        </w:rPr>
+                      </m:ctrlPr>
+                    </m:sSubPr>
+                    <m:e>
+                      <m:r>
+                        <w:rPr>
+                          <w:rFonts w:ascii="Cambria Math" w:eastAsiaTheme="minorEastAsia" w:hAnsi="Cambria Math" w:cs="Times New Roman"/>
+                          <w:sz w:val="28"/>
+                          <w:szCs w:val="28"/>
+                          <w:lang w:val="en-US"/>
+                        </w:rPr>
+                        <m:t>u</m:t>
+                      </m:r>
+                    </m:e>
+                    <m:sub>
+                      <m:r>
+                        <w:rPr>
+                          <w:rFonts w:ascii="Cambria Math" w:eastAsiaTheme="minorEastAsia" w:hAnsi="Cambria Math" w:cs="Times New Roman"/>
+                          <w:sz w:val="28"/>
+                          <w:szCs w:val="28"/>
+                        </w:rPr>
+                        <m:t>i</m:t>
+                      </m:r>
+                    </m:sub>
+                  </m:sSub>
+                  <m:d>
+                    <m:dPr>
+                      <m:ctrlPr>
+                        <w:rPr>
+                          <w:rFonts w:ascii="Cambria Math" w:eastAsiaTheme="minorEastAsia" w:hAnsi="Cambria Math" w:cs="Times New Roman"/>
+                          <w:i/>
+                          <w:sz w:val="28"/>
+                          <w:szCs w:val="28"/>
+                        </w:rPr>
+                      </m:ctrlPr>
+                    </m:dPr>
+                    <m:e>
+                      <m:r>
+                        <w:rPr>
+                          <w:rFonts w:ascii="Cambria Math" w:eastAsiaTheme="minorEastAsia" w:hAnsi="Cambria Math" w:cs="Times New Roman"/>
+                          <w:sz w:val="28"/>
+                          <w:szCs w:val="28"/>
+                        </w:rPr>
+                        <m:t>k+</m:t>
+                      </m:r>
+                      <m:r>
+                        <w:rPr>
+                          <w:rFonts w:ascii="Cambria Math" w:eastAsiaTheme="minorEastAsia" w:hAnsi="Cambria Math" w:cs="Times New Roman"/>
+                          <w:sz w:val="28"/>
+                          <w:szCs w:val="28"/>
+                          <w:lang w:val="en-US"/>
+                        </w:rPr>
+                        <m:t>t</m:t>
+                      </m:r>
+                    </m:e>
+                  </m:d>
+                  <m:r>
+                    <w:rPr>
+                      <w:rFonts w:ascii="Cambria Math" w:eastAsiaTheme="minorEastAsia" w:hAnsi="Cambria Math" w:cs="Times New Roman"/>
+                      <w:sz w:val="28"/>
+                      <w:szCs w:val="28"/>
+                    </w:rPr>
+                    <m:t>,</m:t>
+                  </m:r>
+                  <m:sSub>
+                    <m:sSubPr>
+                      <m:ctrlPr>
+                        <w:rPr>
+                          <w:rFonts w:ascii="Cambria Math" w:eastAsiaTheme="minorEastAsia" w:hAnsi="Cambria Math" w:cs="Times New Roman"/>
+                          <w:i/>
+                          <w:sz w:val="28"/>
+                          <w:szCs w:val="28"/>
+                        </w:rPr>
+                      </m:ctrlPr>
+                    </m:sSubPr>
+                    <m:e>
+                      <m:r>
+                        <w:rPr>
+                          <w:rFonts w:ascii="Cambria Math" w:eastAsiaTheme="minorEastAsia" w:hAnsi="Cambria Math" w:cs="Times New Roman"/>
+                          <w:sz w:val="28"/>
+                          <w:szCs w:val="28"/>
+                          <w:lang w:val="en-US"/>
+                        </w:rPr>
+                        <m:t>θ</m:t>
+                      </m:r>
+                    </m:e>
+                    <m:sub>
+                      <m:r>
+                        <w:rPr>
+                          <w:rFonts w:ascii="Cambria Math" w:eastAsiaTheme="minorEastAsia" w:hAnsi="Cambria Math" w:cs="Times New Roman"/>
+                          <w:sz w:val="28"/>
+                          <w:szCs w:val="28"/>
+                        </w:rPr>
+                        <m:t>i</m:t>
+                      </m:r>
+                    </m:sub>
+                  </m:sSub>
+                  <m:d>
+                    <m:dPr>
+                      <m:ctrlPr>
+                        <w:rPr>
+                          <w:rFonts w:ascii="Cambria Math" w:eastAsiaTheme="minorEastAsia" w:hAnsi="Cambria Math" w:cs="Times New Roman"/>
+                          <w:i/>
+                          <w:sz w:val="28"/>
+                          <w:szCs w:val="28"/>
+                        </w:rPr>
+                      </m:ctrlPr>
+                    </m:dPr>
+                    <m:e>
+                      <m:r>
+                        <w:rPr>
+                          <w:rFonts w:ascii="Cambria Math" w:eastAsiaTheme="minorEastAsia" w:hAnsi="Cambria Math" w:cs="Times New Roman"/>
+                          <w:sz w:val="28"/>
+                          <w:szCs w:val="28"/>
+                        </w:rPr>
+                        <m:t>k+</m:t>
+                      </m:r>
+                      <m:r>
+                        <w:rPr>
+                          <w:rFonts w:ascii="Cambria Math" w:eastAsiaTheme="minorEastAsia" w:hAnsi="Cambria Math" w:cs="Times New Roman"/>
+                          <w:sz w:val="28"/>
+                          <w:szCs w:val="28"/>
+                          <w:lang w:val="en-US"/>
+                        </w:rPr>
+                        <m:t>t</m:t>
+                      </m:r>
+                    </m:e>
+                  </m:d>
+                </m:e>
+              </m:d>
+              <m:r>
+                <w:rPr>
+                  <w:rFonts w:ascii="Cambria Math" w:eastAsiaTheme="minorEastAsia" w:hAnsi="Cambria Math" w:cs="Times New Roman"/>
+                  <w:sz w:val="28"/>
+                  <w:szCs w:val="28"/>
+                  <w:lang w:val="en-US"/>
+                </w:rPr>
+                <m:t>+</m:t>
+              </m:r>
+              <m:sSup>
+                <m:sSupPr>
+                  <m:ctrlPr>
+                    <w:rPr>
+                      <w:rFonts w:ascii="Cambria Math" w:eastAsiaTheme="minorEastAsia" w:hAnsi="Cambria Math" w:cs="Times New Roman"/>
+                      <w:i/>
+                      <w:sz w:val="28"/>
+                      <w:szCs w:val="28"/>
+                      <w:lang w:val="en-US"/>
+                    </w:rPr>
+                  </m:ctrlPr>
+                </m:sSupPr>
+                <m:e>
+                  <m:r>
+                    <w:rPr>
+                      <w:rFonts w:ascii="Cambria Math" w:eastAsiaTheme="minorEastAsia" w:hAnsi="Cambria Math" w:cs="Times New Roman"/>
+                      <w:sz w:val="28"/>
+                      <w:szCs w:val="28"/>
+                      <w:lang w:val="en-US"/>
+                    </w:rPr>
+                    <m:t>J</m:t>
+                  </m:r>
+                </m:e>
+                <m:sup>
+                  <m:r>
+                    <w:rPr>
+                      <w:rFonts w:ascii="Cambria Math" w:eastAsiaTheme="minorEastAsia" w:hAnsi="Cambria Math" w:cs="Times New Roman"/>
+                      <w:sz w:val="28"/>
+                      <w:szCs w:val="28"/>
+                      <w:lang w:val="en-US"/>
+                    </w:rPr>
+                    <m:t>i</m:t>
+                  </m:r>
+                </m:sup>
+              </m:sSup>
+              <m:d>
+                <m:dPr>
+                  <m:ctrlPr>
+                    <w:rPr>
+                      <w:rFonts w:ascii="Cambria Math" w:eastAsiaTheme="minorEastAsia" w:hAnsi="Cambria Math" w:cs="Times New Roman"/>
+                      <w:i/>
+                      <w:sz w:val="28"/>
+                      <w:szCs w:val="28"/>
+                      <w:lang w:val="en-US"/>
+                    </w:rPr>
+                  </m:ctrlPr>
+                </m:dPr>
+                <m:e>
+                  <m:sSub>
+                    <m:sSubPr>
+                      <m:ctrlPr>
+                        <w:rPr>
+                          <w:rFonts w:ascii="Cambria Math" w:eastAsiaTheme="minorEastAsia" w:hAnsi="Cambria Math" w:cs="Times New Roman"/>
+                          <w:i/>
+                          <w:sz w:val="28"/>
+                          <w:szCs w:val="28"/>
+                        </w:rPr>
+                      </m:ctrlPr>
+                    </m:sSubPr>
+                    <m:e>
+                      <m:r>
+                        <m:rPr>
+                          <m:scr m:val="script"/>
+                        </m:rPr>
+                        <w:rPr>
+                          <w:rFonts w:ascii="Cambria Math" w:eastAsiaTheme="minorEastAsia" w:hAnsi="Cambria Math" w:cs="Times New Roman"/>
+                          <w:sz w:val="28"/>
+                          <w:szCs w:val="28"/>
+                        </w:rPr>
+                        <m:t>z</m:t>
+                      </m:r>
+                    </m:e>
+                    <m:sub>
+                      <m:r>
+                        <w:rPr>
+                          <w:rFonts w:ascii="Cambria Math" w:eastAsiaTheme="minorEastAsia" w:hAnsi="Cambria Math" w:cs="Times New Roman"/>
+                          <w:sz w:val="28"/>
+                          <w:szCs w:val="28"/>
+                        </w:rPr>
+                        <m:t>i</m:t>
+                      </m:r>
+                    </m:sub>
+                  </m:sSub>
+                  <m:d>
+                    <m:dPr>
+                      <m:ctrlPr>
+                        <w:rPr>
+                          <w:rFonts w:ascii="Cambria Math" w:eastAsiaTheme="minorEastAsia" w:hAnsi="Cambria Math" w:cs="Times New Roman"/>
+                          <w:i/>
+                          <w:sz w:val="28"/>
+                          <w:szCs w:val="28"/>
+                        </w:rPr>
+                      </m:ctrlPr>
+                    </m:dPr>
+                    <m:e>
+                      <m:r>
+                        <w:rPr>
+                          <w:rFonts w:ascii="Cambria Math" w:eastAsiaTheme="minorEastAsia" w:hAnsi="Cambria Math" w:cs="Times New Roman"/>
+                          <w:sz w:val="28"/>
+                          <w:szCs w:val="28"/>
+                        </w:rPr>
+                        <m:t>k+</m:t>
+                      </m:r>
+                      <m:r>
+                        <w:rPr>
+                          <w:rFonts w:ascii="Cambria Math" w:eastAsiaTheme="minorEastAsia" w:hAnsi="Cambria Math" w:cs="Times New Roman"/>
+                          <w:sz w:val="28"/>
+                          <w:szCs w:val="28"/>
+                          <w:lang w:val="en-US"/>
+                        </w:rPr>
+                        <m:t>N</m:t>
+                      </m:r>
+                    </m:e>
+                  </m:d>
+                  <m:r>
+                    <w:rPr>
+                      <w:rFonts w:ascii="Cambria Math" w:eastAsiaTheme="minorEastAsia" w:hAnsi="Cambria Math" w:cs="Times New Roman"/>
+                      <w:sz w:val="28"/>
+                      <w:szCs w:val="28"/>
+                    </w:rPr>
+                    <m:t>,</m:t>
+                  </m:r>
+                  <m:sSub>
+                    <m:sSubPr>
+                      <m:ctrlPr>
+                        <w:rPr>
+                          <w:rFonts w:ascii="Cambria Math" w:eastAsiaTheme="minorEastAsia" w:hAnsi="Cambria Math" w:cs="Times New Roman"/>
+                          <w:i/>
+                          <w:sz w:val="28"/>
+                          <w:szCs w:val="28"/>
+                        </w:rPr>
+                      </m:ctrlPr>
+                    </m:sSubPr>
+                    <m:e>
+                      <m:r>
+                        <w:rPr>
+                          <w:rFonts w:ascii="Cambria Math" w:eastAsiaTheme="minorEastAsia" w:hAnsi="Cambria Math" w:cs="Times New Roman"/>
+                          <w:sz w:val="28"/>
+                          <w:szCs w:val="28"/>
+                          <w:lang w:val="en-US"/>
+                        </w:rPr>
+                        <m:t>θ</m:t>
+                      </m:r>
+                    </m:e>
+                    <m:sub>
+                      <m:r>
+                        <w:rPr>
+                          <w:rFonts w:ascii="Cambria Math" w:eastAsiaTheme="minorEastAsia" w:hAnsi="Cambria Math" w:cs="Times New Roman"/>
+                          <w:sz w:val="28"/>
+                          <w:szCs w:val="28"/>
+                        </w:rPr>
+                        <m:t>i</m:t>
+                      </m:r>
+                    </m:sub>
+                  </m:sSub>
+                  <m:d>
+                    <m:dPr>
+                      <m:ctrlPr>
+                        <w:rPr>
+                          <w:rFonts w:ascii="Cambria Math" w:eastAsiaTheme="minorEastAsia" w:hAnsi="Cambria Math" w:cs="Times New Roman"/>
+                          <w:i/>
+                          <w:sz w:val="28"/>
+                          <w:szCs w:val="28"/>
+                        </w:rPr>
+                      </m:ctrlPr>
+                    </m:dPr>
+                    <m:e>
+                      <m:r>
+                        <w:rPr>
+                          <w:rFonts w:ascii="Cambria Math" w:eastAsiaTheme="minorEastAsia" w:hAnsi="Cambria Math" w:cs="Times New Roman"/>
+                          <w:sz w:val="28"/>
+                          <w:szCs w:val="28"/>
+                        </w:rPr>
+                        <m:t>k+</m:t>
+                      </m:r>
+                      <m:r>
+                        <w:rPr>
+                          <w:rFonts w:ascii="Cambria Math" w:eastAsiaTheme="minorEastAsia" w:hAnsi="Cambria Math" w:cs="Times New Roman"/>
+                          <w:sz w:val="28"/>
+                          <w:szCs w:val="28"/>
+                          <w:lang w:val="en-US"/>
+                        </w:rPr>
+                        <m:t>N</m:t>
+                      </m:r>
+                    </m:e>
+                  </m:d>
+                </m:e>
+              </m:d>
+            </m:e>
+          </m:nary>
+        </m:oMath>
+      </m:oMathPara>
+    </w:p>
+    <w:p>
+      <w:pPr>
+        <w:rPr>
+          <w:rFonts w:ascii="Times New Roman" w:eastAsiaTheme="minorEastAsia" w:hAnsi="Times New Roman" w:cs="Times New Roman"/>
+          <w:sz w:val="28"/>
+          <w:szCs w:val="28"/>
+        </w:rPr>
+      </w:pPr>
+      <w:r>
+        <w:rPr>
+          <w:rFonts w:ascii="Times New Roman" w:eastAsiaTheme="minorEastAsia" w:hAnsi="Times New Roman" w:cs="Times New Roman"/>
+          <w:sz w:val="28"/>
+          <w:szCs w:val="28"/>
+        </w:rPr>
+        <w:lastRenderedPageBreak/>
+        <w:t>Цель данной работы состоит в тестировании данного алгоритма на множестве роботов одновременно, а также в проверки быстроты данного алгоритма в сравнении с его не оптимизированными версиями.</w:t>
+      </w:r>
+    </w:p>
+    <w:p>
+      <w:pPr>
+        <w:rPr>
+          <w:rFonts w:ascii="Times New Roman" w:eastAsiaTheme="minorEastAsia" w:hAnsi="Times New Roman" w:cs="Times New Roman"/>
+          <w:sz w:val="28"/>
+          <w:szCs w:val="28"/>
+        </w:rPr>
+      </w:pPr>
+    </w:p>
+    <w:p>
+      <w:pPr>
+        <w:rPr>
+          <w:rFonts w:ascii="Times New Roman" w:eastAsiaTheme="minorEastAsia" w:hAnsi="Times New Roman" w:cs="Times New Roman"/>
+          <w:sz w:val="28"/>
+          <w:szCs w:val="28"/>
+        </w:rPr>
+      </w:pPr>
+      <w:r>
+        <w:rPr>
+          <w:rFonts w:ascii="Times New Roman" w:eastAsiaTheme="minorEastAsia" w:hAnsi="Times New Roman" w:cs="Times New Roman"/>
+          <w:sz w:val="28"/>
+          <w:szCs w:val="28"/>
+        </w:rPr>
+        <w:t>Задачи работы:</w:t>
+      </w:r>
+    </w:p>
+    <w:p>
+      <w:pPr>
+        <w:pStyle w:val="a3"/>
+        <w:numPr>
+          <w:ilvl w:val="0"/>
+          <w:numId w:val="3"/>
+        </w:numPr>
+        <w:rPr>
+          <w:rFonts w:ascii="Times New Roman" w:eastAsiaTheme="minorEastAsia" w:hAnsi="Times New Roman" w:cs="Times New Roman"/>
+          <w:sz w:val="28"/>
+          <w:szCs w:val="28"/>
+        </w:rPr>
+      </w:pPr>
+      <w:r>
+        <w:rPr>
+          <w:rFonts w:ascii="Times New Roman" w:eastAsiaTheme="minorEastAsia" w:hAnsi="Times New Roman" w:cs="Times New Roman"/>
+          <w:sz w:val="28"/>
+          <w:szCs w:val="28"/>
+        </w:rPr>
+        <w:t xml:space="preserve">Провести обзор метод </w:t>
+      </w:r>
+      <w:r>
+        <w:rPr>
+          <w:rFonts w:ascii="Times New Roman" w:eastAsiaTheme="minorEastAsia" w:hAnsi="Times New Roman" w:cs="Times New Roman"/>
+          <w:sz w:val="28"/>
+          <w:szCs w:val="28"/>
+          <w:lang w:val="en-US"/>
+        </w:rPr>
+        <w:t>MPC</w:t>
+      </w:r>
+      <w:r>
+        <w:rPr>
+          <w:rFonts w:ascii="Times New Roman" w:eastAsiaTheme="minorEastAsia" w:hAnsi="Times New Roman" w:cs="Times New Roman"/>
+          <w:sz w:val="28"/>
+          <w:szCs w:val="28"/>
+        </w:rPr>
+        <w:t xml:space="preserve"> и распределенного </w:t>
+      </w:r>
+      <w:r>
+        <w:rPr>
+          <w:rFonts w:ascii="Times New Roman" w:eastAsiaTheme="minorEastAsia" w:hAnsi="Times New Roman" w:cs="Times New Roman"/>
+          <w:sz w:val="28"/>
+          <w:szCs w:val="28"/>
+          <w:lang w:val="en-US"/>
+        </w:rPr>
+        <w:t>MPC</w:t>
+      </w:r>
+    </w:p>
+    <w:p>
+      <w:pPr>
+        <w:pStyle w:val="a3"/>
+        <w:numPr>
+          <w:ilvl w:val="0"/>
+          <w:numId w:val="3"/>
+        </w:numPr>
+        <w:rPr>
+          <w:rFonts w:ascii="Times New Roman" w:eastAsiaTheme="minorEastAsia" w:hAnsi="Times New Roman" w:cs="Times New Roman"/>
+          <w:sz w:val="28"/>
+          <w:szCs w:val="28"/>
+        </w:rPr>
+      </w:pPr>
+      <w:r>
+        <w:rPr>
+          <w:rFonts w:ascii="Times New Roman" w:eastAsiaTheme="minorEastAsia" w:hAnsi="Times New Roman" w:cs="Times New Roman"/>
+          <w:sz w:val="28"/>
+          <w:szCs w:val="28"/>
+        </w:rPr>
+        <w:t>Описать математическую модель</w:t>
+      </w:r>
+    </w:p>
+    <w:p>
+      <w:pPr>
+        <w:pStyle w:val="a3"/>
+        <w:numPr>
+          <w:ilvl w:val="0"/>
+          <w:numId w:val="3"/>
+        </w:numPr>
+        <w:rPr>
+          <w:rFonts w:ascii="Times New Roman" w:eastAsiaTheme="minorEastAsia" w:hAnsi="Times New Roman" w:cs="Times New Roman"/>
+          <w:sz w:val="28"/>
+          <w:szCs w:val="28"/>
+        </w:rPr>
+      </w:pPr>
+      <w:r>
+        <w:rPr>
+          <w:rFonts w:ascii="Times New Roman" w:eastAsiaTheme="minorEastAsia" w:hAnsi="Times New Roman" w:cs="Times New Roman"/>
+          <w:sz w:val="28"/>
+          <w:szCs w:val="28"/>
+        </w:rPr>
+        <w:t>Описать алгоритм</w:t>
+      </w:r>
+    </w:p>
+    <w:p>
+      <w:pPr>
+        <w:pStyle w:val="a3"/>
+        <w:numPr>
+          <w:ilvl w:val="0"/>
+          <w:numId w:val="3"/>
+        </w:numPr>
+        <w:rPr>
+          <w:rFonts w:ascii="Times New Roman" w:eastAsiaTheme="minorEastAsia" w:hAnsi="Times New Roman" w:cs="Times New Roman"/>
+          <w:sz w:val="28"/>
+          <w:szCs w:val="28"/>
+        </w:rPr>
+      </w:pPr>
+      <w:r>
+        <w:rPr>
+          <w:rFonts w:ascii="Times New Roman" w:eastAsiaTheme="minorEastAsia" w:hAnsi="Times New Roman" w:cs="Times New Roman"/>
+          <w:sz w:val="28"/>
+          <w:szCs w:val="28"/>
+        </w:rPr>
+        <w:t>Провести симуляцию на разном количестве роботов</w:t>
+      </w:r>
+    </w:p>
+    <w:p>
+      <w:pPr>
+        <w:pStyle w:val="a3"/>
+        <w:numPr>
+          <w:ilvl w:val="0"/>
+          <w:numId w:val="3"/>
+        </w:numPr>
+        <w:rPr>
+          <w:rFonts w:ascii="Times New Roman" w:eastAsiaTheme="minorEastAsia" w:hAnsi="Times New Roman" w:cs="Times New Roman"/>
+          <w:sz w:val="28"/>
+          <w:szCs w:val="28"/>
+        </w:rPr>
+      </w:pPr>
+      <w:r>
+        <w:rPr>
+          <w:rFonts w:ascii="Times New Roman" w:eastAsiaTheme="minorEastAsia" w:hAnsi="Times New Roman" w:cs="Times New Roman"/>
+          <w:sz w:val="28"/>
+          <w:szCs w:val="28"/>
+        </w:rPr>
+        <w:t>Сравнить полученные результаты между разными алгоритмами</w:t>
+      </w:r>
+    </w:p>
+    <w:p>
+      <w:pPr>
+        <w:rPr>
+          <w:rFonts w:ascii="Times New Roman" w:eastAsiaTheme="minorEastAsia" w:hAnsi="Times New Roman" w:cs="Times New Roman"/>
+          <w:sz w:val="28"/>
+          <w:szCs w:val="28"/>
+        </w:rPr>
+      </w:pPr>
+      <w:r>
+        <w:rPr>
+          <w:rFonts w:ascii="Times New Roman" w:eastAsiaTheme="minorEastAsia" w:hAnsi="Times New Roman" w:cs="Times New Roman"/>
+          <w:sz w:val="28"/>
+          <w:szCs w:val="28"/>
+        </w:rPr>
+        <w:t xml:space="preserve">В результате ожидается, что применение алгоритма </w:t>
+      </w:r>
+      <w:r>
+        <w:rPr>
+          <w:rFonts w:ascii="Times New Roman" w:eastAsiaTheme="minorEastAsia" w:hAnsi="Times New Roman" w:cs="Times New Roman"/>
+          <w:sz w:val="28"/>
+          <w:szCs w:val="28"/>
+          <w:lang w:val="en-US"/>
+        </w:rPr>
+        <w:t>D</w:t>
+      </w:r>
+      <w:r>
+        <w:rPr>
+          <w:rFonts w:ascii="Times New Roman" w:eastAsiaTheme="minorEastAsia" w:hAnsi="Times New Roman" w:cs="Times New Roman"/>
+          <w:sz w:val="28"/>
+          <w:szCs w:val="28"/>
+        </w:rPr>
+        <w:t>-</w:t>
+      </w:r>
+      <w:r>
+        <w:rPr>
+          <w:rFonts w:ascii="Times New Roman" w:eastAsiaTheme="minorEastAsia" w:hAnsi="Times New Roman" w:cs="Times New Roman"/>
+          <w:sz w:val="28"/>
+          <w:szCs w:val="28"/>
+          <w:lang w:val="en-US"/>
+        </w:rPr>
+        <w:t>MPCC</w:t>
+      </w:r>
+      <w:r>
+        <w:rPr>
+          <w:rFonts w:ascii="Times New Roman" w:eastAsiaTheme="minorEastAsia" w:hAnsi="Times New Roman" w:cs="Times New Roman"/>
+          <w:sz w:val="28"/>
+          <w:szCs w:val="28"/>
+        </w:rPr>
+        <w:t xml:space="preserve"> позволит сократить вычислительную нагрузку, сохранив безопасность траекторий и высокую производительность системы в условиях узких проездов и динамических препятствий.</w:t>
       </w:r>
     </w:p>
     <w:sectPr>
@@ -140,8 +7273,334 @@
 </w:document>
 </file>
 
+<file path=word/numbering.xml><?xml version="1.0" encoding="utf-8"?>
+<w:numbering xmlns:wpc="http://schemas.microsoft.com/office/word/2010/wordprocessingCanvas" xmlns:cx="http://schemas.microsoft.com/office/drawing/2014/chartex" xmlns:cx1="http://schemas.microsoft.com/office/drawing/2015/9/8/chartex" xmlns:cx2="http://schemas.microsoft.com/office/drawing/2015/10/21/chartex" xmlns:cx3="http://schemas.microsoft.com/office/drawing/2016/5/9/chartex" xmlns:cx4="http://schemas.microsoft.com/office/drawing/2016/5/10/chartex" xmlns:cx5="http://schemas.microsoft.com/office/drawing/2016/5/11/chartex" xmlns:cx6="http://schemas.microsoft.com/office/drawing/2016/5/12/chartex" xmlns:cx7="http://schemas.microsoft.com/office/drawing/2016/5/13/chartex" xmlns:cx8="http://schemas.microsoft.com/office/drawing/2016/5/14/chartex" xmlns:mc="http://schemas.openxmlformats.org/markup-compatibility/2006" xmlns:aink="http://schemas.microsoft.com/office/drawing/2016/ink" xmlns:am3d="http://schemas.microsoft.com/office/drawing/2017/model3d" xmlns:o="urn:schemas-microsoft-com:office:office" xmlns:oel="http://schemas.microsoft.com/office/2019/extlst" xmlns:r="http://schemas.openxmlformats.org/officeDocument/2006/relationships" xmlns:m="http://schemas.openxmlformats.org/officeDocument/2006/math" xmlns:v="urn:schemas-microsoft-com:vml" xmlns:wp14="http://schemas.microsoft.com/office/word/2010/wordprocessingDrawing" xmlns:wp="http://schemas.openxmlformats.org/drawingml/2006/wordprocessingDrawing" xmlns:w10="urn:schemas-microsoft-com:office:word" xmlns:w="http://schemas.openxmlformats.org/wordprocessingml/2006/main" xmlns:w14="http://schemas.microsoft.com/office/word/2010/wordml" xmlns:w15="http://schemas.microsoft.com/office/word/2012/wordml" xmlns:w16cex="http://schemas.microsoft.com/office/word/2018/wordml/cex" xmlns:w16cid="http://schemas.microsoft.com/office/word/2016/wordml/cid" xmlns:w16="http://schemas.microsoft.com/office/word/2018/wordml" xmlns:w16du="http://schemas.microsoft.com/office/word/2023/wordml/word16du" xmlns:w16sdtdh="http://schemas.microsoft.com/office/word/2020/wordml/sdtdatahash" xmlns:w16sdtfl="http://schemas.microsoft.com/office/word/2024/wordml/sdtformatlock" xmlns:w16se="http://schemas.microsoft.com/office/word/2015/wordml/symex" xmlns:wpg="http://schemas.microsoft.com/office/word/2010/wordprocessingGroup" xmlns:wpi="http://schemas.microsoft.com/office/word/2010/wordprocessingInk" xmlns:wne="http://schemas.microsoft.com/office/word/2006/wordml" xmlns:wps="http://schemas.microsoft.com/office/word/2010/wordprocessingShape" mc:Ignorable="w14 w15 w16se w16cid w16 w16cex w16sdtdh w16sdtfl w16du wp14">
+  <w:abstractNum w:abstractNumId="0" w15:restartNumberingAfterBreak="0">
+    <w:nsid w:val="48E37CA4"/>
+    <w:multiLevelType w:val="hybridMultilevel"/>
+    <w:tmpl w:val="0BEA846E"/>
+    <w:lvl w:ilvl="0" w:tplc="04190001">
+      <w:start w:val="1"/>
+      <w:numFmt w:val="bullet"/>
+      <w:lvlText w:val=""/>
+      <w:lvlJc w:val="left"/>
+      <w:pPr>
+        <w:ind w:left="720" w:hanging="360"/>
+      </w:pPr>
+      <w:rPr>
+        <w:rFonts w:ascii="Symbol" w:hAnsi="Symbol" w:hint="default"/>
+      </w:rPr>
+    </w:lvl>
+    <w:lvl w:ilvl="1" w:tplc="04190003" w:tentative="1">
+      <w:start w:val="1"/>
+      <w:numFmt w:val="bullet"/>
+      <w:lvlText w:val="o"/>
+      <w:lvlJc w:val="left"/>
+      <w:pPr>
+        <w:ind w:left="1440" w:hanging="360"/>
+      </w:pPr>
+      <w:rPr>
+        <w:rFonts w:ascii="Courier New" w:hAnsi="Courier New" w:cs="Courier New" w:hint="default"/>
+      </w:rPr>
+    </w:lvl>
+    <w:lvl w:ilvl="2" w:tplc="04190005" w:tentative="1">
+      <w:start w:val="1"/>
+      <w:numFmt w:val="bullet"/>
+      <w:lvlText w:val=""/>
+      <w:lvlJc w:val="left"/>
+      <w:pPr>
+        <w:ind w:left="2160" w:hanging="360"/>
+      </w:pPr>
+      <w:rPr>
+        <w:rFonts w:ascii="Wingdings" w:hAnsi="Wingdings" w:hint="default"/>
+      </w:rPr>
+    </w:lvl>
+    <w:lvl w:ilvl="3" w:tplc="04190001" w:tentative="1">
+      <w:start w:val="1"/>
+      <w:numFmt w:val="bullet"/>
+      <w:lvlText w:val=""/>
+      <w:lvlJc w:val="left"/>
+      <w:pPr>
+        <w:ind w:left="2880" w:hanging="360"/>
+      </w:pPr>
+      <w:rPr>
+        <w:rFonts w:ascii="Symbol" w:hAnsi="Symbol" w:hint="default"/>
+      </w:rPr>
+    </w:lvl>
+    <w:lvl w:ilvl="4" w:tplc="04190003" w:tentative="1">
+      <w:start w:val="1"/>
+      <w:numFmt w:val="bullet"/>
+      <w:lvlText w:val="o"/>
+      <w:lvlJc w:val="left"/>
+      <w:pPr>
+        <w:ind w:left="3600" w:hanging="360"/>
+      </w:pPr>
+      <w:rPr>
+        <w:rFonts w:ascii="Courier New" w:hAnsi="Courier New" w:cs="Courier New" w:hint="default"/>
+      </w:rPr>
+    </w:lvl>
+    <w:lvl w:ilvl="5" w:tplc="04190005" w:tentative="1">
+      <w:start w:val="1"/>
+      <w:numFmt w:val="bullet"/>
+      <w:lvlText w:val=""/>
+      <w:lvlJc w:val="left"/>
+      <w:pPr>
+        <w:ind w:left="4320" w:hanging="360"/>
+      </w:pPr>
+      <w:rPr>
+        <w:rFonts w:ascii="Wingdings" w:hAnsi="Wingdings" w:hint="default"/>
+      </w:rPr>
+    </w:lvl>
+    <w:lvl w:ilvl="6" w:tplc="04190001" w:tentative="1">
+      <w:start w:val="1"/>
+      <w:numFmt w:val="bullet"/>
+      <w:lvlText w:val=""/>
+      <w:lvlJc w:val="left"/>
+      <w:pPr>
+        <w:ind w:left="5040" w:hanging="360"/>
+      </w:pPr>
+      <w:rPr>
+        <w:rFonts w:ascii="Symbol" w:hAnsi="Symbol" w:hint="default"/>
+      </w:rPr>
+    </w:lvl>
+    <w:lvl w:ilvl="7" w:tplc="04190003" w:tentative="1">
+      <w:start w:val="1"/>
+      <w:numFmt w:val="bullet"/>
+      <w:lvlText w:val="o"/>
+      <w:lvlJc w:val="left"/>
+      <w:pPr>
+        <w:ind w:left="5760" w:hanging="360"/>
+      </w:pPr>
+      <w:rPr>
+        <w:rFonts w:ascii="Courier New" w:hAnsi="Courier New" w:cs="Courier New" w:hint="default"/>
+      </w:rPr>
+    </w:lvl>
+    <w:lvl w:ilvl="8" w:tplc="04190005" w:tentative="1">
+      <w:start w:val="1"/>
+      <w:numFmt w:val="bullet"/>
+      <w:lvlText w:val=""/>
+      <w:lvlJc w:val="left"/>
+      <w:pPr>
+        <w:ind w:left="6480" w:hanging="360"/>
+      </w:pPr>
+      <w:rPr>
+        <w:rFonts w:ascii="Wingdings" w:hAnsi="Wingdings" w:hint="default"/>
+      </w:rPr>
+    </w:lvl>
+  </w:abstractNum>
+  <w:abstractNum w:abstractNumId="1" w15:restartNumberingAfterBreak="0">
+    <w:nsid w:val="4CBB5AEB"/>
+    <w:multiLevelType w:val="hybridMultilevel"/>
+    <w:tmpl w:val="62D4C7DC"/>
+    <w:lvl w:ilvl="0" w:tplc="0419000F">
+      <w:start w:val="1"/>
+      <w:numFmt w:val="decimal"/>
+      <w:lvlText w:val="%1."/>
+      <w:lvlJc w:val="left"/>
+      <w:pPr>
+        <w:ind w:left="720" w:hanging="360"/>
+      </w:pPr>
+    </w:lvl>
+    <w:lvl w:ilvl="1" w:tplc="04190019" w:tentative="1">
+      <w:start w:val="1"/>
+      <w:numFmt w:val="lowerLetter"/>
+      <w:lvlText w:val="%2."/>
+      <w:lvlJc w:val="left"/>
+      <w:pPr>
+        <w:ind w:left="1440" w:hanging="360"/>
+      </w:pPr>
+    </w:lvl>
+    <w:lvl w:ilvl="2" w:tplc="0419001B" w:tentative="1">
+      <w:start w:val="1"/>
+      <w:numFmt w:val="lowerRoman"/>
+      <w:lvlText w:val="%3."/>
+      <w:lvlJc w:val="right"/>
+      <w:pPr>
+        <w:ind w:left="2160" w:hanging="180"/>
+      </w:pPr>
+    </w:lvl>
+    <w:lvl w:ilvl="3" w:tplc="0419000F" w:tentative="1">
+      <w:start w:val="1"/>
+      <w:numFmt w:val="decimal"/>
+      <w:lvlText w:val="%4."/>
+      <w:lvlJc w:val="left"/>
+      <w:pPr>
+        <w:ind w:left="2880" w:hanging="360"/>
+      </w:pPr>
+    </w:lvl>
+    <w:lvl w:ilvl="4" w:tplc="04190019" w:tentative="1">
+      <w:start w:val="1"/>
+      <w:numFmt w:val="lowerLetter"/>
+      <w:lvlText w:val="%5."/>
+      <w:lvlJc w:val="left"/>
+      <w:pPr>
+        <w:ind w:left="3600" w:hanging="360"/>
+      </w:pPr>
+    </w:lvl>
+    <w:lvl w:ilvl="5" w:tplc="0419001B" w:tentative="1">
+      <w:start w:val="1"/>
+      <w:numFmt w:val="lowerRoman"/>
+      <w:lvlText w:val="%6."/>
+      <w:lvlJc w:val="right"/>
+      <w:pPr>
+        <w:ind w:left="4320" w:hanging="180"/>
+      </w:pPr>
+    </w:lvl>
+    <w:lvl w:ilvl="6" w:tplc="0419000F" w:tentative="1">
+      <w:start w:val="1"/>
+      <w:numFmt w:val="decimal"/>
+      <w:lvlText w:val="%7."/>
+      <w:lvlJc w:val="left"/>
+      <w:pPr>
+        <w:ind w:left="5040" w:hanging="360"/>
+      </w:pPr>
+    </w:lvl>
+    <w:lvl w:ilvl="7" w:tplc="04190019" w:tentative="1">
+      <w:start w:val="1"/>
+      <w:numFmt w:val="lowerLetter"/>
+      <w:lvlText w:val="%8."/>
+      <w:lvlJc w:val="left"/>
+      <w:pPr>
+        <w:ind w:left="5760" w:hanging="360"/>
+      </w:pPr>
+    </w:lvl>
+    <w:lvl w:ilvl="8" w:tplc="0419001B" w:tentative="1">
+      <w:start w:val="1"/>
+      <w:numFmt w:val="lowerRoman"/>
+      <w:lvlText w:val="%9."/>
+      <w:lvlJc w:val="right"/>
+      <w:pPr>
+        <w:ind w:left="6480" w:hanging="180"/>
+      </w:pPr>
+    </w:lvl>
+  </w:abstractNum>
+  <w:abstractNum w:abstractNumId="2" w15:restartNumberingAfterBreak="0">
+    <w:nsid w:val="778201E9"/>
+    <w:multiLevelType w:val="hybridMultilevel"/>
+    <w:tmpl w:val="0240C8BC"/>
+    <w:lvl w:ilvl="0" w:tplc="04190001">
+      <w:start w:val="1"/>
+      <w:numFmt w:val="bullet"/>
+      <w:lvlText w:val=""/>
+      <w:lvlJc w:val="left"/>
+      <w:pPr>
+        <w:ind w:left="720" w:hanging="360"/>
+      </w:pPr>
+      <w:rPr>
+        <w:rFonts w:ascii="Symbol" w:hAnsi="Symbol" w:hint="default"/>
+      </w:rPr>
+    </w:lvl>
+    <w:lvl w:ilvl="1" w:tplc="04190003" w:tentative="1">
+      <w:start w:val="1"/>
+      <w:numFmt w:val="bullet"/>
+      <w:lvlText w:val="o"/>
+      <w:lvlJc w:val="left"/>
+      <w:pPr>
+        <w:ind w:left="1440" w:hanging="360"/>
+      </w:pPr>
+      <w:rPr>
+        <w:rFonts w:ascii="Courier New" w:hAnsi="Courier New" w:cs="Courier New" w:hint="default"/>
+      </w:rPr>
+    </w:lvl>
+    <w:lvl w:ilvl="2" w:tplc="04190005" w:tentative="1">
+      <w:start w:val="1"/>
+      <w:numFmt w:val="bullet"/>
+      <w:lvlText w:val=""/>
+      <w:lvlJc w:val="left"/>
+      <w:pPr>
+        <w:ind w:left="2160" w:hanging="360"/>
+      </w:pPr>
+      <w:rPr>
+        <w:rFonts w:ascii="Wingdings" w:hAnsi="Wingdings" w:hint="default"/>
+      </w:rPr>
+    </w:lvl>
+    <w:lvl w:ilvl="3" w:tplc="04190001" w:tentative="1">
+      <w:start w:val="1"/>
+      <w:numFmt w:val="bullet"/>
+      <w:lvlText w:val=""/>
+      <w:lvlJc w:val="left"/>
+      <w:pPr>
+        <w:ind w:left="2880" w:hanging="360"/>
+      </w:pPr>
+      <w:rPr>
+        <w:rFonts w:ascii="Symbol" w:hAnsi="Symbol" w:hint="default"/>
+      </w:rPr>
+    </w:lvl>
+    <w:lvl w:ilvl="4" w:tplc="04190003" w:tentative="1">
+      <w:start w:val="1"/>
+      <w:numFmt w:val="bullet"/>
+      <w:lvlText w:val="o"/>
+      <w:lvlJc w:val="left"/>
+      <w:pPr>
+        <w:ind w:left="3600" w:hanging="360"/>
+      </w:pPr>
+      <w:rPr>
+        <w:rFonts w:ascii="Courier New" w:hAnsi="Courier New" w:cs="Courier New" w:hint="default"/>
+      </w:rPr>
+    </w:lvl>
+    <w:lvl w:ilvl="5" w:tplc="04190005" w:tentative="1">
+      <w:start w:val="1"/>
+      <w:numFmt w:val="bullet"/>
+      <w:lvlText w:val=""/>
+      <w:lvlJc w:val="left"/>
+      <w:pPr>
+        <w:ind w:left="4320" w:hanging="360"/>
+      </w:pPr>
+      <w:rPr>
+        <w:rFonts w:ascii="Wingdings" w:hAnsi="Wingdings" w:hint="default"/>
+      </w:rPr>
+    </w:lvl>
+    <w:lvl w:ilvl="6" w:tplc="04190001" w:tentative="1">
+      <w:start w:val="1"/>
+      <w:numFmt w:val="bullet"/>
+      <w:lvlText w:val=""/>
+      <w:lvlJc w:val="left"/>
+      <w:pPr>
+        <w:ind w:left="5040" w:hanging="360"/>
+      </w:pPr>
+      <w:rPr>
+        <w:rFonts w:ascii="Symbol" w:hAnsi="Symbol" w:hint="default"/>
+      </w:rPr>
+    </w:lvl>
+    <w:lvl w:ilvl="7" w:tplc="04190003" w:tentative="1">
+      <w:start w:val="1"/>
+      <w:numFmt w:val="bullet"/>
+      <w:lvlText w:val="o"/>
+      <w:lvlJc w:val="left"/>
+      <w:pPr>
+        <w:ind w:left="5760" w:hanging="360"/>
+      </w:pPr>
+      <w:rPr>
+        <w:rFonts w:ascii="Courier New" w:hAnsi="Courier New" w:cs="Courier New" w:hint="default"/>
+      </w:rPr>
+    </w:lvl>
+    <w:lvl w:ilvl="8" w:tplc="04190005" w:tentative="1">
+      <w:start w:val="1"/>
+      <w:numFmt w:val="bullet"/>
+      <w:lvlText w:val=""/>
+      <w:lvlJc w:val="left"/>
+      <w:pPr>
+        <w:ind w:left="6480" w:hanging="360"/>
+      </w:pPr>
+      <w:rPr>
+        <w:rFonts w:ascii="Wingdings" w:hAnsi="Wingdings" w:hint="default"/>
+      </w:rPr>
+    </w:lvl>
+  </w:abstractNum>
+  <w:num w:numId="1" w16cid:durableId="973757381">
+    <w:abstractNumId w:val="1"/>
+  </w:num>
+  <w:num w:numId="2" w16cid:durableId="87120778">
+    <w:abstractNumId w:val="2"/>
+  </w:num>
+  <w:num w:numId="3" w16cid:durableId="285543829">
+    <w:abstractNumId w:val="0"/>
+  </w:num>
+</w:numbering>
+</file>
+
 <file path=word/styles.xml><?xml version="1.0" encoding="utf-8"?>
-<w:styles xmlns:mc="http://schemas.openxmlformats.org/markup-compatibility/2006" xmlns:r="http://schemas.openxmlformats.org/officeDocument/2006/relationships" xmlns:w="http://schemas.openxmlformats.org/wordprocessingml/2006/main" xmlns:w14="http://schemas.microsoft.com/office/word/2010/wordml" xmlns:w15="http://schemas.microsoft.com/office/word/2012/wordml" xmlns:w16cex="http://schemas.microsoft.com/office/word/2018/wordml/cex" xmlns:w16cid="http://schemas.microsoft.com/office/word/2016/wordml/cid" xmlns:w16="http://schemas.microsoft.com/office/word/2018/wordml" xmlns:w16sdtdh="http://schemas.microsoft.com/office/word/2020/wordml/sdtdatahash" xmlns:w16se="http://schemas.microsoft.com/office/word/2015/wordml/symex" mc:Ignorable="w14 w15 w16se w16cid w16 w16cex w16sdtdh">
+<w:styles xmlns:mc="http://schemas.openxmlformats.org/markup-compatibility/2006" xmlns:r="http://schemas.openxmlformats.org/officeDocument/2006/relationships" xmlns:w="http://schemas.openxmlformats.org/wordprocessingml/2006/main" xmlns:w14="http://schemas.microsoft.com/office/word/2010/wordml" xmlns:w15="http://schemas.microsoft.com/office/word/2012/wordml" xmlns:w16cex="http://schemas.microsoft.com/office/word/2018/wordml/cex" xmlns:w16cid="http://schemas.microsoft.com/office/word/2016/wordml/cid" xmlns:w16="http://schemas.microsoft.com/office/word/2018/wordml" xmlns:w16du="http://schemas.microsoft.com/office/word/2023/wordml/word16du" xmlns:w16sdtdh="http://schemas.microsoft.com/office/word/2020/wordml/sdtdatahash" xmlns:w16sdtfl="http://schemas.microsoft.com/office/word/2024/wordml/sdtformatlock" xmlns:w16se="http://schemas.microsoft.com/office/word/2015/wordml/symex" mc:Ignorable="w14 w15 w16se w16cid w16 w16cex w16sdtdh w16sdtfl w16du">
   <w:docDefaults>
     <w:rPrDefault>
       <w:rPr>
@@ -566,6 +8025,46 @@
     <w:semiHidden/>
     <w:unhideWhenUsed/>
   </w:style>
+  <w:style w:type="paragraph" w:styleId="a3">
+    <w:name w:val="List Paragraph"/>
+    <w:basedOn w:val="a"/>
+    <w:uiPriority w:val="34"/>
+    <w:qFormat/>
+    <w:rsid w:val="00830952"/>
+    <w:pPr>
+      <w:ind w:left="720"/>
+      <w:contextualSpacing/>
+    </w:pPr>
+  </w:style>
+  <w:style w:type="table" w:styleId="a4">
+    <w:name w:val="Table Grid"/>
+    <w:basedOn w:val="a1"/>
+    <w:uiPriority w:val="39"/>
+    <w:rsid w:val="00F318A2"/>
+    <w:pPr>
+      <w:spacing w:after="0" w:line="240" w:lineRule="auto"/>
+    </w:pPr>
+    <w:tblPr>
+      <w:tblBorders>
+        <w:top w:val="single" w:sz="4" w:space="0" w:color="auto"/>
+        <w:left w:val="single" w:sz="4" w:space="0" w:color="auto"/>
+        <w:bottom w:val="single" w:sz="4" w:space="0" w:color="auto"/>
+        <w:right w:val="single" w:sz="4" w:space="0" w:color="auto"/>
+        <w:insideH w:val="single" w:sz="4" w:space="0" w:color="auto"/>
+        <w:insideV w:val="single" w:sz="4" w:space="0" w:color="auto"/>
+      </w:tblBorders>
+    </w:tblPr>
+  </w:style>
+  <w:style w:type="character" w:styleId="a5">
+    <w:name w:val="Placeholder Text"/>
+    <w:basedOn w:val="a0"/>
+    <w:uiPriority w:val="99"/>
+    <w:semiHidden/>
+    <w:rsid w:val="00556D3B"/>
+    <w:rPr>
+      <w:color w:val="666666"/>
+    </w:rPr>
+  </w:style>
 </w:styles>
 </file>
 

--- a/text/my-text/курсовая.docx
+++ b/text/my-text/курсовая.docx
@@ -828,6 +828,7 @@
     </w:p>
     <w:p>
       <w:pPr>
+        <w:jc w:val="both"/>
         <w:rPr>
           <w:rFonts w:ascii="Times New Roman" w:hAnsi="Times New Roman" w:cs="Times New Roman"/>
           <w:sz w:val="28"/>
@@ -847,6 +848,14 @@
           <w:rFonts w:ascii="Times New Roman" w:hAnsi="Times New Roman" w:cs="Times New Roman"/>
           <w:sz w:val="28"/>
           <w:szCs w:val="28"/>
+        </w:rPr>
+        <w:t>автоматически управляемые роботы (</w:t>
+      </w:r>
+      <w:r>
+        <w:rPr>
+          <w:rFonts w:ascii="Times New Roman" w:hAnsi="Times New Roman" w:cs="Times New Roman"/>
+          <w:sz w:val="28"/>
+          <w:szCs w:val="28"/>
           <w:lang w:val="en-US"/>
         </w:rPr>
         <w:t>AGV</w:t>
@@ -857,7 +866,7 @@
           <w:sz w:val="28"/>
           <w:szCs w:val="28"/>
         </w:rPr>
-        <w:t xml:space="preserve"> (</w:t>
+        <w:t xml:space="preserve"> –</w:t>
       </w:r>
       <w:proofErr w:type="spellStart"/>
       <w:r>
@@ -927,7 +936,39 @@
           <w:sz w:val="28"/>
           <w:szCs w:val="28"/>
         </w:rPr>
-        <w:t>роботы</w:t>
+        <w:t>(</w:t>
+      </w:r>
+      <w:r>
+        <w:rPr>
+          <w:rFonts w:ascii="Times New Roman" w:hAnsi="Times New Roman" w:cs="Times New Roman"/>
+          <w:sz w:val="28"/>
+          <w:szCs w:val="28"/>
+        </w:rPr>
+        <w:t>[</w:t>
+      </w:r>
+      <w:r>
+        <w:rPr>
+          <w:rFonts w:ascii="Times New Roman" w:hAnsi="Times New Roman" w:cs="Times New Roman"/>
+          <w:sz w:val="28"/>
+          <w:szCs w:val="28"/>
+        </w:rPr>
+        <w:t>1</w:t>
+      </w:r>
+      <w:r>
+        <w:rPr>
+          <w:rFonts w:ascii="Times New Roman" w:hAnsi="Times New Roman" w:cs="Times New Roman"/>
+          <w:sz w:val="28"/>
+          <w:szCs w:val="28"/>
+        </w:rPr>
+        <w:t>]</w:t>
+      </w:r>
+      <w:r>
+        <w:rPr>
+          <w:rFonts w:ascii="Times New Roman" w:hAnsi="Times New Roman" w:cs="Times New Roman"/>
+          <w:sz w:val="28"/>
+          <w:szCs w:val="28"/>
+        </w:rPr>
+        <w:t>)</w:t>
       </w:r>
       <w:r>
         <w:rPr>
@@ -1027,7 +1068,63 @@
           <w:sz w:val="28"/>
           <w:szCs w:val="28"/>
         </w:rPr>
-        <w:t xml:space="preserve">На производстве работает </w:t>
+        <w:t>Обычно на</w:t>
+      </w:r>
+      <w:r>
+        <w:rPr>
+          <w:rFonts w:ascii="Times New Roman" w:hAnsi="Times New Roman" w:cs="Times New Roman"/>
+          <w:sz w:val="28"/>
+          <w:szCs w:val="28"/>
+        </w:rPr>
+        <w:t xml:space="preserve"> </w:t>
+      </w:r>
+      <w:r>
+        <w:rPr>
+          <w:rFonts w:ascii="Times New Roman" w:hAnsi="Times New Roman" w:cs="Times New Roman"/>
+          <w:sz w:val="28"/>
+          <w:szCs w:val="28"/>
+        </w:rPr>
+        <w:t>предприятии</w:t>
+      </w:r>
+      <w:r>
+        <w:rPr>
+          <w:rFonts w:ascii="Times New Roman" w:hAnsi="Times New Roman" w:cs="Times New Roman"/>
+          <w:sz w:val="28"/>
+          <w:szCs w:val="28"/>
+        </w:rPr>
+        <w:t xml:space="preserve"> </w:t>
+      </w:r>
+      <w:r>
+        <w:rPr>
+          <w:rFonts w:ascii="Times New Roman" w:hAnsi="Times New Roman" w:cs="Times New Roman"/>
+          <w:sz w:val="28"/>
+          <w:szCs w:val="28"/>
+        </w:rPr>
+        <w:t>используется</w:t>
+      </w:r>
+      <w:r>
+        <w:rPr>
+          <w:rFonts w:ascii="Times New Roman" w:hAnsi="Times New Roman" w:cs="Times New Roman"/>
+          <w:sz w:val="28"/>
+          <w:szCs w:val="28"/>
+        </w:rPr>
+        <w:t xml:space="preserve"> </w:t>
+      </w:r>
+      <w:r>
+        <w:rPr>
+          <w:rFonts w:ascii="Times New Roman" w:hAnsi="Times New Roman" w:cs="Times New Roman"/>
+          <w:sz w:val="28"/>
+          <w:szCs w:val="28"/>
+        </w:rPr>
+        <w:t xml:space="preserve">несколько роботов </w:t>
+      </w:r>
+      <w:r>
+        <w:rPr>
+          <w:rFonts w:ascii="Times New Roman" w:hAnsi="Times New Roman" w:cs="Times New Roman"/>
+          <w:sz w:val="28"/>
+          <w:szCs w:val="28"/>
+        </w:rPr>
+        <w:t>(</w:t>
       </w:r>
       <w:proofErr w:type="spellStart"/>
       <w:r>
@@ -1053,11 +1150,100 @@
           <w:sz w:val="28"/>
           <w:szCs w:val="28"/>
         </w:rPr>
-        <w:t xml:space="preserve"> система, поэтому нужно обеспечить безопасное движение всех роботов одновременно. Для максимальной эффективности процесса была поставлена задача о планировании движения нескольких роботов в реальном времени.</w:t>
+        <w:t xml:space="preserve"> система</w:t>
+      </w:r>
+      <w:r>
+        <w:rPr>
+          <w:rFonts w:ascii="Times New Roman" w:hAnsi="Times New Roman" w:cs="Times New Roman"/>
+          <w:sz w:val="28"/>
+          <w:szCs w:val="28"/>
+        </w:rPr>
+        <w:t>)</w:t>
+      </w:r>
+      <w:r>
+        <w:rPr>
+          <w:rFonts w:ascii="Times New Roman" w:hAnsi="Times New Roman" w:cs="Times New Roman"/>
+          <w:sz w:val="28"/>
+          <w:szCs w:val="28"/>
+        </w:rPr>
+        <w:t xml:space="preserve">, поэтому нужно обеспечить безопасное движение всех роботов одновременно. </w:t>
+      </w:r>
+      <w:r>
+        <w:rPr>
+          <w:rFonts w:ascii="Times New Roman" w:hAnsi="Times New Roman" w:cs="Times New Roman"/>
+          <w:sz w:val="28"/>
+          <w:szCs w:val="28"/>
+        </w:rPr>
+        <w:t xml:space="preserve">Траектория всех роботов должна быть составлена таким образом, чтобы минимизировать общее время </w:t>
+      </w:r>
+      <w:r>
+        <w:rPr>
+          <w:rFonts w:ascii="Times New Roman" w:hAnsi="Times New Roman" w:cs="Times New Roman"/>
+          <w:sz w:val="28"/>
+          <w:szCs w:val="28"/>
+        </w:rPr>
+        <w:t>перемещения по траектории</w:t>
+      </w:r>
+      <w:r>
+        <w:rPr>
+          <w:rFonts w:ascii="Times New Roman" w:hAnsi="Times New Roman" w:cs="Times New Roman"/>
+          <w:sz w:val="28"/>
+          <w:szCs w:val="28"/>
+        </w:rPr>
+        <w:t xml:space="preserve">. </w:t>
+      </w:r>
+      <w:r>
+        <w:rPr>
+          <w:rFonts w:ascii="Times New Roman" w:hAnsi="Times New Roman" w:cs="Times New Roman"/>
+          <w:sz w:val="28"/>
+          <w:szCs w:val="28"/>
+        </w:rPr>
+        <w:t>З</w:t>
+      </w:r>
+      <w:r>
+        <w:rPr>
+          <w:rFonts w:ascii="Times New Roman" w:hAnsi="Times New Roman" w:cs="Times New Roman"/>
+          <w:sz w:val="28"/>
+          <w:szCs w:val="28"/>
+        </w:rPr>
+        <w:t>адача планировани</w:t>
+      </w:r>
+      <w:r>
+        <w:rPr>
+          <w:rFonts w:ascii="Times New Roman" w:hAnsi="Times New Roman" w:cs="Times New Roman"/>
+          <w:sz w:val="28"/>
+          <w:szCs w:val="28"/>
+        </w:rPr>
+        <w:t>я</w:t>
+      </w:r>
+      <w:r>
+        <w:rPr>
+          <w:rFonts w:ascii="Times New Roman" w:hAnsi="Times New Roman" w:cs="Times New Roman"/>
+          <w:sz w:val="28"/>
+          <w:szCs w:val="28"/>
+        </w:rPr>
+        <w:t xml:space="preserve"> движения нескольких роботов</w:t>
+      </w:r>
+      <w:r>
+        <w:rPr>
+          <w:rFonts w:ascii="Times New Roman" w:hAnsi="Times New Roman" w:cs="Times New Roman"/>
+          <w:sz w:val="28"/>
+          <w:szCs w:val="28"/>
+        </w:rPr>
+        <w:t xml:space="preserve"> будет решаться</w:t>
+      </w:r>
+      <w:r>
+        <w:rPr>
+          <w:rFonts w:ascii="Times New Roman" w:hAnsi="Times New Roman" w:cs="Times New Roman"/>
+          <w:sz w:val="28"/>
+          <w:szCs w:val="28"/>
+        </w:rPr>
+        <w:t xml:space="preserve"> в реальном времени.</w:t>
       </w:r>
     </w:p>
     <w:p>
       <w:pPr>
+        <w:jc w:val="both"/>
         <w:rPr>
           <w:rFonts w:ascii="Times New Roman" w:hAnsi="Times New Roman" w:cs="Times New Roman"/>
           <w:sz w:val="28"/>
@@ -1094,7 +1280,39 @@
           <w:sz w:val="28"/>
           <w:szCs w:val="28"/>
         </w:rPr>
-        <w:t>, а именно в динамической среде и в балансе между безопасностью маршрута и общей производительности</w:t>
+        <w:t>, а именно в динамической среде</w:t>
+      </w:r>
+      <w:r>
+        <w:rPr>
+          <w:rFonts w:ascii="Times New Roman" w:hAnsi="Times New Roman" w:cs="Times New Roman"/>
+          <w:sz w:val="28"/>
+          <w:szCs w:val="28"/>
+        </w:rPr>
+        <w:t>,</w:t>
+      </w:r>
+      <w:r>
+        <w:rPr>
+          <w:rFonts w:ascii="Times New Roman" w:hAnsi="Times New Roman" w:cs="Times New Roman"/>
+          <w:sz w:val="28"/>
+          <w:szCs w:val="28"/>
+        </w:rPr>
+        <w:t xml:space="preserve"> в балансе между безопасностью маршрута</w:t>
+      </w:r>
+      <w:r>
+        <w:rPr>
+          <w:rFonts w:ascii="Times New Roman" w:hAnsi="Times New Roman" w:cs="Times New Roman"/>
+          <w:sz w:val="28"/>
+          <w:szCs w:val="28"/>
+        </w:rPr>
+        <w:t xml:space="preserve"> и</w:t>
+      </w:r>
+      <w:r>
+        <w:rPr>
+          <w:rFonts w:ascii="Times New Roman" w:hAnsi="Times New Roman" w:cs="Times New Roman"/>
+          <w:sz w:val="28"/>
+          <w:szCs w:val="28"/>
+        </w:rPr>
+        <w:t xml:space="preserve"> общей производительности</w:t>
       </w:r>
       <w:r>
         <w:rPr>
@@ -1127,6 +1345,73 @@
           <w:sz w:val="28"/>
           <w:szCs w:val="28"/>
         </w:rPr>
+        <w:t xml:space="preserve"> </w:t>
+      </w:r>
+      <w:r>
+        <w:rPr>
+          <w:rFonts w:ascii="Times New Roman" w:hAnsi="Times New Roman" w:cs="Times New Roman"/>
+          <w:sz w:val="28"/>
+          <w:szCs w:val="28"/>
+        </w:rPr>
+        <w:t>(</w:t>
+      </w:r>
+      <w:r>
+        <w:rPr>
+          <w:rFonts w:ascii="Times New Roman" w:hAnsi="Times New Roman" w:cs="Times New Roman"/>
+          <w:sz w:val="28"/>
+          <w:szCs w:val="28"/>
+          <w:lang w:val="en-US"/>
+        </w:rPr>
+        <w:t>Model</w:t>
+      </w:r>
+      <w:r>
+        <w:rPr>
+          <w:rFonts w:ascii="Times New Roman" w:hAnsi="Times New Roman" w:cs="Times New Roman"/>
+          <w:sz w:val="28"/>
+          <w:szCs w:val="28"/>
+        </w:rPr>
+        <w:t xml:space="preserve"> </w:t>
+      </w:r>
+      <w:r>
+        <w:rPr>
+          <w:rFonts w:ascii="Times New Roman" w:hAnsi="Times New Roman" w:cs="Times New Roman"/>
+          <w:sz w:val="28"/>
+          <w:szCs w:val="28"/>
+          <w:lang w:val="en-US"/>
+        </w:rPr>
+        <w:t>Predictive</w:t>
+      </w:r>
+      <w:r>
+        <w:rPr>
+          <w:rFonts w:ascii="Times New Roman" w:hAnsi="Times New Roman" w:cs="Times New Roman"/>
+          <w:sz w:val="28"/>
+          <w:szCs w:val="28"/>
+        </w:rPr>
+        <w:t xml:space="preserve"> </w:t>
+      </w:r>
+      <w:r>
+        <w:rPr>
+          <w:rFonts w:ascii="Times New Roman" w:hAnsi="Times New Roman" w:cs="Times New Roman"/>
+          <w:sz w:val="28"/>
+          <w:szCs w:val="28"/>
+          <w:lang w:val="en-US"/>
+        </w:rPr>
+        <w:t>Control</w:t>
+      </w:r>
+      <w:r>
+        <w:rPr>
+          <w:rFonts w:ascii="Times New Roman" w:hAnsi="Times New Roman" w:cs="Times New Roman"/>
+          <w:sz w:val="28"/>
+          <w:szCs w:val="28"/>
+        </w:rPr>
+        <w:t>)</w:t>
+      </w:r>
+      <w:r>
+        <w:rPr>
+          <w:rFonts w:ascii="Times New Roman" w:hAnsi="Times New Roman" w:cs="Times New Roman"/>
+          <w:sz w:val="28"/>
+          <w:szCs w:val="28"/>
+        </w:rPr>
         <w:t xml:space="preserve"> – классического модельного управлени</w:t>
       </w:r>
       <w:r>
@@ -1143,7 +1428,127 @@
           <w:sz w:val="28"/>
           <w:szCs w:val="28"/>
         </w:rPr>
-        <w:t xml:space="preserve">, однако он требует огромных вычислительных ресурсов. Отдельные оптимизации </w:t>
+        <w:t xml:space="preserve">. </w:t>
+      </w:r>
+      <w:r>
+        <w:rPr>
+          <w:rFonts w:ascii="Times New Roman" w:hAnsi="Times New Roman" w:cs="Times New Roman"/>
+          <w:sz w:val="28"/>
+          <w:szCs w:val="28"/>
+        </w:rPr>
+        <w:t>В</w:t>
+      </w:r>
+      <w:r>
+        <w:rPr>
+          <w:rFonts w:ascii="Times New Roman" w:hAnsi="Times New Roman" w:cs="Times New Roman"/>
+          <w:sz w:val="28"/>
+          <w:szCs w:val="28"/>
+        </w:rPr>
+        <w:t xml:space="preserve"> </w:t>
+      </w:r>
+      <w:r>
+        <w:rPr>
+          <w:rFonts w:ascii="Times New Roman" w:hAnsi="Times New Roman" w:cs="Times New Roman"/>
+          <w:sz w:val="28"/>
+          <w:szCs w:val="28"/>
+        </w:rPr>
+        <w:t>данной</w:t>
+      </w:r>
+      <w:r>
+        <w:rPr>
+          <w:rFonts w:ascii="Times New Roman" w:hAnsi="Times New Roman" w:cs="Times New Roman"/>
+          <w:sz w:val="28"/>
+          <w:szCs w:val="28"/>
+        </w:rPr>
+        <w:t xml:space="preserve"> </w:t>
+      </w:r>
+      <w:r>
+        <w:rPr>
+          <w:rFonts w:ascii="Times New Roman" w:hAnsi="Times New Roman" w:cs="Times New Roman"/>
+          <w:sz w:val="28"/>
+          <w:szCs w:val="28"/>
+        </w:rPr>
+        <w:t>работе</w:t>
+      </w:r>
+      <w:r>
+        <w:rPr>
+          <w:rFonts w:ascii="Times New Roman" w:hAnsi="Times New Roman" w:cs="Times New Roman"/>
+          <w:sz w:val="28"/>
+          <w:szCs w:val="28"/>
+        </w:rPr>
+        <w:t xml:space="preserve"> </w:t>
+      </w:r>
+      <w:r>
+        <w:rPr>
+          <w:rFonts w:ascii="Times New Roman" w:hAnsi="Times New Roman" w:cs="Times New Roman"/>
+          <w:sz w:val="28"/>
+          <w:szCs w:val="28"/>
+        </w:rPr>
+        <w:t>буд</w:t>
+      </w:r>
+      <w:r>
+        <w:rPr>
+          <w:rFonts w:ascii="Times New Roman" w:hAnsi="Times New Roman" w:cs="Times New Roman"/>
+          <w:sz w:val="28"/>
+          <w:szCs w:val="28"/>
+        </w:rPr>
+        <w:t>ут</w:t>
+      </w:r>
+      <w:r>
+        <w:rPr>
+          <w:rFonts w:ascii="Times New Roman" w:hAnsi="Times New Roman" w:cs="Times New Roman"/>
+          <w:sz w:val="28"/>
+          <w:szCs w:val="28"/>
+        </w:rPr>
+        <w:t xml:space="preserve"> </w:t>
+      </w:r>
+      <w:r>
+        <w:rPr>
+          <w:rFonts w:ascii="Times New Roman" w:hAnsi="Times New Roman" w:cs="Times New Roman"/>
+          <w:sz w:val="28"/>
+          <w:szCs w:val="28"/>
+        </w:rPr>
+        <w:t>рассмотрен</w:t>
+      </w:r>
+      <w:r>
+        <w:rPr>
+          <w:rFonts w:ascii="Times New Roman" w:hAnsi="Times New Roman" w:cs="Times New Roman"/>
+          <w:sz w:val="28"/>
+          <w:szCs w:val="28"/>
+        </w:rPr>
+        <w:t>ы</w:t>
+      </w:r>
+      <w:r>
+        <w:rPr>
+          <w:rFonts w:ascii="Times New Roman" w:hAnsi="Times New Roman" w:cs="Times New Roman"/>
+          <w:sz w:val="28"/>
+          <w:szCs w:val="28"/>
+        </w:rPr>
+        <w:t xml:space="preserve"> </w:t>
+      </w:r>
+      <w:r>
+        <w:rPr>
+          <w:rFonts w:ascii="Times New Roman" w:hAnsi="Times New Roman" w:cs="Times New Roman"/>
+          <w:sz w:val="28"/>
+          <w:szCs w:val="28"/>
+        </w:rPr>
+        <w:t>алгоритм</w:t>
+      </w:r>
+      <w:r>
+        <w:rPr>
+          <w:rFonts w:ascii="Times New Roman" w:hAnsi="Times New Roman" w:cs="Times New Roman"/>
+          <w:sz w:val="28"/>
+          <w:szCs w:val="28"/>
+        </w:rPr>
+        <w:t>ы</w:t>
+      </w:r>
+      <w:r>
+        <w:rPr>
+          <w:rFonts w:ascii="Times New Roman" w:hAnsi="Times New Roman" w:cs="Times New Roman"/>
+          <w:sz w:val="28"/>
+          <w:szCs w:val="28"/>
+        </w:rPr>
+        <w:t xml:space="preserve"> </w:t>
       </w:r>
       <w:r>
         <w:rPr>
@@ -1168,7 +1573,39 @@
           <w:sz w:val="28"/>
           <w:szCs w:val="28"/>
         </w:rPr>
-        <w:t>(</w:t>
+        <w:t>и</w:t>
+      </w:r>
+      <w:r>
+        <w:rPr>
+          <w:rFonts w:ascii="Times New Roman" w:hAnsi="Times New Roman" w:cs="Times New Roman"/>
+          <w:sz w:val="28"/>
+          <w:szCs w:val="28"/>
+        </w:rPr>
+        <w:t xml:space="preserve"> </w:t>
+      </w:r>
+      <w:r>
+        <w:rPr>
+          <w:rFonts w:ascii="Times New Roman" w:hAnsi="Times New Roman" w:cs="Times New Roman"/>
+          <w:sz w:val="28"/>
+          <w:szCs w:val="28"/>
+        </w:rPr>
+        <w:t>его</w:t>
+      </w:r>
+      <w:r>
+        <w:rPr>
+          <w:rFonts w:ascii="Times New Roman" w:hAnsi="Times New Roman" w:cs="Times New Roman"/>
+          <w:sz w:val="28"/>
+          <w:szCs w:val="28"/>
+        </w:rPr>
+        <w:t xml:space="preserve"> </w:t>
+      </w:r>
+      <w:r>
+        <w:rPr>
+          <w:rFonts w:ascii="Times New Roman" w:hAnsi="Times New Roman" w:cs="Times New Roman"/>
+          <w:sz w:val="28"/>
+          <w:szCs w:val="28"/>
+        </w:rPr>
+        <w:t xml:space="preserve">оптимизированная версия </w:t>
       </w:r>
       <w:r>
         <w:rPr>
@@ -1177,6 +1614,57 @@
           <w:szCs w:val="28"/>
           <w:lang w:val="en-US"/>
         </w:rPr>
+        <w:t>D</w:t>
+      </w:r>
+      <w:r>
+        <w:rPr>
+          <w:rFonts w:ascii="Times New Roman" w:hAnsi="Times New Roman" w:cs="Times New Roman"/>
+          <w:sz w:val="28"/>
+          <w:szCs w:val="28"/>
+        </w:rPr>
+        <w:t>-</w:t>
+      </w:r>
+      <w:r>
+        <w:rPr>
+          <w:rFonts w:ascii="Times New Roman" w:hAnsi="Times New Roman" w:cs="Times New Roman"/>
+          <w:sz w:val="28"/>
+          <w:szCs w:val="28"/>
+          <w:lang w:val="en-US"/>
+        </w:rPr>
+        <w:t>MPCC</w:t>
+      </w:r>
+      <w:r>
+        <w:rPr>
+          <w:rFonts w:ascii="Times New Roman" w:hAnsi="Times New Roman" w:cs="Times New Roman"/>
+          <w:sz w:val="28"/>
+          <w:szCs w:val="28"/>
+        </w:rPr>
+        <w:t xml:space="preserve"> (</w:t>
+      </w:r>
+      <w:r>
+        <w:rPr>
+          <w:rFonts w:ascii="Times New Roman" w:hAnsi="Times New Roman" w:cs="Times New Roman"/>
+          <w:sz w:val="28"/>
+          <w:szCs w:val="28"/>
+          <w:lang w:val="en-US"/>
+        </w:rPr>
+        <w:t>Distributed</w:t>
+      </w:r>
+      <w:r>
+        <w:rPr>
+          <w:rFonts w:ascii="Times New Roman" w:hAnsi="Times New Roman" w:cs="Times New Roman"/>
+          <w:sz w:val="28"/>
+          <w:szCs w:val="28"/>
+        </w:rPr>
+        <w:t xml:space="preserve"> </w:t>
+      </w:r>
+      <w:r>
+        <w:rPr>
+          <w:rFonts w:ascii="Times New Roman" w:hAnsi="Times New Roman" w:cs="Times New Roman"/>
+          <w:sz w:val="28"/>
+          <w:szCs w:val="28"/>
+          <w:lang w:val="en-US"/>
+        </w:rPr>
         <w:t>Model</w:t>
       </w:r>
       <w:r>
@@ -1211,6 +1699,23 @@
           <w:szCs w:val="28"/>
           <w:lang w:val="en-US"/>
         </w:rPr>
+        <w:t>Contouring</w:t>
+      </w:r>
+      <w:r>
+        <w:rPr>
+          <w:rFonts w:ascii="Times New Roman" w:hAnsi="Times New Roman" w:cs="Times New Roman"/>
+          <w:sz w:val="28"/>
+          <w:szCs w:val="28"/>
+        </w:rPr>
+        <w:t xml:space="preserve"> </w:t>
+      </w:r>
+      <w:r>
+        <w:rPr>
+          <w:rFonts w:ascii="Times New Roman" w:hAnsi="Times New Roman" w:cs="Times New Roman"/>
+          <w:sz w:val="28"/>
+          <w:szCs w:val="28"/>
+          <w:lang w:val="en-US"/>
+        </w:rPr>
         <w:t>Control</w:t>
       </w:r>
       <w:r>
@@ -1219,180 +1724,12 @@
           <w:sz w:val="28"/>
           <w:szCs w:val="28"/>
         </w:rPr>
-        <w:t>)</w:t>
-      </w:r>
-      <w:r>
-        <w:rPr>
-          <w:rFonts w:ascii="Times New Roman" w:hAnsi="Times New Roman" w:cs="Times New Roman"/>
-          <w:sz w:val="28"/>
-          <w:szCs w:val="28"/>
-        </w:rPr>
-        <w:t xml:space="preserve"> – распределенные методы </w:t>
-      </w:r>
-      <w:r>
-        <w:rPr>
-          <w:rFonts w:ascii="Times New Roman" w:hAnsi="Times New Roman" w:cs="Times New Roman"/>
-          <w:sz w:val="28"/>
-          <w:szCs w:val="28"/>
-          <w:lang w:val="en-US"/>
-        </w:rPr>
-        <w:t>MPC</w:t>
-      </w:r>
-      <w:r>
-        <w:rPr>
-          <w:rFonts w:ascii="Times New Roman" w:hAnsi="Times New Roman" w:cs="Times New Roman"/>
-          <w:sz w:val="28"/>
-          <w:szCs w:val="28"/>
-        </w:rPr>
-        <w:t xml:space="preserve"> являются также вычислительно долгими из-за большого числа итераций. В этой работе будет рассмотрен усовершенствованный алгоритм </w:t>
-      </w:r>
-      <w:r>
-        <w:rPr>
-          <w:rFonts w:ascii="Times New Roman" w:hAnsi="Times New Roman" w:cs="Times New Roman"/>
-          <w:sz w:val="28"/>
-          <w:szCs w:val="28"/>
-          <w:lang w:val="en-US"/>
-        </w:rPr>
-        <w:t>MPC</w:t>
-      </w:r>
-      <w:r>
-        <w:rPr>
-          <w:rFonts w:ascii="Times New Roman" w:hAnsi="Times New Roman" w:cs="Times New Roman"/>
-          <w:sz w:val="28"/>
-          <w:szCs w:val="28"/>
-        </w:rPr>
-        <w:t xml:space="preserve"> – </w:t>
-      </w:r>
-      <w:r>
-        <w:rPr>
-          <w:rFonts w:ascii="Times New Roman" w:hAnsi="Times New Roman" w:cs="Times New Roman"/>
-          <w:sz w:val="28"/>
-          <w:szCs w:val="28"/>
-          <w:lang w:val="en-US"/>
-        </w:rPr>
-        <w:t>D</w:t>
-      </w:r>
-      <w:r>
-        <w:rPr>
-          <w:rFonts w:ascii="Times New Roman" w:hAnsi="Times New Roman" w:cs="Times New Roman"/>
-          <w:sz w:val="28"/>
-          <w:szCs w:val="28"/>
-        </w:rPr>
-        <w:t>-</w:t>
-      </w:r>
-      <w:r>
-        <w:rPr>
-          <w:rFonts w:ascii="Times New Roman" w:hAnsi="Times New Roman" w:cs="Times New Roman"/>
-          <w:sz w:val="28"/>
-          <w:szCs w:val="28"/>
-          <w:lang w:val="en-US"/>
-        </w:rPr>
-        <w:t>MPCC</w:t>
-      </w:r>
-      <w:r>
-        <w:rPr>
-          <w:rFonts w:ascii="Times New Roman" w:hAnsi="Times New Roman" w:cs="Times New Roman"/>
-          <w:sz w:val="28"/>
-          <w:szCs w:val="28"/>
-        </w:rPr>
-        <w:t xml:space="preserve"> (</w:t>
-      </w:r>
-      <w:r>
-        <w:rPr>
-          <w:rFonts w:ascii="Times New Roman" w:hAnsi="Times New Roman" w:cs="Times New Roman"/>
-          <w:sz w:val="28"/>
-          <w:szCs w:val="28"/>
-          <w:lang w:val="en-US"/>
-        </w:rPr>
-        <w:t>Distributed</w:t>
-      </w:r>
-      <w:r>
-        <w:rPr>
-          <w:rFonts w:ascii="Times New Roman" w:hAnsi="Times New Roman" w:cs="Times New Roman"/>
-          <w:sz w:val="28"/>
-          <w:szCs w:val="28"/>
-        </w:rPr>
-        <w:t xml:space="preserve"> </w:t>
-      </w:r>
-      <w:r>
-        <w:rPr>
-          <w:rFonts w:ascii="Times New Roman" w:hAnsi="Times New Roman" w:cs="Times New Roman"/>
-          <w:sz w:val="28"/>
-          <w:szCs w:val="28"/>
-          <w:lang w:val="en-US"/>
-        </w:rPr>
-        <w:t>Model</w:t>
-      </w:r>
-      <w:r>
-        <w:rPr>
-          <w:rFonts w:ascii="Times New Roman" w:hAnsi="Times New Roman" w:cs="Times New Roman"/>
-          <w:sz w:val="28"/>
-          <w:szCs w:val="28"/>
-        </w:rPr>
-        <w:t xml:space="preserve"> </w:t>
-      </w:r>
-      <w:r>
-        <w:rPr>
-          <w:rFonts w:ascii="Times New Roman" w:hAnsi="Times New Roman" w:cs="Times New Roman"/>
-          <w:sz w:val="28"/>
-          <w:szCs w:val="28"/>
-          <w:lang w:val="en-US"/>
-        </w:rPr>
-        <w:t>Predictive</w:t>
-      </w:r>
-      <w:r>
-        <w:rPr>
-          <w:rFonts w:ascii="Times New Roman" w:hAnsi="Times New Roman" w:cs="Times New Roman"/>
-          <w:sz w:val="28"/>
-          <w:szCs w:val="28"/>
-        </w:rPr>
-        <w:t xml:space="preserve"> </w:t>
-      </w:r>
-      <w:r>
-        <w:rPr>
-          <w:rFonts w:ascii="Times New Roman" w:hAnsi="Times New Roman" w:cs="Times New Roman"/>
-          <w:sz w:val="28"/>
-          <w:szCs w:val="28"/>
-          <w:lang w:val="en-US"/>
-        </w:rPr>
-        <w:t>Contouring</w:t>
-      </w:r>
-      <w:r>
-        <w:rPr>
-          <w:rFonts w:ascii="Times New Roman" w:hAnsi="Times New Roman" w:cs="Times New Roman"/>
-          <w:sz w:val="28"/>
-          <w:szCs w:val="28"/>
-        </w:rPr>
-        <w:t xml:space="preserve"> </w:t>
-      </w:r>
-      <w:r>
-        <w:rPr>
-          <w:rFonts w:ascii="Times New Roman" w:hAnsi="Times New Roman" w:cs="Times New Roman"/>
-          <w:sz w:val="28"/>
-          <w:szCs w:val="28"/>
-          <w:lang w:val="en-US"/>
-        </w:rPr>
-        <w:t>Control</w:t>
-      </w:r>
-      <w:r>
-        <w:rPr>
-          <w:rFonts w:ascii="Times New Roman" w:hAnsi="Times New Roman" w:cs="Times New Roman"/>
-          <w:sz w:val="28"/>
-          <w:szCs w:val="28"/>
-        </w:rPr>
-        <w:t>)</w:t>
-      </w:r>
-      <w:r>
-        <w:rPr>
-          <w:rFonts w:ascii="Times New Roman" w:hAnsi="Times New Roman" w:cs="Times New Roman"/>
-          <w:sz w:val="28"/>
-          <w:szCs w:val="28"/>
-        </w:rPr>
-        <w:t>.</w:t>
+        <w:t>).</w:t>
       </w:r>
     </w:p>
     <w:p>
       <w:pPr>
+        <w:jc w:val="both"/>
         <w:rPr>
           <w:rFonts w:ascii="Times New Roman" w:eastAsiaTheme="minorEastAsia" w:hAnsi="Times New Roman" w:cs="Times New Roman"/>
           <w:sz w:val="28"/>
@@ -1405,14 +1742,6 @@
           <w:sz w:val="28"/>
           <w:szCs w:val="28"/>
         </w:rPr>
-        <w:t xml:space="preserve">Постановка задачи заключается в следующем. </w:t>
-      </w:r>
-      <w:r>
-        <w:rPr>
-          <w:rFonts w:ascii="Times New Roman" w:hAnsi="Times New Roman" w:cs="Times New Roman"/>
-          <w:sz w:val="28"/>
-          <w:szCs w:val="28"/>
-        </w:rPr>
         <w:t>В п</w:t>
       </w:r>
       <w:r>
@@ -1440,14 +1769,6 @@
         <w:t xml:space="preserve"> </w:t>
       </w:r>
       <m:oMath>
-        <m:r>
-          <w:rPr>
-            <w:rFonts w:ascii="Cambria Math" w:hAnsi="Cambria Math" w:cs="Times New Roman"/>
-            <w:sz w:val="28"/>
-            <w:szCs w:val="28"/>
-          </w:rPr>
-          <m:t>W=</m:t>
-        </m:r>
         <m:sSup>
           <m:sSupPr>
             <m:ctrlPr>
@@ -1512,6 +1833,7 @@
     </w:p>
     <w:p>
       <w:pPr>
+        <w:jc w:val="both"/>
         <w:rPr>
           <w:rFonts w:ascii="Times New Roman" w:eastAsiaTheme="minorEastAsia" w:hAnsi="Times New Roman" w:cs="Times New Roman"/>
           <w:sz w:val="28"/>
@@ -1520,423 +1842,677 @@
       </w:pPr>
       <w:r>
         <w:rPr>
-          <w:rFonts w:ascii="Times New Roman" w:hAnsi="Times New Roman" w:cs="Times New Roman"/>
-          <w:sz w:val="28"/>
-          <w:szCs w:val="28"/>
-        </w:rPr>
-        <w:t xml:space="preserve">Каждый робот имеет кинематическую модель. Он моделируется как </w:t>
-      </w:r>
-      <w:proofErr w:type="spellStart"/>
-      <w:r>
-        <w:rPr>
-          <w:rFonts w:ascii="Times New Roman" w:hAnsi="Times New Roman" w:cs="Times New Roman"/>
-          <w:sz w:val="28"/>
-          <w:szCs w:val="28"/>
-        </w:rPr>
-        <w:t>уницикл</w:t>
-      </w:r>
-      <w:proofErr w:type="spellEnd"/>
-      <w:r>
-        <w:rPr>
-          <w:rFonts w:ascii="Times New Roman" w:hAnsi="Times New Roman" w:cs="Times New Roman"/>
-          <w:sz w:val="28"/>
-          <w:szCs w:val="28"/>
-        </w:rPr>
-        <w:t>, уравнение движения в непрерывном времени выглядит так</w:t>
-      </w:r>
-      <w:r>
-        <w:rPr>
-          <w:rFonts w:ascii="Times New Roman" w:hAnsi="Times New Roman" w:cs="Times New Roman"/>
-          <w:sz w:val="28"/>
-          <w:szCs w:val="28"/>
-        </w:rPr>
-        <w:t>:</w:t>
-      </w:r>
-      <w:r>
-        <w:rPr>
-          <w:rFonts w:ascii="Times New Roman" w:hAnsi="Times New Roman" w:cs="Times New Roman"/>
-          <w:sz w:val="28"/>
-          <w:szCs w:val="28"/>
-        </w:rPr>
-        <w:br/>
-      </w:r>
-      <m:oMathPara>
-        <m:oMath>
-          <m:d>
-            <m:dPr>
-              <m:begChr m:val="["/>
-              <m:endChr m:val="]"/>
-              <m:ctrlPr>
-                <w:rPr>
-                  <w:rFonts w:ascii="Cambria Math" w:hAnsi="Cambria Math" w:cs="Times New Roman"/>
-                  <w:i/>
-                  <w:sz w:val="28"/>
-                  <w:szCs w:val="28"/>
-                  <w:lang w:val="en-US"/>
-                </w:rPr>
-              </m:ctrlPr>
-            </m:dPr>
-            <m:e>
-              <m:m>
-                <m:mPr>
-                  <m:mcs>
-                    <m:mc>
-                      <m:mcPr>
-                        <m:count m:val="1"/>
-                        <m:mcJc m:val="center"/>
-                      </m:mcPr>
-                    </m:mc>
-                  </m:mcs>
-                  <m:ctrlPr>
-                    <w:rPr>
-                      <w:rFonts w:ascii="Cambria Math" w:hAnsi="Cambria Math" w:cs="Times New Roman"/>
-                      <w:i/>
-                      <w:sz w:val="28"/>
-                      <w:szCs w:val="28"/>
-                      <w:lang w:val="en-US"/>
-                    </w:rPr>
-                  </m:ctrlPr>
-                </m:mPr>
-                <m:mr>
-                  <m:e>
-                    <m:acc>
-                      <m:accPr>
-                        <m:chr m:val="̇"/>
-                        <m:ctrlPr>
+          <w:noProof/>
+        </w:rPr>
+        <mc:AlternateContent>
+          <mc:Choice Requires="wps">
+            <w:drawing>
+              <wp:anchor distT="0" distB="0" distL="114300" distR="114300" simplePos="0" relativeHeight="251660288" behindDoc="0" locked="0" layoutInCell="1" allowOverlap="1" wp14:anchorId="5416F5CD" wp14:editId="37594560">
+                <wp:simplePos x="0" y="0"/>
+                <wp:positionH relativeFrom="column">
+                  <wp:posOffset>1905</wp:posOffset>
+                </wp:positionH>
+                <wp:positionV relativeFrom="paragraph">
+                  <wp:posOffset>1733550</wp:posOffset>
+                </wp:positionV>
+                <wp:extent cx="1803400" cy="635"/>
+                <wp:effectExtent l="0" t="0" r="0" b="12065"/>
+                <wp:wrapSquare wrapText="bothSides"/>
+                <wp:docPr id="1563158666" name="Надпись 1"/>
+                <wp:cNvGraphicFramePr/>
+                <a:graphic xmlns:a="http://schemas.openxmlformats.org/drawingml/2006/main">
+                  <a:graphicData uri="http://schemas.microsoft.com/office/word/2010/wordprocessingShape">
+                    <wps:wsp>
+                      <wps:cNvSpPr txBox="1"/>
+                      <wps:spPr>
+                        <a:xfrm>
+                          <a:off x="0" y="0"/>
+                          <a:ext cx="1803400" cy="635"/>
+                        </a:xfrm>
+                        <a:prstGeom prst="rect">
+                          <a:avLst/>
+                        </a:prstGeom>
+                        <a:solidFill>
+                          <a:prstClr val="white"/>
+                        </a:solidFill>
+                        <a:ln>
+                          <a:noFill/>
+                        </a:ln>
+                      </wps:spPr>
+                      <wps:txbx>
+                        <w:txbxContent>
+                          <w:p>
+                            <w:pPr>
+                              <w:pStyle w:val="a6"/>
+                              <w:rPr>
+                                <w:rFonts w:ascii="Times New Roman" w:hAnsi="Times New Roman" w:cs="Times New Roman"/>
+                                <w:sz w:val="28"/>
+                                <w:szCs w:val="28"/>
+                              </w:rPr>
+                            </w:pPr>
+                            <w:r>
+                              <w:t xml:space="preserve">Рисунок </w:t>
+                            </w:r>
+                            <w:fldSimple w:instr=" SEQ Рисунок \* ARABIC ">
+                              <w:r>
+                                <w:rPr>
+                                  <w:noProof/>
+                                </w:rPr>
+                                <w:t>1</w:t>
+                              </w:r>
+                            </w:fldSimple>
+                            <w:r>
+                              <w:t>. Иллюстрация разбиения карты на сетку ячеек</w:t>
+                            </w:r>
+                          </w:p>
+                        </w:txbxContent>
+                      </wps:txbx>
+                      <wps:bodyPr rot="0" spcFirstLastPara="0" vertOverflow="overflow" horzOverflow="overflow" vert="horz" wrap="square" lIns="0" tIns="0" rIns="0" bIns="0" numCol="1" spcCol="0" rtlCol="0" fromWordArt="0" anchor="t" anchorCtr="0" forceAA="0" compatLnSpc="1">
+                        <a:prstTxWarp prst="textNoShape">
+                          <a:avLst/>
+                        </a:prstTxWarp>
+                        <a:spAutoFit/>
+                      </wps:bodyPr>
+                    </wps:wsp>
+                  </a:graphicData>
+                </a:graphic>
+              </wp:anchor>
+            </w:drawing>
+          </mc:Choice>
+          <mc:Fallback>
+            <w:pict>
+              <v:shapetype w14:anchorId="5416F5CD" id="_x0000_t202" coordsize="21600,21600" o:spt="202" path="m,l,21600r21600,l21600,xe">
+                <v:stroke joinstyle="miter"/>
+                <v:path gradientshapeok="t" o:connecttype="rect"/>
+              </v:shapetype>
+              <v:shape id="Надпись 1" o:spid="_x0000_s1026" type="#_x0000_t202" style="position:absolute;left:0;text-align:left;margin-left:.15pt;margin-top:136.5pt;width:142pt;height:.05pt;z-index:251660288;visibility:visible;mso-wrap-style:square;mso-wrap-distance-left:9pt;mso-wrap-distance-top:0;mso-wrap-distance-right:9pt;mso-wrap-distance-bottom:0;mso-position-horizontal:absolute;mso-position-horizontal-relative:text;mso-position-vertical:absolute;mso-position-vertical-relative:text;v-text-anchor:top" o:gfxdata="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" stroked="f">
+                <v:textbox style="mso-fit-shape-to-text:t" inset="0,0,0,0">
+                  <w:txbxContent>
+                    <w:p>
+                      <w:pPr>
+                        <w:pStyle w:val="a6"/>
+                        <w:rPr>
+                          <w:rFonts w:ascii="Times New Roman" w:hAnsi="Times New Roman" w:cs="Times New Roman"/>
+                          <w:sz w:val="28"/>
+                          <w:szCs w:val="28"/>
+                        </w:rPr>
+                      </w:pPr>
+                      <w:r>
+                        <w:t xml:space="preserve">Рисунок </w:t>
+                      </w:r>
+                      <w:fldSimple w:instr=" SEQ Рисунок \* ARABIC ">
+                        <w:r>
                           <w:rPr>
-                            <w:rFonts w:ascii="Cambria Math" w:hAnsi="Cambria Math" w:cs="Times New Roman"/>
-                            <w:i/>
-                            <w:sz w:val="28"/>
-                            <w:szCs w:val="28"/>
-                            <w:lang w:val="en-US"/>
+                            <w:noProof/>
                           </w:rPr>
-                        </m:ctrlPr>
-                      </m:accPr>
-                      <m:e>
-                        <m:r>
-                          <w:rPr>
-                            <w:rFonts w:ascii="Cambria Math" w:hAnsi="Cambria Math" w:cs="Times New Roman"/>
-                            <w:sz w:val="28"/>
-                            <w:szCs w:val="28"/>
-                            <w:lang w:val="en-US"/>
-                          </w:rPr>
-                          <m:t>x</m:t>
-                        </m:r>
-                      </m:e>
-                    </m:acc>
-                  </m:e>
-                </m:mr>
-                <m:mr>
-                  <m:e>
-                    <m:acc>
-                      <m:accPr>
-                        <m:chr m:val="̇"/>
-                        <m:ctrlPr>
-                          <w:rPr>
-                            <w:rFonts w:ascii="Cambria Math" w:hAnsi="Cambria Math" w:cs="Times New Roman"/>
-                            <w:i/>
-                            <w:sz w:val="28"/>
-                            <w:szCs w:val="28"/>
-                            <w:lang w:val="en-US"/>
-                          </w:rPr>
-                        </m:ctrlPr>
-                      </m:accPr>
-                      <m:e>
-                        <m:r>
-                          <w:rPr>
-                            <w:rFonts w:ascii="Cambria Math" w:hAnsi="Cambria Math" w:cs="Times New Roman"/>
-                            <w:sz w:val="28"/>
-                            <w:szCs w:val="28"/>
-                            <w:lang w:val="en-US"/>
-                          </w:rPr>
-                          <m:t>y</m:t>
-                        </m:r>
-                      </m:e>
-                    </m:acc>
-                  </m:e>
-                </m:mr>
-                <m:mr>
-                  <m:e>
-                    <m:acc>
-                      <m:accPr>
-                        <m:chr m:val="̇"/>
-                        <m:ctrlPr>
-                          <w:rPr>
-                            <w:rFonts w:ascii="Cambria Math" w:hAnsi="Cambria Math" w:cs="Times New Roman"/>
-                            <w:i/>
-                            <w:sz w:val="28"/>
-                            <w:szCs w:val="28"/>
-                            <w:lang w:val="en-US"/>
-                          </w:rPr>
-                        </m:ctrlPr>
-                      </m:accPr>
-                      <m:e>
-                        <m:r>
-                          <w:rPr>
-                            <w:rFonts w:ascii="Cambria Math" w:hAnsi="Cambria Math" w:cs="Times New Roman"/>
-                            <w:sz w:val="28"/>
-                            <w:szCs w:val="28"/>
-                            <w:lang w:val="en-US"/>
-                          </w:rPr>
-                          <m:t>ϕ</m:t>
-                        </m:r>
-                      </m:e>
-                    </m:acc>
-                  </m:e>
-                </m:mr>
-              </m:m>
-            </m:e>
-          </m:d>
-          <m:r>
-            <w:rPr>
-              <w:rFonts w:ascii="Cambria Math" w:hAnsi="Cambria Math" w:cs="Times New Roman"/>
-              <w:sz w:val="28"/>
-              <w:szCs w:val="28"/>
-            </w:rPr>
-            <m:t xml:space="preserve"> = </m:t>
-          </m:r>
-          <m:d>
-            <m:dPr>
-              <m:begChr m:val="["/>
-              <m:endChr m:val="]"/>
-              <m:ctrlPr>
-                <w:rPr>
-                  <w:rFonts w:ascii="Cambria Math" w:hAnsi="Cambria Math" w:cs="Times New Roman"/>
-                  <w:i/>
-                  <w:sz w:val="28"/>
-                  <w:szCs w:val="28"/>
-                  <w:lang w:val="en-US"/>
-                </w:rPr>
-              </m:ctrlPr>
-            </m:dPr>
-            <m:e>
-              <m:m>
-                <m:mPr>
-                  <m:mcs>
-                    <m:mc>
-                      <m:mcPr>
-                        <m:count m:val="1"/>
-                        <m:mcJc m:val="center"/>
-                      </m:mcPr>
-                    </m:mc>
-                  </m:mcs>
-                  <m:ctrlPr>
-                    <w:rPr>
-                      <w:rFonts w:ascii="Cambria Math" w:hAnsi="Cambria Math" w:cs="Times New Roman"/>
-                      <w:i/>
-                      <w:sz w:val="28"/>
-                      <w:szCs w:val="28"/>
-                      <w:lang w:val="en-US"/>
-                    </w:rPr>
-                  </m:ctrlPr>
-                </m:mPr>
-                <m:mr>
-                  <m:e>
-                    <m:func>
-                      <m:funcPr>
-                        <m:ctrlPr>
-                          <w:rPr>
-                            <w:rFonts w:ascii="Cambria Math" w:hAnsi="Cambria Math" w:cs="Times New Roman"/>
-                            <w:i/>
-                            <w:sz w:val="28"/>
-                            <w:szCs w:val="28"/>
-                            <w:lang w:val="en-US"/>
-                          </w:rPr>
-                        </m:ctrlPr>
-                      </m:funcPr>
-                      <m:fName>
-                        <m:r>
-                          <m:rPr>
-                            <m:sty m:val="p"/>
-                          </m:rPr>
-                          <w:rPr>
-                            <w:rFonts w:ascii="Cambria Math" w:hAnsi="Cambria Math" w:cs="Times New Roman"/>
-                            <w:sz w:val="28"/>
-                            <w:szCs w:val="28"/>
-                            <w:lang w:val="en-US"/>
-                          </w:rPr>
-                          <m:t>cos</m:t>
-                        </m:r>
-                      </m:fName>
-                      <m:e>
-                        <m:r>
-                          <w:rPr>
-                            <w:rFonts w:ascii="Cambria Math" w:hAnsi="Cambria Math" w:cs="Times New Roman"/>
-                            <w:sz w:val="28"/>
-                            <w:szCs w:val="28"/>
-                            <w:lang w:val="en-US"/>
-                          </w:rPr>
-                          <m:t>ϕ</m:t>
-                        </m:r>
-                      </m:e>
-                    </m:func>
-                  </m:e>
-                </m:mr>
-                <m:mr>
-                  <m:e>
-                    <m:func>
-                      <m:funcPr>
-                        <m:ctrlPr>
-                          <w:rPr>
-                            <w:rFonts w:ascii="Cambria Math" w:hAnsi="Cambria Math" w:cs="Times New Roman"/>
-                            <w:i/>
-                            <w:sz w:val="28"/>
-                            <w:szCs w:val="28"/>
-                            <w:lang w:val="en-US"/>
-                          </w:rPr>
-                        </m:ctrlPr>
-                      </m:funcPr>
-                      <m:fName>
-                        <m:r>
-                          <m:rPr>
-                            <m:sty m:val="p"/>
-                          </m:rPr>
-                          <w:rPr>
-                            <w:rFonts w:ascii="Cambria Math" w:hAnsi="Cambria Math" w:cs="Times New Roman"/>
-                            <w:sz w:val="28"/>
-                            <w:szCs w:val="28"/>
-                            <w:lang w:val="en-US"/>
-                          </w:rPr>
-                          <m:t>sin</m:t>
-                        </m:r>
-                      </m:fName>
-                      <m:e>
-                        <m:r>
-                          <w:rPr>
-                            <w:rFonts w:ascii="Cambria Math" w:hAnsi="Cambria Math" w:cs="Times New Roman"/>
-                            <w:sz w:val="28"/>
-                            <w:szCs w:val="28"/>
-                            <w:lang w:val="en-US"/>
-                          </w:rPr>
-                          <m:t>ϕ</m:t>
-                        </m:r>
-                      </m:e>
-                    </m:func>
-                  </m:e>
-                </m:mr>
-                <m:mr>
-                  <m:e>
-                    <m:r>
-                      <w:rPr>
-                        <w:rFonts w:ascii="Cambria Math" w:hAnsi="Cambria Math" w:cs="Times New Roman"/>
-                        <w:sz w:val="28"/>
-                        <w:szCs w:val="28"/>
-                      </w:rPr>
-                      <m:t>0</m:t>
-                    </m:r>
-                  </m:e>
-                </m:mr>
-              </m:m>
-            </m:e>
-          </m:d>
-          <m:r>
-            <w:rPr>
-              <w:rFonts w:ascii="Cambria Math" w:eastAsiaTheme="minorEastAsia" w:hAnsi="Cambria Math" w:cs="Times New Roman"/>
-              <w:sz w:val="28"/>
-              <w:szCs w:val="28"/>
-              <w:lang w:val="en-US"/>
-            </w:rPr>
-            <m:t>υ</m:t>
-          </m:r>
-          <m:r>
-            <w:rPr>
-              <w:rFonts w:ascii="Cambria Math" w:eastAsiaTheme="minorEastAsia" w:hAnsi="Cambria Math" w:cs="Times New Roman"/>
-              <w:sz w:val="28"/>
-              <w:szCs w:val="28"/>
-            </w:rPr>
-            <m:t>+</m:t>
-          </m:r>
-          <m:d>
-            <m:dPr>
-              <m:begChr m:val="["/>
-              <m:endChr m:val="]"/>
-              <m:ctrlPr>
-                <w:rPr>
-                  <w:rFonts w:ascii="Cambria Math" w:eastAsiaTheme="minorEastAsia" w:hAnsi="Cambria Math" w:cs="Times New Roman"/>
-                  <w:i/>
-                  <w:sz w:val="28"/>
-                  <w:szCs w:val="28"/>
-                  <w:lang w:val="en-US"/>
-                </w:rPr>
-              </m:ctrlPr>
-            </m:dPr>
-            <m:e>
-              <m:m>
-                <m:mPr>
-                  <m:mcs>
-                    <m:mc>
-                      <m:mcPr>
-                        <m:count m:val="1"/>
-                        <m:mcJc m:val="center"/>
-                      </m:mcPr>
-                    </m:mc>
-                  </m:mcs>
-                  <m:ctrlPr>
-                    <w:rPr>
-                      <w:rFonts w:ascii="Cambria Math" w:eastAsiaTheme="minorEastAsia" w:hAnsi="Cambria Math" w:cs="Times New Roman"/>
-                      <w:i/>
-                      <w:sz w:val="28"/>
-                      <w:szCs w:val="28"/>
-                      <w:lang w:val="en-US"/>
-                    </w:rPr>
-                  </m:ctrlPr>
-                </m:mPr>
-                <m:mr>
-                  <m:e>
-                    <m:r>
-                      <w:rPr>
-                        <w:rFonts w:ascii="Cambria Math" w:eastAsiaTheme="minorEastAsia" w:hAnsi="Cambria Math" w:cs="Times New Roman"/>
-                        <w:sz w:val="28"/>
-                        <w:szCs w:val="28"/>
-                      </w:rPr>
-                      <m:t>0</m:t>
-                    </m:r>
-                  </m:e>
-                </m:mr>
-                <m:mr>
-                  <m:e>
-                    <m:r>
-                      <w:rPr>
-                        <w:rFonts w:ascii="Cambria Math" w:eastAsiaTheme="minorEastAsia" w:hAnsi="Cambria Math" w:cs="Times New Roman"/>
-                        <w:sz w:val="28"/>
-                        <w:szCs w:val="28"/>
-                      </w:rPr>
-                      <m:t>0</m:t>
-                    </m:r>
-                  </m:e>
-                </m:mr>
-                <m:mr>
-                  <m:e>
-                    <m:r>
-                      <w:rPr>
-                        <w:rFonts w:ascii="Cambria Math" w:eastAsiaTheme="minorEastAsia" w:hAnsi="Cambria Math" w:cs="Times New Roman"/>
-                        <w:sz w:val="28"/>
-                        <w:szCs w:val="28"/>
-                      </w:rPr>
-                      <m:t>1</m:t>
-                    </m:r>
-                  </m:e>
-                </m:mr>
-              </m:m>
-            </m:e>
-          </m:d>
-          <m:r>
-            <w:rPr>
-              <w:rFonts w:ascii="Cambria Math" w:eastAsiaTheme="minorEastAsia" w:hAnsi="Cambria Math" w:cs="Times New Roman"/>
-              <w:sz w:val="28"/>
-              <w:szCs w:val="28"/>
-              <w:lang w:val="en-US"/>
-            </w:rPr>
-            <m:t>ω</m:t>
-          </m:r>
-        </m:oMath>
-      </m:oMathPara>
+                          <w:t>1</w:t>
+                        </w:r>
+                      </w:fldSimple>
+                      <w:r>
+                        <w:t>. Иллюстрация разбиения карты на сетку ячеек</w:t>
+                      </w:r>
+                    </w:p>
+                  </w:txbxContent>
+                </v:textbox>
+                <w10:wrap type="square"/>
+              </v:shape>
+            </w:pict>
+          </mc:Fallback>
+        </mc:AlternateContent>
+      </w:r>
+      <w:r>
+        <w:rPr>
+          <w:rFonts w:ascii="Times New Roman" w:eastAsiaTheme="minorEastAsia" w:hAnsi="Times New Roman" w:cs="Times New Roman"/>
+          <w:sz w:val="28"/>
+          <w:szCs w:val="28"/>
+        </w:rPr>
+        <w:drawing>
+          <wp:anchor distT="0" distB="0" distL="114300" distR="114300" simplePos="0" relativeHeight="251658240" behindDoc="0" locked="0" layoutInCell="1" allowOverlap="1" wp14:anchorId="33E7ADF7" wp14:editId="0260E3EA">
+            <wp:simplePos x="0" y="0"/>
+            <wp:positionH relativeFrom="column">
+              <wp:posOffset>1905</wp:posOffset>
+            </wp:positionH>
+            <wp:positionV relativeFrom="paragraph">
+              <wp:posOffset>0</wp:posOffset>
+            </wp:positionV>
+            <wp:extent cx="1803400" cy="1676400"/>
+            <wp:effectExtent l="0" t="0" r="0" b="0"/>
+            <wp:wrapSquare wrapText="bothSides"/>
+            <wp:docPr id="181688856" name="Рисунок 1" descr="Изображение выглядит как прямоугольный, Прямоугольник, шаблон, снимок экрана&#10;&#10;Содержимое, созданное искусственным интеллектом, может быть неверным."/>
+            <wp:cNvGraphicFramePr>
+              <a:graphicFrameLocks xmlns:a="http://schemas.openxmlformats.org/drawingml/2006/main" noChangeAspect="1"/>
+            </wp:cNvGraphicFramePr>
+            <a:graphic xmlns:a="http://schemas.openxmlformats.org/drawingml/2006/main">
+              <a:graphicData uri="http://schemas.openxmlformats.org/drawingml/2006/picture">
+                <pic:pic xmlns:pic="http://schemas.openxmlformats.org/drawingml/2006/picture">
+                  <pic:nvPicPr>
+                    <pic:cNvPr id="181688856" name="Рисунок 1" descr="Изображение выглядит как прямоугольный, Прямоугольник, шаблон, снимок экрана&#10;&#10;Содержимое, созданное искусственным интеллектом, может быть неверным."/>
+                    <pic:cNvPicPr/>
+                  </pic:nvPicPr>
+                  <pic:blipFill>
+                    <a:blip r:embed="rId8">
+                      <a:extLst>
+                        <a:ext uri="{28A0092B-C50C-407E-A947-70E740481C1C}">
+                          <a14:useLocalDpi xmlns:a14="http://schemas.microsoft.com/office/drawing/2010/main" val="0"/>
+                        </a:ext>
+                      </a:extLst>
+                    </a:blip>
+                    <a:stretch>
+                      <a:fillRect/>
+                    </a:stretch>
+                  </pic:blipFill>
+                  <pic:spPr>
+                    <a:xfrm>
+                      <a:off x="0" y="0"/>
+                      <a:ext cx="1803400" cy="1676400"/>
+                    </a:xfrm>
+                    <a:prstGeom prst="rect">
+                      <a:avLst/>
+                    </a:prstGeom>
+                  </pic:spPr>
+                </pic:pic>
+              </a:graphicData>
+            </a:graphic>
+            <wp14:sizeRelH relativeFrom="page">
+              <wp14:pctWidth>0</wp14:pctWidth>
+            </wp14:sizeRelH>
+            <wp14:sizeRelV relativeFrom="page">
+              <wp14:pctHeight>0</wp14:pctHeight>
+            </wp14:sizeRelV>
+          </wp:anchor>
+        </w:drawing>
+      </w:r>
+      <w:r>
+        <w:rPr>
+          <w:rFonts w:ascii="Times New Roman" w:eastAsiaTheme="minorEastAsia" w:hAnsi="Times New Roman" w:cs="Times New Roman"/>
+          <w:sz w:val="28"/>
+          <w:szCs w:val="28"/>
+        </w:rPr>
+        <w:t xml:space="preserve">На </w:t>
+      </w:r>
+      <w:r>
+        <w:rPr>
+          <w:rFonts w:ascii="Times New Roman" w:eastAsiaTheme="minorEastAsia" w:hAnsi="Times New Roman" w:cs="Times New Roman"/>
+          <w:sz w:val="28"/>
+          <w:szCs w:val="28"/>
+        </w:rPr>
+        <w:t>Рисунок 1 белый цвет обозначает свободное состояние, черный цвет обозначает занятое состояние, серый цвет обозначает неизвестное состояние.</w:t>
+      </w:r>
     </w:p>
     <w:p>
       <w:pPr>
-        <w:rPr>
-          <w:rFonts w:ascii="Times New Roman" w:eastAsiaTheme="minorEastAsia" w:hAnsi="Times New Roman" w:cs="Times New Roman"/>
-          <w:iCs/>
+        <w:jc w:val="both"/>
+        <w:rPr>
+          <w:rFonts w:ascii="Times New Roman" w:hAnsi="Times New Roman" w:cs="Times New Roman"/>
+          <w:sz w:val="28"/>
+          <w:szCs w:val="28"/>
+        </w:rPr>
+      </w:pPr>
+    </w:p>
+    <w:p>
+      <w:pPr>
+        <w:jc w:val="both"/>
+        <w:rPr>
+          <w:rFonts w:ascii="Times New Roman" w:hAnsi="Times New Roman" w:cs="Times New Roman"/>
+          <w:sz w:val="28"/>
+          <w:szCs w:val="28"/>
+        </w:rPr>
+      </w:pPr>
+    </w:p>
+    <w:p>
+      <w:pPr>
+        <w:jc w:val="both"/>
+        <w:rPr>
+          <w:rFonts w:ascii="Times New Roman" w:hAnsi="Times New Roman" w:cs="Times New Roman"/>
+          <w:sz w:val="28"/>
+          <w:szCs w:val="28"/>
+        </w:rPr>
+      </w:pPr>
+    </w:p>
+    <w:p>
+      <w:pPr>
+        <w:jc w:val="both"/>
+        <w:rPr>
+          <w:rFonts w:ascii="Times New Roman" w:hAnsi="Times New Roman" w:cs="Times New Roman"/>
+          <w:sz w:val="28"/>
+          <w:szCs w:val="28"/>
+        </w:rPr>
+      </w:pPr>
+    </w:p>
+    <w:p>
+      <w:pPr>
+        <w:jc w:val="both"/>
+        <w:rPr>
+          <w:rFonts w:ascii="Times New Roman" w:hAnsi="Times New Roman" w:cs="Times New Roman"/>
+          <w:sz w:val="28"/>
+          <w:szCs w:val="28"/>
+        </w:rPr>
+      </w:pPr>
+      <w:r>
+        <w:rPr>
+          <w:rFonts w:ascii="Times New Roman" w:hAnsi="Times New Roman" w:cs="Times New Roman"/>
+          <w:sz w:val="28"/>
+          <w:szCs w:val="28"/>
+        </w:rPr>
+        <w:t>Движение каждого робота в реальном времени описывается тремя координатами</w:t>
+      </w:r>
+      <w:r>
+        <w:rPr>
+          <w:rFonts w:ascii="Times New Roman" w:hAnsi="Times New Roman" w:cs="Times New Roman"/>
+          <w:sz w:val="28"/>
+          <w:szCs w:val="28"/>
+        </w:rPr>
+        <w:t>, уравнение движения в непрерывном времени выглядит так</w:t>
+      </w:r>
+      <w:r>
+        <w:rPr>
+          <w:rFonts w:ascii="Times New Roman" w:hAnsi="Times New Roman" w:cs="Times New Roman"/>
+          <w:sz w:val="28"/>
+          <w:szCs w:val="28"/>
+        </w:rPr>
+        <w:t>:</w:t>
+      </w:r>
+    </w:p>
+    <w:p>
+      <w:pPr>
+        <w:jc w:val="both"/>
+        <w:rPr>
+          <w:rFonts w:ascii="Times New Roman" w:eastAsiaTheme="minorEastAsia" w:hAnsi="Times New Roman" w:cs="Times New Roman"/>
+          <w:sz w:val="28"/>
+          <w:szCs w:val="28"/>
+        </w:rPr>
+      </w:pPr>
+      <w:r>
+        <w:rPr>
+          <w:rFonts w:ascii="Times New Roman" w:hAnsi="Times New Roman" w:cs="Times New Roman"/>
+          <w:sz w:val="28"/>
+          <w:szCs w:val="28"/>
+        </w:rPr>
+        <w:br/>
+      </w:r>
+      <m:oMath>
+        <m:d>
+          <m:dPr>
+            <m:begChr m:val="["/>
+            <m:endChr m:val="]"/>
+            <m:ctrlPr>
+              <w:rPr>
+                <w:rFonts w:ascii="Cambria Math" w:hAnsi="Cambria Math" w:cs="Times New Roman"/>
+                <w:i/>
+                <w:sz w:val="28"/>
+                <w:szCs w:val="28"/>
+                <w:lang w:val="en-US"/>
+              </w:rPr>
+            </m:ctrlPr>
+          </m:dPr>
+          <m:e>
+            <m:m>
+              <m:mPr>
+                <m:mcs>
+                  <m:mc>
+                    <m:mcPr>
+                      <m:count m:val="1"/>
+                      <m:mcJc m:val="center"/>
+                    </m:mcPr>
+                  </m:mc>
+                </m:mcs>
+                <m:ctrlPr>
+                  <w:rPr>
+                    <w:rFonts w:ascii="Cambria Math" w:hAnsi="Cambria Math" w:cs="Times New Roman"/>
+                    <w:i/>
+                    <w:sz w:val="28"/>
+                    <w:szCs w:val="28"/>
+                    <w:lang w:val="en-US"/>
+                  </w:rPr>
+                </m:ctrlPr>
+              </m:mPr>
+              <m:mr>
+                <m:e>
+                  <m:acc>
+                    <m:accPr>
+                      <m:chr m:val="̇"/>
+                      <m:ctrlPr>
+                        <w:rPr>
+                          <w:rFonts w:ascii="Cambria Math" w:hAnsi="Cambria Math" w:cs="Times New Roman"/>
+                          <w:i/>
+                          <w:sz w:val="28"/>
+                          <w:szCs w:val="28"/>
+                          <w:lang w:val="en-US"/>
+                        </w:rPr>
+                      </m:ctrlPr>
+                    </m:accPr>
+                    <m:e>
+                      <m:r>
+                        <w:rPr>
+                          <w:rFonts w:ascii="Cambria Math" w:hAnsi="Cambria Math" w:cs="Times New Roman"/>
+                          <w:sz w:val="28"/>
+                          <w:szCs w:val="28"/>
+                          <w:lang w:val="en-US"/>
+                        </w:rPr>
+                        <m:t>x</m:t>
+                      </m:r>
+                    </m:e>
+                  </m:acc>
+                </m:e>
+              </m:mr>
+              <m:mr>
+                <m:e>
+                  <m:acc>
+                    <m:accPr>
+                      <m:chr m:val="̇"/>
+                      <m:ctrlPr>
+                        <w:rPr>
+                          <w:rFonts w:ascii="Cambria Math" w:hAnsi="Cambria Math" w:cs="Times New Roman"/>
+                          <w:i/>
+                          <w:sz w:val="28"/>
+                          <w:szCs w:val="28"/>
+                          <w:lang w:val="en-US"/>
+                        </w:rPr>
+                      </m:ctrlPr>
+                    </m:accPr>
+                    <m:e>
+                      <m:r>
+                        <w:rPr>
+                          <w:rFonts w:ascii="Cambria Math" w:hAnsi="Cambria Math" w:cs="Times New Roman"/>
+                          <w:sz w:val="28"/>
+                          <w:szCs w:val="28"/>
+                          <w:lang w:val="en-US"/>
+                        </w:rPr>
+                        <m:t>y</m:t>
+                      </m:r>
+                    </m:e>
+                  </m:acc>
+                </m:e>
+              </m:mr>
+              <m:mr>
+                <m:e>
+                  <m:acc>
+                    <m:accPr>
+                      <m:chr m:val="̇"/>
+                      <m:ctrlPr>
+                        <w:rPr>
+                          <w:rFonts w:ascii="Cambria Math" w:hAnsi="Cambria Math" w:cs="Times New Roman"/>
+                          <w:i/>
+                          <w:sz w:val="28"/>
+                          <w:szCs w:val="28"/>
+                          <w:lang w:val="en-US"/>
+                        </w:rPr>
+                      </m:ctrlPr>
+                    </m:accPr>
+                    <m:e>
+                      <m:r>
+                        <w:rPr>
+                          <w:rFonts w:ascii="Cambria Math" w:hAnsi="Cambria Math" w:cs="Times New Roman"/>
+                          <w:sz w:val="28"/>
+                          <w:szCs w:val="28"/>
+                          <w:lang w:val="en-US"/>
+                        </w:rPr>
+                        <m:t>ϕ</m:t>
+                      </m:r>
+                    </m:e>
+                  </m:acc>
+                </m:e>
+              </m:mr>
+            </m:m>
+          </m:e>
+        </m:d>
+        <m:r>
+          <w:rPr>
+            <w:rFonts w:ascii="Cambria Math" w:hAnsi="Cambria Math" w:cs="Times New Roman"/>
+            <w:sz w:val="28"/>
+            <w:szCs w:val="28"/>
+          </w:rPr>
+          <m:t xml:space="preserve"> = </m:t>
+        </m:r>
+        <m:d>
+          <m:dPr>
+            <m:begChr m:val="["/>
+            <m:endChr m:val="]"/>
+            <m:ctrlPr>
+              <w:rPr>
+                <w:rFonts w:ascii="Cambria Math" w:hAnsi="Cambria Math" w:cs="Times New Roman"/>
+                <w:i/>
+                <w:sz w:val="28"/>
+                <w:szCs w:val="28"/>
+                <w:lang w:val="en-US"/>
+              </w:rPr>
+            </m:ctrlPr>
+          </m:dPr>
+          <m:e>
+            <m:m>
+              <m:mPr>
+                <m:mcs>
+                  <m:mc>
+                    <m:mcPr>
+                      <m:count m:val="1"/>
+                      <m:mcJc m:val="center"/>
+                    </m:mcPr>
+                  </m:mc>
+                </m:mcs>
+                <m:ctrlPr>
+                  <w:rPr>
+                    <w:rFonts w:ascii="Cambria Math" w:hAnsi="Cambria Math" w:cs="Times New Roman"/>
+                    <w:i/>
+                    <w:sz w:val="28"/>
+                    <w:szCs w:val="28"/>
+                    <w:lang w:val="en-US"/>
+                  </w:rPr>
+                </m:ctrlPr>
+              </m:mPr>
+              <m:mr>
+                <m:e>
+                  <m:func>
+                    <m:funcPr>
+                      <m:ctrlPr>
+                        <w:rPr>
+                          <w:rFonts w:ascii="Cambria Math" w:hAnsi="Cambria Math" w:cs="Times New Roman"/>
+                          <w:i/>
+                          <w:sz w:val="28"/>
+                          <w:szCs w:val="28"/>
+                          <w:lang w:val="en-US"/>
+                        </w:rPr>
+                      </m:ctrlPr>
+                    </m:funcPr>
+                    <m:fName>
+                      <m:r>
+                        <m:rPr>
+                          <m:sty m:val="p"/>
+                        </m:rPr>
+                        <w:rPr>
+                          <w:rFonts w:ascii="Cambria Math" w:hAnsi="Cambria Math" w:cs="Times New Roman"/>
+                          <w:sz w:val="28"/>
+                          <w:szCs w:val="28"/>
+                          <w:lang w:val="en-US"/>
+                        </w:rPr>
+                        <m:t>cos</m:t>
+                      </m:r>
+                    </m:fName>
+                    <m:e>
+                      <m:r>
+                        <w:rPr>
+                          <w:rFonts w:ascii="Cambria Math" w:hAnsi="Cambria Math" w:cs="Times New Roman"/>
+                          <w:sz w:val="28"/>
+                          <w:szCs w:val="28"/>
+                          <w:lang w:val="en-US"/>
+                        </w:rPr>
+                        <m:t>ϕ</m:t>
+                      </m:r>
+                    </m:e>
+                  </m:func>
+                </m:e>
+              </m:mr>
+              <m:mr>
+                <m:e>
+                  <m:func>
+                    <m:funcPr>
+                      <m:ctrlPr>
+                        <w:rPr>
+                          <w:rFonts w:ascii="Cambria Math" w:hAnsi="Cambria Math" w:cs="Times New Roman"/>
+                          <w:i/>
+                          <w:sz w:val="28"/>
+                          <w:szCs w:val="28"/>
+                          <w:lang w:val="en-US"/>
+                        </w:rPr>
+                      </m:ctrlPr>
+                    </m:funcPr>
+                    <m:fName>
+                      <m:r>
+                        <m:rPr>
+                          <m:sty m:val="p"/>
+                        </m:rPr>
+                        <w:rPr>
+                          <w:rFonts w:ascii="Cambria Math" w:hAnsi="Cambria Math" w:cs="Times New Roman"/>
+                          <w:sz w:val="28"/>
+                          <w:szCs w:val="28"/>
+                          <w:lang w:val="en-US"/>
+                        </w:rPr>
+                        <m:t>sin</m:t>
+                      </m:r>
+                    </m:fName>
+                    <m:e>
+                      <m:r>
+                        <w:rPr>
+                          <w:rFonts w:ascii="Cambria Math" w:hAnsi="Cambria Math" w:cs="Times New Roman"/>
+                          <w:sz w:val="28"/>
+                          <w:szCs w:val="28"/>
+                          <w:lang w:val="en-US"/>
+                        </w:rPr>
+                        <m:t>ϕ</m:t>
+                      </m:r>
+                    </m:e>
+                  </m:func>
+                </m:e>
+              </m:mr>
+              <m:mr>
+                <m:e>
+                  <m:r>
+                    <w:rPr>
+                      <w:rFonts w:ascii="Cambria Math" w:hAnsi="Cambria Math" w:cs="Times New Roman"/>
+                      <w:sz w:val="28"/>
+                      <w:szCs w:val="28"/>
+                    </w:rPr>
+                    <m:t>0</m:t>
+                  </m:r>
+                </m:e>
+              </m:mr>
+            </m:m>
+          </m:e>
+        </m:d>
+        <m:r>
+          <w:rPr>
+            <w:rFonts w:ascii="Cambria Math" w:eastAsiaTheme="minorEastAsia" w:hAnsi="Cambria Math" w:cs="Times New Roman"/>
+            <w:sz w:val="28"/>
+            <w:szCs w:val="28"/>
+            <w:lang w:val="en-US"/>
+          </w:rPr>
+          <m:t>υ</m:t>
+        </m:r>
+        <m:r>
+          <w:rPr>
+            <w:rFonts w:ascii="Cambria Math" w:eastAsiaTheme="minorEastAsia" w:hAnsi="Cambria Math" w:cs="Times New Roman"/>
+            <w:sz w:val="28"/>
+            <w:szCs w:val="28"/>
+          </w:rPr>
+          <m:t>+</m:t>
+        </m:r>
+        <m:d>
+          <m:dPr>
+            <m:begChr m:val="["/>
+            <m:endChr m:val="]"/>
+            <m:ctrlPr>
+              <w:rPr>
+                <w:rFonts w:ascii="Cambria Math" w:eastAsiaTheme="minorEastAsia" w:hAnsi="Cambria Math" w:cs="Times New Roman"/>
+                <w:i/>
+                <w:sz w:val="28"/>
+                <w:szCs w:val="28"/>
+                <w:lang w:val="en-US"/>
+              </w:rPr>
+            </m:ctrlPr>
+          </m:dPr>
+          <m:e>
+            <m:m>
+              <m:mPr>
+                <m:mcs>
+                  <m:mc>
+                    <m:mcPr>
+                      <m:count m:val="1"/>
+                      <m:mcJc m:val="center"/>
+                    </m:mcPr>
+                  </m:mc>
+                </m:mcs>
+                <m:ctrlPr>
+                  <w:rPr>
+                    <w:rFonts w:ascii="Cambria Math" w:eastAsiaTheme="minorEastAsia" w:hAnsi="Cambria Math" w:cs="Times New Roman"/>
+                    <w:i/>
+                    <w:sz w:val="28"/>
+                    <w:szCs w:val="28"/>
+                    <w:lang w:val="en-US"/>
+                  </w:rPr>
+                </m:ctrlPr>
+              </m:mPr>
+              <m:mr>
+                <m:e>
+                  <m:r>
+                    <w:rPr>
+                      <w:rFonts w:ascii="Cambria Math" w:eastAsiaTheme="minorEastAsia" w:hAnsi="Cambria Math" w:cs="Times New Roman"/>
+                      <w:sz w:val="28"/>
+                      <w:szCs w:val="28"/>
+                    </w:rPr>
+                    <m:t>0</m:t>
+                  </m:r>
+                </m:e>
+              </m:mr>
+              <m:mr>
+                <m:e>
+                  <m:r>
+                    <w:rPr>
+                      <w:rFonts w:ascii="Cambria Math" w:eastAsiaTheme="minorEastAsia" w:hAnsi="Cambria Math" w:cs="Times New Roman"/>
+                      <w:sz w:val="28"/>
+                      <w:szCs w:val="28"/>
+                    </w:rPr>
+                    <m:t>0</m:t>
+                  </m:r>
+                </m:e>
+              </m:mr>
+              <m:mr>
+                <m:e>
+                  <m:r>
+                    <w:rPr>
+                      <w:rFonts w:ascii="Cambria Math" w:eastAsiaTheme="minorEastAsia" w:hAnsi="Cambria Math" w:cs="Times New Roman"/>
+                      <w:sz w:val="28"/>
+                      <w:szCs w:val="28"/>
+                    </w:rPr>
+                    <m:t>1</m:t>
+                  </m:r>
+                </m:e>
+              </m:mr>
+            </m:m>
+          </m:e>
+        </m:d>
+        <m:r>
+          <w:rPr>
+            <w:rFonts w:ascii="Cambria Math" w:eastAsiaTheme="minorEastAsia" w:hAnsi="Cambria Math" w:cs="Times New Roman"/>
+            <w:sz w:val="28"/>
+            <w:szCs w:val="28"/>
+            <w:lang w:val="en-US"/>
+          </w:rPr>
+          <m:t>ω</m:t>
+        </m:r>
+      </m:oMath>
+      <w:r>
+        <w:rPr>
+          <w:rFonts w:ascii="Times New Roman" w:eastAsiaTheme="minorEastAsia" w:hAnsi="Times New Roman" w:cs="Times New Roman"/>
+          <w:sz w:val="28"/>
+          <w:szCs w:val="28"/>
+        </w:rPr>
+        <w:t>,</w:t>
+      </w:r>
+    </w:p>
+    <w:p>
+      <w:pPr>
+        <w:jc w:val="both"/>
+        <w:rPr>
+          <w:rFonts w:ascii="Times New Roman" w:eastAsiaTheme="minorEastAsia" w:hAnsi="Times New Roman" w:cs="Times New Roman"/>
           <w:sz w:val="28"/>
           <w:szCs w:val="28"/>
         </w:rPr>
@@ -1963,28 +2539,86 @@
             <w:rFonts w:ascii="Cambria Math" w:eastAsiaTheme="minorEastAsia" w:hAnsi="Cambria Math" w:cs="Times New Roman"/>
             <w:sz w:val="28"/>
             <w:szCs w:val="28"/>
+          </w:rPr>
+          <m:t>(</m:t>
+        </m:r>
+        <m:r>
+          <w:rPr>
+            <w:rFonts w:ascii="Cambria Math" w:eastAsiaTheme="minorEastAsia" w:hAnsi="Cambria Math" w:cs="Times New Roman"/>
+            <w:sz w:val="28"/>
+            <w:szCs w:val="28"/>
             <w:lang w:val="en-US"/>
           </w:rPr>
           <m:t>x</m:t>
         </m:r>
-      </m:oMath>
-      <w:r>
-        <w:rPr>
-          <w:rFonts w:ascii="Times New Roman" w:eastAsiaTheme="minorEastAsia" w:hAnsi="Times New Roman" w:cs="Times New Roman"/>
-          <w:sz w:val="28"/>
-          <w:szCs w:val="28"/>
-        </w:rPr>
-        <w:t xml:space="preserve"> и </w:t>
-      </w:r>
-      <m:oMath>
         <m:r>
           <w:rPr>
             <w:rFonts w:ascii="Cambria Math" w:eastAsiaTheme="minorEastAsia" w:hAnsi="Cambria Math" w:cs="Times New Roman"/>
             <w:sz w:val="28"/>
             <w:szCs w:val="28"/>
           </w:rPr>
+          <m:t xml:space="preserve">,  </m:t>
+        </m:r>
+        <m:r>
+          <w:rPr>
+            <w:rFonts w:ascii="Cambria Math" w:eastAsiaTheme="minorEastAsia" w:hAnsi="Cambria Math" w:cs="Times New Roman"/>
+            <w:sz w:val="28"/>
+            <w:szCs w:val="28"/>
+            <w:lang w:val="en-US"/>
+          </w:rPr>
           <m:t>y</m:t>
         </m:r>
+        <m:r>
+          <w:rPr>
+            <w:rFonts w:ascii="Cambria Math" w:eastAsiaTheme="minorEastAsia" w:hAnsi="Cambria Math" w:cs="Times New Roman"/>
+            <w:sz w:val="28"/>
+            <w:szCs w:val="28"/>
+          </w:rPr>
+          <m:t>)</m:t>
+        </m:r>
+        <m:r>
+          <w:rPr>
+            <w:rFonts w:ascii="Cambria Math" w:eastAsiaTheme="minorEastAsia" w:hAnsi="Cambria Math" w:cs="Times New Roman"/>
+            <w:sz w:val="28"/>
+            <w:szCs w:val="28"/>
+          </w:rPr>
+          <m:t>∈</m:t>
+        </m:r>
+        <m:sSup>
+          <m:sSupPr>
+            <m:ctrlPr>
+              <w:rPr>
+                <w:rFonts w:ascii="Cambria Math" w:eastAsiaTheme="minorEastAsia" w:hAnsi="Cambria Math" w:cs="Times New Roman"/>
+                <w:i/>
+                <w:sz w:val="28"/>
+                <w:szCs w:val="28"/>
+              </w:rPr>
+            </m:ctrlPr>
+          </m:sSupPr>
+          <m:e>
+            <m:r>
+              <m:rPr>
+                <m:scr m:val="double-struck"/>
+              </m:rPr>
+              <w:rPr>
+                <w:rFonts w:ascii="Cambria Math" w:eastAsiaTheme="minorEastAsia" w:hAnsi="Cambria Math" w:cs="Times New Roman"/>
+                <w:sz w:val="28"/>
+                <w:szCs w:val="28"/>
+              </w:rPr>
+              <m:t>R</m:t>
+            </m:r>
+          </m:e>
+          <m:sup>
+            <m:r>
+              <w:rPr>
+                <w:rFonts w:ascii="Cambria Math" w:eastAsiaTheme="minorEastAsia" w:hAnsi="Cambria Math" w:cs="Times New Roman"/>
+                <w:sz w:val="28"/>
+                <w:szCs w:val="28"/>
+              </w:rPr>
+              <m:t>2</m:t>
+            </m:r>
+          </m:sup>
+        </m:sSup>
       </m:oMath>
       <w:r>
         <w:rPr>
@@ -2070,7 +2704,75 @@
           <w:sz w:val="28"/>
           <w:szCs w:val="28"/>
         </w:rPr>
-        <w:t xml:space="preserve"> Система разбивается для шага времени </w:t>
+        <w:t xml:space="preserve"> </w:t>
+      </w:r>
+    </w:p>
+    <w:p>
+      <w:pPr>
+        <w:jc w:val="both"/>
+        <w:rPr>
+          <w:rFonts w:ascii="Times New Roman" w:eastAsiaTheme="minorEastAsia" w:hAnsi="Times New Roman" w:cs="Times New Roman"/>
+          <w:iCs/>
+          <w:sz w:val="28"/>
+          <w:szCs w:val="28"/>
+        </w:rPr>
+      </w:pPr>
+      <w:r>
+        <w:rPr>
+          <w:rFonts w:ascii="Times New Roman" w:eastAsiaTheme="minorEastAsia" w:hAnsi="Times New Roman" w:cs="Times New Roman"/>
+          <w:sz w:val="28"/>
+          <w:szCs w:val="28"/>
+        </w:rPr>
+        <w:lastRenderedPageBreak/>
+        <w:t xml:space="preserve">Компьютер не умеет обрабатывать систему с </w:t>
+      </w:r>
+      <w:r>
+        <w:rPr>
+          <w:rFonts w:ascii="Times New Roman" w:eastAsiaTheme="minorEastAsia" w:hAnsi="Times New Roman" w:cs="Times New Roman"/>
+          <w:sz w:val="28"/>
+          <w:szCs w:val="28"/>
+        </w:rPr>
+        <w:t>непрерывными</w:t>
+      </w:r>
+      <w:r>
+        <w:rPr>
+          <w:rFonts w:ascii="Times New Roman" w:eastAsiaTheme="minorEastAsia" w:hAnsi="Times New Roman" w:cs="Times New Roman"/>
+          <w:sz w:val="28"/>
+          <w:szCs w:val="28"/>
+        </w:rPr>
+        <w:t xml:space="preserve"> величинами, поэтому </w:t>
+      </w:r>
+      <w:r>
+        <w:rPr>
+          <w:rFonts w:ascii="Times New Roman" w:eastAsiaTheme="minorEastAsia" w:hAnsi="Times New Roman" w:cs="Times New Roman"/>
+          <w:sz w:val="28"/>
+          <w:szCs w:val="28"/>
+        </w:rPr>
+        <w:t>с</w:t>
+      </w:r>
+      <w:r>
+        <w:rPr>
+          <w:rFonts w:ascii="Times New Roman" w:eastAsiaTheme="minorEastAsia" w:hAnsi="Times New Roman" w:cs="Times New Roman"/>
+          <w:sz w:val="28"/>
+          <w:szCs w:val="28"/>
+        </w:rPr>
+        <w:t>истема разбивается</w:t>
+      </w:r>
+      <w:r>
+        <w:rPr>
+          <w:rFonts w:ascii="Times New Roman" w:eastAsiaTheme="minorEastAsia" w:hAnsi="Times New Roman" w:cs="Times New Roman"/>
+          <w:sz w:val="28"/>
+          <w:szCs w:val="28"/>
+        </w:rPr>
+        <w:t xml:space="preserve"> на дискретные состояния</w:t>
+      </w:r>
+      <w:r>
+        <w:rPr>
+          <w:rFonts w:ascii="Times New Roman" w:eastAsiaTheme="minorEastAsia" w:hAnsi="Times New Roman" w:cs="Times New Roman"/>
+          <w:sz w:val="28"/>
+          <w:szCs w:val="28"/>
+        </w:rPr>
+        <w:t xml:space="preserve"> для шага времени </w:t>
       </w:r>
       <m:oMath>
         <m:r>
@@ -2088,7 +2790,23 @@
           <w:sz w:val="28"/>
           <w:szCs w:val="28"/>
         </w:rPr>
-        <w:t xml:space="preserve">, где состояние </w:t>
+        <w:t>, где состояние</w:t>
+      </w:r>
+      <w:r>
+        <w:rPr>
+          <w:rFonts w:ascii="Times New Roman" w:eastAsiaTheme="minorEastAsia" w:hAnsi="Times New Roman" w:cs="Times New Roman"/>
+          <w:sz w:val="28"/>
+          <w:szCs w:val="28"/>
+        </w:rPr>
+        <w:t xml:space="preserve"> робота выражается, как</w:t>
+      </w:r>
+      <w:r>
+        <w:rPr>
+          <w:rFonts w:ascii="Times New Roman" w:eastAsiaTheme="minorEastAsia" w:hAnsi="Times New Roman" w:cs="Times New Roman"/>
+          <w:sz w:val="28"/>
+          <w:szCs w:val="28"/>
+        </w:rPr>
+        <w:t xml:space="preserve"> </w:t>
       </w:r>
       <m:oMath>
         <m:sSub>
@@ -2345,7 +3063,15 @@
           <w:sz w:val="28"/>
           <w:szCs w:val="28"/>
         </w:rPr>
-        <w:t xml:space="preserve">, а управление </w:t>
+        <w:t>. Управление выражается, как</w:t>
+      </w:r>
+      <w:r>
+        <w:rPr>
+          <w:rFonts w:ascii="Times New Roman" w:eastAsiaTheme="minorEastAsia" w:hAnsi="Times New Roman" w:cs="Times New Roman"/>
+          <w:sz w:val="28"/>
+          <w:szCs w:val="28"/>
+        </w:rPr>
+        <w:t xml:space="preserve"> </w:t>
       </w:r>
       <m:oMath>
         <m:sSub>
@@ -2727,6 +3453,7 @@
     </w:p>
     <w:p>
       <w:pPr>
+        <w:jc w:val="both"/>
         <w:rPr>
           <w:rFonts w:ascii="Times New Roman" w:eastAsiaTheme="minorEastAsia" w:hAnsi="Times New Roman" w:cs="Times New Roman"/>
           <w:iCs/>
@@ -2741,7 +3468,34 @@
           <w:sz w:val="28"/>
           <w:szCs w:val="28"/>
         </w:rPr>
-        <w:t xml:space="preserve">Сам робот представляет собой набор из </w:t>
+        <w:t>Р</w:t>
+      </w:r>
+      <w:r>
+        <w:rPr>
+          <w:rFonts w:ascii="Times New Roman" w:eastAsiaTheme="minorEastAsia" w:hAnsi="Times New Roman" w:cs="Times New Roman"/>
+          <w:iCs/>
+          <w:sz w:val="28"/>
+          <w:szCs w:val="28"/>
+        </w:rPr>
+        <w:t xml:space="preserve">обот представляет собой </w:t>
+      </w:r>
+      <w:r>
+        <w:rPr>
+          <w:rFonts w:ascii="Times New Roman" w:eastAsiaTheme="minorEastAsia" w:hAnsi="Times New Roman" w:cs="Times New Roman"/>
+          <w:iCs/>
+          <w:sz w:val="28"/>
+          <w:szCs w:val="28"/>
+        </w:rPr>
+        <w:t>объединение</w:t>
+      </w:r>
+      <w:r>
+        <w:rPr>
+          <w:rFonts w:ascii="Times New Roman" w:eastAsiaTheme="minorEastAsia" w:hAnsi="Times New Roman" w:cs="Times New Roman"/>
+          <w:iCs/>
+          <w:sz w:val="28"/>
+          <w:szCs w:val="28"/>
+        </w:rPr>
+        <w:t xml:space="preserve"> из </w:t>
       </w:r>
       <m:oMath>
         <m:sSub>
@@ -2794,7 +3548,43 @@
           <w:sz w:val="28"/>
           <w:szCs w:val="28"/>
         </w:rPr>
-        <w:t xml:space="preserve">окружностей радиуса </w:t>
+        <w:t>окружносте</w:t>
+      </w:r>
+      <w:r>
+        <w:rPr>
+          <w:rFonts w:ascii="Times New Roman" w:eastAsiaTheme="minorEastAsia" w:hAnsi="Times New Roman" w:cs="Times New Roman"/>
+          <w:iCs/>
+          <w:sz w:val="28"/>
+          <w:szCs w:val="28"/>
+        </w:rPr>
+        <w:t>й</w:t>
+      </w:r>
+      <w:r>
+        <w:rPr>
+          <w:rFonts w:ascii="Times New Roman" w:eastAsiaTheme="minorEastAsia" w:hAnsi="Times New Roman" w:cs="Times New Roman"/>
+          <w:iCs/>
+          <w:sz w:val="28"/>
+          <w:szCs w:val="28"/>
+        </w:rPr>
+        <w:t>.</w:t>
+      </w:r>
+      <w:r>
+        <w:rPr>
+          <w:rFonts w:ascii="Times New Roman" w:eastAsiaTheme="minorEastAsia" w:hAnsi="Times New Roman" w:cs="Times New Roman"/>
+          <w:iCs/>
+          <w:sz w:val="28"/>
+          <w:szCs w:val="28"/>
+        </w:rPr>
+        <w:t xml:space="preserve"> </w:t>
+      </w:r>
+      <w:r>
+        <w:rPr>
+          <w:rFonts w:ascii="Times New Roman" w:eastAsiaTheme="minorEastAsia" w:hAnsi="Times New Roman" w:cs="Times New Roman"/>
+          <w:iCs/>
+          <w:sz w:val="28"/>
+          <w:szCs w:val="28"/>
+        </w:rPr>
+        <w:t xml:space="preserve">Каждая окружность описывается радиусом </w:t>
       </w:r>
       <m:oMath>
         <m:r>
@@ -2813,7 +3603,7 @@
           <w:sz w:val="28"/>
           <w:szCs w:val="28"/>
         </w:rPr>
-        <w:t>.</w:t>
+        <w:t>, который выбирается из учета минимизации</w:t>
       </w:r>
       <w:r>
         <w:rPr>
@@ -2822,11 +3612,21 @@
           <w:sz w:val="28"/>
           <w:szCs w:val="28"/>
         </w:rPr>
-        <w:t xml:space="preserve"> Каждое препятствие подразделяется на 2 типа: статические и динамические.</w:t>
+        <w:t xml:space="preserve"> вычислительной сложности и полным покрытием робота, и координатами центра окружности</w:t>
+      </w:r>
+      <w:r>
+        <w:rPr>
+          <w:rFonts w:ascii="Times New Roman" w:eastAsiaTheme="minorEastAsia" w:hAnsi="Times New Roman" w:cs="Times New Roman"/>
+          <w:iCs/>
+          <w:sz w:val="28"/>
+          <w:szCs w:val="28"/>
+        </w:rPr>
+        <w:t>:</w:t>
       </w:r>
     </w:p>
     <w:p>
       <w:pPr>
+        <w:jc w:val="both"/>
         <w:rPr>
           <w:rFonts w:ascii="Times New Roman" w:eastAsiaTheme="minorEastAsia" w:hAnsi="Times New Roman" w:cs="Times New Roman"/>
           <w:iCs/>
@@ -2834,6 +3634,256 @@
           <w:szCs w:val="28"/>
         </w:rPr>
       </w:pPr>
+      <m:oMath>
+        <m:sSubSup>
+          <m:sSubSupPr>
+            <m:ctrlPr>
+              <w:rPr>
+                <w:rFonts w:ascii="Cambria Math" w:eastAsiaTheme="minorEastAsia" w:hAnsi="Cambria Math" w:cs="Times New Roman"/>
+                <w:i/>
+                <w:iCs/>
+                <w:sz w:val="28"/>
+                <w:szCs w:val="28"/>
+              </w:rPr>
+            </m:ctrlPr>
+          </m:sSubSupPr>
+          <m:e>
+            <m:r>
+              <w:rPr>
+                <w:rFonts w:ascii="Cambria Math" w:eastAsiaTheme="minorEastAsia" w:hAnsi="Cambria Math" w:cs="Times New Roman"/>
+                <w:sz w:val="28"/>
+                <w:szCs w:val="28"/>
+              </w:rPr>
+              <m:t>B</m:t>
+            </m:r>
+          </m:e>
+          <m:sub>
+            <m:r>
+              <w:rPr>
+                <w:rFonts w:ascii="Cambria Math" w:eastAsiaTheme="minorEastAsia" w:hAnsi="Cambria Math" w:cs="Times New Roman"/>
+                <w:sz w:val="28"/>
+                <w:szCs w:val="28"/>
+              </w:rPr>
+              <m:t>c</m:t>
+            </m:r>
+          </m:sub>
+          <m:sup>
+            <m:r>
+              <w:rPr>
+                <w:rFonts w:ascii="Cambria Math" w:eastAsiaTheme="minorEastAsia" w:hAnsi="Cambria Math" w:cs="Times New Roman"/>
+                <w:sz w:val="28"/>
+                <w:szCs w:val="28"/>
+              </w:rPr>
+              <m:t>i</m:t>
+            </m:r>
+          </m:sup>
+        </m:sSubSup>
+        <m:r>
+          <w:rPr>
+            <w:rFonts w:ascii="Cambria Math" w:eastAsiaTheme="minorEastAsia" w:hAnsi="Cambria Math" w:cs="Times New Roman"/>
+            <w:sz w:val="28"/>
+            <w:szCs w:val="28"/>
+          </w:rPr>
+          <m:t>(</m:t>
+        </m:r>
+        <m:r>
+          <w:rPr>
+            <w:rFonts w:ascii="Cambria Math" w:eastAsiaTheme="minorEastAsia" w:hAnsi="Cambria Math" w:cs="Times New Roman"/>
+            <w:sz w:val="28"/>
+            <w:szCs w:val="28"/>
+            <w:lang w:val="en-US"/>
+          </w:rPr>
+          <m:t>z</m:t>
+        </m:r>
+        <m:r>
+          <w:rPr>
+            <w:rFonts w:ascii="Cambria Math" w:eastAsiaTheme="minorEastAsia" w:hAnsi="Cambria Math" w:cs="Times New Roman"/>
+            <w:sz w:val="28"/>
+            <w:szCs w:val="28"/>
+          </w:rPr>
+          <m:t xml:space="preserve">) = </m:t>
+        </m:r>
+        <m:sSub>
+          <m:sSubPr>
+            <m:ctrlPr>
+              <w:rPr>
+                <w:rFonts w:ascii="Cambria Math" w:eastAsiaTheme="minorEastAsia" w:hAnsi="Cambria Math" w:cs="Times New Roman"/>
+                <w:i/>
+                <w:iCs/>
+                <w:sz w:val="28"/>
+                <w:szCs w:val="28"/>
+                <w:lang w:val="en-US"/>
+              </w:rPr>
+            </m:ctrlPr>
+          </m:sSubPr>
+          <m:e>
+            <m:r>
+              <w:rPr>
+                <w:rFonts w:ascii="Cambria Math" w:eastAsiaTheme="minorEastAsia" w:hAnsi="Cambria Math" w:cs="Times New Roman"/>
+                <w:sz w:val="28"/>
+                <w:szCs w:val="28"/>
+                <w:lang w:val="en-US"/>
+              </w:rPr>
+              <m:t>p</m:t>
+            </m:r>
+          </m:e>
+          <m:sub>
+            <m:r>
+              <w:rPr>
+                <w:rFonts w:ascii="Cambria Math" w:eastAsiaTheme="minorEastAsia" w:hAnsi="Cambria Math" w:cs="Times New Roman"/>
+                <w:sz w:val="28"/>
+                <w:szCs w:val="28"/>
+                <w:lang w:val="en-US"/>
+              </w:rPr>
+              <m:t>i</m:t>
+            </m:r>
+          </m:sub>
+        </m:sSub>
+        <m:r>
+          <w:rPr>
+            <w:rFonts w:ascii="Cambria Math" w:eastAsiaTheme="minorEastAsia" w:hAnsi="Cambria Math" w:cs="Times New Roman"/>
+            <w:sz w:val="28"/>
+            <w:szCs w:val="28"/>
+          </w:rPr>
+          <m:t>(</m:t>
+        </m:r>
+        <m:r>
+          <w:rPr>
+            <w:rFonts w:ascii="Cambria Math" w:eastAsiaTheme="minorEastAsia" w:hAnsi="Cambria Math" w:cs="Times New Roman"/>
+            <w:sz w:val="28"/>
+            <w:szCs w:val="28"/>
+            <w:lang w:val="en-US"/>
+          </w:rPr>
+          <m:t>z</m:t>
+        </m:r>
+        <m:r>
+          <w:rPr>
+            <w:rFonts w:ascii="Cambria Math" w:eastAsiaTheme="minorEastAsia" w:hAnsi="Cambria Math" w:cs="Times New Roman"/>
+            <w:sz w:val="28"/>
+            <w:szCs w:val="28"/>
+          </w:rPr>
+          <m:t xml:space="preserve">) + </m:t>
+        </m:r>
+        <m:sSubSup>
+          <m:sSubSupPr>
+            <m:ctrlPr>
+              <w:rPr>
+                <w:rFonts w:ascii="Cambria Math" w:eastAsiaTheme="minorEastAsia" w:hAnsi="Cambria Math" w:cs="Times New Roman"/>
+                <w:i/>
+                <w:iCs/>
+                <w:sz w:val="28"/>
+                <w:szCs w:val="28"/>
+                <w:lang w:val="en-US"/>
+              </w:rPr>
+            </m:ctrlPr>
+          </m:sSubSupPr>
+          <m:e>
+            <m:r>
+              <w:rPr>
+                <w:rFonts w:ascii="Cambria Math" w:eastAsiaTheme="minorEastAsia" w:hAnsi="Cambria Math" w:cs="Times New Roman"/>
+                <w:sz w:val="28"/>
+                <w:szCs w:val="28"/>
+                <w:lang w:val="en-US"/>
+              </w:rPr>
+              <m:t>R</m:t>
+            </m:r>
+          </m:e>
+          <m:sub>
+            <m:r>
+              <w:rPr>
+                <w:rFonts w:ascii="Cambria Math" w:eastAsiaTheme="minorEastAsia" w:hAnsi="Cambria Math" w:cs="Times New Roman"/>
+                <w:sz w:val="28"/>
+                <w:szCs w:val="28"/>
+                <w:lang w:val="en-US"/>
+              </w:rPr>
+              <m:t>i</m:t>
+            </m:r>
+          </m:sub>
+          <m:sup>
+            <m:r>
+              <w:rPr>
+                <w:rFonts w:ascii="Cambria Math" w:eastAsiaTheme="minorEastAsia" w:hAnsi="Cambria Math" w:cs="Times New Roman"/>
+                <w:sz w:val="28"/>
+                <w:szCs w:val="28"/>
+                <w:lang w:val="en-US"/>
+              </w:rPr>
+              <m:t>W</m:t>
+            </m:r>
+          </m:sup>
+        </m:sSubSup>
+        <m:r>
+          <w:rPr>
+            <w:rFonts w:ascii="Cambria Math" w:eastAsiaTheme="minorEastAsia" w:hAnsi="Cambria Math" w:cs="Times New Roman"/>
+            <w:sz w:val="28"/>
+            <w:szCs w:val="28"/>
+          </w:rPr>
+          <m:t>(</m:t>
+        </m:r>
+        <m:r>
+          <w:rPr>
+            <w:rFonts w:ascii="Cambria Math" w:eastAsiaTheme="minorEastAsia" w:hAnsi="Cambria Math" w:cs="Times New Roman"/>
+            <w:sz w:val="28"/>
+            <w:szCs w:val="28"/>
+            <w:lang w:val="en-US"/>
+          </w:rPr>
+          <m:t>z</m:t>
+        </m:r>
+        <m:r>
+          <w:rPr>
+            <w:rFonts w:ascii="Cambria Math" w:eastAsiaTheme="minorEastAsia" w:hAnsi="Cambria Math" w:cs="Times New Roman"/>
+            <w:sz w:val="28"/>
+            <w:szCs w:val="28"/>
+          </w:rPr>
+          <m:t>)</m:t>
+        </m:r>
+        <m:sSubSup>
+          <m:sSubSupPr>
+            <m:ctrlPr>
+              <w:rPr>
+                <w:rFonts w:ascii="Cambria Math" w:eastAsiaTheme="minorEastAsia" w:hAnsi="Cambria Math" w:cs="Times New Roman"/>
+                <w:i/>
+                <w:iCs/>
+                <w:sz w:val="28"/>
+                <w:szCs w:val="28"/>
+                <w:lang w:val="en-US"/>
+              </w:rPr>
+            </m:ctrlPr>
+          </m:sSubSupPr>
+          <m:e>
+            <m:r>
+              <w:rPr>
+                <w:rFonts w:ascii="Cambria Math" w:eastAsiaTheme="minorEastAsia" w:hAnsi="Cambria Math" w:cs="Times New Roman"/>
+                <w:sz w:val="28"/>
+                <w:szCs w:val="28"/>
+                <w:lang w:val="en-US"/>
+              </w:rPr>
+              <m:t>p</m:t>
+            </m:r>
+          </m:e>
+          <m:sub>
+            <m:r>
+              <w:rPr>
+                <w:rFonts w:ascii="Cambria Math" w:eastAsiaTheme="minorEastAsia" w:hAnsi="Cambria Math" w:cs="Times New Roman"/>
+                <w:sz w:val="28"/>
+                <w:szCs w:val="28"/>
+                <w:lang w:val="en-US"/>
+              </w:rPr>
+              <m:t>c</m:t>
+            </m:r>
+          </m:sub>
+          <m:sup>
+            <m:r>
+              <w:rPr>
+                <w:rFonts w:ascii="Cambria Math" w:eastAsiaTheme="minorEastAsia" w:hAnsi="Cambria Math" w:cs="Times New Roman"/>
+                <w:sz w:val="28"/>
+                <w:szCs w:val="28"/>
+                <w:lang w:val="en-US"/>
+              </w:rPr>
+              <m:t>i</m:t>
+            </m:r>
+          </m:sup>
+        </m:sSubSup>
+      </m:oMath>
       <w:r>
         <w:rPr>
           <w:rFonts w:ascii="Times New Roman" w:eastAsiaTheme="minorEastAsia" w:hAnsi="Times New Roman" w:cs="Times New Roman"/>
@@ -2841,29 +3891,476 @@
           <w:sz w:val="28"/>
           <w:szCs w:val="28"/>
         </w:rPr>
-        <w:t>Статические препятствие обнаруживается, если оно попадает в безопасную зону</w:t>
-      </w:r>
-      <w:r>
-        <w:rPr>
-          <w:rFonts w:ascii="Times New Roman" w:eastAsiaTheme="minorEastAsia" w:hAnsi="Times New Roman" w:cs="Times New Roman"/>
-          <w:iCs/>
-          <w:sz w:val="28"/>
-          <w:szCs w:val="28"/>
-        </w:rPr>
-        <w:t xml:space="preserve"> </w:t>
-      </w:r>
-      <w:r>
-        <w:rPr>
-          <w:rFonts w:ascii="Times New Roman" w:eastAsiaTheme="minorEastAsia" w:hAnsi="Times New Roman" w:cs="Times New Roman"/>
-          <w:iCs/>
-          <w:sz w:val="28"/>
-          <w:szCs w:val="28"/>
-        </w:rPr>
-        <w:t>(выпуклого многоугольника) вокруг робота на основе его предыдущей предсказанной траектории. Это выражается через следующее ограничение:</w:t>
+        <w:t>,</w:t>
       </w:r>
     </w:p>
     <w:p>
       <w:pPr>
+        <w:jc w:val="both"/>
+        <w:rPr>
+          <w:rFonts w:ascii="Times New Roman" w:eastAsiaTheme="minorEastAsia" w:hAnsi="Times New Roman" w:cs="Times New Roman"/>
+          <w:iCs/>
+          <w:sz w:val="28"/>
+          <w:szCs w:val="28"/>
+        </w:rPr>
+      </w:pPr>
+      <w:r>
+        <w:rPr>
+          <w:rFonts w:ascii="Times New Roman" w:eastAsiaTheme="minorEastAsia" w:hAnsi="Times New Roman" w:cs="Times New Roman"/>
+          <w:iCs/>
+          <w:sz w:val="28"/>
+          <w:szCs w:val="28"/>
+        </w:rPr>
+        <w:t xml:space="preserve">где </w:t>
+      </w:r>
+      <m:oMath>
+        <m:sSub>
+          <m:sSubPr>
+            <m:ctrlPr>
+              <w:rPr>
+                <w:rFonts w:ascii="Cambria Math" w:eastAsiaTheme="minorEastAsia" w:hAnsi="Cambria Math" w:cs="Times New Roman"/>
+                <w:i/>
+                <w:iCs/>
+                <w:sz w:val="28"/>
+                <w:szCs w:val="28"/>
+                <w:lang w:val="en-US"/>
+              </w:rPr>
+            </m:ctrlPr>
+          </m:sSubPr>
+          <m:e>
+            <m:r>
+              <w:rPr>
+                <w:rFonts w:ascii="Cambria Math" w:eastAsiaTheme="minorEastAsia" w:hAnsi="Cambria Math" w:cs="Times New Roman"/>
+                <w:sz w:val="28"/>
+                <w:szCs w:val="28"/>
+                <w:lang w:val="en-US"/>
+              </w:rPr>
+              <m:t>p</m:t>
+            </m:r>
+          </m:e>
+          <m:sub>
+            <m:r>
+              <w:rPr>
+                <w:rFonts w:ascii="Cambria Math" w:eastAsiaTheme="minorEastAsia" w:hAnsi="Cambria Math" w:cs="Times New Roman"/>
+                <w:sz w:val="28"/>
+                <w:szCs w:val="28"/>
+                <w:lang w:val="en-US"/>
+              </w:rPr>
+              <m:t>i</m:t>
+            </m:r>
+          </m:sub>
+        </m:sSub>
+        <m:r>
+          <w:rPr>
+            <w:rFonts w:ascii="Cambria Math" w:eastAsiaTheme="minorEastAsia" w:hAnsi="Cambria Math" w:cs="Times New Roman"/>
+            <w:sz w:val="28"/>
+            <w:szCs w:val="28"/>
+          </w:rPr>
+          <m:t>(</m:t>
+        </m:r>
+        <m:r>
+          <w:rPr>
+            <w:rFonts w:ascii="Cambria Math" w:eastAsiaTheme="minorEastAsia" w:hAnsi="Cambria Math" w:cs="Times New Roman"/>
+            <w:sz w:val="28"/>
+            <w:szCs w:val="28"/>
+            <w:lang w:val="en-US"/>
+          </w:rPr>
+          <m:t>z</m:t>
+        </m:r>
+        <m:r>
+          <w:rPr>
+            <w:rFonts w:ascii="Cambria Math" w:eastAsiaTheme="minorEastAsia" w:hAnsi="Cambria Math" w:cs="Times New Roman"/>
+            <w:sz w:val="28"/>
+            <w:szCs w:val="28"/>
+          </w:rPr>
+          <m:t>) =</m:t>
+        </m:r>
+        <m:d>
+          <m:dPr>
+            <m:begChr m:val="["/>
+            <m:endChr m:val="]"/>
+            <m:ctrlPr>
+              <w:rPr>
+                <w:rFonts w:ascii="Cambria Math" w:eastAsiaTheme="minorEastAsia" w:hAnsi="Cambria Math" w:cs="Times New Roman"/>
+                <w:i/>
+                <w:iCs/>
+                <w:sz w:val="28"/>
+                <w:szCs w:val="28"/>
+              </w:rPr>
+            </m:ctrlPr>
+          </m:dPr>
+          <m:e>
+            <m:sSub>
+              <m:sSubPr>
+                <m:ctrlPr>
+                  <w:rPr>
+                    <w:rFonts w:ascii="Cambria Math" w:eastAsiaTheme="minorEastAsia" w:hAnsi="Cambria Math" w:cs="Times New Roman"/>
+                    <w:i/>
+                    <w:iCs/>
+                    <w:sz w:val="28"/>
+                    <w:szCs w:val="28"/>
+                  </w:rPr>
+                </m:ctrlPr>
+              </m:sSubPr>
+              <m:e>
+                <m:r>
+                  <w:rPr>
+                    <w:rFonts w:ascii="Cambria Math" w:eastAsiaTheme="minorEastAsia" w:hAnsi="Cambria Math" w:cs="Times New Roman"/>
+                    <w:sz w:val="28"/>
+                    <w:szCs w:val="28"/>
+                  </w:rPr>
+                  <m:t>x</m:t>
+                </m:r>
+              </m:e>
+              <m:sub>
+                <m:r>
+                  <w:rPr>
+                    <w:rFonts w:ascii="Cambria Math" w:eastAsiaTheme="minorEastAsia" w:hAnsi="Cambria Math" w:cs="Times New Roman"/>
+                    <w:sz w:val="28"/>
+                    <w:szCs w:val="28"/>
+                  </w:rPr>
+                  <m:t>i</m:t>
+                </m:r>
+              </m:sub>
+            </m:sSub>
+            <m:r>
+              <w:rPr>
+                <w:rFonts w:ascii="Cambria Math" w:eastAsiaTheme="minorEastAsia" w:hAnsi="Cambria Math" w:cs="Times New Roman"/>
+                <w:sz w:val="28"/>
+                <w:szCs w:val="28"/>
+              </w:rPr>
+              <m:t xml:space="preserve">, </m:t>
+            </m:r>
+            <m:sSub>
+              <m:sSubPr>
+                <m:ctrlPr>
+                  <w:rPr>
+                    <w:rFonts w:ascii="Cambria Math" w:eastAsiaTheme="minorEastAsia" w:hAnsi="Cambria Math" w:cs="Times New Roman"/>
+                    <w:i/>
+                    <w:iCs/>
+                    <w:sz w:val="28"/>
+                    <w:szCs w:val="28"/>
+                    <w:lang w:val="en-US"/>
+                  </w:rPr>
+                </m:ctrlPr>
+              </m:sSubPr>
+              <m:e>
+                <m:r>
+                  <w:rPr>
+                    <w:rFonts w:ascii="Cambria Math" w:eastAsiaTheme="minorEastAsia" w:hAnsi="Cambria Math" w:cs="Times New Roman"/>
+                    <w:sz w:val="28"/>
+                    <w:szCs w:val="28"/>
+                    <w:lang w:val="en-US"/>
+                  </w:rPr>
+                  <m:t>y</m:t>
+                </m:r>
+              </m:e>
+              <m:sub>
+                <m:r>
+                  <w:rPr>
+                    <w:rFonts w:ascii="Cambria Math" w:eastAsiaTheme="minorEastAsia" w:hAnsi="Cambria Math" w:cs="Times New Roman"/>
+                    <w:sz w:val="28"/>
+                    <w:szCs w:val="28"/>
+                    <w:lang w:val="en-US"/>
+                  </w:rPr>
+                  <m:t>i</m:t>
+                </m:r>
+              </m:sub>
+            </m:sSub>
+          </m:e>
+        </m:d>
+      </m:oMath>
+      <w:r>
+        <w:rPr>
+          <w:rFonts w:ascii="Times New Roman" w:eastAsiaTheme="minorEastAsia" w:hAnsi="Times New Roman" w:cs="Times New Roman"/>
+          <w:iCs/>
+          <w:sz w:val="28"/>
+          <w:szCs w:val="28"/>
+        </w:rPr>
+        <w:t xml:space="preserve"> является центром масс робота, </w:t>
+      </w:r>
+      <m:oMath>
+        <m:sSubSup>
+          <m:sSubSupPr>
+            <m:ctrlPr>
+              <w:rPr>
+                <w:rFonts w:ascii="Cambria Math" w:eastAsiaTheme="minorEastAsia" w:hAnsi="Cambria Math" w:cs="Times New Roman"/>
+                <w:i/>
+                <w:iCs/>
+                <w:sz w:val="28"/>
+                <w:szCs w:val="28"/>
+                <w:lang w:val="en-US"/>
+              </w:rPr>
+            </m:ctrlPr>
+          </m:sSubSupPr>
+          <m:e>
+            <m:r>
+              <w:rPr>
+                <w:rFonts w:ascii="Cambria Math" w:eastAsiaTheme="minorEastAsia" w:hAnsi="Cambria Math" w:cs="Times New Roman"/>
+                <w:sz w:val="28"/>
+                <w:szCs w:val="28"/>
+                <w:lang w:val="en-US"/>
+              </w:rPr>
+              <m:t>p</m:t>
+            </m:r>
+          </m:e>
+          <m:sub>
+            <m:r>
+              <w:rPr>
+                <w:rFonts w:ascii="Cambria Math" w:eastAsiaTheme="minorEastAsia" w:hAnsi="Cambria Math" w:cs="Times New Roman"/>
+                <w:sz w:val="28"/>
+                <w:szCs w:val="28"/>
+                <w:lang w:val="en-US"/>
+              </w:rPr>
+              <m:t>c</m:t>
+            </m:r>
+          </m:sub>
+          <m:sup>
+            <m:r>
+              <w:rPr>
+                <w:rFonts w:ascii="Cambria Math" w:eastAsiaTheme="minorEastAsia" w:hAnsi="Cambria Math" w:cs="Times New Roman"/>
+                <w:sz w:val="28"/>
+                <w:szCs w:val="28"/>
+                <w:lang w:val="en-US"/>
+              </w:rPr>
+              <m:t>i</m:t>
+            </m:r>
+          </m:sup>
+        </m:sSubSup>
+      </m:oMath>
+      <w:r>
+        <w:rPr>
+          <w:rFonts w:ascii="Times New Roman" w:eastAsiaTheme="minorEastAsia" w:hAnsi="Times New Roman" w:cs="Times New Roman"/>
+          <w:iCs/>
+          <w:sz w:val="28"/>
+          <w:szCs w:val="28"/>
+        </w:rPr>
+        <w:t xml:space="preserve"> – координаты центра окружности относительно </w:t>
+      </w:r>
+      <m:oMath>
+        <m:sSub>
+          <m:sSubPr>
+            <m:ctrlPr>
+              <w:rPr>
+                <w:rFonts w:ascii="Cambria Math" w:eastAsiaTheme="minorEastAsia" w:hAnsi="Cambria Math" w:cs="Times New Roman"/>
+                <w:i/>
+                <w:iCs/>
+                <w:sz w:val="28"/>
+                <w:szCs w:val="28"/>
+                <w:lang w:val="en-US"/>
+              </w:rPr>
+            </m:ctrlPr>
+          </m:sSubPr>
+          <m:e>
+            <m:r>
+              <w:rPr>
+                <w:rFonts w:ascii="Cambria Math" w:eastAsiaTheme="minorEastAsia" w:hAnsi="Cambria Math" w:cs="Times New Roman"/>
+                <w:sz w:val="28"/>
+                <w:szCs w:val="28"/>
+                <w:lang w:val="en-US"/>
+              </w:rPr>
+              <m:t>p</m:t>
+            </m:r>
+          </m:e>
+          <m:sub>
+            <m:r>
+              <w:rPr>
+                <w:rFonts w:ascii="Cambria Math" w:eastAsiaTheme="minorEastAsia" w:hAnsi="Cambria Math" w:cs="Times New Roman"/>
+                <w:sz w:val="28"/>
+                <w:szCs w:val="28"/>
+                <w:lang w:val="en-US"/>
+              </w:rPr>
+              <m:t>i</m:t>
+            </m:r>
+          </m:sub>
+        </m:sSub>
+        <m:r>
+          <w:rPr>
+            <w:rFonts w:ascii="Cambria Math" w:eastAsiaTheme="minorEastAsia" w:hAnsi="Cambria Math" w:cs="Times New Roman"/>
+            <w:sz w:val="28"/>
+            <w:szCs w:val="28"/>
+          </w:rPr>
+          <m:t>(</m:t>
+        </m:r>
+        <m:r>
+          <w:rPr>
+            <w:rFonts w:ascii="Cambria Math" w:eastAsiaTheme="minorEastAsia" w:hAnsi="Cambria Math" w:cs="Times New Roman"/>
+            <w:sz w:val="28"/>
+            <w:szCs w:val="28"/>
+            <w:lang w:val="en-US"/>
+          </w:rPr>
+          <m:t>z</m:t>
+        </m:r>
+        <m:r>
+          <w:rPr>
+            <w:rFonts w:ascii="Cambria Math" w:eastAsiaTheme="minorEastAsia" w:hAnsi="Cambria Math" w:cs="Times New Roman"/>
+            <w:sz w:val="28"/>
+            <w:szCs w:val="28"/>
+          </w:rPr>
+          <m:t>)</m:t>
+        </m:r>
+      </m:oMath>
+      <w:r>
+        <w:rPr>
+          <w:rFonts w:ascii="Times New Roman" w:eastAsiaTheme="minorEastAsia" w:hAnsi="Times New Roman" w:cs="Times New Roman"/>
+          <w:iCs/>
+          <w:sz w:val="28"/>
+          <w:szCs w:val="28"/>
+        </w:rPr>
+        <w:t xml:space="preserve">, </w:t>
+      </w:r>
+      <m:oMath>
+        <m:sSubSup>
+          <m:sSubSupPr>
+            <m:ctrlPr>
+              <w:rPr>
+                <w:rFonts w:ascii="Cambria Math" w:eastAsiaTheme="minorEastAsia" w:hAnsi="Cambria Math" w:cs="Times New Roman"/>
+                <w:i/>
+                <w:iCs/>
+                <w:sz w:val="28"/>
+                <w:szCs w:val="28"/>
+                <w:lang w:val="en-US"/>
+              </w:rPr>
+            </m:ctrlPr>
+          </m:sSubSupPr>
+          <m:e>
+            <m:r>
+              <w:rPr>
+                <w:rFonts w:ascii="Cambria Math" w:eastAsiaTheme="minorEastAsia" w:hAnsi="Cambria Math" w:cs="Times New Roman"/>
+                <w:sz w:val="28"/>
+                <w:szCs w:val="28"/>
+                <w:lang w:val="en-US"/>
+              </w:rPr>
+              <m:t>R</m:t>
+            </m:r>
+          </m:e>
+          <m:sub>
+            <m:r>
+              <w:rPr>
+                <w:rFonts w:ascii="Cambria Math" w:eastAsiaTheme="minorEastAsia" w:hAnsi="Cambria Math" w:cs="Times New Roman"/>
+                <w:sz w:val="28"/>
+                <w:szCs w:val="28"/>
+                <w:lang w:val="en-US"/>
+              </w:rPr>
+              <m:t>i</m:t>
+            </m:r>
+          </m:sub>
+          <m:sup>
+            <m:r>
+              <w:rPr>
+                <w:rFonts w:ascii="Cambria Math" w:eastAsiaTheme="minorEastAsia" w:hAnsi="Cambria Math" w:cs="Times New Roman"/>
+                <w:sz w:val="28"/>
+                <w:szCs w:val="28"/>
+                <w:lang w:val="en-US"/>
+              </w:rPr>
+              <m:t>W</m:t>
+            </m:r>
+          </m:sup>
+        </m:sSubSup>
+        <m:r>
+          <w:rPr>
+            <w:rFonts w:ascii="Cambria Math" w:eastAsiaTheme="minorEastAsia" w:hAnsi="Cambria Math" w:cs="Times New Roman"/>
+            <w:sz w:val="28"/>
+            <w:szCs w:val="28"/>
+          </w:rPr>
+          <m:t>(</m:t>
+        </m:r>
+        <m:r>
+          <w:rPr>
+            <w:rFonts w:ascii="Cambria Math" w:eastAsiaTheme="minorEastAsia" w:hAnsi="Cambria Math" w:cs="Times New Roman"/>
+            <w:sz w:val="28"/>
+            <w:szCs w:val="28"/>
+            <w:lang w:val="en-US"/>
+          </w:rPr>
+          <m:t>z</m:t>
+        </m:r>
+        <m:r>
+          <w:rPr>
+            <w:rFonts w:ascii="Cambria Math" w:eastAsiaTheme="minorEastAsia" w:hAnsi="Cambria Math" w:cs="Times New Roman"/>
+            <w:sz w:val="28"/>
+            <w:szCs w:val="28"/>
+          </w:rPr>
+          <m:t>)</m:t>
+        </m:r>
+      </m:oMath>
+      <w:r>
+        <w:rPr>
+          <w:rFonts w:ascii="Times New Roman" w:eastAsiaTheme="minorEastAsia" w:hAnsi="Times New Roman" w:cs="Times New Roman"/>
+          <w:iCs/>
+          <w:sz w:val="28"/>
+          <w:szCs w:val="28"/>
+        </w:rPr>
+        <w:t xml:space="preserve"> – матрица поворота.</w:t>
+      </w:r>
+    </w:p>
+    <w:p>
+      <w:pPr>
+        <w:jc w:val="both"/>
+        <w:rPr>
+          <w:rFonts w:ascii="Times New Roman" w:eastAsiaTheme="minorEastAsia" w:hAnsi="Times New Roman" w:cs="Times New Roman"/>
+          <w:iCs/>
+          <w:sz w:val="28"/>
+          <w:szCs w:val="28"/>
+        </w:rPr>
+      </w:pPr>
+      <w:r>
+        <w:rPr>
+          <w:rFonts w:ascii="Times New Roman" w:eastAsiaTheme="minorEastAsia" w:hAnsi="Times New Roman" w:cs="Times New Roman"/>
+          <w:iCs/>
+          <w:sz w:val="28"/>
+          <w:szCs w:val="28"/>
+        </w:rPr>
+        <w:t xml:space="preserve">Одна из задач робота не допустить столкновений с препятствиями. Препятствия </w:t>
+      </w:r>
+      <w:r>
+        <w:rPr>
+          <w:rFonts w:ascii="Times New Roman" w:eastAsiaTheme="minorEastAsia" w:hAnsi="Times New Roman" w:cs="Times New Roman"/>
+          <w:iCs/>
+          <w:sz w:val="28"/>
+          <w:szCs w:val="28"/>
+        </w:rPr>
+        <w:t xml:space="preserve">подразделяется на 2 </w:t>
+      </w:r>
+      <w:r>
+        <w:rPr>
+          <w:rFonts w:ascii="Times New Roman" w:eastAsiaTheme="minorEastAsia" w:hAnsi="Times New Roman" w:cs="Times New Roman"/>
+          <w:iCs/>
+          <w:sz w:val="28"/>
+          <w:szCs w:val="28"/>
+        </w:rPr>
+        <w:t>категории</w:t>
+      </w:r>
+      <w:r>
+        <w:rPr>
+          <w:rFonts w:ascii="Times New Roman" w:eastAsiaTheme="minorEastAsia" w:hAnsi="Times New Roman" w:cs="Times New Roman"/>
+          <w:iCs/>
+          <w:sz w:val="28"/>
+          <w:szCs w:val="28"/>
+        </w:rPr>
+        <w:t>: статические и динамические</w:t>
+      </w:r>
+      <w:r>
+        <w:rPr>
+          <w:rFonts w:ascii="Times New Roman" w:eastAsiaTheme="minorEastAsia" w:hAnsi="Times New Roman" w:cs="Times New Roman"/>
+          <w:iCs/>
+          <w:sz w:val="28"/>
+          <w:szCs w:val="28"/>
+        </w:rPr>
+        <w:t xml:space="preserve">. Столкновение со статическими препятствиями проверяется через </w:t>
+      </w:r>
+      <w:r>
+        <w:rPr>
+          <w:rFonts w:ascii="Times New Roman" w:eastAsiaTheme="minorEastAsia" w:hAnsi="Times New Roman" w:cs="Times New Roman"/>
+          <w:iCs/>
+          <w:sz w:val="28"/>
+          <w:szCs w:val="28"/>
+        </w:rPr>
+        <w:t>условие</w:t>
+      </w:r>
+    </w:p>
+    <w:p>
+      <w:pPr>
+        <w:jc w:val="both"/>
         <w:rPr>
           <w:rFonts w:ascii="Times New Roman" w:eastAsiaTheme="minorEastAsia" w:hAnsi="Times New Roman" w:cs="Times New Roman"/>
           <w:i/>
@@ -3268,6 +4765,7 @@
     </w:p>
     <w:p>
       <w:pPr>
+        <w:jc w:val="both"/>
         <w:rPr>
           <w:rFonts w:ascii="Times New Roman" w:eastAsiaTheme="minorEastAsia" w:hAnsi="Times New Roman" w:cs="Times New Roman"/>
           <w:iCs/>
@@ -3282,7 +4780,6 @@
           <w:sz w:val="28"/>
           <w:szCs w:val="28"/>
         </w:rPr>
-        <w:lastRenderedPageBreak/>
         <w:t xml:space="preserve">Где </w:t>
       </w:r>
       <m:oMath>
@@ -3671,6 +5168,7 @@
     </w:p>
     <w:p>
       <w:pPr>
+        <w:jc w:val="both"/>
         <w:rPr>
           <w:rFonts w:ascii="Times New Roman" w:eastAsiaTheme="minorEastAsia" w:hAnsi="Times New Roman" w:cs="Times New Roman"/>
           <w:iCs/>
@@ -3727,6 +5225,7 @@
     </w:p>
     <w:p>
       <w:pPr>
+        <w:jc w:val="both"/>
         <w:rPr>
           <w:rFonts w:ascii="Times New Roman" w:eastAsiaTheme="minorEastAsia" w:hAnsi="Times New Roman" w:cs="Times New Roman"/>
           <w:i/>
@@ -4299,6 +5798,7 @@
     </w:p>
     <w:p>
       <w:pPr>
+        <w:jc w:val="both"/>
         <w:rPr>
           <w:rFonts w:ascii="Times New Roman" w:eastAsiaTheme="minorEastAsia" w:hAnsi="Times New Roman" w:cs="Times New Roman"/>
           <w:iCs/>
@@ -4618,6 +6118,7 @@
     </w:p>
     <w:p>
       <w:pPr>
+        <w:jc w:val="both"/>
         <w:rPr>
           <w:rFonts w:ascii="Times New Roman" w:eastAsiaTheme="minorEastAsia" w:hAnsi="Times New Roman" w:cs="Times New Roman"/>
           <w:sz w:val="28"/>
@@ -4662,6 +6163,7 @@
     </w:p>
     <w:p>
       <w:pPr>
+        <w:jc w:val="both"/>
         <w:rPr>
           <w:rFonts w:ascii="Times New Roman" w:eastAsiaTheme="minorEastAsia" w:hAnsi="Times New Roman" w:cs="Times New Roman"/>
           <w:sz w:val="28"/>
@@ -5476,6 +6978,7 @@
     </w:p>
     <w:p>
       <w:pPr>
+        <w:jc w:val="both"/>
         <w:rPr>
           <w:rFonts w:ascii="Times New Roman" w:eastAsiaTheme="minorEastAsia" w:hAnsi="Times New Roman" w:cs="Times New Roman"/>
           <w:sz w:val="28"/>
@@ -6270,6 +7773,7 @@
     </w:p>
     <w:p>
       <w:pPr>
+        <w:jc w:val="both"/>
         <w:rPr>
           <w:rFonts w:ascii="Times New Roman" w:eastAsiaTheme="minorEastAsia" w:hAnsi="Times New Roman" w:cs="Times New Roman"/>
           <w:sz w:val="28"/>
@@ -6287,6 +7791,7 @@
     </w:p>
     <w:p>
       <w:pPr>
+        <w:jc w:val="both"/>
         <w:rPr>
           <w:rFonts w:ascii="Times New Roman" w:eastAsiaTheme="minorEastAsia" w:hAnsi="Times New Roman" w:cs="Times New Roman"/>
           <w:sz w:val="28"/>
@@ -7034,6 +8539,7 @@
     </w:p>
     <w:p>
       <w:pPr>
+        <w:jc w:val="both"/>
         <w:rPr>
           <w:rFonts w:ascii="Times New Roman" w:eastAsiaTheme="minorEastAsia" w:hAnsi="Times New Roman" w:cs="Times New Roman"/>
           <w:sz w:val="28"/>
@@ -7046,21 +8552,70 @@
           <w:sz w:val="28"/>
           <w:szCs w:val="28"/>
         </w:rPr>
-        <w:lastRenderedPageBreak/>
-        <w:t>Цель данной работы состоит в тестировании данного алгоритма на множестве роботов одновременно, а также в проверки быстроты данного алгоритма в сравнении с его не оптимизированными версиями.</w:t>
+        <w:t xml:space="preserve">Цель </w:t>
+      </w:r>
+      <w:r>
+        <w:rPr>
+          <w:rFonts w:ascii="Times New Roman" w:eastAsiaTheme="minorEastAsia" w:hAnsi="Times New Roman" w:cs="Times New Roman"/>
+          <w:sz w:val="28"/>
+          <w:szCs w:val="28"/>
+        </w:rPr>
+        <w:t>курсовой</w:t>
+      </w:r>
+      <w:r>
+        <w:rPr>
+          <w:rFonts w:ascii="Times New Roman" w:eastAsiaTheme="minorEastAsia" w:hAnsi="Times New Roman" w:cs="Times New Roman"/>
+          <w:sz w:val="28"/>
+          <w:szCs w:val="28"/>
+        </w:rPr>
+        <w:t xml:space="preserve"> работы состоит в</w:t>
+      </w:r>
+      <w:r>
+        <w:rPr>
+          <w:rFonts w:ascii="Times New Roman" w:eastAsiaTheme="minorEastAsia" w:hAnsi="Times New Roman" w:cs="Times New Roman"/>
+          <w:sz w:val="28"/>
+          <w:szCs w:val="28"/>
+        </w:rPr>
+        <w:t xml:space="preserve"> разработке десктопного приложения, моделирующего поведение роботов, действующих по алгоритму </w:t>
+      </w:r>
+      <w:r>
+        <w:rPr>
+          <w:rFonts w:ascii="Times New Roman" w:eastAsiaTheme="minorEastAsia" w:hAnsi="Times New Roman" w:cs="Times New Roman"/>
+          <w:sz w:val="28"/>
+          <w:szCs w:val="28"/>
+          <w:lang w:val="en-US"/>
+        </w:rPr>
+        <w:t>D</w:t>
+      </w:r>
+      <w:r>
+        <w:rPr>
+          <w:rFonts w:ascii="Times New Roman" w:eastAsiaTheme="minorEastAsia" w:hAnsi="Times New Roman" w:cs="Times New Roman"/>
+          <w:sz w:val="28"/>
+          <w:szCs w:val="28"/>
+        </w:rPr>
+        <w:t>-</w:t>
+      </w:r>
+      <w:r>
+        <w:rPr>
+          <w:rFonts w:ascii="Times New Roman" w:eastAsiaTheme="minorEastAsia" w:hAnsi="Times New Roman" w:cs="Times New Roman"/>
+          <w:sz w:val="28"/>
+          <w:szCs w:val="28"/>
+          <w:lang w:val="en-US"/>
+        </w:rPr>
+        <w:t>MPCC</w:t>
+      </w:r>
+      <w:r>
+        <w:rPr>
+          <w:rFonts w:ascii="Times New Roman" w:eastAsiaTheme="minorEastAsia" w:hAnsi="Times New Roman" w:cs="Times New Roman"/>
+          <w:sz w:val="28"/>
+          <w:szCs w:val="28"/>
+        </w:rPr>
+        <w:t>.</w:t>
       </w:r>
     </w:p>
     <w:p>
       <w:pPr>
-        <w:rPr>
-          <w:rFonts w:ascii="Times New Roman" w:eastAsiaTheme="minorEastAsia" w:hAnsi="Times New Roman" w:cs="Times New Roman"/>
-          <w:sz w:val="28"/>
-          <w:szCs w:val="28"/>
-        </w:rPr>
-      </w:pPr>
-    </w:p>
-    <w:p>
-      <w:pPr>
+        <w:jc w:val="both"/>
         <w:rPr>
           <w:rFonts w:ascii="Times New Roman" w:eastAsiaTheme="minorEastAsia" w:hAnsi="Times New Roman" w:cs="Times New Roman"/>
           <w:sz w:val="28"/>
@@ -7083,6 +8638,7 @@
           <w:ilvl w:val="0"/>
           <w:numId w:val="3"/>
         </w:numPr>
+        <w:jc w:val="both"/>
         <w:rPr>
           <w:rFonts w:ascii="Times New Roman" w:eastAsiaTheme="minorEastAsia" w:hAnsi="Times New Roman" w:cs="Times New Roman"/>
           <w:sz w:val="28"/>
@@ -7131,6 +8687,7 @@
           <w:ilvl w:val="0"/>
           <w:numId w:val="3"/>
         </w:numPr>
+        <w:jc w:val="both"/>
         <w:rPr>
           <w:rFonts w:ascii="Times New Roman" w:eastAsiaTheme="minorEastAsia" w:hAnsi="Times New Roman" w:cs="Times New Roman"/>
           <w:sz w:val="28"/>
@@ -7143,7 +8700,7 @@
           <w:sz w:val="28"/>
           <w:szCs w:val="28"/>
         </w:rPr>
-        <w:t>Описать математическую модель</w:t>
+        <w:t>Доказать корректность</w:t>
       </w:r>
     </w:p>
     <w:p>
@@ -7153,6 +8710,7 @@
           <w:ilvl w:val="0"/>
           <w:numId w:val="3"/>
         </w:numPr>
+        <w:jc w:val="both"/>
         <w:rPr>
           <w:rFonts w:ascii="Times New Roman" w:eastAsiaTheme="minorEastAsia" w:hAnsi="Times New Roman" w:cs="Times New Roman"/>
           <w:sz w:val="28"/>
@@ -7165,7 +8723,7 @@
           <w:sz w:val="28"/>
           <w:szCs w:val="28"/>
         </w:rPr>
-        <w:t>Описать алгоритм</w:t>
+        <w:t>Провести симуляцию на разном количестве роботов</w:t>
       </w:r>
     </w:p>
     <w:p>
@@ -7175,6 +8733,7 @@
           <w:ilvl w:val="0"/>
           <w:numId w:val="3"/>
         </w:numPr>
+        <w:jc w:val="both"/>
         <w:rPr>
           <w:rFonts w:ascii="Times New Roman" w:eastAsiaTheme="minorEastAsia" w:hAnsi="Times New Roman" w:cs="Times New Roman"/>
           <w:sz w:val="28"/>
@@ -7187,16 +8746,12 @@
           <w:sz w:val="28"/>
           <w:szCs w:val="28"/>
         </w:rPr>
-        <w:t>Провести симуляцию на разном количестве роботов</w:t>
+        <w:t>Сравнить полученные результаты между разными алгоритмами</w:t>
       </w:r>
     </w:p>
     <w:p>
       <w:pPr>
-        <w:pStyle w:val="a3"/>
-        <w:numPr>
-          <w:ilvl w:val="0"/>
-          <w:numId w:val="3"/>
-        </w:numPr>
+        <w:jc w:val="both"/>
         <w:rPr>
           <w:rFonts w:ascii="Times New Roman" w:eastAsiaTheme="minorEastAsia" w:hAnsi="Times New Roman" w:cs="Times New Roman"/>
           <w:sz w:val="28"/>
@@ -7209,58 +8764,15 @@
           <w:sz w:val="28"/>
           <w:szCs w:val="28"/>
         </w:rPr>
-        <w:t>Сравнить полученные результаты между разными алгоритмами</w:t>
-      </w:r>
-    </w:p>
-    <w:p>
-      <w:pPr>
-        <w:rPr>
-          <w:rFonts w:ascii="Times New Roman" w:eastAsiaTheme="minorEastAsia" w:hAnsi="Times New Roman" w:cs="Times New Roman"/>
-          <w:sz w:val="28"/>
-          <w:szCs w:val="28"/>
-        </w:rPr>
-      </w:pPr>
-      <w:r>
-        <w:rPr>
-          <w:rFonts w:ascii="Times New Roman" w:eastAsiaTheme="minorEastAsia" w:hAnsi="Times New Roman" w:cs="Times New Roman"/>
-          <w:sz w:val="28"/>
-          <w:szCs w:val="28"/>
-        </w:rPr>
-        <w:t xml:space="preserve">В результате ожидается, что применение алгоритма </w:t>
-      </w:r>
-      <w:r>
-        <w:rPr>
-          <w:rFonts w:ascii="Times New Roman" w:eastAsiaTheme="minorEastAsia" w:hAnsi="Times New Roman" w:cs="Times New Roman"/>
-          <w:sz w:val="28"/>
-          <w:szCs w:val="28"/>
-          <w:lang w:val="en-US"/>
-        </w:rPr>
-        <w:t>D</w:t>
-      </w:r>
-      <w:r>
-        <w:rPr>
-          <w:rFonts w:ascii="Times New Roman" w:eastAsiaTheme="minorEastAsia" w:hAnsi="Times New Roman" w:cs="Times New Roman"/>
-          <w:sz w:val="28"/>
-          <w:szCs w:val="28"/>
-        </w:rPr>
-        <w:t>-</w:t>
-      </w:r>
-      <w:r>
-        <w:rPr>
-          <w:rFonts w:ascii="Times New Roman" w:eastAsiaTheme="minorEastAsia" w:hAnsi="Times New Roman" w:cs="Times New Roman"/>
-          <w:sz w:val="28"/>
-          <w:szCs w:val="28"/>
-          <w:lang w:val="en-US"/>
-        </w:rPr>
-        <w:t>MPCC</w:t>
-      </w:r>
-      <w:r>
-        <w:rPr>
-          <w:rFonts w:ascii="Times New Roman" w:eastAsiaTheme="minorEastAsia" w:hAnsi="Times New Roman" w:cs="Times New Roman"/>
-          <w:sz w:val="28"/>
-          <w:szCs w:val="28"/>
-        </w:rPr>
-        <w:t xml:space="preserve"> позволит сократить вычислительную нагрузку, сохранив безопасность траекторий и высокую производительность системы в условиях узких проездов и динамических препятствий.</w:t>
+        <w:t xml:space="preserve">В результате </w:t>
+      </w:r>
+      <w:r>
+        <w:rPr>
+          <w:rFonts w:ascii="Times New Roman" w:eastAsiaTheme="minorEastAsia" w:hAnsi="Times New Roman" w:cs="Times New Roman"/>
+          <w:sz w:val="28"/>
+          <w:szCs w:val="28"/>
+        </w:rPr>
+        <w:t>будет десктопное приложение, в котором можно запускать симуляцию с разным количеством роботов, задавать конечные и начальные положения роботов, моделировать движение роботов.</w:t>
       </w:r>
     </w:p>
     <w:sectPr>
@@ -7271,6 +8783,56 @@
     </w:sectPr>
   </w:body>
 </w:document>
+</file>
+
+<file path=word/endnotes.xml><?xml version="1.0" encoding="utf-8"?>
+<w:endnotes xmlns:wpc="http://schemas.microsoft.com/office/word/2010/wordprocessingCanvas" xmlns:cx="http://schemas.microsoft.com/office/drawing/2014/chartex" xmlns:cx1="http://schemas.microsoft.com/office/drawing/2015/9/8/chartex" xmlns:cx2="http://schemas.microsoft.com/office/drawing/2015/10/21/chartex" xmlns:cx3="http://schemas.microsoft.com/office/drawing/2016/5/9/chartex" xmlns:cx4="http://schemas.microsoft.com/office/drawing/2016/5/10/chartex" xmlns:cx5="http://schemas.microsoft.com/office/drawing/2016/5/11/chartex" xmlns:cx6="http://schemas.microsoft.com/office/drawing/2016/5/12/chartex" xmlns:cx7="http://schemas.microsoft.com/office/drawing/2016/5/13/chartex" xmlns:cx8="http://schemas.microsoft.com/office/drawing/2016/5/14/chartex" xmlns:mc="http://schemas.openxmlformats.org/markup-compatibility/2006" xmlns:aink="http://schemas.microsoft.com/office/drawing/2016/ink" xmlns:am3d="http://schemas.microsoft.com/office/drawing/2017/model3d" xmlns:o="urn:schemas-microsoft-com:office:office" xmlns:oel="http://schemas.microsoft.com/office/2019/extlst" xmlns:r="http://schemas.openxmlformats.org/officeDocument/2006/relationships" xmlns:m="http://schemas.openxmlformats.org/officeDocument/2006/math" xmlns:v="urn:schemas-microsoft-com:vml" xmlns:wp14="http://schemas.microsoft.com/office/word/2010/wordprocessingDrawing" xmlns:wp="http://schemas.openxmlformats.org/drawingml/2006/wordprocessingDrawing" xmlns:w10="urn:schemas-microsoft-com:office:word" xmlns:w="http://schemas.openxmlformats.org/wordprocessingml/2006/main" xmlns:w14="http://schemas.microsoft.com/office/word/2010/wordml" xmlns:w15="http://schemas.microsoft.com/office/word/2012/wordml" xmlns:w16cex="http://schemas.microsoft.com/office/word/2018/wordml/cex" xmlns:w16cid="http://schemas.microsoft.com/office/word/2016/wordml/cid" xmlns:w16="http://schemas.microsoft.com/office/word/2018/wordml" xmlns:w16du="http://schemas.microsoft.com/office/word/2023/wordml/word16du" xmlns:w16sdtdh="http://schemas.microsoft.com/office/word/2020/wordml/sdtdatahash" xmlns:w16sdtfl="http://schemas.microsoft.com/office/word/2024/wordml/sdtformatlock" xmlns:w16se="http://schemas.microsoft.com/office/word/2015/wordml/symex" xmlns:wpg="http://schemas.microsoft.com/office/word/2010/wordprocessingGroup" xmlns:wpi="http://schemas.microsoft.com/office/word/2010/wordprocessingInk" xmlns:wne="http://schemas.microsoft.com/office/word/2006/wordml" xmlns:wps="http://schemas.microsoft.com/office/word/2010/wordprocessingShape" mc:Ignorable="w14 w15 w16se w16cid w16 w16cex w16sdtdh w16sdtfl w16du wp14">
+  <w:endnote w:type="separator" w:id="-1">
+    <w:p>
+      <w:pPr>
+        <w:spacing w:after="0" w:line="240" w:lineRule="auto"/>
+      </w:pPr>
+      <w:r>
+        <w:separator/>
+      </w:r>
+    </w:p>
+  </w:endnote>
+  <w:endnote w:type="continuationSeparator" w:id="0">
+    <w:p>
+      <w:pPr>
+        <w:spacing w:after="0" w:line="240" w:lineRule="auto"/>
+      </w:pPr>
+      <w:r>
+        <w:continuationSeparator/>
+      </w:r>
+    </w:p>
+  </w:endnote>
+</w:endnotes>
+</file>
+
+<file path=word/footnotes.xml><?xml version="1.0" encoding="utf-8"?>
+<w:footnotes xmlns:wpc="http://schemas.microsoft.com/office/word/2010/wordprocessingCanvas" xmlns:cx="http://schemas.microsoft.com/office/drawing/2014/chartex" xmlns:cx1="http://schemas.microsoft.com/office/drawing/2015/9/8/chartex" xmlns:cx2="http://schemas.microsoft.com/office/drawing/2015/10/21/chartex" xmlns:cx3="http://schemas.microsoft.com/office/drawing/2016/5/9/chartex" xmlns:cx4="http://schemas.microsoft.com/office/drawing/2016/5/10/chartex" xmlns:cx5="http://schemas.microsoft.com/office/drawing/2016/5/11/chartex" xmlns:cx6="http://schemas.microsoft.com/office/drawing/2016/5/12/chartex" xmlns:cx7="http://schemas.microsoft.com/office/drawing/2016/5/13/chartex" xmlns:cx8="http://schemas.microsoft.com/office/drawing/2016/5/14/chartex" xmlns:mc="http://schemas.openxmlformats.org/markup-compatibility/2006" xmlns:aink="http://schemas.microsoft.com/office/drawing/2016/ink" xmlns:am3d="http://schemas.microsoft.com/office/drawing/2017/model3d" xmlns:o="urn:schemas-microsoft-com:office:office" xmlns:oel="http://schemas.microsoft.com/office/2019/extlst" xmlns:r="http://schemas.openxmlformats.org/officeDocument/2006/relationships" xmlns:m="http://schemas.openxmlformats.org/officeDocument/2006/math" xmlns:v="urn:schemas-microsoft-com:vml" xmlns:wp14="http://schemas.microsoft.com/office/word/2010/wordprocessingDrawing" xmlns:wp="http://schemas.openxmlformats.org/drawingml/2006/wordprocessingDrawing" xmlns:w10="urn:schemas-microsoft-com:office:word" xmlns:w="http://schemas.openxmlformats.org/wordprocessingml/2006/main" xmlns:w14="http://schemas.microsoft.com/office/word/2010/wordml" xmlns:w15="http://schemas.microsoft.com/office/word/2012/wordml" xmlns:w16cex="http://schemas.microsoft.com/office/word/2018/wordml/cex" xmlns:w16cid="http://schemas.microsoft.com/office/word/2016/wordml/cid" xmlns:w16="http://schemas.microsoft.com/office/word/2018/wordml" xmlns:w16du="http://schemas.microsoft.com/office/word/2023/wordml/word16du" xmlns:w16sdtdh="http://schemas.microsoft.com/office/word/2020/wordml/sdtdatahash" xmlns:w16sdtfl="http://schemas.microsoft.com/office/word/2024/wordml/sdtformatlock" xmlns:w16se="http://schemas.microsoft.com/office/word/2015/wordml/symex" xmlns:wpg="http://schemas.microsoft.com/office/word/2010/wordprocessingGroup" xmlns:wpi="http://schemas.microsoft.com/office/word/2010/wordprocessingInk" xmlns:wne="http://schemas.microsoft.com/office/word/2006/wordml" xmlns:wps="http://schemas.microsoft.com/office/word/2010/wordprocessingShape" mc:Ignorable="w14 w15 w16se w16cid w16 w16cex w16sdtdh w16sdtfl w16du wp14">
+  <w:footnote w:type="separator" w:id="-1">
+    <w:p>
+      <w:pPr>
+        <w:spacing w:after="0" w:line="240" w:lineRule="auto"/>
+      </w:pPr>
+      <w:r>
+        <w:separator/>
+      </w:r>
+    </w:p>
+  </w:footnote>
+  <w:footnote w:type="continuationSeparator" w:id="0">
+    <w:p>
+      <w:pPr>
+        <w:spacing w:after="0" w:line="240" w:lineRule="auto"/>
+      </w:pPr>
+      <w:r>
+        <w:continuationSeparator/>
+      </w:r>
+    </w:p>
+  </w:footnote>
+</w:footnotes>
 </file>
 
 <file path=word/numbering.xml><?xml version="1.0" encoding="utf-8"?>
@@ -8065,6 +9627,103 @@
       <w:color w:val="666666"/>
     </w:rPr>
   </w:style>
+  <w:style w:type="paragraph" w:styleId="a6">
+    <w:name w:val="caption"/>
+    <w:basedOn w:val="a"/>
+    <w:next w:val="a"/>
+    <w:uiPriority w:val="35"/>
+    <w:unhideWhenUsed/>
+    <w:qFormat/>
+    <w:rsid w:val="008E3CB7"/>
+    <w:pPr>
+      <w:spacing w:after="200" w:line="240" w:lineRule="auto"/>
+    </w:pPr>
+    <w:rPr>
+      <w:i/>
+      <w:iCs/>
+      <w:color w:val="44546A" w:themeColor="text2"/>
+      <w:sz w:val="18"/>
+      <w:szCs w:val="18"/>
+    </w:rPr>
+  </w:style>
+  <w:style w:type="paragraph" w:styleId="a7">
+    <w:name w:val="footnote text"/>
+    <w:basedOn w:val="a"/>
+    <w:link w:val="a8"/>
+    <w:uiPriority w:val="99"/>
+    <w:semiHidden/>
+    <w:unhideWhenUsed/>
+    <w:rsid w:val="008E3CB7"/>
+    <w:pPr>
+      <w:spacing w:after="0" w:line="240" w:lineRule="auto"/>
+    </w:pPr>
+    <w:rPr>
+      <w:sz w:val="20"/>
+      <w:szCs w:val="20"/>
+    </w:rPr>
+  </w:style>
+  <w:style w:type="character" w:customStyle="1" w:styleId="a8">
+    <w:name w:val="Текст сноски Знак"/>
+    <w:basedOn w:val="a0"/>
+    <w:link w:val="a7"/>
+    <w:uiPriority w:val="99"/>
+    <w:semiHidden/>
+    <w:rsid w:val="008E3CB7"/>
+    <w:rPr>
+      <w:sz w:val="20"/>
+      <w:szCs w:val="20"/>
+    </w:rPr>
+  </w:style>
+  <w:style w:type="character" w:styleId="a9">
+    <w:name w:val="footnote reference"/>
+    <w:basedOn w:val="a0"/>
+    <w:uiPriority w:val="99"/>
+    <w:semiHidden/>
+    <w:unhideWhenUsed/>
+    <w:rsid w:val="008E3CB7"/>
+    <w:rPr>
+      <w:vertAlign w:val="superscript"/>
+    </w:rPr>
+  </w:style>
+  <w:style w:type="paragraph" w:styleId="aa">
+    <w:name w:val="endnote text"/>
+    <w:basedOn w:val="a"/>
+    <w:link w:val="ab"/>
+    <w:uiPriority w:val="99"/>
+    <w:semiHidden/>
+    <w:unhideWhenUsed/>
+    <w:rsid w:val="008E3CB7"/>
+    <w:pPr>
+      <w:spacing w:after="0" w:line="240" w:lineRule="auto"/>
+    </w:pPr>
+    <w:rPr>
+      <w:sz w:val="20"/>
+      <w:szCs w:val="20"/>
+    </w:rPr>
+  </w:style>
+  <w:style w:type="character" w:customStyle="1" w:styleId="ab">
+    <w:name w:val="Текст концевой сноски Знак"/>
+    <w:basedOn w:val="a0"/>
+    <w:link w:val="aa"/>
+    <w:uiPriority w:val="99"/>
+    <w:semiHidden/>
+    <w:rsid w:val="008E3CB7"/>
+    <w:rPr>
+      <w:sz w:val="20"/>
+      <w:szCs w:val="20"/>
+    </w:rPr>
+  </w:style>
+  <w:style w:type="character" w:styleId="ac">
+    <w:name w:val="endnote reference"/>
+    <w:basedOn w:val="a0"/>
+    <w:uiPriority w:val="99"/>
+    <w:semiHidden/>
+    <w:unhideWhenUsed/>
+    <w:rsid w:val="008E3CB7"/>
+    <w:rPr>
+      <w:vertAlign w:val="superscript"/>
+    </w:rPr>
+  </w:style>
 </w:styles>
 </file>
 
@@ -8361,4 +10020,16 @@
     </a:ext>
   </a:extLst>
 </a:theme>
+</file>
+
+<file path=customXml/item1.xml><?xml version="1.0" encoding="utf-8"?>
+<b:Sources xmlns:b="http://schemas.openxmlformats.org/officeDocument/2006/bibliography" xmlns="http://schemas.openxmlformats.org/officeDocument/2006/bibliography" SelectedStyle="/APASixthEditionOfficeOnline.xsl" StyleName="APA" Version="6"/>
+</file>
+
+<file path=customXml/itemProps1.xml><?xml version="1.0" encoding="utf-8"?>
+<ds:datastoreItem xmlns:ds="http://schemas.openxmlformats.org/officeDocument/2006/customXml" ds:itemID="{4C5C9A36-5A5A-664F-87F1-E51B42977868}">
+  <ds:schemaRefs>
+    <ds:schemaRef ds:uri="http://schemas.openxmlformats.org/officeDocument/2006/bibliography"/>
+  </ds:schemaRefs>
+</ds:datastoreItem>
 </file>
--- a/text/my-text/курсовая.docx
+++ b/text/my-text/курсовая.docx
@@ -828,7 +828,6 @@
     </w:p>
     <w:p>
       <w:pPr>
-        <w:jc w:val="both"/>
         <w:rPr>
           <w:rFonts w:ascii="Times New Roman" w:hAnsi="Times New Roman" w:cs="Times New Roman"/>
           <w:sz w:val="28"/>
@@ -848,25 +847,35 @@
           <w:rFonts w:ascii="Times New Roman" w:hAnsi="Times New Roman" w:cs="Times New Roman"/>
           <w:sz w:val="28"/>
           <w:szCs w:val="28"/>
-        </w:rPr>
-        <w:t>автоматически управляемые роботы (</w:t>
+          <w:lang w:val="en-US"/>
+        </w:rPr>
+        <w:t>AGV</w:t>
       </w:r>
       <w:r>
         <w:rPr>
           <w:rFonts w:ascii="Times New Roman" w:hAnsi="Times New Roman" w:cs="Times New Roman"/>
           <w:sz w:val="28"/>
           <w:szCs w:val="28"/>
-          <w:lang w:val="en-US"/>
-        </w:rPr>
-        <w:t>AGV</w:t>
-      </w:r>
+        </w:rPr>
+        <w:t xml:space="preserve"> (</w:t>
+      </w:r>
+      <w:proofErr w:type="spellStart"/>
       <w:r>
         <w:rPr>
           <w:rFonts w:ascii="Times New Roman" w:hAnsi="Times New Roman" w:cs="Times New Roman"/>
           <w:sz w:val="28"/>
           <w:szCs w:val="28"/>
         </w:rPr>
-        <w:t xml:space="preserve"> –</w:t>
+        <w:t>Automated</w:t>
+      </w:r>
+      <w:proofErr w:type="spellEnd"/>
+      <w:r>
+        <w:rPr>
+          <w:rFonts w:ascii="Times New Roman" w:hAnsi="Times New Roman" w:cs="Times New Roman"/>
+          <w:sz w:val="28"/>
+          <w:szCs w:val="28"/>
+        </w:rPr>
+        <w:t xml:space="preserve"> </w:t>
       </w:r>
       <w:proofErr w:type="spellStart"/>
       <w:r>
@@ -875,7 +884,7 @@
           <w:sz w:val="28"/>
           <w:szCs w:val="28"/>
         </w:rPr>
-        <w:t>Automated</w:t>
+        <w:t>Guided</w:t>
       </w:r>
       <w:proofErr w:type="spellEnd"/>
       <w:r>
@@ -893,7 +902,7 @@
           <w:sz w:val="28"/>
           <w:szCs w:val="28"/>
         </w:rPr>
-        <w:t>Guided</w:t>
+        <w:t>Vehicles</w:t>
       </w:r>
       <w:proofErr w:type="spellEnd"/>
       <w:r>
@@ -902,73 +911,23 @@
           <w:sz w:val="28"/>
           <w:szCs w:val="28"/>
         </w:rPr>
+        <w:t>)</w:t>
+      </w:r>
+      <w:r>
+        <w:rPr>
+          <w:rFonts w:ascii="Times New Roman" w:hAnsi="Times New Roman" w:cs="Times New Roman"/>
+          <w:sz w:val="28"/>
+          <w:szCs w:val="28"/>
+        </w:rPr>
         <w:t xml:space="preserve"> </w:t>
       </w:r>
-      <w:proofErr w:type="spellStart"/>
       <w:r>
         <w:rPr>
           <w:rFonts w:ascii="Times New Roman" w:hAnsi="Times New Roman" w:cs="Times New Roman"/>
           <w:sz w:val="28"/>
           <w:szCs w:val="28"/>
         </w:rPr>
-        <w:t>Vehicles</w:t>
-      </w:r>
-      <w:proofErr w:type="spellEnd"/>
-      <w:r>
-        <w:rPr>
-          <w:rFonts w:ascii="Times New Roman" w:hAnsi="Times New Roman" w:cs="Times New Roman"/>
-          <w:sz w:val="28"/>
-          <w:szCs w:val="28"/>
-        </w:rPr>
-        <w:t>)</w:t>
-      </w:r>
-      <w:r>
-        <w:rPr>
-          <w:rFonts w:ascii="Times New Roman" w:hAnsi="Times New Roman" w:cs="Times New Roman"/>
-          <w:sz w:val="28"/>
-          <w:szCs w:val="28"/>
-        </w:rPr>
-        <w:t xml:space="preserve"> </w:t>
-      </w:r>
-      <w:r>
-        <w:rPr>
-          <w:rFonts w:ascii="Times New Roman" w:hAnsi="Times New Roman" w:cs="Times New Roman"/>
-          <w:sz w:val="28"/>
-          <w:szCs w:val="28"/>
-        </w:rPr>
-        <w:t>(</w:t>
-      </w:r>
-      <w:r>
-        <w:rPr>
-          <w:rFonts w:ascii="Times New Roman" w:hAnsi="Times New Roman" w:cs="Times New Roman"/>
-          <w:sz w:val="28"/>
-          <w:szCs w:val="28"/>
-        </w:rPr>
-        <w:t>[</w:t>
-      </w:r>
-      <w:r>
-        <w:rPr>
-          <w:rFonts w:ascii="Times New Roman" w:hAnsi="Times New Roman" w:cs="Times New Roman"/>
-          <w:sz w:val="28"/>
-          <w:szCs w:val="28"/>
-        </w:rPr>
-        <w:t>1</w:t>
-      </w:r>
-      <w:r>
-        <w:rPr>
-          <w:rFonts w:ascii="Times New Roman" w:hAnsi="Times New Roman" w:cs="Times New Roman"/>
-          <w:sz w:val="28"/>
-          <w:szCs w:val="28"/>
-        </w:rPr>
-        <w:t>]</w:t>
-      </w:r>
-      <w:r>
-        <w:rPr>
-          <w:rFonts w:ascii="Times New Roman" w:hAnsi="Times New Roman" w:cs="Times New Roman"/>
-          <w:sz w:val="28"/>
-          <w:szCs w:val="28"/>
-        </w:rPr>
-        <w:t>)</w:t>
+        <w:t>роботы</w:t>
       </w:r>
       <w:r>
         <w:rPr>
@@ -1068,15 +1027,16 @@
           <w:sz w:val="28"/>
           <w:szCs w:val="28"/>
         </w:rPr>
-        <w:t>Обычно на</w:t>
-      </w:r>
+        <w:t xml:space="preserve">На производстве работает </w:t>
+      </w:r>
+      <w:proofErr w:type="spellStart"/>
       <w:r>
         <w:rPr>
           <w:rFonts w:ascii="Times New Roman" w:hAnsi="Times New Roman" w:cs="Times New Roman"/>
           <w:sz w:val="28"/>
           <w:szCs w:val="28"/>
         </w:rPr>
-        <w:t xml:space="preserve"> </w:t>
+        <w:t>мульти</w:t>
       </w:r>
       <w:r>
         <w:rPr>
@@ -1084,166 +1044,20 @@
           <w:sz w:val="28"/>
           <w:szCs w:val="28"/>
         </w:rPr>
-        <w:t>предприятии</w:t>
-      </w:r>
+        <w:t>робототехническая</w:t>
+      </w:r>
+      <w:proofErr w:type="spellEnd"/>
       <w:r>
         <w:rPr>
           <w:rFonts w:ascii="Times New Roman" w:hAnsi="Times New Roman" w:cs="Times New Roman"/>
           <w:sz w:val="28"/>
           <w:szCs w:val="28"/>
         </w:rPr>
-        <w:t xml:space="preserve"> </w:t>
-      </w:r>
-      <w:r>
-        <w:rPr>
-          <w:rFonts w:ascii="Times New Roman" w:hAnsi="Times New Roman" w:cs="Times New Roman"/>
-          <w:sz w:val="28"/>
-          <w:szCs w:val="28"/>
-        </w:rPr>
-        <w:t>используется</w:t>
-      </w:r>
-      <w:r>
-        <w:rPr>
-          <w:rFonts w:ascii="Times New Roman" w:hAnsi="Times New Roman" w:cs="Times New Roman"/>
-          <w:sz w:val="28"/>
-          <w:szCs w:val="28"/>
-        </w:rPr>
-        <w:t xml:space="preserve"> </w:t>
-      </w:r>
-      <w:r>
-        <w:rPr>
-          <w:rFonts w:ascii="Times New Roman" w:hAnsi="Times New Roman" w:cs="Times New Roman"/>
-          <w:sz w:val="28"/>
-          <w:szCs w:val="28"/>
-        </w:rPr>
-        <w:t xml:space="preserve">несколько роботов </w:t>
-      </w:r>
-      <w:r>
-        <w:rPr>
-          <w:rFonts w:ascii="Times New Roman" w:hAnsi="Times New Roman" w:cs="Times New Roman"/>
-          <w:sz w:val="28"/>
-          <w:szCs w:val="28"/>
-        </w:rPr>
-        <w:t>(</w:t>
-      </w:r>
-      <w:proofErr w:type="spellStart"/>
-      <w:r>
-        <w:rPr>
-          <w:rFonts w:ascii="Times New Roman" w:hAnsi="Times New Roman" w:cs="Times New Roman"/>
-          <w:sz w:val="28"/>
-          <w:szCs w:val="28"/>
-        </w:rPr>
-        <w:t>мульти</w:t>
-      </w:r>
-      <w:r>
-        <w:rPr>
-          <w:rFonts w:ascii="Times New Roman" w:hAnsi="Times New Roman" w:cs="Times New Roman"/>
-          <w:sz w:val="28"/>
-          <w:szCs w:val="28"/>
-        </w:rPr>
-        <w:t>робототехническая</w:t>
-      </w:r>
-      <w:proofErr w:type="spellEnd"/>
-      <w:r>
-        <w:rPr>
-          <w:rFonts w:ascii="Times New Roman" w:hAnsi="Times New Roman" w:cs="Times New Roman"/>
-          <w:sz w:val="28"/>
-          <w:szCs w:val="28"/>
-        </w:rPr>
-        <w:t xml:space="preserve"> система</w:t>
-      </w:r>
-      <w:r>
-        <w:rPr>
-          <w:rFonts w:ascii="Times New Roman" w:hAnsi="Times New Roman" w:cs="Times New Roman"/>
-          <w:sz w:val="28"/>
-          <w:szCs w:val="28"/>
-        </w:rPr>
-        <w:t>)</w:t>
-      </w:r>
-      <w:r>
-        <w:rPr>
-          <w:rFonts w:ascii="Times New Roman" w:hAnsi="Times New Roman" w:cs="Times New Roman"/>
-          <w:sz w:val="28"/>
-          <w:szCs w:val="28"/>
-        </w:rPr>
-        <w:t xml:space="preserve">, поэтому нужно обеспечить безопасное движение всех роботов одновременно. </w:t>
-      </w:r>
-      <w:r>
-        <w:rPr>
-          <w:rFonts w:ascii="Times New Roman" w:hAnsi="Times New Roman" w:cs="Times New Roman"/>
-          <w:sz w:val="28"/>
-          <w:szCs w:val="28"/>
-        </w:rPr>
-        <w:t xml:space="preserve">Траектория всех роботов должна быть составлена таким образом, чтобы минимизировать общее время </w:t>
-      </w:r>
-      <w:r>
-        <w:rPr>
-          <w:rFonts w:ascii="Times New Roman" w:hAnsi="Times New Roman" w:cs="Times New Roman"/>
-          <w:sz w:val="28"/>
-          <w:szCs w:val="28"/>
-        </w:rPr>
-        <w:t>перемещения по траектории</w:t>
-      </w:r>
-      <w:r>
-        <w:rPr>
-          <w:rFonts w:ascii="Times New Roman" w:hAnsi="Times New Roman" w:cs="Times New Roman"/>
-          <w:sz w:val="28"/>
-          <w:szCs w:val="28"/>
-        </w:rPr>
-        <w:t xml:space="preserve">. </w:t>
-      </w:r>
-      <w:r>
-        <w:rPr>
-          <w:rFonts w:ascii="Times New Roman" w:hAnsi="Times New Roman" w:cs="Times New Roman"/>
-          <w:sz w:val="28"/>
-          <w:szCs w:val="28"/>
-        </w:rPr>
-        <w:t>З</w:t>
-      </w:r>
-      <w:r>
-        <w:rPr>
-          <w:rFonts w:ascii="Times New Roman" w:hAnsi="Times New Roman" w:cs="Times New Roman"/>
-          <w:sz w:val="28"/>
-          <w:szCs w:val="28"/>
-        </w:rPr>
-        <w:t>адача планировани</w:t>
-      </w:r>
-      <w:r>
-        <w:rPr>
-          <w:rFonts w:ascii="Times New Roman" w:hAnsi="Times New Roman" w:cs="Times New Roman"/>
-          <w:sz w:val="28"/>
-          <w:szCs w:val="28"/>
-        </w:rPr>
-        <w:t>я</w:t>
-      </w:r>
-      <w:r>
-        <w:rPr>
-          <w:rFonts w:ascii="Times New Roman" w:hAnsi="Times New Roman" w:cs="Times New Roman"/>
-          <w:sz w:val="28"/>
-          <w:szCs w:val="28"/>
-        </w:rPr>
-        <w:t xml:space="preserve"> движения нескольких роботов</w:t>
-      </w:r>
-      <w:r>
-        <w:rPr>
-          <w:rFonts w:ascii="Times New Roman" w:hAnsi="Times New Roman" w:cs="Times New Roman"/>
-          <w:sz w:val="28"/>
-          <w:szCs w:val="28"/>
-        </w:rPr>
-        <w:t xml:space="preserve"> будет решаться</w:t>
-      </w:r>
-      <w:r>
-        <w:rPr>
-          <w:rFonts w:ascii="Times New Roman" w:hAnsi="Times New Roman" w:cs="Times New Roman"/>
-          <w:sz w:val="28"/>
-          <w:szCs w:val="28"/>
-        </w:rPr>
-        <w:t xml:space="preserve"> в реальном времени.</w:t>
+        <w:t xml:space="preserve"> система, поэтому нужно обеспечить безопасное движение всех роботов одновременно. Для максимальной эффективности процесса была поставлена задача о планировании движения нескольких роботов в реальном времени.</w:t>
       </w:r>
     </w:p>
     <w:p>
       <w:pPr>
-        <w:jc w:val="both"/>
         <w:rPr>
           <w:rFonts w:ascii="Times New Roman" w:hAnsi="Times New Roman" w:cs="Times New Roman"/>
           <w:sz w:val="28"/>
@@ -1280,7 +1094,7 @@
           <w:sz w:val="28"/>
           <w:szCs w:val="28"/>
         </w:rPr>
-        <w:t>, а именно в динамической среде</w:t>
+        <w:t>, а именно в динамической среде и в балансе между безопасностью маршрута и общей производительности</w:t>
       </w:r>
       <w:r>
         <w:rPr>
@@ -1288,7 +1102,7 @@
           <w:sz w:val="28"/>
           <w:szCs w:val="28"/>
         </w:rPr>
-        <w:t>,</w:t>
+        <w:t xml:space="preserve">. </w:t>
       </w:r>
       <w:r>
         <w:rPr>
@@ -1296,15 +1110,16 @@
           <w:sz w:val="28"/>
           <w:szCs w:val="28"/>
         </w:rPr>
-        <w:t xml:space="preserve"> в балансе между безопасностью маршрута</w:t>
+        <w:t xml:space="preserve">Для решения такой задачи существует алгоритм </w:t>
       </w:r>
       <w:r>
         <w:rPr>
           <w:rFonts w:ascii="Times New Roman" w:hAnsi="Times New Roman" w:cs="Times New Roman"/>
           <w:sz w:val="28"/>
           <w:szCs w:val="28"/>
-        </w:rPr>
-        <w:t xml:space="preserve"> и</w:t>
+          <w:lang w:val="en-US"/>
+        </w:rPr>
+        <w:t>MPC</w:t>
       </w:r>
       <w:r>
         <w:rPr>
@@ -1312,7 +1127,7 @@
           <w:sz w:val="28"/>
           <w:szCs w:val="28"/>
         </w:rPr>
-        <w:t xml:space="preserve"> общей производительности</w:t>
+        <w:t xml:space="preserve"> – классического модельного управлени</w:t>
       </w:r>
       <w:r>
         <w:rPr>
@@ -1320,7 +1135,7 @@
           <w:sz w:val="28"/>
           <w:szCs w:val="28"/>
         </w:rPr>
-        <w:t xml:space="preserve">. </w:t>
+        <w:t>я</w:t>
       </w:r>
       <w:r>
         <w:rPr>
@@ -1328,7 +1143,7 @@
           <w:sz w:val="28"/>
           <w:szCs w:val="28"/>
         </w:rPr>
-        <w:t xml:space="preserve">Для решения такой задачи существует алгоритм </w:t>
+        <w:t xml:space="preserve">, однако он требует огромных вычислительных ресурсов. Отдельные оптимизации </w:t>
       </w:r>
       <w:r>
         <w:rPr>
@@ -1412,15 +1227,16 @@
           <w:sz w:val="28"/>
           <w:szCs w:val="28"/>
         </w:rPr>
-        <w:t xml:space="preserve"> – классического модельного управлени</w:t>
+        <w:t xml:space="preserve"> – распределенные методы </w:t>
       </w:r>
       <w:r>
         <w:rPr>
           <w:rFonts w:ascii="Times New Roman" w:hAnsi="Times New Roman" w:cs="Times New Roman"/>
           <w:sz w:val="28"/>
           <w:szCs w:val="28"/>
-        </w:rPr>
-        <w:t>я</w:t>
+          <w:lang w:val="en-US"/>
+        </w:rPr>
+        <w:t>MPC</w:t>
       </w:r>
       <w:r>
         <w:rPr>
@@ -1428,15 +1244,16 @@
           <w:sz w:val="28"/>
           <w:szCs w:val="28"/>
         </w:rPr>
-        <w:t xml:space="preserve">. </w:t>
+        <w:t xml:space="preserve"> являются также вычислительно долгими из-за большого числа итераций. В этой работе будет рассмотрен усовершенствованный алгоритм </w:t>
       </w:r>
       <w:r>
         <w:rPr>
           <w:rFonts w:ascii="Times New Roman" w:hAnsi="Times New Roman" w:cs="Times New Roman"/>
           <w:sz w:val="28"/>
           <w:szCs w:val="28"/>
-        </w:rPr>
-        <w:t>В</w:t>
+          <w:lang w:val="en-US"/>
+        </w:rPr>
+        <w:t>MPC</w:t>
       </w:r>
       <w:r>
         <w:rPr>
@@ -1444,6 +1261,57 @@
           <w:sz w:val="28"/>
           <w:szCs w:val="28"/>
         </w:rPr>
+        <w:t xml:space="preserve"> – </w:t>
+      </w:r>
+      <w:r>
+        <w:rPr>
+          <w:rFonts w:ascii="Times New Roman" w:hAnsi="Times New Roman" w:cs="Times New Roman"/>
+          <w:sz w:val="28"/>
+          <w:szCs w:val="28"/>
+          <w:lang w:val="en-US"/>
+        </w:rPr>
+        <w:t>D</w:t>
+      </w:r>
+      <w:r>
+        <w:rPr>
+          <w:rFonts w:ascii="Times New Roman" w:hAnsi="Times New Roman" w:cs="Times New Roman"/>
+          <w:sz w:val="28"/>
+          <w:szCs w:val="28"/>
+        </w:rPr>
+        <w:t>-</w:t>
+      </w:r>
+      <w:r>
+        <w:rPr>
+          <w:rFonts w:ascii="Times New Roman" w:hAnsi="Times New Roman" w:cs="Times New Roman"/>
+          <w:sz w:val="28"/>
+          <w:szCs w:val="28"/>
+          <w:lang w:val="en-US"/>
+        </w:rPr>
+        <w:t>MPCC</w:t>
+      </w:r>
+      <w:r>
+        <w:rPr>
+          <w:rFonts w:ascii="Times New Roman" w:hAnsi="Times New Roman" w:cs="Times New Roman"/>
+          <w:sz w:val="28"/>
+          <w:szCs w:val="28"/>
+        </w:rPr>
+        <w:t xml:space="preserve"> (</w:t>
+      </w:r>
+      <w:r>
+        <w:rPr>
+          <w:rFonts w:ascii="Times New Roman" w:hAnsi="Times New Roman" w:cs="Times New Roman"/>
+          <w:sz w:val="28"/>
+          <w:szCs w:val="28"/>
+          <w:lang w:val="en-US"/>
+        </w:rPr>
+        <w:t>Distributed</w:t>
+      </w:r>
+      <w:r>
+        <w:rPr>
+          <w:rFonts w:ascii="Times New Roman" w:hAnsi="Times New Roman" w:cs="Times New Roman"/>
+          <w:sz w:val="28"/>
+          <w:szCs w:val="28"/>
+        </w:rPr>
         <w:t xml:space="preserve"> </w:t>
       </w:r>
       <w:r>
@@ -1451,8 +1319,9 @@
           <w:rFonts w:ascii="Times New Roman" w:hAnsi="Times New Roman" w:cs="Times New Roman"/>
           <w:sz w:val="28"/>
           <w:szCs w:val="28"/>
-        </w:rPr>
-        <w:t>данной</w:t>
+          <w:lang w:val="en-US"/>
+        </w:rPr>
+        <w:t>Model</w:t>
       </w:r>
       <w:r>
         <w:rPr>
@@ -1467,8 +1336,9 @@
           <w:rFonts w:ascii="Times New Roman" w:hAnsi="Times New Roman" w:cs="Times New Roman"/>
           <w:sz w:val="28"/>
           <w:szCs w:val="28"/>
-        </w:rPr>
-        <w:t>работе</w:t>
+          <w:lang w:val="en-US"/>
+        </w:rPr>
+        <w:t>Predictive</w:t>
       </w:r>
       <w:r>
         <w:rPr>
@@ -1483,8 +1353,9 @@
           <w:rFonts w:ascii="Times New Roman" w:hAnsi="Times New Roman" w:cs="Times New Roman"/>
           <w:sz w:val="28"/>
           <w:szCs w:val="28"/>
-        </w:rPr>
-        <w:t>буд</w:t>
+          <w:lang w:val="en-US"/>
+        </w:rPr>
+        <w:t>Contouring</w:t>
       </w:r>
       <w:r>
         <w:rPr>
@@ -1492,15 +1363,16 @@
           <w:sz w:val="28"/>
           <w:szCs w:val="28"/>
         </w:rPr>
-        <w:t>ут</w:t>
+        <w:t xml:space="preserve"> </w:t>
       </w:r>
       <w:r>
         <w:rPr>
           <w:rFonts w:ascii="Times New Roman" w:hAnsi="Times New Roman" w:cs="Times New Roman"/>
           <w:sz w:val="28"/>
           <w:szCs w:val="28"/>
-        </w:rPr>
-        <w:t xml:space="preserve"> </w:t>
+          <w:lang w:val="en-US"/>
+        </w:rPr>
+        <w:t>Control</w:t>
       </w:r>
       <w:r>
         <w:rPr>
@@ -1508,7 +1380,7 @@
           <w:sz w:val="28"/>
           <w:szCs w:val="28"/>
         </w:rPr>
-        <w:t>рассмотрен</w:t>
+        <w:t>)</w:t>
       </w:r>
       <w:r>
         <w:rPr>
@@ -1516,220 +1388,11 @@
           <w:sz w:val="28"/>
           <w:szCs w:val="28"/>
         </w:rPr>
-        <w:t>ы</w:t>
-      </w:r>
-      <w:r>
-        <w:rPr>
-          <w:rFonts w:ascii="Times New Roman" w:hAnsi="Times New Roman" w:cs="Times New Roman"/>
-          <w:sz w:val="28"/>
-          <w:szCs w:val="28"/>
-        </w:rPr>
-        <w:t xml:space="preserve"> </w:t>
-      </w:r>
-      <w:r>
-        <w:rPr>
-          <w:rFonts w:ascii="Times New Roman" w:hAnsi="Times New Roman" w:cs="Times New Roman"/>
-          <w:sz w:val="28"/>
-          <w:szCs w:val="28"/>
-        </w:rPr>
-        <w:t>алгоритм</w:t>
-      </w:r>
-      <w:r>
-        <w:rPr>
-          <w:rFonts w:ascii="Times New Roman" w:hAnsi="Times New Roman" w:cs="Times New Roman"/>
-          <w:sz w:val="28"/>
-          <w:szCs w:val="28"/>
-        </w:rPr>
-        <w:t>ы</w:t>
-      </w:r>
-      <w:r>
-        <w:rPr>
-          <w:rFonts w:ascii="Times New Roman" w:hAnsi="Times New Roman" w:cs="Times New Roman"/>
-          <w:sz w:val="28"/>
-          <w:szCs w:val="28"/>
-        </w:rPr>
-        <w:t xml:space="preserve"> </w:t>
-      </w:r>
-      <w:r>
-        <w:rPr>
-          <w:rFonts w:ascii="Times New Roman" w:hAnsi="Times New Roman" w:cs="Times New Roman"/>
-          <w:sz w:val="28"/>
-          <w:szCs w:val="28"/>
-          <w:lang w:val="en-US"/>
-        </w:rPr>
-        <w:t>MPC</w:t>
-      </w:r>
-      <w:r>
-        <w:rPr>
-          <w:rFonts w:ascii="Times New Roman" w:hAnsi="Times New Roman" w:cs="Times New Roman"/>
-          <w:sz w:val="28"/>
-          <w:szCs w:val="28"/>
-        </w:rPr>
-        <w:t xml:space="preserve"> </w:t>
-      </w:r>
-      <w:r>
-        <w:rPr>
-          <w:rFonts w:ascii="Times New Roman" w:hAnsi="Times New Roman" w:cs="Times New Roman"/>
-          <w:sz w:val="28"/>
-          <w:szCs w:val="28"/>
-        </w:rPr>
-        <w:t>и</w:t>
-      </w:r>
-      <w:r>
-        <w:rPr>
-          <w:rFonts w:ascii="Times New Roman" w:hAnsi="Times New Roman" w:cs="Times New Roman"/>
-          <w:sz w:val="28"/>
-          <w:szCs w:val="28"/>
-        </w:rPr>
-        <w:t xml:space="preserve"> </w:t>
-      </w:r>
-      <w:r>
-        <w:rPr>
-          <w:rFonts w:ascii="Times New Roman" w:hAnsi="Times New Roman" w:cs="Times New Roman"/>
-          <w:sz w:val="28"/>
-          <w:szCs w:val="28"/>
-        </w:rPr>
-        <w:t>его</w:t>
-      </w:r>
-      <w:r>
-        <w:rPr>
-          <w:rFonts w:ascii="Times New Roman" w:hAnsi="Times New Roman" w:cs="Times New Roman"/>
-          <w:sz w:val="28"/>
-          <w:szCs w:val="28"/>
-        </w:rPr>
-        <w:t xml:space="preserve"> </w:t>
-      </w:r>
-      <w:r>
-        <w:rPr>
-          <w:rFonts w:ascii="Times New Roman" w:hAnsi="Times New Roman" w:cs="Times New Roman"/>
-          <w:sz w:val="28"/>
-          <w:szCs w:val="28"/>
-        </w:rPr>
-        <w:t xml:space="preserve">оптимизированная версия </w:t>
-      </w:r>
-      <w:r>
-        <w:rPr>
-          <w:rFonts w:ascii="Times New Roman" w:hAnsi="Times New Roman" w:cs="Times New Roman"/>
-          <w:sz w:val="28"/>
-          <w:szCs w:val="28"/>
-          <w:lang w:val="en-US"/>
-        </w:rPr>
-        <w:t>D</w:t>
-      </w:r>
-      <w:r>
-        <w:rPr>
-          <w:rFonts w:ascii="Times New Roman" w:hAnsi="Times New Roman" w:cs="Times New Roman"/>
-          <w:sz w:val="28"/>
-          <w:szCs w:val="28"/>
-        </w:rPr>
-        <w:t>-</w:t>
-      </w:r>
-      <w:r>
-        <w:rPr>
-          <w:rFonts w:ascii="Times New Roman" w:hAnsi="Times New Roman" w:cs="Times New Roman"/>
-          <w:sz w:val="28"/>
-          <w:szCs w:val="28"/>
-          <w:lang w:val="en-US"/>
-        </w:rPr>
-        <w:t>MPCC</w:t>
-      </w:r>
-      <w:r>
-        <w:rPr>
-          <w:rFonts w:ascii="Times New Roman" w:hAnsi="Times New Roman" w:cs="Times New Roman"/>
-          <w:sz w:val="28"/>
-          <w:szCs w:val="28"/>
-        </w:rPr>
-        <w:t xml:space="preserve"> (</w:t>
-      </w:r>
-      <w:r>
-        <w:rPr>
-          <w:rFonts w:ascii="Times New Roman" w:hAnsi="Times New Roman" w:cs="Times New Roman"/>
-          <w:sz w:val="28"/>
-          <w:szCs w:val="28"/>
-          <w:lang w:val="en-US"/>
-        </w:rPr>
-        <w:t>Distributed</w:t>
-      </w:r>
-      <w:r>
-        <w:rPr>
-          <w:rFonts w:ascii="Times New Roman" w:hAnsi="Times New Roman" w:cs="Times New Roman"/>
-          <w:sz w:val="28"/>
-          <w:szCs w:val="28"/>
-        </w:rPr>
-        <w:t xml:space="preserve"> </w:t>
-      </w:r>
-      <w:r>
-        <w:rPr>
-          <w:rFonts w:ascii="Times New Roman" w:hAnsi="Times New Roman" w:cs="Times New Roman"/>
-          <w:sz w:val="28"/>
-          <w:szCs w:val="28"/>
-          <w:lang w:val="en-US"/>
-        </w:rPr>
-        <w:t>Model</w:t>
-      </w:r>
-      <w:r>
-        <w:rPr>
-          <w:rFonts w:ascii="Times New Roman" w:hAnsi="Times New Roman" w:cs="Times New Roman"/>
-          <w:sz w:val="28"/>
-          <w:szCs w:val="28"/>
-        </w:rPr>
-        <w:t xml:space="preserve"> </w:t>
-      </w:r>
-      <w:r>
-        <w:rPr>
-          <w:rFonts w:ascii="Times New Roman" w:hAnsi="Times New Roman" w:cs="Times New Roman"/>
-          <w:sz w:val="28"/>
-          <w:szCs w:val="28"/>
-          <w:lang w:val="en-US"/>
-        </w:rPr>
-        <w:t>Predictive</w:t>
-      </w:r>
-      <w:r>
-        <w:rPr>
-          <w:rFonts w:ascii="Times New Roman" w:hAnsi="Times New Roman" w:cs="Times New Roman"/>
-          <w:sz w:val="28"/>
-          <w:szCs w:val="28"/>
-        </w:rPr>
-        <w:t xml:space="preserve"> </w:t>
-      </w:r>
-      <w:r>
-        <w:rPr>
-          <w:rFonts w:ascii="Times New Roman" w:hAnsi="Times New Roman" w:cs="Times New Roman"/>
-          <w:sz w:val="28"/>
-          <w:szCs w:val="28"/>
-          <w:lang w:val="en-US"/>
-        </w:rPr>
-        <w:t>Contouring</w:t>
-      </w:r>
-      <w:r>
-        <w:rPr>
-          <w:rFonts w:ascii="Times New Roman" w:hAnsi="Times New Roman" w:cs="Times New Roman"/>
-          <w:sz w:val="28"/>
-          <w:szCs w:val="28"/>
-        </w:rPr>
-        <w:t xml:space="preserve"> </w:t>
-      </w:r>
-      <w:r>
-        <w:rPr>
-          <w:rFonts w:ascii="Times New Roman" w:hAnsi="Times New Roman" w:cs="Times New Roman"/>
-          <w:sz w:val="28"/>
-          <w:szCs w:val="28"/>
-          <w:lang w:val="en-US"/>
-        </w:rPr>
-        <w:t>Control</w:t>
-      </w:r>
-      <w:r>
-        <w:rPr>
-          <w:rFonts w:ascii="Times New Roman" w:hAnsi="Times New Roman" w:cs="Times New Roman"/>
-          <w:sz w:val="28"/>
-          <w:szCs w:val="28"/>
-        </w:rPr>
-        <w:t>).</w:t>
+        <w:t>.</w:t>
       </w:r>
     </w:p>
     <w:p>
       <w:pPr>
-        <w:jc w:val="both"/>
         <w:rPr>
           <w:rFonts w:ascii="Times New Roman" w:eastAsiaTheme="minorEastAsia" w:hAnsi="Times New Roman" w:cs="Times New Roman"/>
           <w:sz w:val="28"/>
@@ -1742,6 +1405,14 @@
           <w:sz w:val="28"/>
           <w:szCs w:val="28"/>
         </w:rPr>
+        <w:t xml:space="preserve">Постановка задачи заключается в следующем. </w:t>
+      </w:r>
+      <w:r>
+        <w:rPr>
+          <w:rFonts w:ascii="Times New Roman" w:hAnsi="Times New Roman" w:cs="Times New Roman"/>
+          <w:sz w:val="28"/>
+          <w:szCs w:val="28"/>
+        </w:rPr>
         <w:t>В п</w:t>
       </w:r>
       <w:r>
@@ -1769,6 +1440,14 @@
         <w:t xml:space="preserve"> </w:t>
       </w:r>
       <m:oMath>
+        <m:r>
+          <w:rPr>
+            <w:rFonts w:ascii="Cambria Math" w:hAnsi="Cambria Math" w:cs="Times New Roman"/>
+            <w:sz w:val="28"/>
+            <w:szCs w:val="28"/>
+          </w:rPr>
+          <m:t>W=</m:t>
+        </m:r>
         <m:sSup>
           <m:sSupPr>
             <m:ctrlPr>
@@ -1833,7 +1512,6 @@
     </w:p>
     <w:p>
       <w:pPr>
-        <w:jc w:val="both"/>
         <w:rPr>
           <w:rFonts w:ascii="Times New Roman" w:eastAsiaTheme="minorEastAsia" w:hAnsi="Times New Roman" w:cs="Times New Roman"/>
           <w:sz w:val="28"/>
@@ -1842,677 +1520,423 @@
       </w:pPr>
       <w:r>
         <w:rPr>
-          <w:noProof/>
-        </w:rPr>
-        <mc:AlternateContent>
-          <mc:Choice Requires="wps">
-            <w:drawing>
-              <wp:anchor distT="0" distB="0" distL="114300" distR="114300" simplePos="0" relativeHeight="251660288" behindDoc="0" locked="0" layoutInCell="1" allowOverlap="1" wp14:anchorId="5416F5CD" wp14:editId="37594560">
-                <wp:simplePos x="0" y="0"/>
-                <wp:positionH relativeFrom="column">
-                  <wp:posOffset>1905</wp:posOffset>
-                </wp:positionH>
-                <wp:positionV relativeFrom="paragraph">
-                  <wp:posOffset>1733550</wp:posOffset>
-                </wp:positionV>
-                <wp:extent cx="1803400" cy="635"/>
-                <wp:effectExtent l="0" t="0" r="0" b="12065"/>
-                <wp:wrapSquare wrapText="bothSides"/>
-                <wp:docPr id="1563158666" name="Надпись 1"/>
-                <wp:cNvGraphicFramePr/>
-                <a:graphic xmlns:a="http://schemas.openxmlformats.org/drawingml/2006/main">
-                  <a:graphicData uri="http://schemas.microsoft.com/office/word/2010/wordprocessingShape">
-                    <wps:wsp>
-                      <wps:cNvSpPr txBox="1"/>
-                      <wps:spPr>
-                        <a:xfrm>
-                          <a:off x="0" y="0"/>
-                          <a:ext cx="1803400" cy="635"/>
-                        </a:xfrm>
-                        <a:prstGeom prst="rect">
-                          <a:avLst/>
-                        </a:prstGeom>
-                        <a:solidFill>
-                          <a:prstClr val="white"/>
-                        </a:solidFill>
-                        <a:ln>
-                          <a:noFill/>
-                        </a:ln>
-                      </wps:spPr>
-                      <wps:txbx>
-                        <w:txbxContent>
-                          <w:p>
-                            <w:pPr>
-                              <w:pStyle w:val="a6"/>
-                              <w:rPr>
-                                <w:rFonts w:ascii="Times New Roman" w:hAnsi="Times New Roman" w:cs="Times New Roman"/>
-                                <w:sz w:val="28"/>
-                                <w:szCs w:val="28"/>
-                              </w:rPr>
-                            </w:pPr>
-                            <w:r>
-                              <w:t xml:space="preserve">Рисунок </w:t>
-                            </w:r>
-                            <w:fldSimple w:instr=" SEQ Рисунок \* ARABIC ">
-                              <w:r>
-                                <w:rPr>
-                                  <w:noProof/>
-                                </w:rPr>
-                                <w:t>1</w:t>
-                              </w:r>
-                            </w:fldSimple>
-                            <w:r>
-                              <w:t>. Иллюстрация разбиения карты на сетку ячеек</w:t>
-                            </w:r>
-                          </w:p>
-                        </w:txbxContent>
-                      </wps:txbx>
-                      <wps:bodyPr rot="0" spcFirstLastPara="0" vertOverflow="overflow" horzOverflow="overflow" vert="horz" wrap="square" lIns="0" tIns="0" rIns="0" bIns="0" numCol="1" spcCol="0" rtlCol="0" fromWordArt="0" anchor="t" anchorCtr="0" forceAA="0" compatLnSpc="1">
-                        <a:prstTxWarp prst="textNoShape">
-                          <a:avLst/>
-                        </a:prstTxWarp>
-                        <a:spAutoFit/>
-                      </wps:bodyPr>
-                    </wps:wsp>
-                  </a:graphicData>
-                </a:graphic>
-              </wp:anchor>
-            </w:drawing>
-          </mc:Choice>
-          <mc:Fallback>
-            <w:pict>
-              <v:shapetype w14:anchorId="5416F5CD" id="_x0000_t202" coordsize="21600,21600" o:spt="202" path="m,l,21600r21600,l21600,xe">
-                <v:stroke joinstyle="miter"/>
-                <v:path gradientshapeok="t" o:connecttype="rect"/>
-              </v:shapetype>
-              <v:shape id="Надпись 1" o:spid="_x0000_s1026" type="#_x0000_t202" style="position:absolute;left:0;text-align:left;margin-left:.15pt;margin-top:136.5pt;width:142pt;height:.05pt;z-index:251660288;visibility:visible;mso-wrap-style:square;mso-wrap-distance-left:9pt;mso-wrap-distance-top:0;mso-wrap-distance-right:9pt;mso-wrap-distance-bottom:0;mso-position-horizontal:absolute;mso-position-horizontal-relative:text;mso-position-vertical:absolute;mso-position-vertical-relative:text;v-text-anchor:top" o:gfxdata="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" stroked="f">
-                <v:textbox style="mso-fit-shape-to-text:t" inset="0,0,0,0">
-                  <w:txbxContent>
-                    <w:p>
-                      <w:pPr>
-                        <w:pStyle w:val="a6"/>
-                        <w:rPr>
-                          <w:rFonts w:ascii="Times New Roman" w:hAnsi="Times New Roman" w:cs="Times New Roman"/>
-                          <w:sz w:val="28"/>
-                          <w:szCs w:val="28"/>
-                        </w:rPr>
-                      </w:pPr>
-                      <w:r>
-                        <w:t xml:space="preserve">Рисунок </w:t>
-                      </w:r>
-                      <w:fldSimple w:instr=" SEQ Рисунок \* ARABIC ">
-                        <w:r>
+          <w:rFonts w:ascii="Times New Roman" w:hAnsi="Times New Roman" w:cs="Times New Roman"/>
+          <w:sz w:val="28"/>
+          <w:szCs w:val="28"/>
+        </w:rPr>
+        <w:t xml:space="preserve">Каждый робот имеет кинематическую модель. Он моделируется как </w:t>
+      </w:r>
+      <w:proofErr w:type="spellStart"/>
+      <w:r>
+        <w:rPr>
+          <w:rFonts w:ascii="Times New Roman" w:hAnsi="Times New Roman" w:cs="Times New Roman"/>
+          <w:sz w:val="28"/>
+          <w:szCs w:val="28"/>
+        </w:rPr>
+        <w:t>уницикл</w:t>
+      </w:r>
+      <w:proofErr w:type="spellEnd"/>
+      <w:r>
+        <w:rPr>
+          <w:rFonts w:ascii="Times New Roman" w:hAnsi="Times New Roman" w:cs="Times New Roman"/>
+          <w:sz w:val="28"/>
+          <w:szCs w:val="28"/>
+        </w:rPr>
+        <w:t>, уравнение движения в непрерывном времени выглядит так</w:t>
+      </w:r>
+      <w:r>
+        <w:rPr>
+          <w:rFonts w:ascii="Times New Roman" w:hAnsi="Times New Roman" w:cs="Times New Roman"/>
+          <w:sz w:val="28"/>
+          <w:szCs w:val="28"/>
+        </w:rPr>
+        <w:t>:</w:t>
+      </w:r>
+      <w:r>
+        <w:rPr>
+          <w:rFonts w:ascii="Times New Roman" w:hAnsi="Times New Roman" w:cs="Times New Roman"/>
+          <w:sz w:val="28"/>
+          <w:szCs w:val="28"/>
+        </w:rPr>
+        <w:br/>
+      </w:r>
+      <m:oMathPara>
+        <m:oMath>
+          <m:d>
+            <m:dPr>
+              <m:begChr m:val="["/>
+              <m:endChr m:val="]"/>
+              <m:ctrlPr>
+                <w:rPr>
+                  <w:rFonts w:ascii="Cambria Math" w:hAnsi="Cambria Math" w:cs="Times New Roman"/>
+                  <w:i/>
+                  <w:sz w:val="28"/>
+                  <w:szCs w:val="28"/>
+                  <w:lang w:val="en-US"/>
+                </w:rPr>
+              </m:ctrlPr>
+            </m:dPr>
+            <m:e>
+              <m:m>
+                <m:mPr>
+                  <m:mcs>
+                    <m:mc>
+                      <m:mcPr>
+                        <m:count m:val="1"/>
+                        <m:mcJc m:val="center"/>
+                      </m:mcPr>
+                    </m:mc>
+                  </m:mcs>
+                  <m:ctrlPr>
+                    <w:rPr>
+                      <w:rFonts w:ascii="Cambria Math" w:hAnsi="Cambria Math" w:cs="Times New Roman"/>
+                      <w:i/>
+                      <w:sz w:val="28"/>
+                      <w:szCs w:val="28"/>
+                      <w:lang w:val="en-US"/>
+                    </w:rPr>
+                  </m:ctrlPr>
+                </m:mPr>
+                <m:mr>
+                  <m:e>
+                    <m:acc>
+                      <m:accPr>
+                        <m:chr m:val="̇"/>
+                        <m:ctrlPr>
                           <w:rPr>
-                            <w:noProof/>
+                            <w:rFonts w:ascii="Cambria Math" w:hAnsi="Cambria Math" w:cs="Times New Roman"/>
+                            <w:i/>
+                            <w:sz w:val="28"/>
+                            <w:szCs w:val="28"/>
+                            <w:lang w:val="en-US"/>
                           </w:rPr>
-                          <w:t>1</w:t>
-                        </w:r>
-                      </w:fldSimple>
-                      <w:r>
-                        <w:t>. Иллюстрация разбиения карты на сетку ячеек</w:t>
-                      </w:r>
-                    </w:p>
-                  </w:txbxContent>
-                </v:textbox>
-                <w10:wrap type="square"/>
-              </v:shape>
-            </w:pict>
-          </mc:Fallback>
-        </mc:AlternateContent>
-      </w:r>
-      <w:r>
-        <w:rPr>
-          <w:rFonts w:ascii="Times New Roman" w:eastAsiaTheme="minorEastAsia" w:hAnsi="Times New Roman" w:cs="Times New Roman"/>
-          <w:sz w:val="28"/>
-          <w:szCs w:val="28"/>
-        </w:rPr>
-        <w:drawing>
-          <wp:anchor distT="0" distB="0" distL="114300" distR="114300" simplePos="0" relativeHeight="251658240" behindDoc="0" locked="0" layoutInCell="1" allowOverlap="1" wp14:anchorId="33E7ADF7" wp14:editId="0260E3EA">
-            <wp:simplePos x="0" y="0"/>
-            <wp:positionH relativeFrom="column">
-              <wp:posOffset>1905</wp:posOffset>
-            </wp:positionH>
-            <wp:positionV relativeFrom="paragraph">
-              <wp:posOffset>0</wp:posOffset>
-            </wp:positionV>
-            <wp:extent cx="1803400" cy="1676400"/>
-            <wp:effectExtent l="0" t="0" r="0" b="0"/>
-            <wp:wrapSquare wrapText="bothSides"/>
-            <wp:docPr id="181688856" name="Рисунок 1" descr="Изображение выглядит как прямоугольный, Прямоугольник, шаблон, снимок экрана&#10;&#10;Содержимое, созданное искусственным интеллектом, может быть неверным."/>
-            <wp:cNvGraphicFramePr>
-              <a:graphicFrameLocks xmlns:a="http://schemas.openxmlformats.org/drawingml/2006/main" noChangeAspect="1"/>
-            </wp:cNvGraphicFramePr>
-            <a:graphic xmlns:a="http://schemas.openxmlformats.org/drawingml/2006/main">
-              <a:graphicData uri="http://schemas.openxmlformats.org/drawingml/2006/picture">
-                <pic:pic xmlns:pic="http://schemas.openxmlformats.org/drawingml/2006/picture">
-                  <pic:nvPicPr>
-                    <pic:cNvPr id="181688856" name="Рисунок 1" descr="Изображение выглядит как прямоугольный, Прямоугольник, шаблон, снимок экрана&#10;&#10;Содержимое, созданное искусственным интеллектом, может быть неверным."/>
-                    <pic:cNvPicPr/>
-                  </pic:nvPicPr>
-                  <pic:blipFill>
-                    <a:blip r:embed="rId8">
-                      <a:extLst>
-                        <a:ext uri="{28A0092B-C50C-407E-A947-70E740481C1C}">
-                          <a14:useLocalDpi xmlns:a14="http://schemas.microsoft.com/office/drawing/2010/main" val="0"/>
-                        </a:ext>
-                      </a:extLst>
-                    </a:blip>
-                    <a:stretch>
-                      <a:fillRect/>
-                    </a:stretch>
-                  </pic:blipFill>
-                  <pic:spPr>
-                    <a:xfrm>
-                      <a:off x="0" y="0"/>
-                      <a:ext cx="1803400" cy="1676400"/>
-                    </a:xfrm>
-                    <a:prstGeom prst="rect">
-                      <a:avLst/>
-                    </a:prstGeom>
-                  </pic:spPr>
-                </pic:pic>
-              </a:graphicData>
-            </a:graphic>
-            <wp14:sizeRelH relativeFrom="page">
-              <wp14:pctWidth>0</wp14:pctWidth>
-            </wp14:sizeRelH>
-            <wp14:sizeRelV relativeFrom="page">
-              <wp14:pctHeight>0</wp14:pctHeight>
-            </wp14:sizeRelV>
-          </wp:anchor>
-        </w:drawing>
-      </w:r>
-      <w:r>
-        <w:rPr>
-          <w:rFonts w:ascii="Times New Roman" w:eastAsiaTheme="minorEastAsia" w:hAnsi="Times New Roman" w:cs="Times New Roman"/>
-          <w:sz w:val="28"/>
-          <w:szCs w:val="28"/>
-        </w:rPr>
-        <w:t xml:space="preserve">На </w:t>
-      </w:r>
-      <w:r>
-        <w:rPr>
-          <w:rFonts w:ascii="Times New Roman" w:eastAsiaTheme="minorEastAsia" w:hAnsi="Times New Roman" w:cs="Times New Roman"/>
-          <w:sz w:val="28"/>
-          <w:szCs w:val="28"/>
-        </w:rPr>
-        <w:t>Рисунок 1 белый цвет обозначает свободное состояние, черный цвет обозначает занятое состояние, серый цвет обозначает неизвестное состояние.</w:t>
-      </w:r>
+                        </m:ctrlPr>
+                      </m:accPr>
+                      <m:e>
+                        <m:r>
+                          <w:rPr>
+                            <w:rFonts w:ascii="Cambria Math" w:hAnsi="Cambria Math" w:cs="Times New Roman"/>
+                            <w:sz w:val="28"/>
+                            <w:szCs w:val="28"/>
+                            <w:lang w:val="en-US"/>
+                          </w:rPr>
+                          <m:t>x</m:t>
+                        </m:r>
+                      </m:e>
+                    </m:acc>
+                  </m:e>
+                </m:mr>
+                <m:mr>
+                  <m:e>
+                    <m:acc>
+                      <m:accPr>
+                        <m:chr m:val="̇"/>
+                        <m:ctrlPr>
+                          <w:rPr>
+                            <w:rFonts w:ascii="Cambria Math" w:hAnsi="Cambria Math" w:cs="Times New Roman"/>
+                            <w:i/>
+                            <w:sz w:val="28"/>
+                            <w:szCs w:val="28"/>
+                            <w:lang w:val="en-US"/>
+                          </w:rPr>
+                        </m:ctrlPr>
+                      </m:accPr>
+                      <m:e>
+                        <m:r>
+                          <w:rPr>
+                            <w:rFonts w:ascii="Cambria Math" w:hAnsi="Cambria Math" w:cs="Times New Roman"/>
+                            <w:sz w:val="28"/>
+                            <w:szCs w:val="28"/>
+                            <w:lang w:val="en-US"/>
+                          </w:rPr>
+                          <m:t>y</m:t>
+                        </m:r>
+                      </m:e>
+                    </m:acc>
+                  </m:e>
+                </m:mr>
+                <m:mr>
+                  <m:e>
+                    <m:acc>
+                      <m:accPr>
+                        <m:chr m:val="̇"/>
+                        <m:ctrlPr>
+                          <w:rPr>
+                            <w:rFonts w:ascii="Cambria Math" w:hAnsi="Cambria Math" w:cs="Times New Roman"/>
+                            <w:i/>
+                            <w:sz w:val="28"/>
+                            <w:szCs w:val="28"/>
+                            <w:lang w:val="en-US"/>
+                          </w:rPr>
+                        </m:ctrlPr>
+                      </m:accPr>
+                      <m:e>
+                        <m:r>
+                          <w:rPr>
+                            <w:rFonts w:ascii="Cambria Math" w:hAnsi="Cambria Math" w:cs="Times New Roman"/>
+                            <w:sz w:val="28"/>
+                            <w:szCs w:val="28"/>
+                            <w:lang w:val="en-US"/>
+                          </w:rPr>
+                          <m:t>ϕ</m:t>
+                        </m:r>
+                      </m:e>
+                    </m:acc>
+                  </m:e>
+                </m:mr>
+              </m:m>
+            </m:e>
+          </m:d>
+          <m:r>
+            <w:rPr>
+              <w:rFonts w:ascii="Cambria Math" w:hAnsi="Cambria Math" w:cs="Times New Roman"/>
+              <w:sz w:val="28"/>
+              <w:szCs w:val="28"/>
+            </w:rPr>
+            <m:t xml:space="preserve"> = </m:t>
+          </m:r>
+          <m:d>
+            <m:dPr>
+              <m:begChr m:val="["/>
+              <m:endChr m:val="]"/>
+              <m:ctrlPr>
+                <w:rPr>
+                  <w:rFonts w:ascii="Cambria Math" w:hAnsi="Cambria Math" w:cs="Times New Roman"/>
+                  <w:i/>
+                  <w:sz w:val="28"/>
+                  <w:szCs w:val="28"/>
+                  <w:lang w:val="en-US"/>
+                </w:rPr>
+              </m:ctrlPr>
+            </m:dPr>
+            <m:e>
+              <m:m>
+                <m:mPr>
+                  <m:mcs>
+                    <m:mc>
+                      <m:mcPr>
+                        <m:count m:val="1"/>
+                        <m:mcJc m:val="center"/>
+                      </m:mcPr>
+                    </m:mc>
+                  </m:mcs>
+                  <m:ctrlPr>
+                    <w:rPr>
+                      <w:rFonts w:ascii="Cambria Math" w:hAnsi="Cambria Math" w:cs="Times New Roman"/>
+                      <w:i/>
+                      <w:sz w:val="28"/>
+                      <w:szCs w:val="28"/>
+                      <w:lang w:val="en-US"/>
+                    </w:rPr>
+                  </m:ctrlPr>
+                </m:mPr>
+                <m:mr>
+                  <m:e>
+                    <m:func>
+                      <m:funcPr>
+                        <m:ctrlPr>
+                          <w:rPr>
+                            <w:rFonts w:ascii="Cambria Math" w:hAnsi="Cambria Math" w:cs="Times New Roman"/>
+                            <w:i/>
+                            <w:sz w:val="28"/>
+                            <w:szCs w:val="28"/>
+                            <w:lang w:val="en-US"/>
+                          </w:rPr>
+                        </m:ctrlPr>
+                      </m:funcPr>
+                      <m:fName>
+                        <m:r>
+                          <m:rPr>
+                            <m:sty m:val="p"/>
+                          </m:rPr>
+                          <w:rPr>
+                            <w:rFonts w:ascii="Cambria Math" w:hAnsi="Cambria Math" w:cs="Times New Roman"/>
+                            <w:sz w:val="28"/>
+                            <w:szCs w:val="28"/>
+                            <w:lang w:val="en-US"/>
+                          </w:rPr>
+                          <m:t>cos</m:t>
+                        </m:r>
+                      </m:fName>
+                      <m:e>
+                        <m:r>
+                          <w:rPr>
+                            <w:rFonts w:ascii="Cambria Math" w:hAnsi="Cambria Math" w:cs="Times New Roman"/>
+                            <w:sz w:val="28"/>
+                            <w:szCs w:val="28"/>
+                            <w:lang w:val="en-US"/>
+                          </w:rPr>
+                          <m:t>ϕ</m:t>
+                        </m:r>
+                      </m:e>
+                    </m:func>
+                  </m:e>
+                </m:mr>
+                <m:mr>
+                  <m:e>
+                    <m:func>
+                      <m:funcPr>
+                        <m:ctrlPr>
+                          <w:rPr>
+                            <w:rFonts w:ascii="Cambria Math" w:hAnsi="Cambria Math" w:cs="Times New Roman"/>
+                            <w:i/>
+                            <w:sz w:val="28"/>
+                            <w:szCs w:val="28"/>
+                            <w:lang w:val="en-US"/>
+                          </w:rPr>
+                        </m:ctrlPr>
+                      </m:funcPr>
+                      <m:fName>
+                        <m:r>
+                          <m:rPr>
+                            <m:sty m:val="p"/>
+                          </m:rPr>
+                          <w:rPr>
+                            <w:rFonts w:ascii="Cambria Math" w:hAnsi="Cambria Math" w:cs="Times New Roman"/>
+                            <w:sz w:val="28"/>
+                            <w:szCs w:val="28"/>
+                            <w:lang w:val="en-US"/>
+                          </w:rPr>
+                          <m:t>sin</m:t>
+                        </m:r>
+                      </m:fName>
+                      <m:e>
+                        <m:r>
+                          <w:rPr>
+                            <w:rFonts w:ascii="Cambria Math" w:hAnsi="Cambria Math" w:cs="Times New Roman"/>
+                            <w:sz w:val="28"/>
+                            <w:szCs w:val="28"/>
+                            <w:lang w:val="en-US"/>
+                          </w:rPr>
+                          <m:t>ϕ</m:t>
+                        </m:r>
+                      </m:e>
+                    </m:func>
+                  </m:e>
+                </m:mr>
+                <m:mr>
+                  <m:e>
+                    <m:r>
+                      <w:rPr>
+                        <w:rFonts w:ascii="Cambria Math" w:hAnsi="Cambria Math" w:cs="Times New Roman"/>
+                        <w:sz w:val="28"/>
+                        <w:szCs w:val="28"/>
+                      </w:rPr>
+                      <m:t>0</m:t>
+                    </m:r>
+                  </m:e>
+                </m:mr>
+              </m:m>
+            </m:e>
+          </m:d>
+          <m:r>
+            <w:rPr>
+              <w:rFonts w:ascii="Cambria Math" w:eastAsiaTheme="minorEastAsia" w:hAnsi="Cambria Math" w:cs="Times New Roman"/>
+              <w:sz w:val="28"/>
+              <w:szCs w:val="28"/>
+              <w:lang w:val="en-US"/>
+            </w:rPr>
+            <m:t>υ</m:t>
+          </m:r>
+          <m:r>
+            <w:rPr>
+              <w:rFonts w:ascii="Cambria Math" w:eastAsiaTheme="minorEastAsia" w:hAnsi="Cambria Math" w:cs="Times New Roman"/>
+              <w:sz w:val="28"/>
+              <w:szCs w:val="28"/>
+            </w:rPr>
+            <m:t>+</m:t>
+          </m:r>
+          <m:d>
+            <m:dPr>
+              <m:begChr m:val="["/>
+              <m:endChr m:val="]"/>
+              <m:ctrlPr>
+                <w:rPr>
+                  <w:rFonts w:ascii="Cambria Math" w:eastAsiaTheme="minorEastAsia" w:hAnsi="Cambria Math" w:cs="Times New Roman"/>
+                  <w:i/>
+                  <w:sz w:val="28"/>
+                  <w:szCs w:val="28"/>
+                  <w:lang w:val="en-US"/>
+                </w:rPr>
+              </m:ctrlPr>
+            </m:dPr>
+            <m:e>
+              <m:m>
+                <m:mPr>
+                  <m:mcs>
+                    <m:mc>
+                      <m:mcPr>
+                        <m:count m:val="1"/>
+                        <m:mcJc m:val="center"/>
+                      </m:mcPr>
+                    </m:mc>
+                  </m:mcs>
+                  <m:ctrlPr>
+                    <w:rPr>
+                      <w:rFonts w:ascii="Cambria Math" w:eastAsiaTheme="minorEastAsia" w:hAnsi="Cambria Math" w:cs="Times New Roman"/>
+                      <w:i/>
+                      <w:sz w:val="28"/>
+                      <w:szCs w:val="28"/>
+                      <w:lang w:val="en-US"/>
+                    </w:rPr>
+                  </m:ctrlPr>
+                </m:mPr>
+                <m:mr>
+                  <m:e>
+                    <m:r>
+                      <w:rPr>
+                        <w:rFonts w:ascii="Cambria Math" w:eastAsiaTheme="minorEastAsia" w:hAnsi="Cambria Math" w:cs="Times New Roman"/>
+                        <w:sz w:val="28"/>
+                        <w:szCs w:val="28"/>
+                      </w:rPr>
+                      <m:t>0</m:t>
+                    </m:r>
+                  </m:e>
+                </m:mr>
+                <m:mr>
+                  <m:e>
+                    <m:r>
+                      <w:rPr>
+                        <w:rFonts w:ascii="Cambria Math" w:eastAsiaTheme="minorEastAsia" w:hAnsi="Cambria Math" w:cs="Times New Roman"/>
+                        <w:sz w:val="28"/>
+                        <w:szCs w:val="28"/>
+                      </w:rPr>
+                      <m:t>0</m:t>
+                    </m:r>
+                  </m:e>
+                </m:mr>
+                <m:mr>
+                  <m:e>
+                    <m:r>
+                      <w:rPr>
+                        <w:rFonts w:ascii="Cambria Math" w:eastAsiaTheme="minorEastAsia" w:hAnsi="Cambria Math" w:cs="Times New Roman"/>
+                        <w:sz w:val="28"/>
+                        <w:szCs w:val="28"/>
+                      </w:rPr>
+                      <m:t>1</m:t>
+                    </m:r>
+                  </m:e>
+                </m:mr>
+              </m:m>
+            </m:e>
+          </m:d>
+          <m:r>
+            <w:rPr>
+              <w:rFonts w:ascii="Cambria Math" w:eastAsiaTheme="minorEastAsia" w:hAnsi="Cambria Math" w:cs="Times New Roman"/>
+              <w:sz w:val="28"/>
+              <w:szCs w:val="28"/>
+              <w:lang w:val="en-US"/>
+            </w:rPr>
+            <m:t>ω</m:t>
+          </m:r>
+        </m:oMath>
+      </m:oMathPara>
     </w:p>
     <w:p>
       <w:pPr>
-        <w:jc w:val="both"/>
-        <w:rPr>
-          <w:rFonts w:ascii="Times New Roman" w:hAnsi="Times New Roman" w:cs="Times New Roman"/>
-          <w:sz w:val="28"/>
-          <w:szCs w:val="28"/>
-        </w:rPr>
-      </w:pPr>
-    </w:p>
-    <w:p>
-      <w:pPr>
-        <w:jc w:val="both"/>
-        <w:rPr>
-          <w:rFonts w:ascii="Times New Roman" w:hAnsi="Times New Roman" w:cs="Times New Roman"/>
-          <w:sz w:val="28"/>
-          <w:szCs w:val="28"/>
-        </w:rPr>
-      </w:pPr>
-    </w:p>
-    <w:p>
-      <w:pPr>
-        <w:jc w:val="both"/>
-        <w:rPr>
-          <w:rFonts w:ascii="Times New Roman" w:hAnsi="Times New Roman" w:cs="Times New Roman"/>
-          <w:sz w:val="28"/>
-          <w:szCs w:val="28"/>
-        </w:rPr>
-      </w:pPr>
-    </w:p>
-    <w:p>
-      <w:pPr>
-        <w:jc w:val="both"/>
-        <w:rPr>
-          <w:rFonts w:ascii="Times New Roman" w:hAnsi="Times New Roman" w:cs="Times New Roman"/>
-          <w:sz w:val="28"/>
-          <w:szCs w:val="28"/>
-        </w:rPr>
-      </w:pPr>
-    </w:p>
-    <w:p>
-      <w:pPr>
-        <w:jc w:val="both"/>
-        <w:rPr>
-          <w:rFonts w:ascii="Times New Roman" w:hAnsi="Times New Roman" w:cs="Times New Roman"/>
-          <w:sz w:val="28"/>
-          <w:szCs w:val="28"/>
-        </w:rPr>
-      </w:pPr>
-      <w:r>
-        <w:rPr>
-          <w:rFonts w:ascii="Times New Roman" w:hAnsi="Times New Roman" w:cs="Times New Roman"/>
-          <w:sz w:val="28"/>
-          <w:szCs w:val="28"/>
-        </w:rPr>
-        <w:t>Движение каждого робота в реальном времени описывается тремя координатами</w:t>
-      </w:r>
-      <w:r>
-        <w:rPr>
-          <w:rFonts w:ascii="Times New Roman" w:hAnsi="Times New Roman" w:cs="Times New Roman"/>
-          <w:sz w:val="28"/>
-          <w:szCs w:val="28"/>
-        </w:rPr>
-        <w:t>, уравнение движения в непрерывном времени выглядит так</w:t>
-      </w:r>
-      <w:r>
-        <w:rPr>
-          <w:rFonts w:ascii="Times New Roman" w:hAnsi="Times New Roman" w:cs="Times New Roman"/>
-          <w:sz w:val="28"/>
-          <w:szCs w:val="28"/>
-        </w:rPr>
-        <w:t>:</w:t>
-      </w:r>
-    </w:p>
-    <w:p>
-      <w:pPr>
-        <w:jc w:val="both"/>
-        <w:rPr>
-          <w:rFonts w:ascii="Times New Roman" w:eastAsiaTheme="minorEastAsia" w:hAnsi="Times New Roman" w:cs="Times New Roman"/>
-          <w:sz w:val="28"/>
-          <w:szCs w:val="28"/>
-        </w:rPr>
-      </w:pPr>
-      <w:r>
-        <w:rPr>
-          <w:rFonts w:ascii="Times New Roman" w:hAnsi="Times New Roman" w:cs="Times New Roman"/>
-          <w:sz w:val="28"/>
-          <w:szCs w:val="28"/>
-        </w:rPr>
-        <w:br/>
-      </w:r>
-      <m:oMath>
-        <m:d>
-          <m:dPr>
-            <m:begChr m:val="["/>
-            <m:endChr m:val="]"/>
-            <m:ctrlPr>
-              <w:rPr>
-                <w:rFonts w:ascii="Cambria Math" w:hAnsi="Cambria Math" w:cs="Times New Roman"/>
-                <w:i/>
-                <w:sz w:val="28"/>
-                <w:szCs w:val="28"/>
-                <w:lang w:val="en-US"/>
-              </w:rPr>
-            </m:ctrlPr>
-          </m:dPr>
-          <m:e>
-            <m:m>
-              <m:mPr>
-                <m:mcs>
-                  <m:mc>
-                    <m:mcPr>
-                      <m:count m:val="1"/>
-                      <m:mcJc m:val="center"/>
-                    </m:mcPr>
-                  </m:mc>
-                </m:mcs>
-                <m:ctrlPr>
-                  <w:rPr>
-                    <w:rFonts w:ascii="Cambria Math" w:hAnsi="Cambria Math" w:cs="Times New Roman"/>
-                    <w:i/>
-                    <w:sz w:val="28"/>
-                    <w:szCs w:val="28"/>
-                    <w:lang w:val="en-US"/>
-                  </w:rPr>
-                </m:ctrlPr>
-              </m:mPr>
-              <m:mr>
-                <m:e>
-                  <m:acc>
-                    <m:accPr>
-                      <m:chr m:val="̇"/>
-                      <m:ctrlPr>
-                        <w:rPr>
-                          <w:rFonts w:ascii="Cambria Math" w:hAnsi="Cambria Math" w:cs="Times New Roman"/>
-                          <w:i/>
-                          <w:sz w:val="28"/>
-                          <w:szCs w:val="28"/>
-                          <w:lang w:val="en-US"/>
-                        </w:rPr>
-                      </m:ctrlPr>
-                    </m:accPr>
-                    <m:e>
-                      <m:r>
-                        <w:rPr>
-                          <w:rFonts w:ascii="Cambria Math" w:hAnsi="Cambria Math" w:cs="Times New Roman"/>
-                          <w:sz w:val="28"/>
-                          <w:szCs w:val="28"/>
-                          <w:lang w:val="en-US"/>
-                        </w:rPr>
-                        <m:t>x</m:t>
-                      </m:r>
-                    </m:e>
-                  </m:acc>
-                </m:e>
-              </m:mr>
-              <m:mr>
-                <m:e>
-                  <m:acc>
-                    <m:accPr>
-                      <m:chr m:val="̇"/>
-                      <m:ctrlPr>
-                        <w:rPr>
-                          <w:rFonts w:ascii="Cambria Math" w:hAnsi="Cambria Math" w:cs="Times New Roman"/>
-                          <w:i/>
-                          <w:sz w:val="28"/>
-                          <w:szCs w:val="28"/>
-                          <w:lang w:val="en-US"/>
-                        </w:rPr>
-                      </m:ctrlPr>
-                    </m:accPr>
-                    <m:e>
-                      <m:r>
-                        <w:rPr>
-                          <w:rFonts w:ascii="Cambria Math" w:hAnsi="Cambria Math" w:cs="Times New Roman"/>
-                          <w:sz w:val="28"/>
-                          <w:szCs w:val="28"/>
-                          <w:lang w:val="en-US"/>
-                        </w:rPr>
-                        <m:t>y</m:t>
-                      </m:r>
-                    </m:e>
-                  </m:acc>
-                </m:e>
-              </m:mr>
-              <m:mr>
-                <m:e>
-                  <m:acc>
-                    <m:accPr>
-                      <m:chr m:val="̇"/>
-                      <m:ctrlPr>
-                        <w:rPr>
-                          <w:rFonts w:ascii="Cambria Math" w:hAnsi="Cambria Math" w:cs="Times New Roman"/>
-                          <w:i/>
-                          <w:sz w:val="28"/>
-                          <w:szCs w:val="28"/>
-                          <w:lang w:val="en-US"/>
-                        </w:rPr>
-                      </m:ctrlPr>
-                    </m:accPr>
-                    <m:e>
-                      <m:r>
-                        <w:rPr>
-                          <w:rFonts w:ascii="Cambria Math" w:hAnsi="Cambria Math" w:cs="Times New Roman"/>
-                          <w:sz w:val="28"/>
-                          <w:szCs w:val="28"/>
-                          <w:lang w:val="en-US"/>
-                        </w:rPr>
-                        <m:t>ϕ</m:t>
-                      </m:r>
-                    </m:e>
-                  </m:acc>
-                </m:e>
-              </m:mr>
-            </m:m>
-          </m:e>
-        </m:d>
-        <m:r>
-          <w:rPr>
-            <w:rFonts w:ascii="Cambria Math" w:hAnsi="Cambria Math" w:cs="Times New Roman"/>
-            <w:sz w:val="28"/>
-            <w:szCs w:val="28"/>
-          </w:rPr>
-          <m:t xml:space="preserve"> = </m:t>
-        </m:r>
-        <m:d>
-          <m:dPr>
-            <m:begChr m:val="["/>
-            <m:endChr m:val="]"/>
-            <m:ctrlPr>
-              <w:rPr>
-                <w:rFonts w:ascii="Cambria Math" w:hAnsi="Cambria Math" w:cs="Times New Roman"/>
-                <w:i/>
-                <w:sz w:val="28"/>
-                <w:szCs w:val="28"/>
-                <w:lang w:val="en-US"/>
-              </w:rPr>
-            </m:ctrlPr>
-          </m:dPr>
-          <m:e>
-            <m:m>
-              <m:mPr>
-                <m:mcs>
-                  <m:mc>
-                    <m:mcPr>
-                      <m:count m:val="1"/>
-                      <m:mcJc m:val="center"/>
-                    </m:mcPr>
-                  </m:mc>
-                </m:mcs>
-                <m:ctrlPr>
-                  <w:rPr>
-                    <w:rFonts w:ascii="Cambria Math" w:hAnsi="Cambria Math" w:cs="Times New Roman"/>
-                    <w:i/>
-                    <w:sz w:val="28"/>
-                    <w:szCs w:val="28"/>
-                    <w:lang w:val="en-US"/>
-                  </w:rPr>
-                </m:ctrlPr>
-              </m:mPr>
-              <m:mr>
-                <m:e>
-                  <m:func>
-                    <m:funcPr>
-                      <m:ctrlPr>
-                        <w:rPr>
-                          <w:rFonts w:ascii="Cambria Math" w:hAnsi="Cambria Math" w:cs="Times New Roman"/>
-                          <w:i/>
-                          <w:sz w:val="28"/>
-                          <w:szCs w:val="28"/>
-                          <w:lang w:val="en-US"/>
-                        </w:rPr>
-                      </m:ctrlPr>
-                    </m:funcPr>
-                    <m:fName>
-                      <m:r>
-                        <m:rPr>
-                          <m:sty m:val="p"/>
-                        </m:rPr>
-                        <w:rPr>
-                          <w:rFonts w:ascii="Cambria Math" w:hAnsi="Cambria Math" w:cs="Times New Roman"/>
-                          <w:sz w:val="28"/>
-                          <w:szCs w:val="28"/>
-                          <w:lang w:val="en-US"/>
-                        </w:rPr>
-                        <m:t>cos</m:t>
-                      </m:r>
-                    </m:fName>
-                    <m:e>
-                      <m:r>
-                        <w:rPr>
-                          <w:rFonts w:ascii="Cambria Math" w:hAnsi="Cambria Math" w:cs="Times New Roman"/>
-                          <w:sz w:val="28"/>
-                          <w:szCs w:val="28"/>
-                          <w:lang w:val="en-US"/>
-                        </w:rPr>
-                        <m:t>ϕ</m:t>
-                      </m:r>
-                    </m:e>
-                  </m:func>
-                </m:e>
-              </m:mr>
-              <m:mr>
-                <m:e>
-                  <m:func>
-                    <m:funcPr>
-                      <m:ctrlPr>
-                        <w:rPr>
-                          <w:rFonts w:ascii="Cambria Math" w:hAnsi="Cambria Math" w:cs="Times New Roman"/>
-                          <w:i/>
-                          <w:sz w:val="28"/>
-                          <w:szCs w:val="28"/>
-                          <w:lang w:val="en-US"/>
-                        </w:rPr>
-                      </m:ctrlPr>
-                    </m:funcPr>
-                    <m:fName>
-                      <m:r>
-                        <m:rPr>
-                          <m:sty m:val="p"/>
-                        </m:rPr>
-                        <w:rPr>
-                          <w:rFonts w:ascii="Cambria Math" w:hAnsi="Cambria Math" w:cs="Times New Roman"/>
-                          <w:sz w:val="28"/>
-                          <w:szCs w:val="28"/>
-                          <w:lang w:val="en-US"/>
-                        </w:rPr>
-                        <m:t>sin</m:t>
-                      </m:r>
-                    </m:fName>
-                    <m:e>
-                      <m:r>
-                        <w:rPr>
-                          <w:rFonts w:ascii="Cambria Math" w:hAnsi="Cambria Math" w:cs="Times New Roman"/>
-                          <w:sz w:val="28"/>
-                          <w:szCs w:val="28"/>
-                          <w:lang w:val="en-US"/>
-                        </w:rPr>
-                        <m:t>ϕ</m:t>
-                      </m:r>
-                    </m:e>
-                  </m:func>
-                </m:e>
-              </m:mr>
-              <m:mr>
-                <m:e>
-                  <m:r>
-                    <w:rPr>
-                      <w:rFonts w:ascii="Cambria Math" w:hAnsi="Cambria Math" w:cs="Times New Roman"/>
-                      <w:sz w:val="28"/>
-                      <w:szCs w:val="28"/>
-                    </w:rPr>
-                    <m:t>0</m:t>
-                  </m:r>
-                </m:e>
-              </m:mr>
-            </m:m>
-          </m:e>
-        </m:d>
-        <m:r>
-          <w:rPr>
-            <w:rFonts w:ascii="Cambria Math" w:eastAsiaTheme="minorEastAsia" w:hAnsi="Cambria Math" w:cs="Times New Roman"/>
-            <w:sz w:val="28"/>
-            <w:szCs w:val="28"/>
-            <w:lang w:val="en-US"/>
-          </w:rPr>
-          <m:t>υ</m:t>
-        </m:r>
-        <m:r>
-          <w:rPr>
-            <w:rFonts w:ascii="Cambria Math" w:eastAsiaTheme="minorEastAsia" w:hAnsi="Cambria Math" w:cs="Times New Roman"/>
-            <w:sz w:val="28"/>
-            <w:szCs w:val="28"/>
-          </w:rPr>
-          <m:t>+</m:t>
-        </m:r>
-        <m:d>
-          <m:dPr>
-            <m:begChr m:val="["/>
-            <m:endChr m:val="]"/>
-            <m:ctrlPr>
-              <w:rPr>
-                <w:rFonts w:ascii="Cambria Math" w:eastAsiaTheme="minorEastAsia" w:hAnsi="Cambria Math" w:cs="Times New Roman"/>
-                <w:i/>
-                <w:sz w:val="28"/>
-                <w:szCs w:val="28"/>
-                <w:lang w:val="en-US"/>
-              </w:rPr>
-            </m:ctrlPr>
-          </m:dPr>
-          <m:e>
-            <m:m>
-              <m:mPr>
-                <m:mcs>
-                  <m:mc>
-                    <m:mcPr>
-                      <m:count m:val="1"/>
-                      <m:mcJc m:val="center"/>
-                    </m:mcPr>
-                  </m:mc>
-                </m:mcs>
-                <m:ctrlPr>
-                  <w:rPr>
-                    <w:rFonts w:ascii="Cambria Math" w:eastAsiaTheme="minorEastAsia" w:hAnsi="Cambria Math" w:cs="Times New Roman"/>
-                    <w:i/>
-                    <w:sz w:val="28"/>
-                    <w:szCs w:val="28"/>
-                    <w:lang w:val="en-US"/>
-                  </w:rPr>
-                </m:ctrlPr>
-              </m:mPr>
-              <m:mr>
-                <m:e>
-                  <m:r>
-                    <w:rPr>
-                      <w:rFonts w:ascii="Cambria Math" w:eastAsiaTheme="minorEastAsia" w:hAnsi="Cambria Math" w:cs="Times New Roman"/>
-                      <w:sz w:val="28"/>
-                      <w:szCs w:val="28"/>
-                    </w:rPr>
-                    <m:t>0</m:t>
-                  </m:r>
-                </m:e>
-              </m:mr>
-              <m:mr>
-                <m:e>
-                  <m:r>
-                    <w:rPr>
-                      <w:rFonts w:ascii="Cambria Math" w:eastAsiaTheme="minorEastAsia" w:hAnsi="Cambria Math" w:cs="Times New Roman"/>
-                      <w:sz w:val="28"/>
-                      <w:szCs w:val="28"/>
-                    </w:rPr>
-                    <m:t>0</m:t>
-                  </m:r>
-                </m:e>
-              </m:mr>
-              <m:mr>
-                <m:e>
-                  <m:r>
-                    <w:rPr>
-                      <w:rFonts w:ascii="Cambria Math" w:eastAsiaTheme="minorEastAsia" w:hAnsi="Cambria Math" w:cs="Times New Roman"/>
-                      <w:sz w:val="28"/>
-                      <w:szCs w:val="28"/>
-                    </w:rPr>
-                    <m:t>1</m:t>
-                  </m:r>
-                </m:e>
-              </m:mr>
-            </m:m>
-          </m:e>
-        </m:d>
-        <m:r>
-          <w:rPr>
-            <w:rFonts w:ascii="Cambria Math" w:eastAsiaTheme="minorEastAsia" w:hAnsi="Cambria Math" w:cs="Times New Roman"/>
-            <w:sz w:val="28"/>
-            <w:szCs w:val="28"/>
-            <w:lang w:val="en-US"/>
-          </w:rPr>
-          <m:t>ω</m:t>
-        </m:r>
-      </m:oMath>
-      <w:r>
-        <w:rPr>
-          <w:rFonts w:ascii="Times New Roman" w:eastAsiaTheme="minorEastAsia" w:hAnsi="Times New Roman" w:cs="Times New Roman"/>
-          <w:sz w:val="28"/>
-          <w:szCs w:val="28"/>
-        </w:rPr>
-        <w:t>,</w:t>
-      </w:r>
-    </w:p>
-    <w:p>
-      <w:pPr>
-        <w:jc w:val="both"/>
-        <w:rPr>
-          <w:rFonts w:ascii="Times New Roman" w:eastAsiaTheme="minorEastAsia" w:hAnsi="Times New Roman" w:cs="Times New Roman"/>
+        <w:rPr>
+          <w:rFonts w:ascii="Times New Roman" w:eastAsiaTheme="minorEastAsia" w:hAnsi="Times New Roman" w:cs="Times New Roman"/>
+          <w:iCs/>
           <w:sz w:val="28"/>
           <w:szCs w:val="28"/>
         </w:rPr>
@@ -2539,86 +1963,28 @@
             <w:rFonts w:ascii="Cambria Math" w:eastAsiaTheme="minorEastAsia" w:hAnsi="Cambria Math" w:cs="Times New Roman"/>
             <w:sz w:val="28"/>
             <w:szCs w:val="28"/>
-          </w:rPr>
-          <m:t>(</m:t>
-        </m:r>
-        <m:r>
-          <w:rPr>
-            <w:rFonts w:ascii="Cambria Math" w:eastAsiaTheme="minorEastAsia" w:hAnsi="Cambria Math" w:cs="Times New Roman"/>
-            <w:sz w:val="28"/>
-            <w:szCs w:val="28"/>
             <w:lang w:val="en-US"/>
           </w:rPr>
           <m:t>x</m:t>
         </m:r>
+      </m:oMath>
+      <w:r>
+        <w:rPr>
+          <w:rFonts w:ascii="Times New Roman" w:eastAsiaTheme="minorEastAsia" w:hAnsi="Times New Roman" w:cs="Times New Roman"/>
+          <w:sz w:val="28"/>
+          <w:szCs w:val="28"/>
+        </w:rPr>
+        <w:t xml:space="preserve"> и </w:t>
+      </w:r>
+      <m:oMath>
         <m:r>
           <w:rPr>
             <w:rFonts w:ascii="Cambria Math" w:eastAsiaTheme="minorEastAsia" w:hAnsi="Cambria Math" w:cs="Times New Roman"/>
             <w:sz w:val="28"/>
             <w:szCs w:val="28"/>
           </w:rPr>
-          <m:t xml:space="preserve">,  </m:t>
-        </m:r>
-        <m:r>
-          <w:rPr>
-            <w:rFonts w:ascii="Cambria Math" w:eastAsiaTheme="minorEastAsia" w:hAnsi="Cambria Math" w:cs="Times New Roman"/>
-            <w:sz w:val="28"/>
-            <w:szCs w:val="28"/>
-            <w:lang w:val="en-US"/>
-          </w:rPr>
           <m:t>y</m:t>
         </m:r>
-        <m:r>
-          <w:rPr>
-            <w:rFonts w:ascii="Cambria Math" w:eastAsiaTheme="minorEastAsia" w:hAnsi="Cambria Math" w:cs="Times New Roman"/>
-            <w:sz w:val="28"/>
-            <w:szCs w:val="28"/>
-          </w:rPr>
-          <m:t>)</m:t>
-        </m:r>
-        <m:r>
-          <w:rPr>
-            <w:rFonts w:ascii="Cambria Math" w:eastAsiaTheme="minorEastAsia" w:hAnsi="Cambria Math" w:cs="Times New Roman"/>
-            <w:sz w:val="28"/>
-            <w:szCs w:val="28"/>
-          </w:rPr>
-          <m:t>∈</m:t>
-        </m:r>
-        <m:sSup>
-          <m:sSupPr>
-            <m:ctrlPr>
-              <w:rPr>
-                <w:rFonts w:ascii="Cambria Math" w:eastAsiaTheme="minorEastAsia" w:hAnsi="Cambria Math" w:cs="Times New Roman"/>
-                <w:i/>
-                <w:sz w:val="28"/>
-                <w:szCs w:val="28"/>
-              </w:rPr>
-            </m:ctrlPr>
-          </m:sSupPr>
-          <m:e>
-            <m:r>
-              <m:rPr>
-                <m:scr m:val="double-struck"/>
-              </m:rPr>
-              <w:rPr>
-                <w:rFonts w:ascii="Cambria Math" w:eastAsiaTheme="minorEastAsia" w:hAnsi="Cambria Math" w:cs="Times New Roman"/>
-                <w:sz w:val="28"/>
-                <w:szCs w:val="28"/>
-              </w:rPr>
-              <m:t>R</m:t>
-            </m:r>
-          </m:e>
-          <m:sup>
-            <m:r>
-              <w:rPr>
-                <w:rFonts w:ascii="Cambria Math" w:eastAsiaTheme="minorEastAsia" w:hAnsi="Cambria Math" w:cs="Times New Roman"/>
-                <w:sz w:val="28"/>
-                <w:szCs w:val="28"/>
-              </w:rPr>
-              <m:t>2</m:t>
-            </m:r>
-          </m:sup>
-        </m:sSup>
       </m:oMath>
       <w:r>
         <w:rPr>
@@ -2704,75 +2070,7 @@
           <w:sz w:val="28"/>
           <w:szCs w:val="28"/>
         </w:rPr>
-        <w:t xml:space="preserve"> </w:t>
-      </w:r>
-    </w:p>
-    <w:p>
-      <w:pPr>
-        <w:jc w:val="both"/>
-        <w:rPr>
-          <w:rFonts w:ascii="Times New Roman" w:eastAsiaTheme="minorEastAsia" w:hAnsi="Times New Roman" w:cs="Times New Roman"/>
-          <w:iCs/>
-          <w:sz w:val="28"/>
-          <w:szCs w:val="28"/>
-        </w:rPr>
-      </w:pPr>
-      <w:r>
-        <w:rPr>
-          <w:rFonts w:ascii="Times New Roman" w:eastAsiaTheme="minorEastAsia" w:hAnsi="Times New Roman" w:cs="Times New Roman"/>
-          <w:sz w:val="28"/>
-          <w:szCs w:val="28"/>
-        </w:rPr>
-        <w:lastRenderedPageBreak/>
-        <w:t xml:space="preserve">Компьютер не умеет обрабатывать систему с </w:t>
-      </w:r>
-      <w:r>
-        <w:rPr>
-          <w:rFonts w:ascii="Times New Roman" w:eastAsiaTheme="minorEastAsia" w:hAnsi="Times New Roman" w:cs="Times New Roman"/>
-          <w:sz w:val="28"/>
-          <w:szCs w:val="28"/>
-        </w:rPr>
-        <w:t>непрерывными</w:t>
-      </w:r>
-      <w:r>
-        <w:rPr>
-          <w:rFonts w:ascii="Times New Roman" w:eastAsiaTheme="minorEastAsia" w:hAnsi="Times New Roman" w:cs="Times New Roman"/>
-          <w:sz w:val="28"/>
-          <w:szCs w:val="28"/>
-        </w:rPr>
-        <w:t xml:space="preserve"> величинами, поэтому </w:t>
-      </w:r>
-      <w:r>
-        <w:rPr>
-          <w:rFonts w:ascii="Times New Roman" w:eastAsiaTheme="minorEastAsia" w:hAnsi="Times New Roman" w:cs="Times New Roman"/>
-          <w:sz w:val="28"/>
-          <w:szCs w:val="28"/>
-        </w:rPr>
-        <w:t>с</w:t>
-      </w:r>
-      <w:r>
-        <w:rPr>
-          <w:rFonts w:ascii="Times New Roman" w:eastAsiaTheme="minorEastAsia" w:hAnsi="Times New Roman" w:cs="Times New Roman"/>
-          <w:sz w:val="28"/>
-          <w:szCs w:val="28"/>
-        </w:rPr>
-        <w:t>истема разбивается</w:t>
-      </w:r>
-      <w:r>
-        <w:rPr>
-          <w:rFonts w:ascii="Times New Roman" w:eastAsiaTheme="minorEastAsia" w:hAnsi="Times New Roman" w:cs="Times New Roman"/>
-          <w:sz w:val="28"/>
-          <w:szCs w:val="28"/>
-        </w:rPr>
-        <w:t xml:space="preserve"> на дискретные состояния</w:t>
-      </w:r>
-      <w:r>
-        <w:rPr>
-          <w:rFonts w:ascii="Times New Roman" w:eastAsiaTheme="minorEastAsia" w:hAnsi="Times New Roman" w:cs="Times New Roman"/>
-          <w:sz w:val="28"/>
-          <w:szCs w:val="28"/>
-        </w:rPr>
-        <w:t xml:space="preserve"> для шага времени </w:t>
+        <w:t xml:space="preserve"> Система разбивается для шага времени </w:t>
       </w:r>
       <m:oMath>
         <m:r>
@@ -2790,23 +2088,7 @@
           <w:sz w:val="28"/>
           <w:szCs w:val="28"/>
         </w:rPr>
-        <w:t>, где состояние</w:t>
-      </w:r>
-      <w:r>
-        <w:rPr>
-          <w:rFonts w:ascii="Times New Roman" w:eastAsiaTheme="minorEastAsia" w:hAnsi="Times New Roman" w:cs="Times New Roman"/>
-          <w:sz w:val="28"/>
-          <w:szCs w:val="28"/>
-        </w:rPr>
-        <w:t xml:space="preserve"> робота выражается, как</w:t>
-      </w:r>
-      <w:r>
-        <w:rPr>
-          <w:rFonts w:ascii="Times New Roman" w:eastAsiaTheme="minorEastAsia" w:hAnsi="Times New Roman" w:cs="Times New Roman"/>
-          <w:sz w:val="28"/>
-          <w:szCs w:val="28"/>
-        </w:rPr>
-        <w:t xml:space="preserve"> </w:t>
+        <w:t xml:space="preserve">, где состояние </w:t>
       </w:r>
       <m:oMath>
         <m:sSub>
@@ -3063,15 +2345,7 @@
           <w:sz w:val="28"/>
           <w:szCs w:val="28"/>
         </w:rPr>
-        <w:t>. Управление выражается, как</w:t>
-      </w:r>
-      <w:r>
-        <w:rPr>
-          <w:rFonts w:ascii="Times New Roman" w:eastAsiaTheme="minorEastAsia" w:hAnsi="Times New Roman" w:cs="Times New Roman"/>
-          <w:sz w:val="28"/>
-          <w:szCs w:val="28"/>
-        </w:rPr>
-        <w:t xml:space="preserve"> </w:t>
+        <w:t xml:space="preserve">, а управление </w:t>
       </w:r>
       <m:oMath>
         <m:sSub>
@@ -3453,7 +2727,6 @@
     </w:p>
     <w:p>
       <w:pPr>
-        <w:jc w:val="both"/>
         <w:rPr>
           <w:rFonts w:ascii="Times New Roman" w:eastAsiaTheme="minorEastAsia" w:hAnsi="Times New Roman" w:cs="Times New Roman"/>
           <w:iCs/>
@@ -3468,34 +2741,7 @@
           <w:sz w:val="28"/>
           <w:szCs w:val="28"/>
         </w:rPr>
-        <w:t>Р</w:t>
-      </w:r>
-      <w:r>
-        <w:rPr>
-          <w:rFonts w:ascii="Times New Roman" w:eastAsiaTheme="minorEastAsia" w:hAnsi="Times New Roman" w:cs="Times New Roman"/>
-          <w:iCs/>
-          <w:sz w:val="28"/>
-          <w:szCs w:val="28"/>
-        </w:rPr>
-        <w:t xml:space="preserve">обот представляет собой </w:t>
-      </w:r>
-      <w:r>
-        <w:rPr>
-          <w:rFonts w:ascii="Times New Roman" w:eastAsiaTheme="minorEastAsia" w:hAnsi="Times New Roman" w:cs="Times New Roman"/>
-          <w:iCs/>
-          <w:sz w:val="28"/>
-          <w:szCs w:val="28"/>
-        </w:rPr>
-        <w:t>объединение</w:t>
-      </w:r>
-      <w:r>
-        <w:rPr>
-          <w:rFonts w:ascii="Times New Roman" w:eastAsiaTheme="minorEastAsia" w:hAnsi="Times New Roman" w:cs="Times New Roman"/>
-          <w:iCs/>
-          <w:sz w:val="28"/>
-          <w:szCs w:val="28"/>
-        </w:rPr>
-        <w:t xml:space="preserve"> из </w:t>
+        <w:t xml:space="preserve">Сам робот представляет собой набор из </w:t>
       </w:r>
       <m:oMath>
         <m:sSub>
@@ -3548,43 +2794,7 @@
           <w:sz w:val="28"/>
           <w:szCs w:val="28"/>
         </w:rPr>
-        <w:t>окружносте</w:t>
-      </w:r>
-      <w:r>
-        <w:rPr>
-          <w:rFonts w:ascii="Times New Roman" w:eastAsiaTheme="minorEastAsia" w:hAnsi="Times New Roman" w:cs="Times New Roman"/>
-          <w:iCs/>
-          <w:sz w:val="28"/>
-          <w:szCs w:val="28"/>
-        </w:rPr>
-        <w:t>й</w:t>
-      </w:r>
-      <w:r>
-        <w:rPr>
-          <w:rFonts w:ascii="Times New Roman" w:eastAsiaTheme="minorEastAsia" w:hAnsi="Times New Roman" w:cs="Times New Roman"/>
-          <w:iCs/>
-          <w:sz w:val="28"/>
-          <w:szCs w:val="28"/>
-        </w:rPr>
-        <w:t>.</w:t>
-      </w:r>
-      <w:r>
-        <w:rPr>
-          <w:rFonts w:ascii="Times New Roman" w:eastAsiaTheme="minorEastAsia" w:hAnsi="Times New Roman" w:cs="Times New Roman"/>
-          <w:iCs/>
-          <w:sz w:val="28"/>
-          <w:szCs w:val="28"/>
-        </w:rPr>
-        <w:t xml:space="preserve"> </w:t>
-      </w:r>
-      <w:r>
-        <w:rPr>
-          <w:rFonts w:ascii="Times New Roman" w:eastAsiaTheme="minorEastAsia" w:hAnsi="Times New Roman" w:cs="Times New Roman"/>
-          <w:iCs/>
-          <w:sz w:val="28"/>
-          <w:szCs w:val="28"/>
-        </w:rPr>
-        <w:t xml:space="preserve">Каждая окружность описывается радиусом </w:t>
+        <w:t xml:space="preserve">окружностей радиуса </w:t>
       </w:r>
       <m:oMath>
         <m:r>
@@ -3603,7 +2813,7 @@
           <w:sz w:val="28"/>
           <w:szCs w:val="28"/>
         </w:rPr>
-        <w:t>, который выбирается из учета минимизации</w:t>
+        <w:t>.</w:t>
       </w:r>
       <w:r>
         <w:rPr>
@@ -3612,21 +2822,11 @@
           <w:sz w:val="28"/>
           <w:szCs w:val="28"/>
         </w:rPr>
-        <w:t xml:space="preserve"> вычислительной сложности и полным покрытием робота, и координатами центра окружности</w:t>
-      </w:r>
-      <w:r>
-        <w:rPr>
-          <w:rFonts w:ascii="Times New Roman" w:eastAsiaTheme="minorEastAsia" w:hAnsi="Times New Roman" w:cs="Times New Roman"/>
-          <w:iCs/>
-          <w:sz w:val="28"/>
-          <w:szCs w:val="28"/>
-        </w:rPr>
-        <w:t>:</w:t>
+        <w:t xml:space="preserve"> Каждое препятствие подразделяется на 2 типа: статические и динамические.</w:t>
       </w:r>
     </w:p>
     <w:p>
       <w:pPr>
-        <w:jc w:val="both"/>
         <w:rPr>
           <w:rFonts w:ascii="Times New Roman" w:eastAsiaTheme="minorEastAsia" w:hAnsi="Times New Roman" w:cs="Times New Roman"/>
           <w:iCs/>
@@ -3634,256 +2834,6 @@
           <w:szCs w:val="28"/>
         </w:rPr>
       </w:pPr>
-      <m:oMath>
-        <m:sSubSup>
-          <m:sSubSupPr>
-            <m:ctrlPr>
-              <w:rPr>
-                <w:rFonts w:ascii="Cambria Math" w:eastAsiaTheme="minorEastAsia" w:hAnsi="Cambria Math" w:cs="Times New Roman"/>
-                <w:i/>
-                <w:iCs/>
-                <w:sz w:val="28"/>
-                <w:szCs w:val="28"/>
-              </w:rPr>
-            </m:ctrlPr>
-          </m:sSubSupPr>
-          <m:e>
-            <m:r>
-              <w:rPr>
-                <w:rFonts w:ascii="Cambria Math" w:eastAsiaTheme="minorEastAsia" w:hAnsi="Cambria Math" w:cs="Times New Roman"/>
-                <w:sz w:val="28"/>
-                <w:szCs w:val="28"/>
-              </w:rPr>
-              <m:t>B</m:t>
-            </m:r>
-          </m:e>
-          <m:sub>
-            <m:r>
-              <w:rPr>
-                <w:rFonts w:ascii="Cambria Math" w:eastAsiaTheme="minorEastAsia" w:hAnsi="Cambria Math" w:cs="Times New Roman"/>
-                <w:sz w:val="28"/>
-                <w:szCs w:val="28"/>
-              </w:rPr>
-              <m:t>c</m:t>
-            </m:r>
-          </m:sub>
-          <m:sup>
-            <m:r>
-              <w:rPr>
-                <w:rFonts w:ascii="Cambria Math" w:eastAsiaTheme="minorEastAsia" w:hAnsi="Cambria Math" w:cs="Times New Roman"/>
-                <w:sz w:val="28"/>
-                <w:szCs w:val="28"/>
-              </w:rPr>
-              <m:t>i</m:t>
-            </m:r>
-          </m:sup>
-        </m:sSubSup>
-        <m:r>
-          <w:rPr>
-            <w:rFonts w:ascii="Cambria Math" w:eastAsiaTheme="minorEastAsia" w:hAnsi="Cambria Math" w:cs="Times New Roman"/>
-            <w:sz w:val="28"/>
-            <w:szCs w:val="28"/>
-          </w:rPr>
-          <m:t>(</m:t>
-        </m:r>
-        <m:r>
-          <w:rPr>
-            <w:rFonts w:ascii="Cambria Math" w:eastAsiaTheme="minorEastAsia" w:hAnsi="Cambria Math" w:cs="Times New Roman"/>
-            <w:sz w:val="28"/>
-            <w:szCs w:val="28"/>
-            <w:lang w:val="en-US"/>
-          </w:rPr>
-          <m:t>z</m:t>
-        </m:r>
-        <m:r>
-          <w:rPr>
-            <w:rFonts w:ascii="Cambria Math" w:eastAsiaTheme="minorEastAsia" w:hAnsi="Cambria Math" w:cs="Times New Roman"/>
-            <w:sz w:val="28"/>
-            <w:szCs w:val="28"/>
-          </w:rPr>
-          <m:t xml:space="preserve">) = </m:t>
-        </m:r>
-        <m:sSub>
-          <m:sSubPr>
-            <m:ctrlPr>
-              <w:rPr>
-                <w:rFonts w:ascii="Cambria Math" w:eastAsiaTheme="minorEastAsia" w:hAnsi="Cambria Math" w:cs="Times New Roman"/>
-                <w:i/>
-                <w:iCs/>
-                <w:sz w:val="28"/>
-                <w:szCs w:val="28"/>
-                <w:lang w:val="en-US"/>
-              </w:rPr>
-            </m:ctrlPr>
-          </m:sSubPr>
-          <m:e>
-            <m:r>
-              <w:rPr>
-                <w:rFonts w:ascii="Cambria Math" w:eastAsiaTheme="minorEastAsia" w:hAnsi="Cambria Math" w:cs="Times New Roman"/>
-                <w:sz w:val="28"/>
-                <w:szCs w:val="28"/>
-                <w:lang w:val="en-US"/>
-              </w:rPr>
-              <m:t>p</m:t>
-            </m:r>
-          </m:e>
-          <m:sub>
-            <m:r>
-              <w:rPr>
-                <w:rFonts w:ascii="Cambria Math" w:eastAsiaTheme="minorEastAsia" w:hAnsi="Cambria Math" w:cs="Times New Roman"/>
-                <w:sz w:val="28"/>
-                <w:szCs w:val="28"/>
-                <w:lang w:val="en-US"/>
-              </w:rPr>
-              <m:t>i</m:t>
-            </m:r>
-          </m:sub>
-        </m:sSub>
-        <m:r>
-          <w:rPr>
-            <w:rFonts w:ascii="Cambria Math" w:eastAsiaTheme="minorEastAsia" w:hAnsi="Cambria Math" w:cs="Times New Roman"/>
-            <w:sz w:val="28"/>
-            <w:szCs w:val="28"/>
-          </w:rPr>
-          <m:t>(</m:t>
-        </m:r>
-        <m:r>
-          <w:rPr>
-            <w:rFonts w:ascii="Cambria Math" w:eastAsiaTheme="minorEastAsia" w:hAnsi="Cambria Math" w:cs="Times New Roman"/>
-            <w:sz w:val="28"/>
-            <w:szCs w:val="28"/>
-            <w:lang w:val="en-US"/>
-          </w:rPr>
-          <m:t>z</m:t>
-        </m:r>
-        <m:r>
-          <w:rPr>
-            <w:rFonts w:ascii="Cambria Math" w:eastAsiaTheme="minorEastAsia" w:hAnsi="Cambria Math" w:cs="Times New Roman"/>
-            <w:sz w:val="28"/>
-            <w:szCs w:val="28"/>
-          </w:rPr>
-          <m:t xml:space="preserve">) + </m:t>
-        </m:r>
-        <m:sSubSup>
-          <m:sSubSupPr>
-            <m:ctrlPr>
-              <w:rPr>
-                <w:rFonts w:ascii="Cambria Math" w:eastAsiaTheme="minorEastAsia" w:hAnsi="Cambria Math" w:cs="Times New Roman"/>
-                <w:i/>
-                <w:iCs/>
-                <w:sz w:val="28"/>
-                <w:szCs w:val="28"/>
-                <w:lang w:val="en-US"/>
-              </w:rPr>
-            </m:ctrlPr>
-          </m:sSubSupPr>
-          <m:e>
-            <m:r>
-              <w:rPr>
-                <w:rFonts w:ascii="Cambria Math" w:eastAsiaTheme="minorEastAsia" w:hAnsi="Cambria Math" w:cs="Times New Roman"/>
-                <w:sz w:val="28"/>
-                <w:szCs w:val="28"/>
-                <w:lang w:val="en-US"/>
-              </w:rPr>
-              <m:t>R</m:t>
-            </m:r>
-          </m:e>
-          <m:sub>
-            <m:r>
-              <w:rPr>
-                <w:rFonts w:ascii="Cambria Math" w:eastAsiaTheme="minorEastAsia" w:hAnsi="Cambria Math" w:cs="Times New Roman"/>
-                <w:sz w:val="28"/>
-                <w:szCs w:val="28"/>
-                <w:lang w:val="en-US"/>
-              </w:rPr>
-              <m:t>i</m:t>
-            </m:r>
-          </m:sub>
-          <m:sup>
-            <m:r>
-              <w:rPr>
-                <w:rFonts w:ascii="Cambria Math" w:eastAsiaTheme="minorEastAsia" w:hAnsi="Cambria Math" w:cs="Times New Roman"/>
-                <w:sz w:val="28"/>
-                <w:szCs w:val="28"/>
-                <w:lang w:val="en-US"/>
-              </w:rPr>
-              <m:t>W</m:t>
-            </m:r>
-          </m:sup>
-        </m:sSubSup>
-        <m:r>
-          <w:rPr>
-            <w:rFonts w:ascii="Cambria Math" w:eastAsiaTheme="minorEastAsia" w:hAnsi="Cambria Math" w:cs="Times New Roman"/>
-            <w:sz w:val="28"/>
-            <w:szCs w:val="28"/>
-          </w:rPr>
-          <m:t>(</m:t>
-        </m:r>
-        <m:r>
-          <w:rPr>
-            <w:rFonts w:ascii="Cambria Math" w:eastAsiaTheme="minorEastAsia" w:hAnsi="Cambria Math" w:cs="Times New Roman"/>
-            <w:sz w:val="28"/>
-            <w:szCs w:val="28"/>
-            <w:lang w:val="en-US"/>
-          </w:rPr>
-          <m:t>z</m:t>
-        </m:r>
-        <m:r>
-          <w:rPr>
-            <w:rFonts w:ascii="Cambria Math" w:eastAsiaTheme="minorEastAsia" w:hAnsi="Cambria Math" w:cs="Times New Roman"/>
-            <w:sz w:val="28"/>
-            <w:szCs w:val="28"/>
-          </w:rPr>
-          <m:t>)</m:t>
-        </m:r>
-        <m:sSubSup>
-          <m:sSubSupPr>
-            <m:ctrlPr>
-              <w:rPr>
-                <w:rFonts w:ascii="Cambria Math" w:eastAsiaTheme="minorEastAsia" w:hAnsi="Cambria Math" w:cs="Times New Roman"/>
-                <w:i/>
-                <w:iCs/>
-                <w:sz w:val="28"/>
-                <w:szCs w:val="28"/>
-                <w:lang w:val="en-US"/>
-              </w:rPr>
-            </m:ctrlPr>
-          </m:sSubSupPr>
-          <m:e>
-            <m:r>
-              <w:rPr>
-                <w:rFonts w:ascii="Cambria Math" w:eastAsiaTheme="minorEastAsia" w:hAnsi="Cambria Math" w:cs="Times New Roman"/>
-                <w:sz w:val="28"/>
-                <w:szCs w:val="28"/>
-                <w:lang w:val="en-US"/>
-              </w:rPr>
-              <m:t>p</m:t>
-            </m:r>
-          </m:e>
-          <m:sub>
-            <m:r>
-              <w:rPr>
-                <w:rFonts w:ascii="Cambria Math" w:eastAsiaTheme="minorEastAsia" w:hAnsi="Cambria Math" w:cs="Times New Roman"/>
-                <w:sz w:val="28"/>
-                <w:szCs w:val="28"/>
-                <w:lang w:val="en-US"/>
-              </w:rPr>
-              <m:t>c</m:t>
-            </m:r>
-          </m:sub>
-          <m:sup>
-            <m:r>
-              <w:rPr>
-                <w:rFonts w:ascii="Cambria Math" w:eastAsiaTheme="minorEastAsia" w:hAnsi="Cambria Math" w:cs="Times New Roman"/>
-                <w:sz w:val="28"/>
-                <w:szCs w:val="28"/>
-                <w:lang w:val="en-US"/>
-              </w:rPr>
-              <m:t>i</m:t>
-            </m:r>
-          </m:sup>
-        </m:sSubSup>
-      </m:oMath>
       <w:r>
         <w:rPr>
           <w:rFonts w:ascii="Times New Roman" w:eastAsiaTheme="minorEastAsia" w:hAnsi="Times New Roman" w:cs="Times New Roman"/>
@@ -3891,476 +2841,29 @@
           <w:sz w:val="28"/>
           <w:szCs w:val="28"/>
         </w:rPr>
-        <w:t>,</w:t>
+        <w:t>Статические препятствие обнаруживается, если оно попадает в безопасную зону</w:t>
+      </w:r>
+      <w:r>
+        <w:rPr>
+          <w:rFonts w:ascii="Times New Roman" w:eastAsiaTheme="minorEastAsia" w:hAnsi="Times New Roman" w:cs="Times New Roman"/>
+          <w:iCs/>
+          <w:sz w:val="28"/>
+          <w:szCs w:val="28"/>
+        </w:rPr>
+        <w:t xml:space="preserve"> </w:t>
+      </w:r>
+      <w:r>
+        <w:rPr>
+          <w:rFonts w:ascii="Times New Roman" w:eastAsiaTheme="minorEastAsia" w:hAnsi="Times New Roman" w:cs="Times New Roman"/>
+          <w:iCs/>
+          <w:sz w:val="28"/>
+          <w:szCs w:val="28"/>
+        </w:rPr>
+        <w:t>(выпуклого многоугольника) вокруг робота на основе его предыдущей предсказанной траектории. Это выражается через следующее ограничение:</w:t>
       </w:r>
     </w:p>
     <w:p>
       <w:pPr>
-        <w:jc w:val="both"/>
-        <w:rPr>
-          <w:rFonts w:ascii="Times New Roman" w:eastAsiaTheme="minorEastAsia" w:hAnsi="Times New Roman" w:cs="Times New Roman"/>
-          <w:iCs/>
-          <w:sz w:val="28"/>
-          <w:szCs w:val="28"/>
-        </w:rPr>
-      </w:pPr>
-      <w:r>
-        <w:rPr>
-          <w:rFonts w:ascii="Times New Roman" w:eastAsiaTheme="minorEastAsia" w:hAnsi="Times New Roman" w:cs="Times New Roman"/>
-          <w:iCs/>
-          <w:sz w:val="28"/>
-          <w:szCs w:val="28"/>
-        </w:rPr>
-        <w:t xml:space="preserve">где </w:t>
-      </w:r>
-      <m:oMath>
-        <m:sSub>
-          <m:sSubPr>
-            <m:ctrlPr>
-              <w:rPr>
-                <w:rFonts w:ascii="Cambria Math" w:eastAsiaTheme="minorEastAsia" w:hAnsi="Cambria Math" w:cs="Times New Roman"/>
-                <w:i/>
-                <w:iCs/>
-                <w:sz w:val="28"/>
-                <w:szCs w:val="28"/>
-                <w:lang w:val="en-US"/>
-              </w:rPr>
-            </m:ctrlPr>
-          </m:sSubPr>
-          <m:e>
-            <m:r>
-              <w:rPr>
-                <w:rFonts w:ascii="Cambria Math" w:eastAsiaTheme="minorEastAsia" w:hAnsi="Cambria Math" w:cs="Times New Roman"/>
-                <w:sz w:val="28"/>
-                <w:szCs w:val="28"/>
-                <w:lang w:val="en-US"/>
-              </w:rPr>
-              <m:t>p</m:t>
-            </m:r>
-          </m:e>
-          <m:sub>
-            <m:r>
-              <w:rPr>
-                <w:rFonts w:ascii="Cambria Math" w:eastAsiaTheme="minorEastAsia" w:hAnsi="Cambria Math" w:cs="Times New Roman"/>
-                <w:sz w:val="28"/>
-                <w:szCs w:val="28"/>
-                <w:lang w:val="en-US"/>
-              </w:rPr>
-              <m:t>i</m:t>
-            </m:r>
-          </m:sub>
-        </m:sSub>
-        <m:r>
-          <w:rPr>
-            <w:rFonts w:ascii="Cambria Math" w:eastAsiaTheme="minorEastAsia" w:hAnsi="Cambria Math" w:cs="Times New Roman"/>
-            <w:sz w:val="28"/>
-            <w:szCs w:val="28"/>
-          </w:rPr>
-          <m:t>(</m:t>
-        </m:r>
-        <m:r>
-          <w:rPr>
-            <w:rFonts w:ascii="Cambria Math" w:eastAsiaTheme="minorEastAsia" w:hAnsi="Cambria Math" w:cs="Times New Roman"/>
-            <w:sz w:val="28"/>
-            <w:szCs w:val="28"/>
-            <w:lang w:val="en-US"/>
-          </w:rPr>
-          <m:t>z</m:t>
-        </m:r>
-        <m:r>
-          <w:rPr>
-            <w:rFonts w:ascii="Cambria Math" w:eastAsiaTheme="minorEastAsia" w:hAnsi="Cambria Math" w:cs="Times New Roman"/>
-            <w:sz w:val="28"/>
-            <w:szCs w:val="28"/>
-          </w:rPr>
-          <m:t>) =</m:t>
-        </m:r>
-        <m:d>
-          <m:dPr>
-            <m:begChr m:val="["/>
-            <m:endChr m:val="]"/>
-            <m:ctrlPr>
-              <w:rPr>
-                <w:rFonts w:ascii="Cambria Math" w:eastAsiaTheme="minorEastAsia" w:hAnsi="Cambria Math" w:cs="Times New Roman"/>
-                <w:i/>
-                <w:iCs/>
-                <w:sz w:val="28"/>
-                <w:szCs w:val="28"/>
-              </w:rPr>
-            </m:ctrlPr>
-          </m:dPr>
-          <m:e>
-            <m:sSub>
-              <m:sSubPr>
-                <m:ctrlPr>
-                  <w:rPr>
-                    <w:rFonts w:ascii="Cambria Math" w:eastAsiaTheme="minorEastAsia" w:hAnsi="Cambria Math" w:cs="Times New Roman"/>
-                    <w:i/>
-                    <w:iCs/>
-                    <w:sz w:val="28"/>
-                    <w:szCs w:val="28"/>
-                  </w:rPr>
-                </m:ctrlPr>
-              </m:sSubPr>
-              <m:e>
-                <m:r>
-                  <w:rPr>
-                    <w:rFonts w:ascii="Cambria Math" w:eastAsiaTheme="minorEastAsia" w:hAnsi="Cambria Math" w:cs="Times New Roman"/>
-                    <w:sz w:val="28"/>
-                    <w:szCs w:val="28"/>
-                  </w:rPr>
-                  <m:t>x</m:t>
-                </m:r>
-              </m:e>
-              <m:sub>
-                <m:r>
-                  <w:rPr>
-                    <w:rFonts w:ascii="Cambria Math" w:eastAsiaTheme="minorEastAsia" w:hAnsi="Cambria Math" w:cs="Times New Roman"/>
-                    <w:sz w:val="28"/>
-                    <w:szCs w:val="28"/>
-                  </w:rPr>
-                  <m:t>i</m:t>
-                </m:r>
-              </m:sub>
-            </m:sSub>
-            <m:r>
-              <w:rPr>
-                <w:rFonts w:ascii="Cambria Math" w:eastAsiaTheme="minorEastAsia" w:hAnsi="Cambria Math" w:cs="Times New Roman"/>
-                <w:sz w:val="28"/>
-                <w:szCs w:val="28"/>
-              </w:rPr>
-              <m:t xml:space="preserve">, </m:t>
-            </m:r>
-            <m:sSub>
-              <m:sSubPr>
-                <m:ctrlPr>
-                  <w:rPr>
-                    <w:rFonts w:ascii="Cambria Math" w:eastAsiaTheme="minorEastAsia" w:hAnsi="Cambria Math" w:cs="Times New Roman"/>
-                    <w:i/>
-                    <w:iCs/>
-                    <w:sz w:val="28"/>
-                    <w:szCs w:val="28"/>
-                    <w:lang w:val="en-US"/>
-                  </w:rPr>
-                </m:ctrlPr>
-              </m:sSubPr>
-              <m:e>
-                <m:r>
-                  <w:rPr>
-                    <w:rFonts w:ascii="Cambria Math" w:eastAsiaTheme="minorEastAsia" w:hAnsi="Cambria Math" w:cs="Times New Roman"/>
-                    <w:sz w:val="28"/>
-                    <w:szCs w:val="28"/>
-                    <w:lang w:val="en-US"/>
-                  </w:rPr>
-                  <m:t>y</m:t>
-                </m:r>
-              </m:e>
-              <m:sub>
-                <m:r>
-                  <w:rPr>
-                    <w:rFonts w:ascii="Cambria Math" w:eastAsiaTheme="minorEastAsia" w:hAnsi="Cambria Math" w:cs="Times New Roman"/>
-                    <w:sz w:val="28"/>
-                    <w:szCs w:val="28"/>
-                    <w:lang w:val="en-US"/>
-                  </w:rPr>
-                  <m:t>i</m:t>
-                </m:r>
-              </m:sub>
-            </m:sSub>
-          </m:e>
-        </m:d>
-      </m:oMath>
-      <w:r>
-        <w:rPr>
-          <w:rFonts w:ascii="Times New Roman" w:eastAsiaTheme="minorEastAsia" w:hAnsi="Times New Roman" w:cs="Times New Roman"/>
-          <w:iCs/>
-          <w:sz w:val="28"/>
-          <w:szCs w:val="28"/>
-        </w:rPr>
-        <w:t xml:space="preserve"> является центром масс робота, </w:t>
-      </w:r>
-      <m:oMath>
-        <m:sSubSup>
-          <m:sSubSupPr>
-            <m:ctrlPr>
-              <w:rPr>
-                <w:rFonts w:ascii="Cambria Math" w:eastAsiaTheme="minorEastAsia" w:hAnsi="Cambria Math" w:cs="Times New Roman"/>
-                <w:i/>
-                <w:iCs/>
-                <w:sz w:val="28"/>
-                <w:szCs w:val="28"/>
-                <w:lang w:val="en-US"/>
-              </w:rPr>
-            </m:ctrlPr>
-          </m:sSubSupPr>
-          <m:e>
-            <m:r>
-              <w:rPr>
-                <w:rFonts w:ascii="Cambria Math" w:eastAsiaTheme="minorEastAsia" w:hAnsi="Cambria Math" w:cs="Times New Roman"/>
-                <w:sz w:val="28"/>
-                <w:szCs w:val="28"/>
-                <w:lang w:val="en-US"/>
-              </w:rPr>
-              <m:t>p</m:t>
-            </m:r>
-          </m:e>
-          <m:sub>
-            <m:r>
-              <w:rPr>
-                <w:rFonts w:ascii="Cambria Math" w:eastAsiaTheme="minorEastAsia" w:hAnsi="Cambria Math" w:cs="Times New Roman"/>
-                <w:sz w:val="28"/>
-                <w:szCs w:val="28"/>
-                <w:lang w:val="en-US"/>
-              </w:rPr>
-              <m:t>c</m:t>
-            </m:r>
-          </m:sub>
-          <m:sup>
-            <m:r>
-              <w:rPr>
-                <w:rFonts w:ascii="Cambria Math" w:eastAsiaTheme="minorEastAsia" w:hAnsi="Cambria Math" w:cs="Times New Roman"/>
-                <w:sz w:val="28"/>
-                <w:szCs w:val="28"/>
-                <w:lang w:val="en-US"/>
-              </w:rPr>
-              <m:t>i</m:t>
-            </m:r>
-          </m:sup>
-        </m:sSubSup>
-      </m:oMath>
-      <w:r>
-        <w:rPr>
-          <w:rFonts w:ascii="Times New Roman" w:eastAsiaTheme="minorEastAsia" w:hAnsi="Times New Roman" w:cs="Times New Roman"/>
-          <w:iCs/>
-          <w:sz w:val="28"/>
-          <w:szCs w:val="28"/>
-        </w:rPr>
-        <w:t xml:space="preserve"> – координаты центра окружности относительно </w:t>
-      </w:r>
-      <m:oMath>
-        <m:sSub>
-          <m:sSubPr>
-            <m:ctrlPr>
-              <w:rPr>
-                <w:rFonts w:ascii="Cambria Math" w:eastAsiaTheme="minorEastAsia" w:hAnsi="Cambria Math" w:cs="Times New Roman"/>
-                <w:i/>
-                <w:iCs/>
-                <w:sz w:val="28"/>
-                <w:szCs w:val="28"/>
-                <w:lang w:val="en-US"/>
-              </w:rPr>
-            </m:ctrlPr>
-          </m:sSubPr>
-          <m:e>
-            <m:r>
-              <w:rPr>
-                <w:rFonts w:ascii="Cambria Math" w:eastAsiaTheme="minorEastAsia" w:hAnsi="Cambria Math" w:cs="Times New Roman"/>
-                <w:sz w:val="28"/>
-                <w:szCs w:val="28"/>
-                <w:lang w:val="en-US"/>
-              </w:rPr>
-              <m:t>p</m:t>
-            </m:r>
-          </m:e>
-          <m:sub>
-            <m:r>
-              <w:rPr>
-                <w:rFonts w:ascii="Cambria Math" w:eastAsiaTheme="minorEastAsia" w:hAnsi="Cambria Math" w:cs="Times New Roman"/>
-                <w:sz w:val="28"/>
-                <w:szCs w:val="28"/>
-                <w:lang w:val="en-US"/>
-              </w:rPr>
-              <m:t>i</m:t>
-            </m:r>
-          </m:sub>
-        </m:sSub>
-        <m:r>
-          <w:rPr>
-            <w:rFonts w:ascii="Cambria Math" w:eastAsiaTheme="minorEastAsia" w:hAnsi="Cambria Math" w:cs="Times New Roman"/>
-            <w:sz w:val="28"/>
-            <w:szCs w:val="28"/>
-          </w:rPr>
-          <m:t>(</m:t>
-        </m:r>
-        <m:r>
-          <w:rPr>
-            <w:rFonts w:ascii="Cambria Math" w:eastAsiaTheme="minorEastAsia" w:hAnsi="Cambria Math" w:cs="Times New Roman"/>
-            <w:sz w:val="28"/>
-            <w:szCs w:val="28"/>
-            <w:lang w:val="en-US"/>
-          </w:rPr>
-          <m:t>z</m:t>
-        </m:r>
-        <m:r>
-          <w:rPr>
-            <w:rFonts w:ascii="Cambria Math" w:eastAsiaTheme="minorEastAsia" w:hAnsi="Cambria Math" w:cs="Times New Roman"/>
-            <w:sz w:val="28"/>
-            <w:szCs w:val="28"/>
-          </w:rPr>
-          <m:t>)</m:t>
-        </m:r>
-      </m:oMath>
-      <w:r>
-        <w:rPr>
-          <w:rFonts w:ascii="Times New Roman" w:eastAsiaTheme="minorEastAsia" w:hAnsi="Times New Roman" w:cs="Times New Roman"/>
-          <w:iCs/>
-          <w:sz w:val="28"/>
-          <w:szCs w:val="28"/>
-        </w:rPr>
-        <w:t xml:space="preserve">, </w:t>
-      </w:r>
-      <m:oMath>
-        <m:sSubSup>
-          <m:sSubSupPr>
-            <m:ctrlPr>
-              <w:rPr>
-                <w:rFonts w:ascii="Cambria Math" w:eastAsiaTheme="minorEastAsia" w:hAnsi="Cambria Math" w:cs="Times New Roman"/>
-                <w:i/>
-                <w:iCs/>
-                <w:sz w:val="28"/>
-                <w:szCs w:val="28"/>
-                <w:lang w:val="en-US"/>
-              </w:rPr>
-            </m:ctrlPr>
-          </m:sSubSupPr>
-          <m:e>
-            <m:r>
-              <w:rPr>
-                <w:rFonts w:ascii="Cambria Math" w:eastAsiaTheme="minorEastAsia" w:hAnsi="Cambria Math" w:cs="Times New Roman"/>
-                <w:sz w:val="28"/>
-                <w:szCs w:val="28"/>
-                <w:lang w:val="en-US"/>
-              </w:rPr>
-              <m:t>R</m:t>
-            </m:r>
-          </m:e>
-          <m:sub>
-            <m:r>
-              <w:rPr>
-                <w:rFonts w:ascii="Cambria Math" w:eastAsiaTheme="minorEastAsia" w:hAnsi="Cambria Math" w:cs="Times New Roman"/>
-                <w:sz w:val="28"/>
-                <w:szCs w:val="28"/>
-                <w:lang w:val="en-US"/>
-              </w:rPr>
-              <m:t>i</m:t>
-            </m:r>
-          </m:sub>
-          <m:sup>
-            <m:r>
-              <w:rPr>
-                <w:rFonts w:ascii="Cambria Math" w:eastAsiaTheme="minorEastAsia" w:hAnsi="Cambria Math" w:cs="Times New Roman"/>
-                <w:sz w:val="28"/>
-                <w:szCs w:val="28"/>
-                <w:lang w:val="en-US"/>
-              </w:rPr>
-              <m:t>W</m:t>
-            </m:r>
-          </m:sup>
-        </m:sSubSup>
-        <m:r>
-          <w:rPr>
-            <w:rFonts w:ascii="Cambria Math" w:eastAsiaTheme="minorEastAsia" w:hAnsi="Cambria Math" w:cs="Times New Roman"/>
-            <w:sz w:val="28"/>
-            <w:szCs w:val="28"/>
-          </w:rPr>
-          <m:t>(</m:t>
-        </m:r>
-        <m:r>
-          <w:rPr>
-            <w:rFonts w:ascii="Cambria Math" w:eastAsiaTheme="minorEastAsia" w:hAnsi="Cambria Math" w:cs="Times New Roman"/>
-            <w:sz w:val="28"/>
-            <w:szCs w:val="28"/>
-            <w:lang w:val="en-US"/>
-          </w:rPr>
-          <m:t>z</m:t>
-        </m:r>
-        <m:r>
-          <w:rPr>
-            <w:rFonts w:ascii="Cambria Math" w:eastAsiaTheme="minorEastAsia" w:hAnsi="Cambria Math" w:cs="Times New Roman"/>
-            <w:sz w:val="28"/>
-            <w:szCs w:val="28"/>
-          </w:rPr>
-          <m:t>)</m:t>
-        </m:r>
-      </m:oMath>
-      <w:r>
-        <w:rPr>
-          <w:rFonts w:ascii="Times New Roman" w:eastAsiaTheme="minorEastAsia" w:hAnsi="Times New Roman" w:cs="Times New Roman"/>
-          <w:iCs/>
-          <w:sz w:val="28"/>
-          <w:szCs w:val="28"/>
-        </w:rPr>
-        <w:t xml:space="preserve"> – матрица поворота.</w:t>
-      </w:r>
-    </w:p>
-    <w:p>
-      <w:pPr>
-        <w:jc w:val="both"/>
-        <w:rPr>
-          <w:rFonts w:ascii="Times New Roman" w:eastAsiaTheme="minorEastAsia" w:hAnsi="Times New Roman" w:cs="Times New Roman"/>
-          <w:iCs/>
-          <w:sz w:val="28"/>
-          <w:szCs w:val="28"/>
-        </w:rPr>
-      </w:pPr>
-      <w:r>
-        <w:rPr>
-          <w:rFonts w:ascii="Times New Roman" w:eastAsiaTheme="minorEastAsia" w:hAnsi="Times New Roman" w:cs="Times New Roman"/>
-          <w:iCs/>
-          <w:sz w:val="28"/>
-          <w:szCs w:val="28"/>
-        </w:rPr>
-        <w:t xml:space="preserve">Одна из задач робота не допустить столкновений с препятствиями. Препятствия </w:t>
-      </w:r>
-      <w:r>
-        <w:rPr>
-          <w:rFonts w:ascii="Times New Roman" w:eastAsiaTheme="minorEastAsia" w:hAnsi="Times New Roman" w:cs="Times New Roman"/>
-          <w:iCs/>
-          <w:sz w:val="28"/>
-          <w:szCs w:val="28"/>
-        </w:rPr>
-        <w:t xml:space="preserve">подразделяется на 2 </w:t>
-      </w:r>
-      <w:r>
-        <w:rPr>
-          <w:rFonts w:ascii="Times New Roman" w:eastAsiaTheme="minorEastAsia" w:hAnsi="Times New Roman" w:cs="Times New Roman"/>
-          <w:iCs/>
-          <w:sz w:val="28"/>
-          <w:szCs w:val="28"/>
-        </w:rPr>
-        <w:t>категории</w:t>
-      </w:r>
-      <w:r>
-        <w:rPr>
-          <w:rFonts w:ascii="Times New Roman" w:eastAsiaTheme="minorEastAsia" w:hAnsi="Times New Roman" w:cs="Times New Roman"/>
-          <w:iCs/>
-          <w:sz w:val="28"/>
-          <w:szCs w:val="28"/>
-        </w:rPr>
-        <w:t>: статические и динамические</w:t>
-      </w:r>
-      <w:r>
-        <w:rPr>
-          <w:rFonts w:ascii="Times New Roman" w:eastAsiaTheme="minorEastAsia" w:hAnsi="Times New Roman" w:cs="Times New Roman"/>
-          <w:iCs/>
-          <w:sz w:val="28"/>
-          <w:szCs w:val="28"/>
-        </w:rPr>
-        <w:t xml:space="preserve">. Столкновение со статическими препятствиями проверяется через </w:t>
-      </w:r>
-      <w:r>
-        <w:rPr>
-          <w:rFonts w:ascii="Times New Roman" w:eastAsiaTheme="minorEastAsia" w:hAnsi="Times New Roman" w:cs="Times New Roman"/>
-          <w:iCs/>
-          <w:sz w:val="28"/>
-          <w:szCs w:val="28"/>
-        </w:rPr>
-        <w:t>условие</w:t>
-      </w:r>
-    </w:p>
-    <w:p>
-      <w:pPr>
-        <w:jc w:val="both"/>
         <w:rPr>
           <w:rFonts w:ascii="Times New Roman" w:eastAsiaTheme="minorEastAsia" w:hAnsi="Times New Roman" w:cs="Times New Roman"/>
           <w:i/>
@@ -4765,7 +3268,6 @@
     </w:p>
     <w:p>
       <w:pPr>
-        <w:jc w:val="both"/>
         <w:rPr>
           <w:rFonts w:ascii="Times New Roman" w:eastAsiaTheme="minorEastAsia" w:hAnsi="Times New Roman" w:cs="Times New Roman"/>
           <w:iCs/>
@@ -4780,6 +3282,7 @@
           <w:sz w:val="28"/>
           <w:szCs w:val="28"/>
         </w:rPr>
+        <w:lastRenderedPageBreak/>
         <w:t xml:space="preserve">Где </w:t>
       </w:r>
       <m:oMath>
@@ -5168,7 +3671,6 @@
     </w:p>
     <w:p>
       <w:pPr>
-        <w:jc w:val="both"/>
         <w:rPr>
           <w:rFonts w:ascii="Times New Roman" w:eastAsiaTheme="minorEastAsia" w:hAnsi="Times New Roman" w:cs="Times New Roman"/>
           <w:iCs/>
@@ -5225,7 +3727,6 @@
     </w:p>
     <w:p>
       <w:pPr>
-        <w:jc w:val="both"/>
         <w:rPr>
           <w:rFonts w:ascii="Times New Roman" w:eastAsiaTheme="minorEastAsia" w:hAnsi="Times New Roman" w:cs="Times New Roman"/>
           <w:i/>
@@ -5798,7 +4299,6 @@
     </w:p>
     <w:p>
       <w:pPr>
-        <w:jc w:val="both"/>
         <w:rPr>
           <w:rFonts w:ascii="Times New Roman" w:eastAsiaTheme="minorEastAsia" w:hAnsi="Times New Roman" w:cs="Times New Roman"/>
           <w:iCs/>
@@ -6118,7 +4618,6 @@
     </w:p>
     <w:p>
       <w:pPr>
-        <w:jc w:val="both"/>
         <w:rPr>
           <w:rFonts w:ascii="Times New Roman" w:eastAsiaTheme="minorEastAsia" w:hAnsi="Times New Roman" w:cs="Times New Roman"/>
           <w:sz w:val="28"/>
@@ -6163,7 +4662,6 @@
     </w:p>
     <w:p>
       <w:pPr>
-        <w:jc w:val="both"/>
         <w:rPr>
           <w:rFonts w:ascii="Times New Roman" w:eastAsiaTheme="minorEastAsia" w:hAnsi="Times New Roman" w:cs="Times New Roman"/>
           <w:sz w:val="28"/>
@@ -6978,7 +5476,6 @@
     </w:p>
     <w:p>
       <w:pPr>
-        <w:jc w:val="both"/>
         <w:rPr>
           <w:rFonts w:ascii="Times New Roman" w:eastAsiaTheme="minorEastAsia" w:hAnsi="Times New Roman" w:cs="Times New Roman"/>
           <w:sz w:val="28"/>
@@ -7773,7 +6270,6 @@
     </w:p>
     <w:p>
       <w:pPr>
-        <w:jc w:val="both"/>
         <w:rPr>
           <w:rFonts w:ascii="Times New Roman" w:eastAsiaTheme="minorEastAsia" w:hAnsi="Times New Roman" w:cs="Times New Roman"/>
           <w:sz w:val="28"/>
@@ -7791,7 +6287,6 @@
     </w:p>
     <w:p>
       <w:pPr>
-        <w:jc w:val="both"/>
         <w:rPr>
           <w:rFonts w:ascii="Times New Roman" w:eastAsiaTheme="minorEastAsia" w:hAnsi="Times New Roman" w:cs="Times New Roman"/>
           <w:sz w:val="28"/>
@@ -8539,7 +7034,6 @@
     </w:p>
     <w:p>
       <w:pPr>
-        <w:jc w:val="both"/>
         <w:rPr>
           <w:rFonts w:ascii="Times New Roman" w:eastAsiaTheme="minorEastAsia" w:hAnsi="Times New Roman" w:cs="Times New Roman"/>
           <w:sz w:val="28"/>
@@ -8552,70 +7046,21 @@
           <w:sz w:val="28"/>
           <w:szCs w:val="28"/>
         </w:rPr>
-        <w:t xml:space="preserve">Цель </w:t>
-      </w:r>
-      <w:r>
-        <w:rPr>
-          <w:rFonts w:ascii="Times New Roman" w:eastAsiaTheme="minorEastAsia" w:hAnsi="Times New Roman" w:cs="Times New Roman"/>
-          <w:sz w:val="28"/>
-          <w:szCs w:val="28"/>
-        </w:rPr>
-        <w:t>курсовой</w:t>
-      </w:r>
-      <w:r>
-        <w:rPr>
-          <w:rFonts w:ascii="Times New Roman" w:eastAsiaTheme="minorEastAsia" w:hAnsi="Times New Roman" w:cs="Times New Roman"/>
-          <w:sz w:val="28"/>
-          <w:szCs w:val="28"/>
-        </w:rPr>
-        <w:t xml:space="preserve"> работы состоит в</w:t>
-      </w:r>
-      <w:r>
-        <w:rPr>
-          <w:rFonts w:ascii="Times New Roman" w:eastAsiaTheme="minorEastAsia" w:hAnsi="Times New Roman" w:cs="Times New Roman"/>
-          <w:sz w:val="28"/>
-          <w:szCs w:val="28"/>
-        </w:rPr>
-        <w:t xml:space="preserve"> разработке десктопного приложения, моделирующего поведение роботов, действующих по алгоритму </w:t>
-      </w:r>
-      <w:r>
-        <w:rPr>
-          <w:rFonts w:ascii="Times New Roman" w:eastAsiaTheme="minorEastAsia" w:hAnsi="Times New Roman" w:cs="Times New Roman"/>
-          <w:sz w:val="28"/>
-          <w:szCs w:val="28"/>
-          <w:lang w:val="en-US"/>
-        </w:rPr>
-        <w:t>D</w:t>
-      </w:r>
-      <w:r>
-        <w:rPr>
-          <w:rFonts w:ascii="Times New Roman" w:eastAsiaTheme="minorEastAsia" w:hAnsi="Times New Roman" w:cs="Times New Roman"/>
-          <w:sz w:val="28"/>
-          <w:szCs w:val="28"/>
-        </w:rPr>
-        <w:t>-</w:t>
-      </w:r>
-      <w:r>
-        <w:rPr>
-          <w:rFonts w:ascii="Times New Roman" w:eastAsiaTheme="minorEastAsia" w:hAnsi="Times New Roman" w:cs="Times New Roman"/>
-          <w:sz w:val="28"/>
-          <w:szCs w:val="28"/>
-          <w:lang w:val="en-US"/>
-        </w:rPr>
-        <w:t>MPCC</w:t>
-      </w:r>
-      <w:r>
-        <w:rPr>
-          <w:rFonts w:ascii="Times New Roman" w:eastAsiaTheme="minorEastAsia" w:hAnsi="Times New Roman" w:cs="Times New Roman"/>
-          <w:sz w:val="28"/>
-          <w:szCs w:val="28"/>
-        </w:rPr>
-        <w:t>.</w:t>
+        <w:lastRenderedPageBreak/>
+        <w:t>Цель данной работы состоит в тестировании данного алгоритма на множестве роботов одновременно, а также в проверки быстроты данного алгоритма в сравнении с его не оптимизированными версиями.</w:t>
       </w:r>
     </w:p>
     <w:p>
       <w:pPr>
-        <w:jc w:val="both"/>
+        <w:rPr>
+          <w:rFonts w:ascii="Times New Roman" w:eastAsiaTheme="minorEastAsia" w:hAnsi="Times New Roman" w:cs="Times New Roman"/>
+          <w:sz w:val="28"/>
+          <w:szCs w:val="28"/>
+        </w:rPr>
+      </w:pPr>
+    </w:p>
+    <w:p>
+      <w:pPr>
         <w:rPr>
           <w:rFonts w:ascii="Times New Roman" w:eastAsiaTheme="minorEastAsia" w:hAnsi="Times New Roman" w:cs="Times New Roman"/>
           <w:sz w:val="28"/>
@@ -8638,7 +7083,6 @@
           <w:ilvl w:val="0"/>
           <w:numId w:val="3"/>
         </w:numPr>
-        <w:jc w:val="both"/>
         <w:rPr>
           <w:rFonts w:ascii="Times New Roman" w:eastAsiaTheme="minorEastAsia" w:hAnsi="Times New Roman" w:cs="Times New Roman"/>
           <w:sz w:val="28"/>
@@ -8687,7 +7131,6 @@
           <w:ilvl w:val="0"/>
           <w:numId w:val="3"/>
         </w:numPr>
-        <w:jc w:val="both"/>
         <w:rPr>
           <w:rFonts w:ascii="Times New Roman" w:eastAsiaTheme="minorEastAsia" w:hAnsi="Times New Roman" w:cs="Times New Roman"/>
           <w:sz w:val="28"/>
@@ -8700,7 +7143,7 @@
           <w:sz w:val="28"/>
           <w:szCs w:val="28"/>
         </w:rPr>
-        <w:t>Доказать корректность</w:t>
+        <w:t>Описать математическую модель</w:t>
       </w:r>
     </w:p>
     <w:p>
@@ -8710,7 +7153,6 @@
           <w:ilvl w:val="0"/>
           <w:numId w:val="3"/>
         </w:numPr>
-        <w:jc w:val="both"/>
         <w:rPr>
           <w:rFonts w:ascii="Times New Roman" w:eastAsiaTheme="minorEastAsia" w:hAnsi="Times New Roman" w:cs="Times New Roman"/>
           <w:sz w:val="28"/>
@@ -8723,7 +7165,7 @@
           <w:sz w:val="28"/>
           <w:szCs w:val="28"/>
         </w:rPr>
-        <w:t>Провести симуляцию на разном количестве роботов</w:t>
+        <w:t>Описать алгоритм</w:t>
       </w:r>
     </w:p>
     <w:p>
@@ -8733,7 +7175,6 @@
           <w:ilvl w:val="0"/>
           <w:numId w:val="3"/>
         </w:numPr>
-        <w:jc w:val="both"/>
         <w:rPr>
           <w:rFonts w:ascii="Times New Roman" w:eastAsiaTheme="minorEastAsia" w:hAnsi="Times New Roman" w:cs="Times New Roman"/>
           <w:sz w:val="28"/>
@@ -8746,12 +7187,16 @@
           <w:sz w:val="28"/>
           <w:szCs w:val="28"/>
         </w:rPr>
-        <w:t>Сравнить полученные результаты между разными алгоритмами</w:t>
+        <w:t>Провести симуляцию на разном количестве роботов</w:t>
       </w:r>
     </w:p>
     <w:p>
       <w:pPr>
-        <w:jc w:val="both"/>
+        <w:pStyle w:val="a3"/>
+        <w:numPr>
+          <w:ilvl w:val="0"/>
+          <w:numId w:val="3"/>
+        </w:numPr>
         <w:rPr>
           <w:rFonts w:ascii="Times New Roman" w:eastAsiaTheme="minorEastAsia" w:hAnsi="Times New Roman" w:cs="Times New Roman"/>
           <w:sz w:val="28"/>
@@ -8764,15 +7209,58 @@
           <w:sz w:val="28"/>
           <w:szCs w:val="28"/>
         </w:rPr>
-        <w:t xml:space="preserve">В результате </w:t>
-      </w:r>
-      <w:r>
-        <w:rPr>
-          <w:rFonts w:ascii="Times New Roman" w:eastAsiaTheme="minorEastAsia" w:hAnsi="Times New Roman" w:cs="Times New Roman"/>
-          <w:sz w:val="28"/>
-          <w:szCs w:val="28"/>
-        </w:rPr>
-        <w:t>будет десктопное приложение, в котором можно запускать симуляцию с разным количеством роботов, задавать конечные и начальные положения роботов, моделировать движение роботов.</w:t>
+        <w:t>Сравнить полученные результаты между разными алгоритмами</w:t>
+      </w:r>
+    </w:p>
+    <w:p>
+      <w:pPr>
+        <w:rPr>
+          <w:rFonts w:ascii="Times New Roman" w:eastAsiaTheme="minorEastAsia" w:hAnsi="Times New Roman" w:cs="Times New Roman"/>
+          <w:sz w:val="28"/>
+          <w:szCs w:val="28"/>
+        </w:rPr>
+      </w:pPr>
+      <w:r>
+        <w:rPr>
+          <w:rFonts w:ascii="Times New Roman" w:eastAsiaTheme="minorEastAsia" w:hAnsi="Times New Roman" w:cs="Times New Roman"/>
+          <w:sz w:val="28"/>
+          <w:szCs w:val="28"/>
+        </w:rPr>
+        <w:t xml:space="preserve">В результате ожидается, что применение алгоритма </w:t>
+      </w:r>
+      <w:r>
+        <w:rPr>
+          <w:rFonts w:ascii="Times New Roman" w:eastAsiaTheme="minorEastAsia" w:hAnsi="Times New Roman" w:cs="Times New Roman"/>
+          <w:sz w:val="28"/>
+          <w:szCs w:val="28"/>
+          <w:lang w:val="en-US"/>
+        </w:rPr>
+        <w:t>D</w:t>
+      </w:r>
+      <w:r>
+        <w:rPr>
+          <w:rFonts w:ascii="Times New Roman" w:eastAsiaTheme="minorEastAsia" w:hAnsi="Times New Roman" w:cs="Times New Roman"/>
+          <w:sz w:val="28"/>
+          <w:szCs w:val="28"/>
+        </w:rPr>
+        <w:t>-</w:t>
+      </w:r>
+      <w:r>
+        <w:rPr>
+          <w:rFonts w:ascii="Times New Roman" w:eastAsiaTheme="minorEastAsia" w:hAnsi="Times New Roman" w:cs="Times New Roman"/>
+          <w:sz w:val="28"/>
+          <w:szCs w:val="28"/>
+          <w:lang w:val="en-US"/>
+        </w:rPr>
+        <w:t>MPCC</w:t>
+      </w:r>
+      <w:r>
+        <w:rPr>
+          <w:rFonts w:ascii="Times New Roman" w:eastAsiaTheme="minorEastAsia" w:hAnsi="Times New Roman" w:cs="Times New Roman"/>
+          <w:sz w:val="28"/>
+          <w:szCs w:val="28"/>
+        </w:rPr>
+        <w:t xml:space="preserve"> позволит сократить вычислительную нагрузку, сохранив безопасность траекторий и высокую производительность системы в условиях узких проездов и динамических препятствий.</w:t>
       </w:r>
     </w:p>
     <w:sectPr>
@@ -8783,56 +7271,6 @@
     </w:sectPr>
   </w:body>
 </w:document>
-</file>
-
-<file path=word/endnotes.xml><?xml version="1.0" encoding="utf-8"?>
-<w:endnotes xmlns:wpc="http://schemas.microsoft.com/office/word/2010/wordprocessingCanvas" xmlns:cx="http://schemas.microsoft.com/office/drawing/2014/chartex" xmlns:cx1="http://schemas.microsoft.com/office/drawing/2015/9/8/chartex" xmlns:cx2="http://schemas.microsoft.com/office/drawing/2015/10/21/chartex" xmlns:cx3="http://schemas.microsoft.com/office/drawing/2016/5/9/chartex" xmlns:cx4="http://schemas.microsoft.com/office/drawing/2016/5/10/chartex" xmlns:cx5="http://schemas.microsoft.com/office/drawing/2016/5/11/chartex" xmlns:cx6="http://schemas.microsoft.com/office/drawing/2016/5/12/chartex" xmlns:cx7="http://schemas.microsoft.com/office/drawing/2016/5/13/chartex" xmlns:cx8="http://schemas.microsoft.com/office/drawing/2016/5/14/chartex" xmlns:mc="http://schemas.openxmlformats.org/markup-compatibility/2006" xmlns:aink="http://schemas.microsoft.com/office/drawing/2016/ink" xmlns:am3d="http://schemas.microsoft.com/office/drawing/2017/model3d" xmlns:o="urn:schemas-microsoft-com:office:office" xmlns:oel="http://schemas.microsoft.com/office/2019/extlst" xmlns:r="http://schemas.openxmlformats.org/officeDocument/2006/relationships" xmlns:m="http://schemas.openxmlformats.org/officeDocument/2006/math" xmlns:v="urn:schemas-microsoft-com:vml" xmlns:wp14="http://schemas.microsoft.com/office/word/2010/wordprocessingDrawing" xmlns:wp="http://schemas.openxmlformats.org/drawingml/2006/wordprocessingDrawing" xmlns:w10="urn:schemas-microsoft-com:office:word" xmlns:w="http://schemas.openxmlformats.org/wordprocessingml/2006/main" xmlns:w14="http://schemas.microsoft.com/office/word/2010/wordml" xmlns:w15="http://schemas.microsoft.com/office/word/2012/wordml" xmlns:w16cex="http://schemas.microsoft.com/office/word/2018/wordml/cex" xmlns:w16cid="http://schemas.microsoft.com/office/word/2016/wordml/cid" xmlns:w16="http://schemas.microsoft.com/office/word/2018/wordml" xmlns:w16du="http://schemas.microsoft.com/office/word/2023/wordml/word16du" xmlns:w16sdtdh="http://schemas.microsoft.com/office/word/2020/wordml/sdtdatahash" xmlns:w16sdtfl="http://schemas.microsoft.com/office/word/2024/wordml/sdtformatlock" xmlns:w16se="http://schemas.microsoft.com/office/word/2015/wordml/symex" xmlns:wpg="http://schemas.microsoft.com/office/word/2010/wordprocessingGroup" xmlns:wpi="http://schemas.microsoft.com/office/word/2010/wordprocessingInk" xmlns:wne="http://schemas.microsoft.com/office/word/2006/wordml" xmlns:wps="http://schemas.microsoft.com/office/word/2010/wordprocessingShape" mc:Ignorable="w14 w15 w16se w16cid w16 w16cex w16sdtdh w16sdtfl w16du wp14">
-  <w:endnote w:type="separator" w:id="-1">
-    <w:p>
-      <w:pPr>
-        <w:spacing w:after="0" w:line="240" w:lineRule="auto"/>
-      </w:pPr>
-      <w:r>
-        <w:separator/>
-      </w:r>
-    </w:p>
-  </w:endnote>
-  <w:endnote w:type="continuationSeparator" w:id="0">
-    <w:p>
-      <w:pPr>
-        <w:spacing w:after="0" w:line="240" w:lineRule="auto"/>
-      </w:pPr>
-      <w:r>
-        <w:continuationSeparator/>
-      </w:r>
-    </w:p>
-  </w:endnote>
-</w:endnotes>
-</file>
-
-<file path=word/footnotes.xml><?xml version="1.0" encoding="utf-8"?>
-<w:footnotes xmlns:wpc="http://schemas.microsoft.com/office/word/2010/wordprocessingCanvas" xmlns:cx="http://schemas.microsoft.com/office/drawing/2014/chartex" xmlns:cx1="http://schemas.microsoft.com/office/drawing/2015/9/8/chartex" xmlns:cx2="http://schemas.microsoft.com/office/drawing/2015/10/21/chartex" xmlns:cx3="http://schemas.microsoft.com/office/drawing/2016/5/9/chartex" xmlns:cx4="http://schemas.microsoft.com/office/drawing/2016/5/10/chartex" xmlns:cx5="http://schemas.microsoft.com/office/drawing/2016/5/11/chartex" xmlns:cx6="http://schemas.microsoft.com/office/drawing/2016/5/12/chartex" xmlns:cx7="http://schemas.microsoft.com/office/drawing/2016/5/13/chartex" xmlns:cx8="http://schemas.microsoft.com/office/drawing/2016/5/14/chartex" xmlns:mc="http://schemas.openxmlformats.org/markup-compatibility/2006" xmlns:aink="http://schemas.microsoft.com/office/drawing/2016/ink" xmlns:am3d="http://schemas.microsoft.com/office/drawing/2017/model3d" xmlns:o="urn:schemas-microsoft-com:office:office" xmlns:oel="http://schemas.microsoft.com/office/2019/extlst" xmlns:r="http://schemas.openxmlformats.org/officeDocument/2006/relationships" xmlns:m="http://schemas.openxmlformats.org/officeDocument/2006/math" xmlns:v="urn:schemas-microsoft-com:vml" xmlns:wp14="http://schemas.microsoft.com/office/word/2010/wordprocessingDrawing" xmlns:wp="http://schemas.openxmlformats.org/drawingml/2006/wordprocessingDrawing" xmlns:w10="urn:schemas-microsoft-com:office:word" xmlns:w="http://schemas.openxmlformats.org/wordprocessingml/2006/main" xmlns:w14="http://schemas.microsoft.com/office/word/2010/wordml" xmlns:w15="http://schemas.microsoft.com/office/word/2012/wordml" xmlns:w16cex="http://schemas.microsoft.com/office/word/2018/wordml/cex" xmlns:w16cid="http://schemas.microsoft.com/office/word/2016/wordml/cid" xmlns:w16="http://schemas.microsoft.com/office/word/2018/wordml" xmlns:w16du="http://schemas.microsoft.com/office/word/2023/wordml/word16du" xmlns:w16sdtdh="http://schemas.microsoft.com/office/word/2020/wordml/sdtdatahash" xmlns:w16sdtfl="http://schemas.microsoft.com/office/word/2024/wordml/sdtformatlock" xmlns:w16se="http://schemas.microsoft.com/office/word/2015/wordml/symex" xmlns:wpg="http://schemas.microsoft.com/office/word/2010/wordprocessingGroup" xmlns:wpi="http://schemas.microsoft.com/office/word/2010/wordprocessingInk" xmlns:wne="http://schemas.microsoft.com/office/word/2006/wordml" xmlns:wps="http://schemas.microsoft.com/office/word/2010/wordprocessingShape" mc:Ignorable="w14 w15 w16se w16cid w16 w16cex w16sdtdh w16sdtfl w16du wp14">
-  <w:footnote w:type="separator" w:id="-1">
-    <w:p>
-      <w:pPr>
-        <w:spacing w:after="0" w:line="240" w:lineRule="auto"/>
-      </w:pPr>
-      <w:r>
-        <w:separator/>
-      </w:r>
-    </w:p>
-  </w:footnote>
-  <w:footnote w:type="continuationSeparator" w:id="0">
-    <w:p>
-      <w:pPr>
-        <w:spacing w:after="0" w:line="240" w:lineRule="auto"/>
-      </w:pPr>
-      <w:r>
-        <w:continuationSeparator/>
-      </w:r>
-    </w:p>
-  </w:footnote>
-</w:footnotes>
 </file>
 
 <file path=word/numbering.xml><?xml version="1.0" encoding="utf-8"?>
@@ -9627,103 +8065,6 @@
       <w:color w:val="666666"/>
     </w:rPr>
   </w:style>
-  <w:style w:type="paragraph" w:styleId="a6">
-    <w:name w:val="caption"/>
-    <w:basedOn w:val="a"/>
-    <w:next w:val="a"/>
-    <w:uiPriority w:val="35"/>
-    <w:unhideWhenUsed/>
-    <w:qFormat/>
-    <w:rsid w:val="008E3CB7"/>
-    <w:pPr>
-      <w:spacing w:after="200" w:line="240" w:lineRule="auto"/>
-    </w:pPr>
-    <w:rPr>
-      <w:i/>
-      <w:iCs/>
-      <w:color w:val="44546A" w:themeColor="text2"/>
-      <w:sz w:val="18"/>
-      <w:szCs w:val="18"/>
-    </w:rPr>
-  </w:style>
-  <w:style w:type="paragraph" w:styleId="a7">
-    <w:name w:val="footnote text"/>
-    <w:basedOn w:val="a"/>
-    <w:link w:val="a8"/>
-    <w:uiPriority w:val="99"/>
-    <w:semiHidden/>
-    <w:unhideWhenUsed/>
-    <w:rsid w:val="008E3CB7"/>
-    <w:pPr>
-      <w:spacing w:after="0" w:line="240" w:lineRule="auto"/>
-    </w:pPr>
-    <w:rPr>
-      <w:sz w:val="20"/>
-      <w:szCs w:val="20"/>
-    </w:rPr>
-  </w:style>
-  <w:style w:type="character" w:customStyle="1" w:styleId="a8">
-    <w:name w:val="Текст сноски Знак"/>
-    <w:basedOn w:val="a0"/>
-    <w:link w:val="a7"/>
-    <w:uiPriority w:val="99"/>
-    <w:semiHidden/>
-    <w:rsid w:val="008E3CB7"/>
-    <w:rPr>
-      <w:sz w:val="20"/>
-      <w:szCs w:val="20"/>
-    </w:rPr>
-  </w:style>
-  <w:style w:type="character" w:styleId="a9">
-    <w:name w:val="footnote reference"/>
-    <w:basedOn w:val="a0"/>
-    <w:uiPriority w:val="99"/>
-    <w:semiHidden/>
-    <w:unhideWhenUsed/>
-    <w:rsid w:val="008E3CB7"/>
-    <w:rPr>
-      <w:vertAlign w:val="superscript"/>
-    </w:rPr>
-  </w:style>
-  <w:style w:type="paragraph" w:styleId="aa">
-    <w:name w:val="endnote text"/>
-    <w:basedOn w:val="a"/>
-    <w:link w:val="ab"/>
-    <w:uiPriority w:val="99"/>
-    <w:semiHidden/>
-    <w:unhideWhenUsed/>
-    <w:rsid w:val="008E3CB7"/>
-    <w:pPr>
-      <w:spacing w:after="0" w:line="240" w:lineRule="auto"/>
-    </w:pPr>
-    <w:rPr>
-      <w:sz w:val="20"/>
-      <w:szCs w:val="20"/>
-    </w:rPr>
-  </w:style>
-  <w:style w:type="character" w:customStyle="1" w:styleId="ab">
-    <w:name w:val="Текст концевой сноски Знак"/>
-    <w:basedOn w:val="a0"/>
-    <w:link w:val="aa"/>
-    <w:uiPriority w:val="99"/>
-    <w:semiHidden/>
-    <w:rsid w:val="008E3CB7"/>
-    <w:rPr>
-      <w:sz w:val="20"/>
-      <w:szCs w:val="20"/>
-    </w:rPr>
-  </w:style>
-  <w:style w:type="character" w:styleId="ac">
-    <w:name w:val="endnote reference"/>
-    <w:basedOn w:val="a0"/>
-    <w:uiPriority w:val="99"/>
-    <w:semiHidden/>
-    <w:unhideWhenUsed/>
-    <w:rsid w:val="008E3CB7"/>
-    <w:rPr>
-      <w:vertAlign w:val="superscript"/>
-    </w:rPr>
-  </w:style>
 </w:styles>
 </file>
 
@@ -10020,16 +8361,4 @@
     </a:ext>
   </a:extLst>
 </a:theme>
-</file>
-
-<file path=customXml/item1.xml><?xml version="1.0" encoding="utf-8"?>
-<b:Sources xmlns:b="http://schemas.openxmlformats.org/officeDocument/2006/bibliography" xmlns="http://schemas.openxmlformats.org/officeDocument/2006/bibliography" SelectedStyle="/APASixthEditionOfficeOnline.xsl" StyleName="APA" Version="6"/>
-</file>
-
-<file path=customXml/itemProps1.xml><?xml version="1.0" encoding="utf-8"?>
-<ds:datastoreItem xmlns:ds="http://schemas.openxmlformats.org/officeDocument/2006/customXml" ds:itemID="{4C5C9A36-5A5A-664F-87F1-E51B42977868}">
-  <ds:schemaRefs>
-    <ds:schemaRef ds:uri="http://schemas.openxmlformats.org/officeDocument/2006/bibliography"/>
-  </ds:schemaRefs>
-</ds:datastoreItem>
 </file>